--- a/Output/Table_4_Correlation_Matrix.docx
+++ b/Output/Table_4_Correlation_Matrix.docx
@@ -17,7 +17,7 @@
         <w:tblLook w:firstRow="1" w:lastRow="0" w:firstColumn="0" w:lastColumn="0" w:noHBand="0" w:noVBand="1"/>
       </w:tblPr>
       <w:tblGrid>
-        <w:gridCol w:w="1671"/>
+        <w:gridCol w:w="1975"/>
         <w:gridCol w:w="1034"/>
         <w:gridCol w:w="1034"/>
         <w:gridCol w:w="1034"/>
@@ -27,9 +27,10 @@
       </w:tblGrid>
       <w:tr>
         <w:trPr>
-          <w:trHeight w:val="638" w:hRule="auto"/>
+          <w:trHeight w:val="572" w:hRule="auto"/>
           <w:tblHeader/>
         </w:trPr>
+        header1
         <w:tc>
           <w:tcPr>
             <w:tcBorders>
@@ -49,30 +50,29 @@
           </w:tcPr>
           <w:p>
             <w:pPr>
-              <w:pStyle w:val="Normal"/>
-              <w:jc w:val="left"/>
-              <w:pBdr>
-                <w:bottom w:val="none" w:sz="0" w:space="0" w:color="000000"/>
-                <w:top w:val="none" w:sz="0" w:space="0" w:color="000000"/>
-                <w:left w:val="none" w:sz="0" w:space="0" w:color="000000"/>
-                <w:right w:val="none" w:sz="0" w:space="0" w:color="000000"/>
-              </w:pBdr>
-              <w:spacing w:after="100" w:before="100" w:line="240"/>
-              <w:ind w:left="100" w:right="100" w:firstLine="0" w:firstLineChars="0"/>
-              <w:rPr>
-                <w:rFonts w:ascii="Helvetica" w:hAnsi="Helvetica" w:eastAsia="Helvetica" w:cs="Helvetica"/>
-                <w:i w:val="false"/>
-                <w:b w:val="false"/>
-                <w:u w:val="none"/>
-                <w:strike w:val="false"/>
-                <w:sz w:val="22"/>
-                <w:szCs w:val="22"/>
-                <w:color w:val="000000"/>
-              </w:rPr>
-            </w:pPr>
-            <w:r>
-              <w:rPr>
-                <w:rFonts w:ascii="Helvetica" w:hAnsi="Helvetica" w:eastAsia="Helvetica" w:cs="Helvetica"/>
+              <w:jc w:val="left"/>
+              <w:pBdr>
+                <w:bottom w:val="none" w:sz="0" w:space="0" w:color="000000"/>
+                <w:top w:val="none" w:sz="0" w:space="0" w:color="000000"/>
+                <w:left w:val="none" w:sz="0" w:space="0" w:color="000000"/>
+                <w:right w:val="none" w:sz="0" w:space="0" w:color="000000"/>
+              </w:pBdr>
+              <w:spacing w:after="100" w:before="100" w:line="240"/>
+              <w:ind w:left="100" w:right="100" w:firstLine="0" w:firstLineChars="0"/>
+              <w:rPr>
+                <w:rFonts w:ascii="Arial" w:hAnsi="Arial" w:eastAsia="Arial" w:cs="Arial"/>
+                <w:i w:val="false"/>
+                <w:b w:val="false"/>
+                <w:u w:val="none"/>
+                <w:strike w:val="false"/>
+                <w:sz w:val="22"/>
+                <w:szCs w:val="22"/>
+                <w:color w:val="000000"/>
+              </w:rPr>
+            </w:pPr>
+            <w:r>
+              <w:rPr>
+                <w:rFonts w:ascii="Arial" w:hAnsi="Arial" w:eastAsia="Arial" w:cs="Arial"/>
                 <w:i w:val="false"/>
                 <w:b w:val="false"/>
                 <w:u w:val="none"/>
@@ -104,30 +104,29 @@
           </w:tcPr>
           <w:p>
             <w:pPr>
-              <w:pStyle w:val="Normal"/>
-              <w:jc w:val="left"/>
-              <w:pBdr>
-                <w:bottom w:val="none" w:sz="0" w:space="0" w:color="000000"/>
-                <w:top w:val="none" w:sz="0" w:space="0" w:color="000000"/>
-                <w:left w:val="none" w:sz="0" w:space="0" w:color="000000"/>
-                <w:right w:val="none" w:sz="0" w:space="0" w:color="000000"/>
-              </w:pBdr>
-              <w:spacing w:after="100" w:before="100" w:line="240"/>
-              <w:ind w:left="100" w:right="100" w:firstLine="0" w:firstLineChars="0"/>
-              <w:rPr>
-                <w:rFonts w:ascii="Helvetica" w:hAnsi="Helvetica" w:eastAsia="Helvetica" w:cs="Helvetica"/>
-                <w:i w:val="false"/>
-                <w:b w:val="false"/>
-                <w:u w:val="none"/>
-                <w:strike w:val="false"/>
-                <w:sz w:val="22"/>
-                <w:szCs w:val="22"/>
-                <w:color w:val="000000"/>
-              </w:rPr>
-            </w:pPr>
-            <w:r>
-              <w:rPr>
-                <w:rFonts w:ascii="Helvetica" w:hAnsi="Helvetica" w:eastAsia="Helvetica" w:cs="Helvetica"/>
+              <w:jc w:val="left"/>
+              <w:pBdr>
+                <w:bottom w:val="none" w:sz="0" w:space="0" w:color="000000"/>
+                <w:top w:val="none" w:sz="0" w:space="0" w:color="000000"/>
+                <w:left w:val="none" w:sz="0" w:space="0" w:color="000000"/>
+                <w:right w:val="none" w:sz="0" w:space="0" w:color="000000"/>
+              </w:pBdr>
+              <w:spacing w:after="100" w:before="100" w:line="240"/>
+              <w:ind w:left="100" w:right="100" w:firstLine="0" w:firstLineChars="0"/>
+              <w:rPr>
+                <w:rFonts w:ascii="Arial" w:hAnsi="Arial" w:eastAsia="Arial" w:cs="Arial"/>
+                <w:i w:val="false"/>
+                <w:b w:val="false"/>
+                <w:u w:val="none"/>
+                <w:strike w:val="false"/>
+                <w:sz w:val="22"/>
+                <w:szCs w:val="22"/>
+                <w:color w:val="000000"/>
+              </w:rPr>
+            </w:pPr>
+            <w:r>
+              <w:rPr>
+                <w:rFonts w:ascii="Arial" w:hAnsi="Arial" w:eastAsia="Arial" w:cs="Arial"/>
                 <w:i w:val="false"/>
                 <w:b w:val="false"/>
                 <w:u w:val="none"/>
@@ -159,30 +158,29 @@
           </w:tcPr>
           <w:p>
             <w:pPr>
-              <w:pStyle w:val="Normal"/>
-              <w:jc w:val="left"/>
-              <w:pBdr>
-                <w:bottom w:val="none" w:sz="0" w:space="0" w:color="000000"/>
-                <w:top w:val="none" w:sz="0" w:space="0" w:color="000000"/>
-                <w:left w:val="none" w:sz="0" w:space="0" w:color="000000"/>
-                <w:right w:val="none" w:sz="0" w:space="0" w:color="000000"/>
-              </w:pBdr>
-              <w:spacing w:after="100" w:before="100" w:line="240"/>
-              <w:ind w:left="100" w:right="100" w:firstLine="0" w:firstLineChars="0"/>
-              <w:rPr>
-                <w:rFonts w:ascii="Helvetica" w:hAnsi="Helvetica" w:eastAsia="Helvetica" w:cs="Helvetica"/>
-                <w:i w:val="false"/>
-                <w:b w:val="false"/>
-                <w:u w:val="none"/>
-                <w:strike w:val="false"/>
-                <w:sz w:val="22"/>
-                <w:szCs w:val="22"/>
-                <w:color w:val="000000"/>
-              </w:rPr>
-            </w:pPr>
-            <w:r>
-              <w:rPr>
-                <w:rFonts w:ascii="Helvetica" w:hAnsi="Helvetica" w:eastAsia="Helvetica" w:cs="Helvetica"/>
+              <w:jc w:val="left"/>
+              <w:pBdr>
+                <w:bottom w:val="none" w:sz="0" w:space="0" w:color="000000"/>
+                <w:top w:val="none" w:sz="0" w:space="0" w:color="000000"/>
+                <w:left w:val="none" w:sz="0" w:space="0" w:color="000000"/>
+                <w:right w:val="none" w:sz="0" w:space="0" w:color="000000"/>
+              </w:pBdr>
+              <w:spacing w:after="100" w:before="100" w:line="240"/>
+              <w:ind w:left="100" w:right="100" w:firstLine="0" w:firstLineChars="0"/>
+              <w:rPr>
+                <w:rFonts w:ascii="Arial" w:hAnsi="Arial" w:eastAsia="Arial" w:cs="Arial"/>
+                <w:i w:val="false"/>
+                <w:b w:val="false"/>
+                <w:u w:val="none"/>
+                <w:strike w:val="false"/>
+                <w:sz w:val="22"/>
+                <w:szCs w:val="22"/>
+                <w:color w:val="000000"/>
+              </w:rPr>
+            </w:pPr>
+            <w:r>
+              <w:rPr>
+                <w:rFonts w:ascii="Arial" w:hAnsi="Arial" w:eastAsia="Arial" w:cs="Arial"/>
                 <w:i w:val="false"/>
                 <w:b w:val="false"/>
                 <w:u w:val="none"/>
@@ -214,30 +212,29 @@
           </w:tcPr>
           <w:p>
             <w:pPr>
-              <w:pStyle w:val="Normal"/>
-              <w:jc w:val="left"/>
-              <w:pBdr>
-                <w:bottom w:val="none" w:sz="0" w:space="0" w:color="000000"/>
-                <w:top w:val="none" w:sz="0" w:space="0" w:color="000000"/>
-                <w:left w:val="none" w:sz="0" w:space="0" w:color="000000"/>
-                <w:right w:val="none" w:sz="0" w:space="0" w:color="000000"/>
-              </w:pBdr>
-              <w:spacing w:after="100" w:before="100" w:line="240"/>
-              <w:ind w:left="100" w:right="100" w:firstLine="0" w:firstLineChars="0"/>
-              <w:rPr>
-                <w:rFonts w:ascii="Helvetica" w:hAnsi="Helvetica" w:eastAsia="Helvetica" w:cs="Helvetica"/>
-                <w:i w:val="false"/>
-                <w:b w:val="false"/>
-                <w:u w:val="none"/>
-                <w:strike w:val="false"/>
-                <w:sz w:val="22"/>
-                <w:szCs w:val="22"/>
-                <w:color w:val="000000"/>
-              </w:rPr>
-            </w:pPr>
-            <w:r>
-              <w:rPr>
-                <w:rFonts w:ascii="Helvetica" w:hAnsi="Helvetica" w:eastAsia="Helvetica" w:cs="Helvetica"/>
+              <w:jc w:val="left"/>
+              <w:pBdr>
+                <w:bottom w:val="none" w:sz="0" w:space="0" w:color="000000"/>
+                <w:top w:val="none" w:sz="0" w:space="0" w:color="000000"/>
+                <w:left w:val="none" w:sz="0" w:space="0" w:color="000000"/>
+                <w:right w:val="none" w:sz="0" w:space="0" w:color="000000"/>
+              </w:pBdr>
+              <w:spacing w:after="100" w:before="100" w:line="240"/>
+              <w:ind w:left="100" w:right="100" w:firstLine="0" w:firstLineChars="0"/>
+              <w:rPr>
+                <w:rFonts w:ascii="Arial" w:hAnsi="Arial" w:eastAsia="Arial" w:cs="Arial"/>
+                <w:i w:val="false"/>
+                <w:b w:val="false"/>
+                <w:u w:val="none"/>
+                <w:strike w:val="false"/>
+                <w:sz w:val="22"/>
+                <w:szCs w:val="22"/>
+                <w:color w:val="000000"/>
+              </w:rPr>
+            </w:pPr>
+            <w:r>
+              <w:rPr>
+                <w:rFonts w:ascii="Arial" w:hAnsi="Arial" w:eastAsia="Arial" w:cs="Arial"/>
                 <w:i w:val="false"/>
                 <w:b w:val="false"/>
                 <w:u w:val="none"/>
@@ -269,30 +266,29 @@
           </w:tcPr>
           <w:p>
             <w:pPr>
-              <w:pStyle w:val="Normal"/>
-              <w:jc w:val="left"/>
-              <w:pBdr>
-                <w:bottom w:val="none" w:sz="0" w:space="0" w:color="000000"/>
-                <w:top w:val="none" w:sz="0" w:space="0" w:color="000000"/>
-                <w:left w:val="none" w:sz="0" w:space="0" w:color="000000"/>
-                <w:right w:val="none" w:sz="0" w:space="0" w:color="000000"/>
-              </w:pBdr>
-              <w:spacing w:after="100" w:before="100" w:line="240"/>
-              <w:ind w:left="100" w:right="100" w:firstLine="0" w:firstLineChars="0"/>
-              <w:rPr>
-                <w:rFonts w:ascii="Helvetica" w:hAnsi="Helvetica" w:eastAsia="Helvetica" w:cs="Helvetica"/>
-                <w:i w:val="false"/>
-                <w:b w:val="false"/>
-                <w:u w:val="none"/>
-                <w:strike w:val="false"/>
-                <w:sz w:val="22"/>
-                <w:szCs w:val="22"/>
-                <w:color w:val="000000"/>
-              </w:rPr>
-            </w:pPr>
-            <w:r>
-              <w:rPr>
-                <w:rFonts w:ascii="Helvetica" w:hAnsi="Helvetica" w:eastAsia="Helvetica" w:cs="Helvetica"/>
+              <w:jc w:val="left"/>
+              <w:pBdr>
+                <w:bottom w:val="none" w:sz="0" w:space="0" w:color="000000"/>
+                <w:top w:val="none" w:sz="0" w:space="0" w:color="000000"/>
+                <w:left w:val="none" w:sz="0" w:space="0" w:color="000000"/>
+                <w:right w:val="none" w:sz="0" w:space="0" w:color="000000"/>
+              </w:pBdr>
+              <w:spacing w:after="100" w:before="100" w:line="240"/>
+              <w:ind w:left="100" w:right="100" w:firstLine="0" w:firstLineChars="0"/>
+              <w:rPr>
+                <w:rFonts w:ascii="Arial" w:hAnsi="Arial" w:eastAsia="Arial" w:cs="Arial"/>
+                <w:i w:val="false"/>
+                <w:b w:val="false"/>
+                <w:u w:val="none"/>
+                <w:strike w:val="false"/>
+                <w:sz w:val="22"/>
+                <w:szCs w:val="22"/>
+                <w:color w:val="000000"/>
+              </w:rPr>
+            </w:pPr>
+            <w:r>
+              <w:rPr>
+                <w:rFonts w:ascii="Arial" w:hAnsi="Arial" w:eastAsia="Arial" w:cs="Arial"/>
                 <w:i w:val="false"/>
                 <w:b w:val="false"/>
                 <w:u w:val="none"/>
@@ -324,30 +320,29 @@
           </w:tcPr>
           <w:p>
             <w:pPr>
-              <w:pStyle w:val="Normal"/>
-              <w:jc w:val="left"/>
-              <w:pBdr>
-                <w:bottom w:val="none" w:sz="0" w:space="0" w:color="000000"/>
-                <w:top w:val="none" w:sz="0" w:space="0" w:color="000000"/>
-                <w:left w:val="none" w:sz="0" w:space="0" w:color="000000"/>
-                <w:right w:val="none" w:sz="0" w:space="0" w:color="000000"/>
-              </w:pBdr>
-              <w:spacing w:after="100" w:before="100" w:line="240"/>
-              <w:ind w:left="100" w:right="100" w:firstLine="0" w:firstLineChars="0"/>
-              <w:rPr>
-                <w:rFonts w:ascii="Helvetica" w:hAnsi="Helvetica" w:eastAsia="Helvetica" w:cs="Helvetica"/>
-                <w:i w:val="false"/>
-                <w:b w:val="false"/>
-                <w:u w:val="none"/>
-                <w:strike w:val="false"/>
-                <w:sz w:val="22"/>
-                <w:szCs w:val="22"/>
-                <w:color w:val="000000"/>
-              </w:rPr>
-            </w:pPr>
-            <w:r>
-              <w:rPr>
-                <w:rFonts w:ascii="Helvetica" w:hAnsi="Helvetica" w:eastAsia="Helvetica" w:cs="Helvetica"/>
+              <w:jc w:val="left"/>
+              <w:pBdr>
+                <w:bottom w:val="none" w:sz="0" w:space="0" w:color="000000"/>
+                <w:top w:val="none" w:sz="0" w:space="0" w:color="000000"/>
+                <w:left w:val="none" w:sz="0" w:space="0" w:color="000000"/>
+                <w:right w:val="none" w:sz="0" w:space="0" w:color="000000"/>
+              </w:pBdr>
+              <w:spacing w:after="100" w:before="100" w:line="240"/>
+              <w:ind w:left="100" w:right="100" w:firstLine="0" w:firstLineChars="0"/>
+              <w:rPr>
+                <w:rFonts w:ascii="Arial" w:hAnsi="Arial" w:eastAsia="Arial" w:cs="Arial"/>
+                <w:i w:val="false"/>
+                <w:b w:val="false"/>
+                <w:u w:val="none"/>
+                <w:strike w:val="false"/>
+                <w:sz w:val="22"/>
+                <w:szCs w:val="22"/>
+                <w:color w:val="000000"/>
+              </w:rPr>
+            </w:pPr>
+            <w:r>
+              <w:rPr>
+                <w:rFonts w:ascii="Arial" w:hAnsi="Arial" w:eastAsia="Arial" w:cs="Arial"/>
                 <w:i w:val="false"/>
                 <w:b w:val="false"/>
                 <w:u w:val="none"/>
@@ -379,30 +374,29 @@
           </w:tcPr>
           <w:p>
             <w:pPr>
-              <w:pStyle w:val="Normal"/>
-              <w:jc w:val="left"/>
-              <w:pBdr>
-                <w:bottom w:val="none" w:sz="0" w:space="0" w:color="000000"/>
-                <w:top w:val="none" w:sz="0" w:space="0" w:color="000000"/>
-                <w:left w:val="none" w:sz="0" w:space="0" w:color="000000"/>
-                <w:right w:val="none" w:sz="0" w:space="0" w:color="000000"/>
-              </w:pBdr>
-              <w:spacing w:after="100" w:before="100" w:line="240"/>
-              <w:ind w:left="100" w:right="100" w:firstLine="0" w:firstLineChars="0"/>
-              <w:rPr>
-                <w:rFonts w:ascii="Helvetica" w:hAnsi="Helvetica" w:eastAsia="Helvetica" w:cs="Helvetica"/>
-                <w:i w:val="false"/>
-                <w:b w:val="false"/>
-                <w:u w:val="none"/>
-                <w:strike w:val="false"/>
-                <w:sz w:val="22"/>
-                <w:szCs w:val="22"/>
-                <w:color w:val="000000"/>
-              </w:rPr>
-            </w:pPr>
-            <w:r>
-              <w:rPr>
-                <w:rFonts w:ascii="Helvetica" w:hAnsi="Helvetica" w:eastAsia="Helvetica" w:cs="Helvetica"/>
+              <w:jc w:val="left"/>
+              <w:pBdr>
+                <w:bottom w:val="none" w:sz="0" w:space="0" w:color="000000"/>
+                <w:top w:val="none" w:sz="0" w:space="0" w:color="000000"/>
+                <w:left w:val="none" w:sz="0" w:space="0" w:color="000000"/>
+                <w:right w:val="none" w:sz="0" w:space="0" w:color="000000"/>
+              </w:pBdr>
+              <w:spacing w:after="100" w:before="100" w:line="240"/>
+              <w:ind w:left="100" w:right="100" w:firstLine="0" w:firstLineChars="0"/>
+              <w:rPr>
+                <w:rFonts w:ascii="Arial" w:hAnsi="Arial" w:eastAsia="Arial" w:cs="Arial"/>
+                <w:i w:val="false"/>
+                <w:b w:val="false"/>
+                <w:u w:val="none"/>
+                <w:strike w:val="false"/>
+                <w:sz w:val="22"/>
+                <w:szCs w:val="22"/>
+                <w:color w:val="000000"/>
+              </w:rPr>
+            </w:pPr>
+            <w:r>
+              <w:rPr>
+                <w:rFonts w:ascii="Arial" w:hAnsi="Arial" w:eastAsia="Arial" w:cs="Arial"/>
                 <w:i w:val="false"/>
                 <w:b w:val="false"/>
                 <w:u w:val="none"/>
@@ -418,8 +412,9 @@
       </w:tr>
       <w:tr>
         <w:trPr>
-          <w:trHeight w:val="608" w:hRule="auto"/>
+          <w:trHeight w:val="615" w:hRule="auto"/>
         </w:trPr>
+        body1
         <w:tc>
           <w:tcPr>
             <w:tcBorders>
@@ -439,39 +434,38 @@
           </w:tcPr>
           <w:p>
             <w:pPr>
-              <w:pStyle w:val="Normal"/>
-              <w:jc w:val="left"/>
-              <w:pBdr>
-                <w:bottom w:val="none" w:sz="0" w:space="0" w:color="000000"/>
-                <w:top w:val="none" w:sz="0" w:space="0" w:color="000000"/>
-                <w:left w:val="none" w:sz="0" w:space="0" w:color="000000"/>
-                <w:right w:val="none" w:sz="0" w:space="0" w:color="000000"/>
-              </w:pBdr>
-              <w:spacing w:after="100" w:before="100" w:line="240"/>
-              <w:ind w:left="100" w:right="100" w:firstLine="0" w:firstLineChars="0"/>
-              <w:rPr>
-                <w:rFonts w:ascii="Helvetica" w:hAnsi="Helvetica" w:eastAsia="Helvetica" w:cs="Helvetica"/>
-                <w:i w:val="false"/>
-                <w:b w:val="false"/>
-                <w:u w:val="none"/>
-                <w:strike w:val="false"/>
-                <w:sz w:val="22"/>
-                <w:szCs w:val="22"/>
-                <w:color w:val="000000"/>
-              </w:rPr>
-            </w:pPr>
-            <w:r>
-              <w:rPr>
-                <w:rFonts w:ascii="Helvetica" w:hAnsi="Helvetica" w:eastAsia="Helvetica" w:cs="Helvetica"/>
-                <w:i w:val="false"/>
-                <w:b w:val="false"/>
-                <w:u w:val="none"/>
-                <w:strike w:val="false"/>
-                <w:sz w:val="22"/>
-                <w:szCs w:val="22"/>
-                <w:color w:val="000000"/>
-              </w:rPr>
-              <w:t xml:space="preserve">age</w:t>
+              <w:jc w:val="left"/>
+              <w:pBdr>
+                <w:bottom w:val="none" w:sz="0" w:space="0" w:color="000000"/>
+                <w:top w:val="none" w:sz="0" w:space="0" w:color="000000"/>
+                <w:left w:val="none" w:sz="0" w:space="0" w:color="000000"/>
+                <w:right w:val="none" w:sz="0" w:space="0" w:color="000000"/>
+              </w:pBdr>
+              <w:spacing w:after="100" w:before="100" w:line="240"/>
+              <w:ind w:left="100" w:right="100" w:firstLine="0" w:firstLineChars="0"/>
+              <w:rPr>
+                <w:rFonts w:ascii="Arial" w:hAnsi="Arial" w:eastAsia="Arial" w:cs="Arial"/>
+                <w:i w:val="false"/>
+                <w:b w:val="false"/>
+                <w:u w:val="none"/>
+                <w:strike w:val="false"/>
+                <w:sz w:val="22"/>
+                <w:szCs w:val="22"/>
+                <w:color w:val="000000"/>
+              </w:rPr>
+            </w:pPr>
+            <w:r>
+              <w:rPr>
+                <w:rFonts w:ascii="Arial" w:hAnsi="Arial" w:eastAsia="Arial" w:cs="Arial"/>
+                <w:i w:val="false"/>
+                <w:b w:val="false"/>
+                <w:u w:val="none"/>
+                <w:strike w:val="false"/>
+                <w:sz w:val="22"/>
+                <w:szCs w:val="22"/>
+                <w:color w:val="000000"/>
+              </w:rPr>
+              <w:t xml:space="preserve">grimage2</w:t>
             </w:r>
           </w:p>
         </w:tc>
@@ -494,30 +488,29 @@
           </w:tcPr>
           <w:p>
             <w:pPr>
-              <w:pStyle w:val="Normal"/>
-              <w:jc w:val="left"/>
-              <w:pBdr>
-                <w:bottom w:val="none" w:sz="0" w:space="0" w:color="000000"/>
-                <w:top w:val="none" w:sz="0" w:space="0" w:color="000000"/>
-                <w:left w:val="none" w:sz="0" w:space="0" w:color="000000"/>
-                <w:right w:val="none" w:sz="0" w:space="0" w:color="000000"/>
-              </w:pBdr>
-              <w:spacing w:after="100" w:before="100" w:line="240"/>
-              <w:ind w:left="100" w:right="100" w:firstLine="0" w:firstLineChars="0"/>
-              <w:rPr>
-                <w:rFonts w:ascii="Helvetica" w:hAnsi="Helvetica" w:eastAsia="Helvetica" w:cs="Helvetica"/>
-                <w:i w:val="false"/>
-                <w:b w:val="false"/>
-                <w:u w:val="none"/>
-                <w:strike w:val="false"/>
-                <w:sz w:val="22"/>
-                <w:szCs w:val="22"/>
-                <w:color w:val="000000"/>
-              </w:rPr>
-            </w:pPr>
-            <w:r>
-              <w:rPr>
-                <w:rFonts w:ascii="Helvetica" w:hAnsi="Helvetica" w:eastAsia="Helvetica" w:cs="Helvetica"/>
+              <w:jc w:val="left"/>
+              <w:pBdr>
+                <w:bottom w:val="none" w:sz="0" w:space="0" w:color="000000"/>
+                <w:top w:val="none" w:sz="0" w:space="0" w:color="000000"/>
+                <w:left w:val="none" w:sz="0" w:space="0" w:color="000000"/>
+                <w:right w:val="none" w:sz="0" w:space="0" w:color="000000"/>
+              </w:pBdr>
+              <w:spacing w:after="100" w:before="100" w:line="240"/>
+              <w:ind w:left="100" w:right="100" w:firstLine="0" w:firstLineChars="0"/>
+              <w:rPr>
+                <w:rFonts w:ascii="Arial" w:hAnsi="Arial" w:eastAsia="Arial" w:cs="Arial"/>
+                <w:i w:val="false"/>
+                <w:b w:val="false"/>
+                <w:u w:val="none"/>
+                <w:strike w:val="false"/>
+                <w:sz w:val="22"/>
+                <w:szCs w:val="22"/>
+                <w:color w:val="000000"/>
+              </w:rPr>
+            </w:pPr>
+            <w:r>
+              <w:rPr>
+                <w:rFonts w:ascii="Arial" w:hAnsi="Arial" w:eastAsia="Arial" w:cs="Arial"/>
                 <w:i w:val="false"/>
                 <w:b w:val="false"/>
                 <w:u w:val="none"/>
@@ -549,30 +542,29 @@
           </w:tcPr>
           <w:p>
             <w:pPr>
-              <w:pStyle w:val="Normal"/>
-              <w:jc w:val="left"/>
-              <w:pBdr>
-                <w:bottom w:val="none" w:sz="0" w:space="0" w:color="000000"/>
-                <w:top w:val="none" w:sz="0" w:space="0" w:color="000000"/>
-                <w:left w:val="none" w:sz="0" w:space="0" w:color="000000"/>
-                <w:right w:val="none" w:sz="0" w:space="0" w:color="000000"/>
-              </w:pBdr>
-              <w:spacing w:after="100" w:before="100" w:line="240"/>
-              <w:ind w:left="100" w:right="100" w:firstLine="0" w:firstLineChars="0"/>
-              <w:rPr>
-                <w:rFonts w:ascii="Helvetica" w:hAnsi="Helvetica" w:eastAsia="Helvetica" w:cs="Helvetica"/>
-                <w:i w:val="false"/>
-                <w:b w:val="false"/>
-                <w:u w:val="none"/>
-                <w:strike w:val="false"/>
-                <w:sz w:val="22"/>
-                <w:szCs w:val="22"/>
-                <w:color w:val="000000"/>
-              </w:rPr>
-            </w:pPr>
-            <w:r>
-              <w:rPr>
-                <w:rFonts w:ascii="Helvetica" w:hAnsi="Helvetica" w:eastAsia="Helvetica" w:cs="Helvetica"/>
+              <w:jc w:val="left"/>
+              <w:pBdr>
+                <w:bottom w:val="none" w:sz="0" w:space="0" w:color="000000"/>
+                <w:top w:val="none" w:sz="0" w:space="0" w:color="000000"/>
+                <w:left w:val="none" w:sz="0" w:space="0" w:color="000000"/>
+                <w:right w:val="none" w:sz="0" w:space="0" w:color="000000"/>
+              </w:pBdr>
+              <w:spacing w:after="100" w:before="100" w:line="240"/>
+              <w:ind w:left="100" w:right="100" w:firstLine="0" w:firstLineChars="0"/>
+              <w:rPr>
+                <w:rFonts w:ascii="Arial" w:hAnsi="Arial" w:eastAsia="Arial" w:cs="Arial"/>
+                <w:i w:val="false"/>
+                <w:b w:val="false"/>
+                <w:u w:val="none"/>
+                <w:strike w:val="false"/>
+                <w:sz w:val="22"/>
+                <w:szCs w:val="22"/>
+                <w:color w:val="000000"/>
+              </w:rPr>
+            </w:pPr>
+            <w:r>
+              <w:rPr>
+                <w:rFonts w:ascii="Arial" w:hAnsi="Arial" w:eastAsia="Arial" w:cs="Arial"/>
                 <w:i w:val="false"/>
                 <w:b w:val="false"/>
                 <w:u w:val="none"/>
@@ -604,30 +596,29 @@
           </w:tcPr>
           <w:p>
             <w:pPr>
-              <w:pStyle w:val="Normal"/>
-              <w:jc w:val="left"/>
-              <w:pBdr>
-                <w:bottom w:val="none" w:sz="0" w:space="0" w:color="000000"/>
-                <w:top w:val="none" w:sz="0" w:space="0" w:color="000000"/>
-                <w:left w:val="none" w:sz="0" w:space="0" w:color="000000"/>
-                <w:right w:val="none" w:sz="0" w:space="0" w:color="000000"/>
-              </w:pBdr>
-              <w:spacing w:after="100" w:before="100" w:line="240"/>
-              <w:ind w:left="100" w:right="100" w:firstLine="0" w:firstLineChars="0"/>
-              <w:rPr>
-                <w:rFonts w:ascii="Helvetica" w:hAnsi="Helvetica" w:eastAsia="Helvetica" w:cs="Helvetica"/>
-                <w:i w:val="false"/>
-                <w:b w:val="false"/>
-                <w:u w:val="none"/>
-                <w:strike w:val="false"/>
-                <w:sz w:val="22"/>
-                <w:szCs w:val="22"/>
-                <w:color w:val="000000"/>
-              </w:rPr>
-            </w:pPr>
-            <w:r>
-              <w:rPr>
-                <w:rFonts w:ascii="Helvetica" w:hAnsi="Helvetica" w:eastAsia="Helvetica" w:cs="Helvetica"/>
+              <w:jc w:val="left"/>
+              <w:pBdr>
+                <w:bottom w:val="none" w:sz="0" w:space="0" w:color="000000"/>
+                <w:top w:val="none" w:sz="0" w:space="0" w:color="000000"/>
+                <w:left w:val="none" w:sz="0" w:space="0" w:color="000000"/>
+                <w:right w:val="none" w:sz="0" w:space="0" w:color="000000"/>
+              </w:pBdr>
+              <w:spacing w:after="100" w:before="100" w:line="240"/>
+              <w:ind w:left="100" w:right="100" w:firstLine="0" w:firstLineChars="0"/>
+              <w:rPr>
+                <w:rFonts w:ascii="Arial" w:hAnsi="Arial" w:eastAsia="Arial" w:cs="Arial"/>
+                <w:i w:val="false"/>
+                <w:b w:val="false"/>
+                <w:u w:val="none"/>
+                <w:strike w:val="false"/>
+                <w:sz w:val="22"/>
+                <w:szCs w:val="22"/>
+                <w:color w:val="000000"/>
+              </w:rPr>
+            </w:pPr>
+            <w:r>
+              <w:rPr>
+                <w:rFonts w:ascii="Arial" w:hAnsi="Arial" w:eastAsia="Arial" w:cs="Arial"/>
                 <w:i w:val="false"/>
                 <w:b w:val="false"/>
                 <w:u w:val="none"/>
@@ -659,30 +650,29 @@
           </w:tcPr>
           <w:p>
             <w:pPr>
-              <w:pStyle w:val="Normal"/>
-              <w:jc w:val="left"/>
-              <w:pBdr>
-                <w:bottom w:val="none" w:sz="0" w:space="0" w:color="000000"/>
-                <w:top w:val="none" w:sz="0" w:space="0" w:color="000000"/>
-                <w:left w:val="none" w:sz="0" w:space="0" w:color="000000"/>
-                <w:right w:val="none" w:sz="0" w:space="0" w:color="000000"/>
-              </w:pBdr>
-              <w:spacing w:after="100" w:before="100" w:line="240"/>
-              <w:ind w:left="100" w:right="100" w:firstLine="0" w:firstLineChars="0"/>
-              <w:rPr>
-                <w:rFonts w:ascii="Helvetica" w:hAnsi="Helvetica" w:eastAsia="Helvetica" w:cs="Helvetica"/>
-                <w:i w:val="false"/>
-                <w:b w:val="false"/>
-                <w:u w:val="none"/>
-                <w:strike w:val="false"/>
-                <w:sz w:val="22"/>
-                <w:szCs w:val="22"/>
-                <w:color w:val="000000"/>
-              </w:rPr>
-            </w:pPr>
-            <w:r>
-              <w:rPr>
-                <w:rFonts w:ascii="Helvetica" w:hAnsi="Helvetica" w:eastAsia="Helvetica" w:cs="Helvetica"/>
+              <w:jc w:val="left"/>
+              <w:pBdr>
+                <w:bottom w:val="none" w:sz="0" w:space="0" w:color="000000"/>
+                <w:top w:val="none" w:sz="0" w:space="0" w:color="000000"/>
+                <w:left w:val="none" w:sz="0" w:space="0" w:color="000000"/>
+                <w:right w:val="none" w:sz="0" w:space="0" w:color="000000"/>
+              </w:pBdr>
+              <w:spacing w:after="100" w:before="100" w:line="240"/>
+              <w:ind w:left="100" w:right="100" w:firstLine="0" w:firstLineChars="0"/>
+              <w:rPr>
+                <w:rFonts w:ascii="Arial" w:hAnsi="Arial" w:eastAsia="Arial" w:cs="Arial"/>
+                <w:i w:val="false"/>
+                <w:b w:val="false"/>
+                <w:u w:val="none"/>
+                <w:strike w:val="false"/>
+                <w:sz w:val="22"/>
+                <w:szCs w:val="22"/>
+                <w:color w:val="000000"/>
+              </w:rPr>
+            </w:pPr>
+            <w:r>
+              <w:rPr>
+                <w:rFonts w:ascii="Arial" w:hAnsi="Arial" w:eastAsia="Arial" w:cs="Arial"/>
                 <w:i w:val="false"/>
                 <w:b w:val="false"/>
                 <w:u w:val="none"/>
@@ -714,30 +704,29 @@
           </w:tcPr>
           <w:p>
             <w:pPr>
-              <w:pStyle w:val="Normal"/>
-              <w:jc w:val="left"/>
-              <w:pBdr>
-                <w:bottom w:val="none" w:sz="0" w:space="0" w:color="000000"/>
-                <w:top w:val="none" w:sz="0" w:space="0" w:color="000000"/>
-                <w:left w:val="none" w:sz="0" w:space="0" w:color="000000"/>
-                <w:right w:val="none" w:sz="0" w:space="0" w:color="000000"/>
-              </w:pBdr>
-              <w:spacing w:after="100" w:before="100" w:line="240"/>
-              <w:ind w:left="100" w:right="100" w:firstLine="0" w:firstLineChars="0"/>
-              <w:rPr>
-                <w:rFonts w:ascii="Helvetica" w:hAnsi="Helvetica" w:eastAsia="Helvetica" w:cs="Helvetica"/>
-                <w:i w:val="false"/>
-                <w:b w:val="false"/>
-                <w:u w:val="none"/>
-                <w:strike w:val="false"/>
-                <w:sz w:val="22"/>
-                <w:szCs w:val="22"/>
-                <w:color w:val="000000"/>
-              </w:rPr>
-            </w:pPr>
-            <w:r>
-              <w:rPr>
-                <w:rFonts w:ascii="Helvetica" w:hAnsi="Helvetica" w:eastAsia="Helvetica" w:cs="Helvetica"/>
+              <w:jc w:val="left"/>
+              <w:pBdr>
+                <w:bottom w:val="none" w:sz="0" w:space="0" w:color="000000"/>
+                <w:top w:val="none" w:sz="0" w:space="0" w:color="000000"/>
+                <w:left w:val="none" w:sz="0" w:space="0" w:color="000000"/>
+                <w:right w:val="none" w:sz="0" w:space="0" w:color="000000"/>
+              </w:pBdr>
+              <w:spacing w:after="100" w:before="100" w:line="240"/>
+              <w:ind w:left="100" w:right="100" w:firstLine="0" w:firstLineChars="0"/>
+              <w:rPr>
+                <w:rFonts w:ascii="Arial" w:hAnsi="Arial" w:eastAsia="Arial" w:cs="Arial"/>
+                <w:i w:val="false"/>
+                <w:b w:val="false"/>
+                <w:u w:val="none"/>
+                <w:strike w:val="false"/>
+                <w:sz w:val="22"/>
+                <w:szCs w:val="22"/>
+                <w:color w:val="000000"/>
+              </w:rPr>
+            </w:pPr>
+            <w:r>
+              <w:rPr>
+                <w:rFonts w:ascii="Arial" w:hAnsi="Arial" w:eastAsia="Arial" w:cs="Arial"/>
                 <w:i w:val="false"/>
                 <w:b w:val="false"/>
                 <w:u w:val="none"/>
@@ -769,30 +758,29 @@
           </w:tcPr>
           <w:p>
             <w:pPr>
-              <w:pStyle w:val="Normal"/>
-              <w:jc w:val="left"/>
-              <w:pBdr>
-                <w:bottom w:val="none" w:sz="0" w:space="0" w:color="000000"/>
-                <w:top w:val="none" w:sz="0" w:space="0" w:color="000000"/>
-                <w:left w:val="none" w:sz="0" w:space="0" w:color="000000"/>
-                <w:right w:val="none" w:sz="0" w:space="0" w:color="000000"/>
-              </w:pBdr>
-              <w:spacing w:after="100" w:before="100" w:line="240"/>
-              <w:ind w:left="100" w:right="100" w:firstLine="0" w:firstLineChars="0"/>
-              <w:rPr>
-                <w:rFonts w:ascii="Helvetica" w:hAnsi="Helvetica" w:eastAsia="Helvetica" w:cs="Helvetica"/>
-                <w:i w:val="false"/>
-                <w:b w:val="false"/>
-                <w:u w:val="none"/>
-                <w:strike w:val="false"/>
-                <w:sz w:val="22"/>
-                <w:szCs w:val="22"/>
-                <w:color w:val="000000"/>
-              </w:rPr>
-            </w:pPr>
-            <w:r>
-              <w:rPr>
-                <w:rFonts w:ascii="Helvetica" w:hAnsi="Helvetica" w:eastAsia="Helvetica" w:cs="Helvetica"/>
+              <w:jc w:val="left"/>
+              <w:pBdr>
+                <w:bottom w:val="none" w:sz="0" w:space="0" w:color="000000"/>
+                <w:top w:val="none" w:sz="0" w:space="0" w:color="000000"/>
+                <w:left w:val="none" w:sz="0" w:space="0" w:color="000000"/>
+                <w:right w:val="none" w:sz="0" w:space="0" w:color="000000"/>
+              </w:pBdr>
+              <w:spacing w:after="100" w:before="100" w:line="240"/>
+              <w:ind w:left="100" w:right="100" w:firstLine="0" w:firstLineChars="0"/>
+              <w:rPr>
+                <w:rFonts w:ascii="Arial" w:hAnsi="Arial" w:eastAsia="Arial" w:cs="Arial"/>
+                <w:i w:val="false"/>
+                <w:b w:val="false"/>
+                <w:u w:val="none"/>
+                <w:strike w:val="false"/>
+                <w:sz w:val="22"/>
+                <w:szCs w:val="22"/>
+                <w:color w:val="000000"/>
+              </w:rPr>
+            </w:pPr>
+            <w:r>
+              <w:rPr>
+                <w:rFonts w:ascii="Arial" w:hAnsi="Arial" w:eastAsia="Arial" w:cs="Arial"/>
                 <w:i w:val="false"/>
                 <w:b w:val="false"/>
                 <w:u w:val="none"/>
@@ -808,8 +796,9 @@
       </w:tr>
       <w:tr>
         <w:trPr>
-          <w:trHeight w:val="608" w:hRule="auto"/>
+          <w:trHeight w:val="612" w:hRule="auto"/>
         </w:trPr>
+        body2
         <w:tc>
           <w:tcPr>
             <w:tcBorders>
@@ -829,39 +818,38 @@
           </w:tcPr>
           <w:p>
             <w:pPr>
-              <w:pStyle w:val="Normal"/>
-              <w:jc w:val="left"/>
-              <w:pBdr>
-                <w:bottom w:val="none" w:sz="0" w:space="0" w:color="000000"/>
-                <w:top w:val="none" w:sz="0" w:space="0" w:color="000000"/>
-                <w:left w:val="none" w:sz="0" w:space="0" w:color="000000"/>
-                <w:right w:val="none" w:sz="0" w:space="0" w:color="000000"/>
-              </w:pBdr>
-              <w:spacing w:after="100" w:before="100" w:line="240"/>
-              <w:ind w:left="100" w:right="100" w:firstLine="0" w:firstLineChars="0"/>
-              <w:rPr>
-                <w:rFonts w:ascii="Helvetica" w:hAnsi="Helvetica" w:eastAsia="Helvetica" w:cs="Helvetica"/>
-                <w:i w:val="false"/>
-                <w:b w:val="false"/>
-                <w:u w:val="none"/>
-                <w:strike w:val="false"/>
-                <w:sz w:val="22"/>
-                <w:szCs w:val="22"/>
-                <w:color w:val="000000"/>
-              </w:rPr>
-            </w:pPr>
-            <w:r>
-              <w:rPr>
-                <w:rFonts w:ascii="Helvetica" w:hAnsi="Helvetica" w:eastAsia="Helvetica" w:cs="Helvetica"/>
-                <w:i w:val="false"/>
-                <w:b w:val="false"/>
-                <w:u w:val="none"/>
-                <w:strike w:val="false"/>
-                <w:sz w:val="22"/>
-                <w:szCs w:val="22"/>
-                <w:color w:val="000000"/>
-              </w:rPr>
-              <w:t xml:space="preserve">grimage2</w:t>
+              <w:jc w:val="left"/>
+              <w:pBdr>
+                <w:bottom w:val="none" w:sz="0" w:space="0" w:color="000000"/>
+                <w:top w:val="none" w:sz="0" w:space="0" w:color="000000"/>
+                <w:left w:val="none" w:sz="0" w:space="0" w:color="000000"/>
+                <w:right w:val="none" w:sz="0" w:space="0" w:color="000000"/>
+              </w:pBdr>
+              <w:spacing w:after="100" w:before="100" w:line="240"/>
+              <w:ind w:left="100" w:right="100" w:firstLine="0" w:firstLineChars="0"/>
+              <w:rPr>
+                <w:rFonts w:ascii="Arial" w:hAnsi="Arial" w:eastAsia="Arial" w:cs="Arial"/>
+                <w:i w:val="false"/>
+                <w:b w:val="false"/>
+                <w:u w:val="none"/>
+                <w:strike w:val="false"/>
+                <w:sz w:val="22"/>
+                <w:szCs w:val="22"/>
+                <w:color w:val="000000"/>
+              </w:rPr>
+            </w:pPr>
+            <w:r>
+              <w:rPr>
+                <w:rFonts w:ascii="Arial" w:hAnsi="Arial" w:eastAsia="Arial" w:cs="Arial"/>
+                <w:i w:val="false"/>
+                <w:b w:val="false"/>
+                <w:u w:val="none"/>
+                <w:strike w:val="false"/>
+                <w:sz w:val="22"/>
+                <w:szCs w:val="22"/>
+                <w:color w:val="000000"/>
+              </w:rPr>
+              <w:t xml:space="preserve">dunedinpace</w:t>
             </w:r>
           </w:p>
         </w:tc>
@@ -884,39 +872,38 @@
           </w:tcPr>
           <w:p>
             <w:pPr>
-              <w:pStyle w:val="Normal"/>
-              <w:jc w:val="left"/>
-              <w:pBdr>
-                <w:bottom w:val="none" w:sz="0" w:space="0" w:color="000000"/>
-                <w:top w:val="none" w:sz="0" w:space="0" w:color="000000"/>
-                <w:left w:val="none" w:sz="0" w:space="0" w:color="000000"/>
-                <w:right w:val="none" w:sz="0" w:space="0" w:color="000000"/>
-              </w:pBdr>
-              <w:spacing w:after="100" w:before="100" w:line="240"/>
-              <w:ind w:left="100" w:right="100" w:firstLine="0" w:firstLineChars="0"/>
-              <w:rPr>
-                <w:rFonts w:ascii="Helvetica" w:hAnsi="Helvetica" w:eastAsia="Helvetica" w:cs="Helvetica"/>
-                <w:i w:val="false"/>
-                <w:b w:val="false"/>
-                <w:u w:val="none"/>
-                <w:strike w:val="false"/>
-                <w:sz w:val="22"/>
-                <w:szCs w:val="22"/>
-                <w:color w:val="000000"/>
-              </w:rPr>
-            </w:pPr>
-            <w:r>
-              <w:rPr>
-                <w:rFonts w:ascii="Helvetica" w:hAnsi="Helvetica" w:eastAsia="Helvetica" w:cs="Helvetica"/>
-                <w:i w:val="false"/>
-                <w:b w:val="false"/>
-                <w:u w:val="none"/>
-                <w:strike w:val="false"/>
-                <w:sz w:val="22"/>
-                <w:szCs w:val="22"/>
-                <w:color w:val="000000"/>
-              </w:rPr>
-              <w:t xml:space="preserve">0.861</w:t>
+              <w:jc w:val="left"/>
+              <w:pBdr>
+                <w:bottom w:val="none" w:sz="0" w:space="0" w:color="000000"/>
+                <w:top w:val="none" w:sz="0" w:space="0" w:color="000000"/>
+                <w:left w:val="none" w:sz="0" w:space="0" w:color="000000"/>
+                <w:right w:val="none" w:sz="0" w:space="0" w:color="000000"/>
+              </w:pBdr>
+              <w:spacing w:after="100" w:before="100" w:line="240"/>
+              <w:ind w:left="100" w:right="100" w:firstLine="0" w:firstLineChars="0"/>
+              <w:rPr>
+                <w:rFonts w:ascii="Arial" w:hAnsi="Arial" w:eastAsia="Arial" w:cs="Arial"/>
+                <w:i w:val="false"/>
+                <w:b w:val="false"/>
+                <w:u w:val="none"/>
+                <w:strike w:val="false"/>
+                <w:sz w:val="22"/>
+                <w:szCs w:val="22"/>
+                <w:color w:val="000000"/>
+              </w:rPr>
+            </w:pPr>
+            <w:r>
+              <w:rPr>
+                <w:rFonts w:ascii="Arial" w:hAnsi="Arial" w:eastAsia="Arial" w:cs="Arial"/>
+                <w:i w:val="false"/>
+                <w:b w:val="false"/>
+                <w:u w:val="none"/>
+                <w:strike w:val="false"/>
+                <w:sz w:val="22"/>
+                <w:szCs w:val="22"/>
+                <w:color w:val="000000"/>
+              </w:rPr>
+              <w:t xml:space="preserve">0.539</w:t>
             </w:r>
           </w:p>
         </w:tc>
@@ -939,30 +926,29 @@
           </w:tcPr>
           <w:p>
             <w:pPr>
-              <w:pStyle w:val="Normal"/>
-              <w:jc w:val="left"/>
-              <w:pBdr>
-                <w:bottom w:val="none" w:sz="0" w:space="0" w:color="000000"/>
-                <w:top w:val="none" w:sz="0" w:space="0" w:color="000000"/>
-                <w:left w:val="none" w:sz="0" w:space="0" w:color="000000"/>
-                <w:right w:val="none" w:sz="0" w:space="0" w:color="000000"/>
-              </w:pBdr>
-              <w:spacing w:after="100" w:before="100" w:line="240"/>
-              <w:ind w:left="100" w:right="100" w:firstLine="0" w:firstLineChars="0"/>
-              <w:rPr>
-                <w:rFonts w:ascii="Helvetica" w:hAnsi="Helvetica" w:eastAsia="Helvetica" w:cs="Helvetica"/>
-                <w:i w:val="false"/>
-                <w:b w:val="false"/>
-                <w:u w:val="none"/>
-                <w:strike w:val="false"/>
-                <w:sz w:val="22"/>
-                <w:szCs w:val="22"/>
-                <w:color w:val="000000"/>
-              </w:rPr>
-            </w:pPr>
-            <w:r>
-              <w:rPr>
-                <w:rFonts w:ascii="Helvetica" w:hAnsi="Helvetica" w:eastAsia="Helvetica" w:cs="Helvetica"/>
+              <w:jc w:val="left"/>
+              <w:pBdr>
+                <w:bottom w:val="none" w:sz="0" w:space="0" w:color="000000"/>
+                <w:top w:val="none" w:sz="0" w:space="0" w:color="000000"/>
+                <w:left w:val="none" w:sz="0" w:space="0" w:color="000000"/>
+                <w:right w:val="none" w:sz="0" w:space="0" w:color="000000"/>
+              </w:pBdr>
+              <w:spacing w:after="100" w:before="100" w:line="240"/>
+              <w:ind w:left="100" w:right="100" w:firstLine="0" w:firstLineChars="0"/>
+              <w:rPr>
+                <w:rFonts w:ascii="Arial" w:hAnsi="Arial" w:eastAsia="Arial" w:cs="Arial"/>
+                <w:i w:val="false"/>
+                <w:b w:val="false"/>
+                <w:u w:val="none"/>
+                <w:strike w:val="false"/>
+                <w:sz w:val="22"/>
+                <w:szCs w:val="22"/>
+                <w:color w:val="000000"/>
+              </w:rPr>
+            </w:pPr>
+            <w:r>
+              <w:rPr>
+                <w:rFonts w:ascii="Arial" w:hAnsi="Arial" w:eastAsia="Arial" w:cs="Arial"/>
                 <w:i w:val="false"/>
                 <w:b w:val="false"/>
                 <w:u w:val="none"/>
@@ -994,30 +980,29 @@
           </w:tcPr>
           <w:p>
             <w:pPr>
-              <w:pStyle w:val="Normal"/>
-              <w:jc w:val="left"/>
-              <w:pBdr>
-                <w:bottom w:val="none" w:sz="0" w:space="0" w:color="000000"/>
-                <w:top w:val="none" w:sz="0" w:space="0" w:color="000000"/>
-                <w:left w:val="none" w:sz="0" w:space="0" w:color="000000"/>
-                <w:right w:val="none" w:sz="0" w:space="0" w:color="000000"/>
-              </w:pBdr>
-              <w:spacing w:after="100" w:before="100" w:line="240"/>
-              <w:ind w:left="100" w:right="100" w:firstLine="0" w:firstLineChars="0"/>
-              <w:rPr>
-                <w:rFonts w:ascii="Helvetica" w:hAnsi="Helvetica" w:eastAsia="Helvetica" w:cs="Helvetica"/>
-                <w:i w:val="false"/>
-                <w:b w:val="false"/>
-                <w:u w:val="none"/>
-                <w:strike w:val="false"/>
-                <w:sz w:val="22"/>
-                <w:szCs w:val="22"/>
-                <w:color w:val="000000"/>
-              </w:rPr>
-            </w:pPr>
-            <w:r>
-              <w:rPr>
-                <w:rFonts w:ascii="Helvetica" w:hAnsi="Helvetica" w:eastAsia="Helvetica" w:cs="Helvetica"/>
+              <w:jc w:val="left"/>
+              <w:pBdr>
+                <w:bottom w:val="none" w:sz="0" w:space="0" w:color="000000"/>
+                <w:top w:val="none" w:sz="0" w:space="0" w:color="000000"/>
+                <w:left w:val="none" w:sz="0" w:space="0" w:color="000000"/>
+                <w:right w:val="none" w:sz="0" w:space="0" w:color="000000"/>
+              </w:pBdr>
+              <w:spacing w:after="100" w:before="100" w:line="240"/>
+              <w:ind w:left="100" w:right="100" w:firstLine="0" w:firstLineChars="0"/>
+              <w:rPr>
+                <w:rFonts w:ascii="Arial" w:hAnsi="Arial" w:eastAsia="Arial" w:cs="Arial"/>
+                <w:i w:val="false"/>
+                <w:b w:val="false"/>
+                <w:u w:val="none"/>
+                <w:strike w:val="false"/>
+                <w:sz w:val="22"/>
+                <w:szCs w:val="22"/>
+                <w:color w:val="000000"/>
+              </w:rPr>
+            </w:pPr>
+            <w:r>
+              <w:rPr>
+                <w:rFonts w:ascii="Arial" w:hAnsi="Arial" w:eastAsia="Arial" w:cs="Arial"/>
                 <w:i w:val="false"/>
                 <w:b w:val="false"/>
                 <w:u w:val="none"/>
@@ -1049,30 +1034,29 @@
           </w:tcPr>
           <w:p>
             <w:pPr>
-              <w:pStyle w:val="Normal"/>
-              <w:jc w:val="left"/>
-              <w:pBdr>
-                <w:bottom w:val="none" w:sz="0" w:space="0" w:color="000000"/>
-                <w:top w:val="none" w:sz="0" w:space="0" w:color="000000"/>
-                <w:left w:val="none" w:sz="0" w:space="0" w:color="000000"/>
-                <w:right w:val="none" w:sz="0" w:space="0" w:color="000000"/>
-              </w:pBdr>
-              <w:spacing w:after="100" w:before="100" w:line="240"/>
-              <w:ind w:left="100" w:right="100" w:firstLine="0" w:firstLineChars="0"/>
-              <w:rPr>
-                <w:rFonts w:ascii="Helvetica" w:hAnsi="Helvetica" w:eastAsia="Helvetica" w:cs="Helvetica"/>
-                <w:i w:val="false"/>
-                <w:b w:val="false"/>
-                <w:u w:val="none"/>
-                <w:strike w:val="false"/>
-                <w:sz w:val="22"/>
-                <w:szCs w:val="22"/>
-                <w:color w:val="000000"/>
-              </w:rPr>
-            </w:pPr>
-            <w:r>
-              <w:rPr>
-                <w:rFonts w:ascii="Helvetica" w:hAnsi="Helvetica" w:eastAsia="Helvetica" w:cs="Helvetica"/>
+              <w:jc w:val="left"/>
+              <w:pBdr>
+                <w:bottom w:val="none" w:sz="0" w:space="0" w:color="000000"/>
+                <w:top w:val="none" w:sz="0" w:space="0" w:color="000000"/>
+                <w:left w:val="none" w:sz="0" w:space="0" w:color="000000"/>
+                <w:right w:val="none" w:sz="0" w:space="0" w:color="000000"/>
+              </w:pBdr>
+              <w:spacing w:after="100" w:before="100" w:line="240"/>
+              <w:ind w:left="100" w:right="100" w:firstLine="0" w:firstLineChars="0"/>
+              <w:rPr>
+                <w:rFonts w:ascii="Arial" w:hAnsi="Arial" w:eastAsia="Arial" w:cs="Arial"/>
+                <w:i w:val="false"/>
+                <w:b w:val="false"/>
+                <w:u w:val="none"/>
+                <w:strike w:val="false"/>
+                <w:sz w:val="22"/>
+                <w:szCs w:val="22"/>
+                <w:color w:val="000000"/>
+              </w:rPr>
+            </w:pPr>
+            <w:r>
+              <w:rPr>
+                <w:rFonts w:ascii="Arial" w:hAnsi="Arial" w:eastAsia="Arial" w:cs="Arial"/>
                 <w:i w:val="false"/>
                 <w:b w:val="false"/>
                 <w:u w:val="none"/>
@@ -1104,30 +1088,29 @@
           </w:tcPr>
           <w:p>
             <w:pPr>
-              <w:pStyle w:val="Normal"/>
-              <w:jc w:val="left"/>
-              <w:pBdr>
-                <w:bottom w:val="none" w:sz="0" w:space="0" w:color="000000"/>
-                <w:top w:val="none" w:sz="0" w:space="0" w:color="000000"/>
-                <w:left w:val="none" w:sz="0" w:space="0" w:color="000000"/>
-                <w:right w:val="none" w:sz="0" w:space="0" w:color="000000"/>
-              </w:pBdr>
-              <w:spacing w:after="100" w:before="100" w:line="240"/>
-              <w:ind w:left="100" w:right="100" w:firstLine="0" w:firstLineChars="0"/>
-              <w:rPr>
-                <w:rFonts w:ascii="Helvetica" w:hAnsi="Helvetica" w:eastAsia="Helvetica" w:cs="Helvetica"/>
-                <w:i w:val="false"/>
-                <w:b w:val="false"/>
-                <w:u w:val="none"/>
-                <w:strike w:val="false"/>
-                <w:sz w:val="22"/>
-                <w:szCs w:val="22"/>
-                <w:color w:val="000000"/>
-              </w:rPr>
-            </w:pPr>
-            <w:r>
-              <w:rPr>
-                <w:rFonts w:ascii="Helvetica" w:hAnsi="Helvetica" w:eastAsia="Helvetica" w:cs="Helvetica"/>
+              <w:jc w:val="left"/>
+              <w:pBdr>
+                <w:bottom w:val="none" w:sz="0" w:space="0" w:color="000000"/>
+                <w:top w:val="none" w:sz="0" w:space="0" w:color="000000"/>
+                <w:left w:val="none" w:sz="0" w:space="0" w:color="000000"/>
+                <w:right w:val="none" w:sz="0" w:space="0" w:color="000000"/>
+              </w:pBdr>
+              <w:spacing w:after="100" w:before="100" w:line="240"/>
+              <w:ind w:left="100" w:right="100" w:firstLine="0" w:firstLineChars="0"/>
+              <w:rPr>
+                <w:rFonts w:ascii="Arial" w:hAnsi="Arial" w:eastAsia="Arial" w:cs="Arial"/>
+                <w:i w:val="false"/>
+                <w:b w:val="false"/>
+                <w:u w:val="none"/>
+                <w:strike w:val="false"/>
+                <w:sz w:val="22"/>
+                <w:szCs w:val="22"/>
+                <w:color w:val="000000"/>
+              </w:rPr>
+            </w:pPr>
+            <w:r>
+              <w:rPr>
+                <w:rFonts w:ascii="Arial" w:hAnsi="Arial" w:eastAsia="Arial" w:cs="Arial"/>
                 <w:i w:val="false"/>
                 <w:b w:val="false"/>
                 <w:u w:val="none"/>
@@ -1159,30 +1142,29 @@
           </w:tcPr>
           <w:p>
             <w:pPr>
-              <w:pStyle w:val="Normal"/>
-              <w:jc w:val="left"/>
-              <w:pBdr>
-                <w:bottom w:val="none" w:sz="0" w:space="0" w:color="000000"/>
-                <w:top w:val="none" w:sz="0" w:space="0" w:color="000000"/>
-                <w:left w:val="none" w:sz="0" w:space="0" w:color="000000"/>
-                <w:right w:val="none" w:sz="0" w:space="0" w:color="000000"/>
-              </w:pBdr>
-              <w:spacing w:after="100" w:before="100" w:line="240"/>
-              <w:ind w:left="100" w:right="100" w:firstLine="0" w:firstLineChars="0"/>
-              <w:rPr>
-                <w:rFonts w:ascii="Helvetica" w:hAnsi="Helvetica" w:eastAsia="Helvetica" w:cs="Helvetica"/>
-                <w:i w:val="false"/>
-                <w:b w:val="false"/>
-                <w:u w:val="none"/>
-                <w:strike w:val="false"/>
-                <w:sz w:val="22"/>
-                <w:szCs w:val="22"/>
-                <w:color w:val="000000"/>
-              </w:rPr>
-            </w:pPr>
-            <w:r>
-              <w:rPr>
-                <w:rFonts w:ascii="Helvetica" w:hAnsi="Helvetica" w:eastAsia="Helvetica" w:cs="Helvetica"/>
+              <w:jc w:val="left"/>
+              <w:pBdr>
+                <w:bottom w:val="none" w:sz="0" w:space="0" w:color="000000"/>
+                <w:top w:val="none" w:sz="0" w:space="0" w:color="000000"/>
+                <w:left w:val="none" w:sz="0" w:space="0" w:color="000000"/>
+                <w:right w:val="none" w:sz="0" w:space="0" w:color="000000"/>
+              </w:pBdr>
+              <w:spacing w:after="100" w:before="100" w:line="240"/>
+              <w:ind w:left="100" w:right="100" w:firstLine="0" w:firstLineChars="0"/>
+              <w:rPr>
+                <w:rFonts w:ascii="Arial" w:hAnsi="Arial" w:eastAsia="Arial" w:cs="Arial"/>
+                <w:i w:val="false"/>
+                <w:b w:val="false"/>
+                <w:u w:val="none"/>
+                <w:strike w:val="false"/>
+                <w:sz w:val="22"/>
+                <w:szCs w:val="22"/>
+                <w:color w:val="000000"/>
+              </w:rPr>
+            </w:pPr>
+            <w:r>
+              <w:rPr>
+                <w:rFonts w:ascii="Arial" w:hAnsi="Arial" w:eastAsia="Arial" w:cs="Arial"/>
                 <w:i w:val="false"/>
                 <w:b w:val="false"/>
                 <w:u w:val="none"/>
@@ -1198,8 +1180,9 @@
       </w:tr>
       <w:tr>
         <w:trPr>
-          <w:trHeight w:val="608" w:hRule="auto"/>
+          <w:trHeight w:val="574" w:hRule="auto"/>
         </w:trPr>
+        body3
         <w:tc>
           <w:tcPr>
             <w:tcBorders>
@@ -1219,39 +1202,38 @@
           </w:tcPr>
           <w:p>
             <w:pPr>
-              <w:pStyle w:val="Normal"/>
-              <w:jc w:val="left"/>
-              <w:pBdr>
-                <w:bottom w:val="none" w:sz="0" w:space="0" w:color="000000"/>
-                <w:top w:val="none" w:sz="0" w:space="0" w:color="000000"/>
-                <w:left w:val="none" w:sz="0" w:space="0" w:color="000000"/>
-                <w:right w:val="none" w:sz="0" w:space="0" w:color="000000"/>
-              </w:pBdr>
-              <w:spacing w:after="100" w:before="100" w:line="240"/>
-              <w:ind w:left="100" w:right="100" w:firstLine="0" w:firstLineChars="0"/>
-              <w:rPr>
-                <w:rFonts w:ascii="Helvetica" w:hAnsi="Helvetica" w:eastAsia="Helvetica" w:cs="Helvetica"/>
-                <w:i w:val="false"/>
-                <w:b w:val="false"/>
-                <w:u w:val="none"/>
-                <w:strike w:val="false"/>
-                <w:sz w:val="22"/>
-                <w:szCs w:val="22"/>
-                <w:color w:val="000000"/>
-              </w:rPr>
-            </w:pPr>
-            <w:r>
-              <w:rPr>
-                <w:rFonts w:ascii="Helvetica" w:hAnsi="Helvetica" w:eastAsia="Helvetica" w:cs="Helvetica"/>
-                <w:i w:val="false"/>
-                <w:b w:val="false"/>
-                <w:u w:val="none"/>
-                <w:strike w:val="false"/>
-                <w:sz w:val="22"/>
-                <w:szCs w:val="22"/>
-                <w:color w:val="000000"/>
-              </w:rPr>
-              <w:t xml:space="preserve">dunedinpace</w:t>
+              <w:jc w:val="left"/>
+              <w:pBdr>
+                <w:bottom w:val="none" w:sz="0" w:space="0" w:color="000000"/>
+                <w:top w:val="none" w:sz="0" w:space="0" w:color="000000"/>
+                <w:left w:val="none" w:sz="0" w:space="0" w:color="000000"/>
+                <w:right w:val="none" w:sz="0" w:space="0" w:color="000000"/>
+              </w:pBdr>
+              <w:spacing w:after="100" w:before="100" w:line="240"/>
+              <w:ind w:left="100" w:right="100" w:firstLine="0" w:firstLineChars="0"/>
+              <w:rPr>
+                <w:rFonts w:ascii="Arial" w:hAnsi="Arial" w:eastAsia="Arial" w:cs="Arial"/>
+                <w:i w:val="false"/>
+                <w:b w:val="false"/>
+                <w:u w:val="none"/>
+                <w:strike w:val="false"/>
+                <w:sz w:val="22"/>
+                <w:szCs w:val="22"/>
+                <w:color w:val="000000"/>
+              </w:rPr>
+            </w:pPr>
+            <w:r>
+              <w:rPr>
+                <w:rFonts w:ascii="Arial" w:hAnsi="Arial" w:eastAsia="Arial" w:cs="Arial"/>
+                <w:i w:val="false"/>
+                <w:b w:val="false"/>
+                <w:u w:val="none"/>
+                <w:strike w:val="false"/>
+                <w:sz w:val="22"/>
+                <w:szCs w:val="22"/>
+                <w:color w:val="000000"/>
+              </w:rPr>
+              <w:t xml:space="preserve">age</w:t>
             </w:r>
           </w:p>
         </w:tc>
@@ -1274,39 +1256,38 @@
           </w:tcPr>
           <w:p>
             <w:pPr>
-              <w:pStyle w:val="Normal"/>
-              <w:jc w:val="left"/>
-              <w:pBdr>
-                <w:bottom w:val="none" w:sz="0" w:space="0" w:color="000000"/>
-                <w:top w:val="none" w:sz="0" w:space="0" w:color="000000"/>
-                <w:left w:val="none" w:sz="0" w:space="0" w:color="000000"/>
-                <w:right w:val="none" w:sz="0" w:space="0" w:color="000000"/>
-              </w:pBdr>
-              <w:spacing w:after="100" w:before="100" w:line="240"/>
-              <w:ind w:left="100" w:right="100" w:firstLine="0" w:firstLineChars="0"/>
-              <w:rPr>
-                <w:rFonts w:ascii="Helvetica" w:hAnsi="Helvetica" w:eastAsia="Helvetica" w:cs="Helvetica"/>
-                <w:i w:val="false"/>
-                <w:b w:val="false"/>
-                <w:u w:val="none"/>
-                <w:strike w:val="false"/>
-                <w:sz w:val="22"/>
-                <w:szCs w:val="22"/>
-                <w:color w:val="000000"/>
-              </w:rPr>
-            </w:pPr>
-            <w:r>
-              <w:rPr>
-                <w:rFonts w:ascii="Helvetica" w:hAnsi="Helvetica" w:eastAsia="Helvetica" w:cs="Helvetica"/>
-                <w:i w:val="false"/>
-                <w:b w:val="false"/>
-                <w:u w:val="none"/>
-                <w:strike w:val="false"/>
-                <w:sz w:val="22"/>
-                <w:szCs w:val="22"/>
-                <w:color w:val="000000"/>
-              </w:rPr>
-              <w:t xml:space="preserve">0.190</w:t>
+              <w:jc w:val="left"/>
+              <w:pBdr>
+                <w:bottom w:val="none" w:sz="0" w:space="0" w:color="000000"/>
+                <w:top w:val="none" w:sz="0" w:space="0" w:color="000000"/>
+                <w:left w:val="none" w:sz="0" w:space="0" w:color="000000"/>
+                <w:right w:val="none" w:sz="0" w:space="0" w:color="000000"/>
+              </w:pBdr>
+              <w:spacing w:after="100" w:before="100" w:line="240"/>
+              <w:ind w:left="100" w:right="100" w:firstLine="0" w:firstLineChars="0"/>
+              <w:rPr>
+                <w:rFonts w:ascii="Arial" w:hAnsi="Arial" w:eastAsia="Arial" w:cs="Arial"/>
+                <w:i w:val="false"/>
+                <w:b w:val="false"/>
+                <w:u w:val="none"/>
+                <w:strike w:val="false"/>
+                <w:sz w:val="22"/>
+                <w:szCs w:val="22"/>
+                <w:color w:val="000000"/>
+              </w:rPr>
+            </w:pPr>
+            <w:r>
+              <w:rPr>
+                <w:rFonts w:ascii="Arial" w:hAnsi="Arial" w:eastAsia="Arial" w:cs="Arial"/>
+                <w:i w:val="false"/>
+                <w:b w:val="false"/>
+                <w:u w:val="none"/>
+                <w:strike w:val="false"/>
+                <w:sz w:val="22"/>
+                <w:szCs w:val="22"/>
+                <w:color w:val="000000"/>
+              </w:rPr>
+              <w:t xml:space="preserve">0.861</w:t>
             </w:r>
           </w:p>
         </w:tc>
@@ -1329,39 +1310,38 @@
           </w:tcPr>
           <w:p>
             <w:pPr>
-              <w:pStyle w:val="Normal"/>
-              <w:jc w:val="left"/>
-              <w:pBdr>
-                <w:bottom w:val="none" w:sz="0" w:space="0" w:color="000000"/>
-                <w:top w:val="none" w:sz="0" w:space="0" w:color="000000"/>
-                <w:left w:val="none" w:sz="0" w:space="0" w:color="000000"/>
-                <w:right w:val="none" w:sz="0" w:space="0" w:color="000000"/>
-              </w:pBdr>
-              <w:spacing w:after="100" w:before="100" w:line="240"/>
-              <w:ind w:left="100" w:right="100" w:firstLine="0" w:firstLineChars="0"/>
-              <w:rPr>
-                <w:rFonts w:ascii="Helvetica" w:hAnsi="Helvetica" w:eastAsia="Helvetica" w:cs="Helvetica"/>
-                <w:i w:val="false"/>
-                <w:b w:val="false"/>
-                <w:u w:val="none"/>
-                <w:strike w:val="false"/>
-                <w:sz w:val="22"/>
-                <w:szCs w:val="22"/>
-                <w:color w:val="000000"/>
-              </w:rPr>
-            </w:pPr>
-            <w:r>
-              <w:rPr>
-                <w:rFonts w:ascii="Helvetica" w:hAnsi="Helvetica" w:eastAsia="Helvetica" w:cs="Helvetica"/>
-                <w:i w:val="false"/>
-                <w:b w:val="false"/>
-                <w:u w:val="none"/>
-                <w:strike w:val="false"/>
-                <w:sz w:val="22"/>
-                <w:szCs w:val="22"/>
-                <w:color w:val="000000"/>
-              </w:rPr>
-              <w:t xml:space="preserve">0.539</w:t>
+              <w:jc w:val="left"/>
+              <w:pBdr>
+                <w:bottom w:val="none" w:sz="0" w:space="0" w:color="000000"/>
+                <w:top w:val="none" w:sz="0" w:space="0" w:color="000000"/>
+                <w:left w:val="none" w:sz="0" w:space="0" w:color="000000"/>
+                <w:right w:val="none" w:sz="0" w:space="0" w:color="000000"/>
+              </w:pBdr>
+              <w:spacing w:after="100" w:before="100" w:line="240"/>
+              <w:ind w:left="100" w:right="100" w:firstLine="0" w:firstLineChars="0"/>
+              <w:rPr>
+                <w:rFonts w:ascii="Arial" w:hAnsi="Arial" w:eastAsia="Arial" w:cs="Arial"/>
+                <w:i w:val="false"/>
+                <w:b w:val="false"/>
+                <w:u w:val="none"/>
+                <w:strike w:val="false"/>
+                <w:sz w:val="22"/>
+                <w:szCs w:val="22"/>
+                <w:color w:val="000000"/>
+              </w:rPr>
+            </w:pPr>
+            <w:r>
+              <w:rPr>
+                <w:rFonts w:ascii="Arial" w:hAnsi="Arial" w:eastAsia="Arial" w:cs="Arial"/>
+                <w:i w:val="false"/>
+                <w:b w:val="false"/>
+                <w:u w:val="none"/>
+                <w:strike w:val="false"/>
+                <w:sz w:val="22"/>
+                <w:szCs w:val="22"/>
+                <w:color w:val="000000"/>
+              </w:rPr>
+              <w:t xml:space="preserve">0.190</w:t>
             </w:r>
           </w:p>
         </w:tc>
@@ -1384,30 +1364,29 @@
           </w:tcPr>
           <w:p>
             <w:pPr>
-              <w:pStyle w:val="Normal"/>
-              <w:jc w:val="left"/>
-              <w:pBdr>
-                <w:bottom w:val="none" w:sz="0" w:space="0" w:color="000000"/>
-                <w:top w:val="none" w:sz="0" w:space="0" w:color="000000"/>
-                <w:left w:val="none" w:sz="0" w:space="0" w:color="000000"/>
-                <w:right w:val="none" w:sz="0" w:space="0" w:color="000000"/>
-              </w:pBdr>
-              <w:spacing w:after="100" w:before="100" w:line="240"/>
-              <w:ind w:left="100" w:right="100" w:firstLine="0" w:firstLineChars="0"/>
-              <w:rPr>
-                <w:rFonts w:ascii="Helvetica" w:hAnsi="Helvetica" w:eastAsia="Helvetica" w:cs="Helvetica"/>
-                <w:i w:val="false"/>
-                <w:b w:val="false"/>
-                <w:u w:val="none"/>
-                <w:strike w:val="false"/>
-                <w:sz w:val="22"/>
-                <w:szCs w:val="22"/>
-                <w:color w:val="000000"/>
-              </w:rPr>
-            </w:pPr>
-            <w:r>
-              <w:rPr>
-                <w:rFonts w:ascii="Helvetica" w:hAnsi="Helvetica" w:eastAsia="Helvetica" w:cs="Helvetica"/>
+              <w:jc w:val="left"/>
+              <w:pBdr>
+                <w:bottom w:val="none" w:sz="0" w:space="0" w:color="000000"/>
+                <w:top w:val="none" w:sz="0" w:space="0" w:color="000000"/>
+                <w:left w:val="none" w:sz="0" w:space="0" w:color="000000"/>
+                <w:right w:val="none" w:sz="0" w:space="0" w:color="000000"/>
+              </w:pBdr>
+              <w:spacing w:after="100" w:before="100" w:line="240"/>
+              <w:ind w:left="100" w:right="100" w:firstLine="0" w:firstLineChars="0"/>
+              <w:rPr>
+                <w:rFonts w:ascii="Arial" w:hAnsi="Arial" w:eastAsia="Arial" w:cs="Arial"/>
+                <w:i w:val="false"/>
+                <w:b w:val="false"/>
+                <w:u w:val="none"/>
+                <w:strike w:val="false"/>
+                <w:sz w:val="22"/>
+                <w:szCs w:val="22"/>
+                <w:color w:val="000000"/>
+              </w:rPr>
+            </w:pPr>
+            <w:r>
+              <w:rPr>
+                <w:rFonts w:ascii="Arial" w:hAnsi="Arial" w:eastAsia="Arial" w:cs="Arial"/>
                 <w:i w:val="false"/>
                 <w:b w:val="false"/>
                 <w:u w:val="none"/>
@@ -1439,30 +1418,29 @@
           </w:tcPr>
           <w:p>
             <w:pPr>
-              <w:pStyle w:val="Normal"/>
-              <w:jc w:val="left"/>
-              <w:pBdr>
-                <w:bottom w:val="none" w:sz="0" w:space="0" w:color="000000"/>
-                <w:top w:val="none" w:sz="0" w:space="0" w:color="000000"/>
-                <w:left w:val="none" w:sz="0" w:space="0" w:color="000000"/>
-                <w:right w:val="none" w:sz="0" w:space="0" w:color="000000"/>
-              </w:pBdr>
-              <w:spacing w:after="100" w:before="100" w:line="240"/>
-              <w:ind w:left="100" w:right="100" w:firstLine="0" w:firstLineChars="0"/>
-              <w:rPr>
-                <w:rFonts w:ascii="Helvetica" w:hAnsi="Helvetica" w:eastAsia="Helvetica" w:cs="Helvetica"/>
-                <w:i w:val="false"/>
-                <w:b w:val="false"/>
-                <w:u w:val="none"/>
-                <w:strike w:val="false"/>
-                <w:sz w:val="22"/>
-                <w:szCs w:val="22"/>
-                <w:color w:val="000000"/>
-              </w:rPr>
-            </w:pPr>
-            <w:r>
-              <w:rPr>
-                <w:rFonts w:ascii="Helvetica" w:hAnsi="Helvetica" w:eastAsia="Helvetica" w:cs="Helvetica"/>
+              <w:jc w:val="left"/>
+              <w:pBdr>
+                <w:bottom w:val="none" w:sz="0" w:space="0" w:color="000000"/>
+                <w:top w:val="none" w:sz="0" w:space="0" w:color="000000"/>
+                <w:left w:val="none" w:sz="0" w:space="0" w:color="000000"/>
+                <w:right w:val="none" w:sz="0" w:space="0" w:color="000000"/>
+              </w:pBdr>
+              <w:spacing w:after="100" w:before="100" w:line="240"/>
+              <w:ind w:left="100" w:right="100" w:firstLine="0" w:firstLineChars="0"/>
+              <w:rPr>
+                <w:rFonts w:ascii="Arial" w:hAnsi="Arial" w:eastAsia="Arial" w:cs="Arial"/>
+                <w:i w:val="false"/>
+                <w:b w:val="false"/>
+                <w:u w:val="none"/>
+                <w:strike w:val="false"/>
+                <w:sz w:val="22"/>
+                <w:szCs w:val="22"/>
+                <w:color w:val="000000"/>
+              </w:rPr>
+            </w:pPr>
+            <w:r>
+              <w:rPr>
+                <w:rFonts w:ascii="Arial" w:hAnsi="Arial" w:eastAsia="Arial" w:cs="Arial"/>
                 <w:i w:val="false"/>
                 <w:b w:val="false"/>
                 <w:u w:val="none"/>
@@ -1494,30 +1472,29 @@
           </w:tcPr>
           <w:p>
             <w:pPr>
-              <w:pStyle w:val="Normal"/>
-              <w:jc w:val="left"/>
-              <w:pBdr>
-                <w:bottom w:val="none" w:sz="0" w:space="0" w:color="000000"/>
-                <w:top w:val="none" w:sz="0" w:space="0" w:color="000000"/>
-                <w:left w:val="none" w:sz="0" w:space="0" w:color="000000"/>
-                <w:right w:val="none" w:sz="0" w:space="0" w:color="000000"/>
-              </w:pBdr>
-              <w:spacing w:after="100" w:before="100" w:line="240"/>
-              <w:ind w:left="100" w:right="100" w:firstLine="0" w:firstLineChars="0"/>
-              <w:rPr>
-                <w:rFonts w:ascii="Helvetica" w:hAnsi="Helvetica" w:eastAsia="Helvetica" w:cs="Helvetica"/>
-                <w:i w:val="false"/>
-                <w:b w:val="false"/>
-                <w:u w:val="none"/>
-                <w:strike w:val="false"/>
-                <w:sz w:val="22"/>
-                <w:szCs w:val="22"/>
-                <w:color w:val="000000"/>
-              </w:rPr>
-            </w:pPr>
-            <w:r>
-              <w:rPr>
-                <w:rFonts w:ascii="Helvetica" w:hAnsi="Helvetica" w:eastAsia="Helvetica" w:cs="Helvetica"/>
+              <w:jc w:val="left"/>
+              <w:pBdr>
+                <w:bottom w:val="none" w:sz="0" w:space="0" w:color="000000"/>
+                <w:top w:val="none" w:sz="0" w:space="0" w:color="000000"/>
+                <w:left w:val="none" w:sz="0" w:space="0" w:color="000000"/>
+                <w:right w:val="none" w:sz="0" w:space="0" w:color="000000"/>
+              </w:pBdr>
+              <w:spacing w:after="100" w:before="100" w:line="240"/>
+              <w:ind w:left="100" w:right="100" w:firstLine="0" w:firstLineChars="0"/>
+              <w:rPr>
+                <w:rFonts w:ascii="Arial" w:hAnsi="Arial" w:eastAsia="Arial" w:cs="Arial"/>
+                <w:i w:val="false"/>
+                <w:b w:val="false"/>
+                <w:u w:val="none"/>
+                <w:strike w:val="false"/>
+                <w:sz w:val="22"/>
+                <w:szCs w:val="22"/>
+                <w:color w:val="000000"/>
+              </w:rPr>
+            </w:pPr>
+            <w:r>
+              <w:rPr>
+                <w:rFonts w:ascii="Arial" w:hAnsi="Arial" w:eastAsia="Arial" w:cs="Arial"/>
                 <w:i w:val="false"/>
                 <w:b w:val="false"/>
                 <w:u w:val="none"/>
@@ -1549,30 +1526,29 @@
           </w:tcPr>
           <w:p>
             <w:pPr>
-              <w:pStyle w:val="Normal"/>
-              <w:jc w:val="left"/>
-              <w:pBdr>
-                <w:bottom w:val="none" w:sz="0" w:space="0" w:color="000000"/>
-                <w:top w:val="none" w:sz="0" w:space="0" w:color="000000"/>
-                <w:left w:val="none" w:sz="0" w:space="0" w:color="000000"/>
-                <w:right w:val="none" w:sz="0" w:space="0" w:color="000000"/>
-              </w:pBdr>
-              <w:spacing w:after="100" w:before="100" w:line="240"/>
-              <w:ind w:left="100" w:right="100" w:firstLine="0" w:firstLineChars="0"/>
-              <w:rPr>
-                <w:rFonts w:ascii="Helvetica" w:hAnsi="Helvetica" w:eastAsia="Helvetica" w:cs="Helvetica"/>
-                <w:i w:val="false"/>
-                <w:b w:val="false"/>
-                <w:u w:val="none"/>
-                <w:strike w:val="false"/>
-                <w:sz w:val="22"/>
-                <w:szCs w:val="22"/>
-                <w:color w:val="000000"/>
-              </w:rPr>
-            </w:pPr>
-            <w:r>
-              <w:rPr>
-                <w:rFonts w:ascii="Helvetica" w:hAnsi="Helvetica" w:eastAsia="Helvetica" w:cs="Helvetica"/>
+              <w:jc w:val="left"/>
+              <w:pBdr>
+                <w:bottom w:val="none" w:sz="0" w:space="0" w:color="000000"/>
+                <w:top w:val="none" w:sz="0" w:space="0" w:color="000000"/>
+                <w:left w:val="none" w:sz="0" w:space="0" w:color="000000"/>
+                <w:right w:val="none" w:sz="0" w:space="0" w:color="000000"/>
+              </w:pBdr>
+              <w:spacing w:after="100" w:before="100" w:line="240"/>
+              <w:ind w:left="100" w:right="100" w:firstLine="0" w:firstLineChars="0"/>
+              <w:rPr>
+                <w:rFonts w:ascii="Arial" w:hAnsi="Arial" w:eastAsia="Arial" w:cs="Arial"/>
+                <w:i w:val="false"/>
+                <w:b w:val="false"/>
+                <w:u w:val="none"/>
+                <w:strike w:val="false"/>
+                <w:sz w:val="22"/>
+                <w:szCs w:val="22"/>
+                <w:color w:val="000000"/>
+              </w:rPr>
+            </w:pPr>
+            <w:r>
+              <w:rPr>
+                <w:rFonts w:ascii="Arial" w:hAnsi="Arial" w:eastAsia="Arial" w:cs="Arial"/>
                 <w:i w:val="false"/>
                 <w:b w:val="false"/>
                 <w:u w:val="none"/>
@@ -1588,8 +1564,9 @@
       </w:tr>
       <w:tr>
         <w:trPr>
-          <w:trHeight w:val="608" w:hRule="auto"/>
+          <w:trHeight w:val="612" w:hRule="auto"/>
         </w:trPr>
+        body4
         <w:tc>
           <w:tcPr>
             <w:tcBorders>
@@ -1609,30 +1586,29 @@
           </w:tcPr>
           <w:p>
             <w:pPr>
-              <w:pStyle w:val="Normal"/>
-              <w:jc w:val="left"/>
-              <w:pBdr>
-                <w:bottom w:val="none" w:sz="0" w:space="0" w:color="000000"/>
-                <w:top w:val="none" w:sz="0" w:space="0" w:color="000000"/>
-                <w:left w:val="none" w:sz="0" w:space="0" w:color="000000"/>
-                <w:right w:val="none" w:sz="0" w:space="0" w:color="000000"/>
-              </w:pBdr>
-              <w:spacing w:after="100" w:before="100" w:line="240"/>
-              <w:ind w:left="100" w:right="100" w:firstLine="0" w:firstLineChars="0"/>
-              <w:rPr>
-                <w:rFonts w:ascii="Helvetica" w:hAnsi="Helvetica" w:eastAsia="Helvetica" w:cs="Helvetica"/>
-                <w:i w:val="false"/>
-                <w:b w:val="false"/>
-                <w:u w:val="none"/>
-                <w:strike w:val="false"/>
-                <w:sz w:val="22"/>
-                <w:szCs w:val="22"/>
-                <w:color w:val="000000"/>
-              </w:rPr>
-            </w:pPr>
-            <w:r>
-              <w:rPr>
-                <w:rFonts w:ascii="Helvetica" w:hAnsi="Helvetica" w:eastAsia="Helvetica" w:cs="Helvetica"/>
+              <w:jc w:val="left"/>
+              <w:pBdr>
+                <w:bottom w:val="none" w:sz="0" w:space="0" w:color="000000"/>
+                <w:top w:val="none" w:sz="0" w:space="0" w:color="000000"/>
+                <w:left w:val="none" w:sz="0" w:space="0" w:color="000000"/>
+                <w:right w:val="none" w:sz="0" w:space="0" w:color="000000"/>
+              </w:pBdr>
+              <w:spacing w:after="100" w:before="100" w:line="240"/>
+              <w:ind w:left="100" w:right="100" w:firstLine="0" w:firstLineChars="0"/>
+              <w:rPr>
+                <w:rFonts w:ascii="Arial" w:hAnsi="Arial" w:eastAsia="Arial" w:cs="Arial"/>
+                <w:i w:val="false"/>
+                <w:b w:val="false"/>
+                <w:u w:val="none"/>
+                <w:strike w:val="false"/>
+                <w:sz w:val="22"/>
+                <w:szCs w:val="22"/>
+                <w:color w:val="000000"/>
+              </w:rPr>
+            </w:pPr>
+            <w:r>
+              <w:rPr>
+                <w:rFonts w:ascii="Arial" w:hAnsi="Arial" w:eastAsia="Arial" w:cs="Arial"/>
                 <w:i w:val="false"/>
                 <w:b w:val="false"/>
                 <w:u w:val="none"/>
@@ -1664,39 +1640,38 @@
           </w:tcPr>
           <w:p>
             <w:pPr>
-              <w:pStyle w:val="Normal"/>
-              <w:jc w:val="left"/>
-              <w:pBdr>
-                <w:bottom w:val="none" w:sz="0" w:space="0" w:color="000000"/>
-                <w:top w:val="none" w:sz="0" w:space="0" w:color="000000"/>
-                <w:left w:val="none" w:sz="0" w:space="0" w:color="000000"/>
-                <w:right w:val="none" w:sz="0" w:space="0" w:color="000000"/>
-              </w:pBdr>
-              <w:spacing w:after="100" w:before="100" w:line="240"/>
-              <w:ind w:left="100" w:right="100" w:firstLine="0" w:firstLineChars="0"/>
-              <w:rPr>
-                <w:rFonts w:ascii="Helvetica" w:hAnsi="Helvetica" w:eastAsia="Helvetica" w:cs="Helvetica"/>
-                <w:i w:val="false"/>
-                <w:b w:val="false"/>
-                <w:u w:val="none"/>
-                <w:strike w:val="false"/>
-                <w:sz w:val="22"/>
-                <w:szCs w:val="22"/>
-                <w:color w:val="000000"/>
-              </w:rPr>
-            </w:pPr>
-            <w:r>
-              <w:rPr>
-                <w:rFonts w:ascii="Helvetica" w:hAnsi="Helvetica" w:eastAsia="Helvetica" w:cs="Helvetica"/>
-                <w:i w:val="false"/>
-                <w:b w:val="false"/>
-                <w:u w:val="none"/>
-                <w:strike w:val="false"/>
-                <w:sz w:val="22"/>
-                <w:szCs w:val="22"/>
-                <w:color w:val="000000"/>
-              </w:rPr>
-              <w:t xml:space="preserve">0.088</w:t>
+              <w:jc w:val="left"/>
+              <w:pBdr>
+                <w:bottom w:val="none" w:sz="0" w:space="0" w:color="000000"/>
+                <w:top w:val="none" w:sz="0" w:space="0" w:color="000000"/>
+                <w:left w:val="none" w:sz="0" w:space="0" w:color="000000"/>
+                <w:right w:val="none" w:sz="0" w:space="0" w:color="000000"/>
+              </w:pBdr>
+              <w:spacing w:after="100" w:before="100" w:line="240"/>
+              <w:ind w:left="100" w:right="100" w:firstLine="0" w:firstLineChars="0"/>
+              <w:rPr>
+                <w:rFonts w:ascii="Arial" w:hAnsi="Arial" w:eastAsia="Arial" w:cs="Arial"/>
+                <w:i w:val="false"/>
+                <w:b w:val="false"/>
+                <w:u w:val="none"/>
+                <w:strike w:val="false"/>
+                <w:sz w:val="22"/>
+                <w:szCs w:val="22"/>
+                <w:color w:val="000000"/>
+              </w:rPr>
+            </w:pPr>
+            <w:r>
+              <w:rPr>
+                <w:rFonts w:ascii="Arial" w:hAnsi="Arial" w:eastAsia="Arial" w:cs="Arial"/>
+                <w:i w:val="false"/>
+                <w:b w:val="false"/>
+                <w:u w:val="none"/>
+                <w:strike w:val="false"/>
+                <w:sz w:val="22"/>
+                <w:szCs w:val="22"/>
+                <w:color w:val="000000"/>
+              </w:rPr>
+              <w:t xml:space="preserve">0.173</w:t>
             </w:r>
           </w:p>
         </w:tc>
@@ -1719,39 +1694,38 @@
           </w:tcPr>
           <w:p>
             <w:pPr>
-              <w:pStyle w:val="Normal"/>
-              <w:jc w:val="left"/>
-              <w:pBdr>
-                <w:bottom w:val="none" w:sz="0" w:space="0" w:color="000000"/>
-                <w:top w:val="none" w:sz="0" w:space="0" w:color="000000"/>
-                <w:left w:val="none" w:sz="0" w:space="0" w:color="000000"/>
-                <w:right w:val="none" w:sz="0" w:space="0" w:color="000000"/>
-              </w:pBdr>
-              <w:spacing w:after="100" w:before="100" w:line="240"/>
-              <w:ind w:left="100" w:right="100" w:firstLine="0" w:firstLineChars="0"/>
-              <w:rPr>
-                <w:rFonts w:ascii="Helvetica" w:hAnsi="Helvetica" w:eastAsia="Helvetica" w:cs="Helvetica"/>
-                <w:i w:val="false"/>
-                <w:b w:val="false"/>
-                <w:u w:val="none"/>
-                <w:strike w:val="false"/>
-                <w:sz w:val="22"/>
-                <w:szCs w:val="22"/>
-                <w:color w:val="000000"/>
-              </w:rPr>
-            </w:pPr>
-            <w:r>
-              <w:rPr>
-                <w:rFonts w:ascii="Helvetica" w:hAnsi="Helvetica" w:eastAsia="Helvetica" w:cs="Helvetica"/>
-                <w:i w:val="false"/>
-                <w:b w:val="false"/>
-                <w:u w:val="none"/>
-                <w:strike w:val="false"/>
-                <w:sz w:val="22"/>
-                <w:szCs w:val="22"/>
-                <w:color w:val="000000"/>
-              </w:rPr>
-              <w:t xml:space="preserve">0.173</w:t>
+              <w:jc w:val="left"/>
+              <w:pBdr>
+                <w:bottom w:val="none" w:sz="0" w:space="0" w:color="000000"/>
+                <w:top w:val="none" w:sz="0" w:space="0" w:color="000000"/>
+                <w:left w:val="none" w:sz="0" w:space="0" w:color="000000"/>
+                <w:right w:val="none" w:sz="0" w:space="0" w:color="000000"/>
+              </w:pBdr>
+              <w:spacing w:after="100" w:before="100" w:line="240"/>
+              <w:ind w:left="100" w:right="100" w:firstLine="0" w:firstLineChars="0"/>
+              <w:rPr>
+                <w:rFonts w:ascii="Arial" w:hAnsi="Arial" w:eastAsia="Arial" w:cs="Arial"/>
+                <w:i w:val="false"/>
+                <w:b w:val="false"/>
+                <w:u w:val="none"/>
+                <w:strike w:val="false"/>
+                <w:sz w:val="22"/>
+                <w:szCs w:val="22"/>
+                <w:color w:val="000000"/>
+              </w:rPr>
+            </w:pPr>
+            <w:r>
+              <w:rPr>
+                <w:rFonts w:ascii="Arial" w:hAnsi="Arial" w:eastAsia="Arial" w:cs="Arial"/>
+                <w:i w:val="false"/>
+                <w:b w:val="false"/>
+                <w:u w:val="none"/>
+                <w:strike w:val="false"/>
+                <w:sz w:val="22"/>
+                <w:szCs w:val="22"/>
+                <w:color w:val="000000"/>
+              </w:rPr>
+              <w:t xml:space="preserve">0.202</w:t>
             </w:r>
           </w:p>
         </w:tc>
@@ -1774,39 +1748,38 @@
           </w:tcPr>
           <w:p>
             <w:pPr>
-              <w:pStyle w:val="Normal"/>
-              <w:jc w:val="left"/>
-              <w:pBdr>
-                <w:bottom w:val="none" w:sz="0" w:space="0" w:color="000000"/>
-                <w:top w:val="none" w:sz="0" w:space="0" w:color="000000"/>
-                <w:left w:val="none" w:sz="0" w:space="0" w:color="000000"/>
-                <w:right w:val="none" w:sz="0" w:space="0" w:color="000000"/>
-              </w:pBdr>
-              <w:spacing w:after="100" w:before="100" w:line="240"/>
-              <w:ind w:left="100" w:right="100" w:firstLine="0" w:firstLineChars="0"/>
-              <w:rPr>
-                <w:rFonts w:ascii="Helvetica" w:hAnsi="Helvetica" w:eastAsia="Helvetica" w:cs="Helvetica"/>
-                <w:i w:val="false"/>
-                <w:b w:val="false"/>
-                <w:u w:val="none"/>
-                <w:strike w:val="false"/>
-                <w:sz w:val="22"/>
-                <w:szCs w:val="22"/>
-                <w:color w:val="000000"/>
-              </w:rPr>
-            </w:pPr>
-            <w:r>
-              <w:rPr>
-                <w:rFonts w:ascii="Helvetica" w:hAnsi="Helvetica" w:eastAsia="Helvetica" w:cs="Helvetica"/>
-                <w:i w:val="false"/>
-                <w:b w:val="false"/>
-                <w:u w:val="none"/>
-                <w:strike w:val="false"/>
-                <w:sz w:val="22"/>
-                <w:szCs w:val="22"/>
-                <w:color w:val="000000"/>
-              </w:rPr>
-              <w:t xml:space="preserve">0.202</w:t>
+              <w:jc w:val="left"/>
+              <w:pBdr>
+                <w:bottom w:val="none" w:sz="0" w:space="0" w:color="000000"/>
+                <w:top w:val="none" w:sz="0" w:space="0" w:color="000000"/>
+                <w:left w:val="none" w:sz="0" w:space="0" w:color="000000"/>
+                <w:right w:val="none" w:sz="0" w:space="0" w:color="000000"/>
+              </w:pBdr>
+              <w:spacing w:after="100" w:before="100" w:line="240"/>
+              <w:ind w:left="100" w:right="100" w:firstLine="0" w:firstLineChars="0"/>
+              <w:rPr>
+                <w:rFonts w:ascii="Arial" w:hAnsi="Arial" w:eastAsia="Arial" w:cs="Arial"/>
+                <w:i w:val="false"/>
+                <w:b w:val="false"/>
+                <w:u w:val="none"/>
+                <w:strike w:val="false"/>
+                <w:sz w:val="22"/>
+                <w:szCs w:val="22"/>
+                <w:color w:val="000000"/>
+              </w:rPr>
+            </w:pPr>
+            <w:r>
+              <w:rPr>
+                <w:rFonts w:ascii="Arial" w:hAnsi="Arial" w:eastAsia="Arial" w:cs="Arial"/>
+                <w:i w:val="false"/>
+                <w:b w:val="false"/>
+                <w:u w:val="none"/>
+                <w:strike w:val="false"/>
+                <w:sz w:val="22"/>
+                <w:szCs w:val="22"/>
+                <w:color w:val="000000"/>
+              </w:rPr>
+              <w:t xml:space="preserve">0.088</w:t>
             </w:r>
           </w:p>
         </w:tc>
@@ -1829,30 +1802,29 @@
           </w:tcPr>
           <w:p>
             <w:pPr>
-              <w:pStyle w:val="Normal"/>
-              <w:jc w:val="left"/>
-              <w:pBdr>
-                <w:bottom w:val="none" w:sz="0" w:space="0" w:color="000000"/>
-                <w:top w:val="none" w:sz="0" w:space="0" w:color="000000"/>
-                <w:left w:val="none" w:sz="0" w:space="0" w:color="000000"/>
-                <w:right w:val="none" w:sz="0" w:space="0" w:color="000000"/>
-              </w:pBdr>
-              <w:spacing w:after="100" w:before="100" w:line="240"/>
-              <w:ind w:left="100" w:right="100" w:firstLine="0" w:firstLineChars="0"/>
-              <w:rPr>
-                <w:rFonts w:ascii="Helvetica" w:hAnsi="Helvetica" w:eastAsia="Helvetica" w:cs="Helvetica"/>
-                <w:i w:val="false"/>
-                <w:b w:val="false"/>
-                <w:u w:val="none"/>
-                <w:strike w:val="false"/>
-                <w:sz w:val="22"/>
-                <w:szCs w:val="22"/>
-                <w:color w:val="000000"/>
-              </w:rPr>
-            </w:pPr>
-            <w:r>
-              <w:rPr>
-                <w:rFonts w:ascii="Helvetica" w:hAnsi="Helvetica" w:eastAsia="Helvetica" w:cs="Helvetica"/>
+              <w:jc w:val="left"/>
+              <w:pBdr>
+                <w:bottom w:val="none" w:sz="0" w:space="0" w:color="000000"/>
+                <w:top w:val="none" w:sz="0" w:space="0" w:color="000000"/>
+                <w:left w:val="none" w:sz="0" w:space="0" w:color="000000"/>
+                <w:right w:val="none" w:sz="0" w:space="0" w:color="000000"/>
+              </w:pBdr>
+              <w:spacing w:after="100" w:before="100" w:line="240"/>
+              <w:ind w:left="100" w:right="100" w:firstLine="0" w:firstLineChars="0"/>
+              <w:rPr>
+                <w:rFonts w:ascii="Arial" w:hAnsi="Arial" w:eastAsia="Arial" w:cs="Arial"/>
+                <w:i w:val="false"/>
+                <w:b w:val="false"/>
+                <w:u w:val="none"/>
+                <w:strike w:val="false"/>
+                <w:sz w:val="22"/>
+                <w:szCs w:val="22"/>
+                <w:color w:val="000000"/>
+              </w:rPr>
+            </w:pPr>
+            <w:r>
+              <w:rPr>
+                <w:rFonts w:ascii="Arial" w:hAnsi="Arial" w:eastAsia="Arial" w:cs="Arial"/>
                 <w:i w:val="false"/>
                 <w:b w:val="false"/>
                 <w:u w:val="none"/>
@@ -1884,30 +1856,29 @@
           </w:tcPr>
           <w:p>
             <w:pPr>
-              <w:pStyle w:val="Normal"/>
-              <w:jc w:val="left"/>
-              <w:pBdr>
-                <w:bottom w:val="none" w:sz="0" w:space="0" w:color="000000"/>
-                <w:top w:val="none" w:sz="0" w:space="0" w:color="000000"/>
-                <w:left w:val="none" w:sz="0" w:space="0" w:color="000000"/>
-                <w:right w:val="none" w:sz="0" w:space="0" w:color="000000"/>
-              </w:pBdr>
-              <w:spacing w:after="100" w:before="100" w:line="240"/>
-              <w:ind w:left="100" w:right="100" w:firstLine="0" w:firstLineChars="0"/>
-              <w:rPr>
-                <w:rFonts w:ascii="Helvetica" w:hAnsi="Helvetica" w:eastAsia="Helvetica" w:cs="Helvetica"/>
-                <w:i w:val="false"/>
-                <w:b w:val="false"/>
-                <w:u w:val="none"/>
-                <w:strike w:val="false"/>
-                <w:sz w:val="22"/>
-                <w:szCs w:val="22"/>
-                <w:color w:val="000000"/>
-              </w:rPr>
-            </w:pPr>
-            <w:r>
-              <w:rPr>
-                <w:rFonts w:ascii="Helvetica" w:hAnsi="Helvetica" w:eastAsia="Helvetica" w:cs="Helvetica"/>
+              <w:jc w:val="left"/>
+              <w:pBdr>
+                <w:bottom w:val="none" w:sz="0" w:space="0" w:color="000000"/>
+                <w:top w:val="none" w:sz="0" w:space="0" w:color="000000"/>
+                <w:left w:val="none" w:sz="0" w:space="0" w:color="000000"/>
+                <w:right w:val="none" w:sz="0" w:space="0" w:color="000000"/>
+              </w:pBdr>
+              <w:spacing w:after="100" w:before="100" w:line="240"/>
+              <w:ind w:left="100" w:right="100" w:firstLine="0" w:firstLineChars="0"/>
+              <w:rPr>
+                <w:rFonts w:ascii="Arial" w:hAnsi="Arial" w:eastAsia="Arial" w:cs="Arial"/>
+                <w:i w:val="false"/>
+                <w:b w:val="false"/>
+                <w:u w:val="none"/>
+                <w:strike w:val="false"/>
+                <w:sz w:val="22"/>
+                <w:szCs w:val="22"/>
+                <w:color w:val="000000"/>
+              </w:rPr>
+            </w:pPr>
+            <w:r>
+              <w:rPr>
+                <w:rFonts w:ascii="Arial" w:hAnsi="Arial" w:eastAsia="Arial" w:cs="Arial"/>
                 <w:i w:val="false"/>
                 <w:b w:val="false"/>
                 <w:u w:val="none"/>
@@ -1939,30 +1910,29 @@
           </w:tcPr>
           <w:p>
             <w:pPr>
-              <w:pStyle w:val="Normal"/>
-              <w:jc w:val="left"/>
-              <w:pBdr>
-                <w:bottom w:val="none" w:sz="0" w:space="0" w:color="000000"/>
-                <w:top w:val="none" w:sz="0" w:space="0" w:color="000000"/>
-                <w:left w:val="none" w:sz="0" w:space="0" w:color="000000"/>
-                <w:right w:val="none" w:sz="0" w:space="0" w:color="000000"/>
-              </w:pBdr>
-              <w:spacing w:after="100" w:before="100" w:line="240"/>
-              <w:ind w:left="100" w:right="100" w:firstLine="0" w:firstLineChars="0"/>
-              <w:rPr>
-                <w:rFonts w:ascii="Helvetica" w:hAnsi="Helvetica" w:eastAsia="Helvetica" w:cs="Helvetica"/>
-                <w:i w:val="false"/>
-                <w:b w:val="false"/>
-                <w:u w:val="none"/>
-                <w:strike w:val="false"/>
-                <w:sz w:val="22"/>
-                <w:szCs w:val="22"/>
-                <w:color w:val="000000"/>
-              </w:rPr>
-            </w:pPr>
-            <w:r>
-              <w:rPr>
-                <w:rFonts w:ascii="Helvetica" w:hAnsi="Helvetica" w:eastAsia="Helvetica" w:cs="Helvetica"/>
+              <w:jc w:val="left"/>
+              <w:pBdr>
+                <w:bottom w:val="none" w:sz="0" w:space="0" w:color="000000"/>
+                <w:top w:val="none" w:sz="0" w:space="0" w:color="000000"/>
+                <w:left w:val="none" w:sz="0" w:space="0" w:color="000000"/>
+                <w:right w:val="none" w:sz="0" w:space="0" w:color="000000"/>
+              </w:pBdr>
+              <w:spacing w:after="100" w:before="100" w:line="240"/>
+              <w:ind w:left="100" w:right="100" w:firstLine="0" w:firstLineChars="0"/>
+              <w:rPr>
+                <w:rFonts w:ascii="Arial" w:hAnsi="Arial" w:eastAsia="Arial" w:cs="Arial"/>
+                <w:i w:val="false"/>
+                <w:b w:val="false"/>
+                <w:u w:val="none"/>
+                <w:strike w:val="false"/>
+                <w:sz w:val="22"/>
+                <w:szCs w:val="22"/>
+                <w:color w:val="000000"/>
+              </w:rPr>
+            </w:pPr>
+            <w:r>
+              <w:rPr>
+                <w:rFonts w:ascii="Arial" w:hAnsi="Arial" w:eastAsia="Arial" w:cs="Arial"/>
                 <w:i w:val="false"/>
                 <w:b w:val="false"/>
                 <w:u w:val="none"/>
@@ -1978,8 +1948,9 @@
       </w:tr>
       <w:tr>
         <w:trPr>
-          <w:trHeight w:val="608" w:hRule="auto"/>
+          <w:trHeight w:val="615" w:hRule="auto"/>
         </w:trPr>
+        body5
         <w:tc>
           <w:tcPr>
             <w:tcBorders>
@@ -1999,39 +1970,38 @@
           </w:tcPr>
           <w:p>
             <w:pPr>
-              <w:pStyle w:val="Normal"/>
-              <w:jc w:val="left"/>
-              <w:pBdr>
-                <w:bottom w:val="none" w:sz="0" w:space="0" w:color="000000"/>
-                <w:top w:val="none" w:sz="0" w:space="0" w:color="000000"/>
-                <w:left w:val="none" w:sz="0" w:space="0" w:color="000000"/>
-                <w:right w:val="none" w:sz="0" w:space="0" w:color="000000"/>
-              </w:pBdr>
-              <w:spacing w:after="100" w:before="100" w:line="240"/>
-              <w:ind w:left="100" w:right="100" w:firstLine="0" w:firstLineChars="0"/>
-              <w:rPr>
-                <w:rFonts w:ascii="Helvetica" w:hAnsi="Helvetica" w:eastAsia="Helvetica" w:cs="Helvetica"/>
-                <w:i w:val="false"/>
-                <w:b w:val="false"/>
-                <w:u w:val="none"/>
-                <w:strike w:val="false"/>
-                <w:sz w:val="22"/>
-                <w:szCs w:val="22"/>
-                <w:color w:val="000000"/>
-              </w:rPr>
-            </w:pPr>
-            <w:r>
-              <w:rPr>
-                <w:rFonts w:ascii="Helvetica" w:hAnsi="Helvetica" w:eastAsia="Helvetica" w:cs="Helvetica"/>
-                <w:i w:val="false"/>
-                <w:b w:val="false"/>
-                <w:u w:val="none"/>
-                <w:strike w:val="false"/>
-                <w:sz w:val="22"/>
-                <w:szCs w:val="22"/>
-                <w:color w:val="000000"/>
-              </w:rPr>
-              <w:t xml:space="preserve">cancerrisk</w:t>
+              <w:jc w:val="left"/>
+              <w:pBdr>
+                <w:bottom w:val="none" w:sz="0" w:space="0" w:color="000000"/>
+                <w:top w:val="none" w:sz="0" w:space="0" w:color="000000"/>
+                <w:left w:val="none" w:sz="0" w:space="0" w:color="000000"/>
+                <w:right w:val="none" w:sz="0" w:space="0" w:color="000000"/>
+              </w:pBdr>
+              <w:spacing w:after="100" w:before="100" w:line="240"/>
+              <w:ind w:left="100" w:right="100" w:firstLine="0" w:firstLineChars="0"/>
+              <w:rPr>
+                <w:rFonts w:ascii="Arial" w:hAnsi="Arial" w:eastAsia="Arial" w:cs="Arial"/>
+                <w:i w:val="false"/>
+                <w:b w:val="false"/>
+                <w:u w:val="none"/>
+                <w:strike w:val="false"/>
+                <w:sz w:val="22"/>
+                <w:szCs w:val="22"/>
+                <w:color w:val="000000"/>
+              </w:rPr>
+            </w:pPr>
+            <w:r>
+              <w:rPr>
+                <w:rFonts w:ascii="Arial" w:hAnsi="Arial" w:eastAsia="Arial" w:cs="Arial"/>
+                <w:i w:val="false"/>
+                <w:b w:val="false"/>
+                <w:u w:val="none"/>
+                <w:strike w:val="false"/>
+                <w:sz w:val="22"/>
+                <w:szCs w:val="22"/>
+                <w:color w:val="000000"/>
+              </w:rPr>
+              <w:t xml:space="preserve">cancerrisk_STD</w:t>
             </w:r>
           </w:p>
         </w:tc>
@@ -2054,39 +2024,38 @@
           </w:tcPr>
           <w:p>
             <w:pPr>
-              <w:pStyle w:val="Normal"/>
-              <w:jc w:val="left"/>
-              <w:pBdr>
-                <w:bottom w:val="none" w:sz="0" w:space="0" w:color="000000"/>
-                <w:top w:val="none" w:sz="0" w:space="0" w:color="000000"/>
-                <w:left w:val="none" w:sz="0" w:space="0" w:color="000000"/>
-                <w:right w:val="none" w:sz="0" w:space="0" w:color="000000"/>
-              </w:pBdr>
-              <w:spacing w:after="100" w:before="100" w:line="240"/>
-              <w:ind w:left="100" w:right="100" w:firstLine="0" w:firstLineChars="0"/>
-              <w:rPr>
-                <w:rFonts w:ascii="Helvetica" w:hAnsi="Helvetica" w:eastAsia="Helvetica" w:cs="Helvetica"/>
-                <w:i w:val="false"/>
-                <w:b w:val="false"/>
-                <w:u w:val="none"/>
-                <w:strike w:val="false"/>
-                <w:sz w:val="22"/>
-                <w:szCs w:val="22"/>
-                <w:color w:val="000000"/>
-              </w:rPr>
-            </w:pPr>
-            <w:r>
-              <w:rPr>
-                <w:rFonts w:ascii="Helvetica" w:hAnsi="Helvetica" w:eastAsia="Helvetica" w:cs="Helvetica"/>
-                <w:i w:val="false"/>
-                <w:b w:val="false"/>
-                <w:u w:val="none"/>
-                <w:strike w:val="false"/>
-                <w:sz w:val="22"/>
-                <w:szCs w:val="22"/>
-                <w:color w:val="000000"/>
-              </w:rPr>
-              <w:t xml:space="preserve">-0.144</w:t>
+              <w:jc w:val="left"/>
+              <w:pBdr>
+                <w:bottom w:val="none" w:sz="0" w:space="0" w:color="000000"/>
+                <w:top w:val="none" w:sz="0" w:space="0" w:color="000000"/>
+                <w:left w:val="none" w:sz="0" w:space="0" w:color="000000"/>
+                <w:right w:val="none" w:sz="0" w:space="0" w:color="000000"/>
+              </w:pBdr>
+              <w:spacing w:after="100" w:before="100" w:line="240"/>
+              <w:ind w:left="100" w:right="100" w:firstLine="0" w:firstLineChars="0"/>
+              <w:rPr>
+                <w:rFonts w:ascii="Arial" w:hAnsi="Arial" w:eastAsia="Arial" w:cs="Arial"/>
+                <w:i w:val="false"/>
+                <w:b w:val="false"/>
+                <w:u w:val="none"/>
+                <w:strike w:val="false"/>
+                <w:sz w:val="22"/>
+                <w:szCs w:val="22"/>
+                <w:color w:val="000000"/>
+              </w:rPr>
+            </w:pPr>
+            <w:r>
+              <w:rPr>
+                <w:rFonts w:ascii="Arial" w:hAnsi="Arial" w:eastAsia="Arial" w:cs="Arial"/>
+                <w:i w:val="false"/>
+                <w:b w:val="false"/>
+                <w:u w:val="none"/>
+                <w:strike w:val="false"/>
+                <w:sz w:val="22"/>
+                <w:szCs w:val="22"/>
+                <w:color w:val="000000"/>
+              </w:rPr>
+              <w:t xml:space="preserve">-0.037</w:t>
             </w:r>
           </w:p>
         </w:tc>
@@ -2109,39 +2078,38 @@
           </w:tcPr>
           <w:p>
             <w:pPr>
-              <w:pStyle w:val="Normal"/>
-              <w:jc w:val="left"/>
-              <w:pBdr>
-                <w:bottom w:val="none" w:sz="0" w:space="0" w:color="000000"/>
-                <w:top w:val="none" w:sz="0" w:space="0" w:color="000000"/>
-                <w:left w:val="none" w:sz="0" w:space="0" w:color="000000"/>
-                <w:right w:val="none" w:sz="0" w:space="0" w:color="000000"/>
-              </w:pBdr>
-              <w:spacing w:after="100" w:before="100" w:line="240"/>
-              <w:ind w:left="100" w:right="100" w:firstLine="0" w:firstLineChars="0"/>
-              <w:rPr>
-                <w:rFonts w:ascii="Helvetica" w:hAnsi="Helvetica" w:eastAsia="Helvetica" w:cs="Helvetica"/>
-                <w:i w:val="false"/>
-                <w:b w:val="false"/>
-                <w:u w:val="none"/>
-                <w:strike w:val="false"/>
-                <w:sz w:val="22"/>
-                <w:szCs w:val="22"/>
-                <w:color w:val="000000"/>
-              </w:rPr>
-            </w:pPr>
-            <w:r>
-              <w:rPr>
-                <w:rFonts w:ascii="Helvetica" w:hAnsi="Helvetica" w:eastAsia="Helvetica" w:cs="Helvetica"/>
-                <w:i w:val="false"/>
-                <w:b w:val="false"/>
-                <w:u w:val="none"/>
-                <w:strike w:val="false"/>
-                <w:sz w:val="22"/>
-                <w:szCs w:val="22"/>
-                <w:color w:val="000000"/>
-              </w:rPr>
-              <w:t xml:space="preserve">-0.037</w:t>
+              <w:jc w:val="left"/>
+              <w:pBdr>
+                <w:bottom w:val="none" w:sz="0" w:space="0" w:color="000000"/>
+                <w:top w:val="none" w:sz="0" w:space="0" w:color="000000"/>
+                <w:left w:val="none" w:sz="0" w:space="0" w:color="000000"/>
+                <w:right w:val="none" w:sz="0" w:space="0" w:color="000000"/>
+              </w:pBdr>
+              <w:spacing w:after="100" w:before="100" w:line="240"/>
+              <w:ind w:left="100" w:right="100" w:firstLine="0" w:firstLineChars="0"/>
+              <w:rPr>
+                <w:rFonts w:ascii="Arial" w:hAnsi="Arial" w:eastAsia="Arial" w:cs="Arial"/>
+                <w:i w:val="false"/>
+                <w:b w:val="false"/>
+                <w:u w:val="none"/>
+                <w:strike w:val="false"/>
+                <w:sz w:val="22"/>
+                <w:szCs w:val="22"/>
+                <w:color w:val="000000"/>
+              </w:rPr>
+            </w:pPr>
+            <w:r>
+              <w:rPr>
+                <w:rFonts w:ascii="Arial" w:hAnsi="Arial" w:eastAsia="Arial" w:cs="Arial"/>
+                <w:i w:val="false"/>
+                <w:b w:val="false"/>
+                <w:u w:val="none"/>
+                <w:strike w:val="false"/>
+                <w:sz w:val="22"/>
+                <w:szCs w:val="22"/>
+                <w:color w:val="000000"/>
+              </w:rPr>
+              <w:t xml:space="preserve">0.062</w:t>
             </w:r>
           </w:p>
         </w:tc>
@@ -2164,39 +2132,38 @@
           </w:tcPr>
           <w:p>
             <w:pPr>
-              <w:pStyle w:val="Normal"/>
-              <w:jc w:val="left"/>
-              <w:pBdr>
-                <w:bottom w:val="none" w:sz="0" w:space="0" w:color="000000"/>
-                <w:top w:val="none" w:sz="0" w:space="0" w:color="000000"/>
-                <w:left w:val="none" w:sz="0" w:space="0" w:color="000000"/>
-                <w:right w:val="none" w:sz="0" w:space="0" w:color="000000"/>
-              </w:pBdr>
-              <w:spacing w:after="100" w:before="100" w:line="240"/>
-              <w:ind w:left="100" w:right="100" w:firstLine="0" w:firstLineChars="0"/>
-              <w:rPr>
-                <w:rFonts w:ascii="Helvetica" w:hAnsi="Helvetica" w:eastAsia="Helvetica" w:cs="Helvetica"/>
-                <w:i w:val="false"/>
-                <w:b w:val="false"/>
-                <w:u w:val="none"/>
-                <w:strike w:val="false"/>
-                <w:sz w:val="22"/>
-                <w:szCs w:val="22"/>
-                <w:color w:val="000000"/>
-              </w:rPr>
-            </w:pPr>
-            <w:r>
-              <w:rPr>
-                <w:rFonts w:ascii="Helvetica" w:hAnsi="Helvetica" w:eastAsia="Helvetica" w:cs="Helvetica"/>
-                <w:i w:val="false"/>
-                <w:b w:val="false"/>
-                <w:u w:val="none"/>
-                <w:strike w:val="false"/>
-                <w:sz w:val="22"/>
-                <w:szCs w:val="22"/>
-                <w:color w:val="000000"/>
-              </w:rPr>
-              <w:t xml:space="preserve">0.062</w:t>
+              <w:jc w:val="left"/>
+              <w:pBdr>
+                <w:bottom w:val="none" w:sz="0" w:space="0" w:color="000000"/>
+                <w:top w:val="none" w:sz="0" w:space="0" w:color="000000"/>
+                <w:left w:val="none" w:sz="0" w:space="0" w:color="000000"/>
+                <w:right w:val="none" w:sz="0" w:space="0" w:color="000000"/>
+              </w:pBdr>
+              <w:spacing w:after="100" w:before="100" w:line="240"/>
+              <w:ind w:left="100" w:right="100" w:firstLine="0" w:firstLineChars="0"/>
+              <w:rPr>
+                <w:rFonts w:ascii="Arial" w:hAnsi="Arial" w:eastAsia="Arial" w:cs="Arial"/>
+                <w:i w:val="false"/>
+                <w:b w:val="false"/>
+                <w:u w:val="none"/>
+                <w:strike w:val="false"/>
+                <w:sz w:val="22"/>
+                <w:szCs w:val="22"/>
+                <w:color w:val="000000"/>
+              </w:rPr>
+            </w:pPr>
+            <w:r>
+              <w:rPr>
+                <w:rFonts w:ascii="Arial" w:hAnsi="Arial" w:eastAsia="Arial" w:cs="Arial"/>
+                <w:i w:val="false"/>
+                <w:b w:val="false"/>
+                <w:u w:val="none"/>
+                <w:strike w:val="false"/>
+                <w:sz w:val="22"/>
+                <w:szCs w:val="22"/>
+                <w:color w:val="000000"/>
+              </w:rPr>
+              <w:t xml:space="preserve">-0.144</w:t>
             </w:r>
           </w:p>
         </w:tc>
@@ -2219,30 +2186,29 @@
           </w:tcPr>
           <w:p>
             <w:pPr>
-              <w:pStyle w:val="Normal"/>
-              <w:jc w:val="left"/>
-              <w:pBdr>
-                <w:bottom w:val="none" w:sz="0" w:space="0" w:color="000000"/>
-                <w:top w:val="none" w:sz="0" w:space="0" w:color="000000"/>
-                <w:left w:val="none" w:sz="0" w:space="0" w:color="000000"/>
-                <w:right w:val="none" w:sz="0" w:space="0" w:color="000000"/>
-              </w:pBdr>
-              <w:spacing w:after="100" w:before="100" w:line="240"/>
-              <w:ind w:left="100" w:right="100" w:firstLine="0" w:firstLineChars="0"/>
-              <w:rPr>
-                <w:rFonts w:ascii="Helvetica" w:hAnsi="Helvetica" w:eastAsia="Helvetica" w:cs="Helvetica"/>
-                <w:i w:val="false"/>
-                <w:b w:val="false"/>
-                <w:u w:val="none"/>
-                <w:strike w:val="false"/>
-                <w:sz w:val="22"/>
-                <w:szCs w:val="22"/>
-                <w:color w:val="000000"/>
-              </w:rPr>
-            </w:pPr>
-            <w:r>
-              <w:rPr>
-                <w:rFonts w:ascii="Helvetica" w:hAnsi="Helvetica" w:eastAsia="Helvetica" w:cs="Helvetica"/>
+              <w:jc w:val="left"/>
+              <w:pBdr>
+                <w:bottom w:val="none" w:sz="0" w:space="0" w:color="000000"/>
+                <w:top w:val="none" w:sz="0" w:space="0" w:color="000000"/>
+                <w:left w:val="none" w:sz="0" w:space="0" w:color="000000"/>
+                <w:right w:val="none" w:sz="0" w:space="0" w:color="000000"/>
+              </w:pBdr>
+              <w:spacing w:after="100" w:before="100" w:line="240"/>
+              <w:ind w:left="100" w:right="100" w:firstLine="0" w:firstLineChars="0"/>
+              <w:rPr>
+                <w:rFonts w:ascii="Arial" w:hAnsi="Arial" w:eastAsia="Arial" w:cs="Arial"/>
+                <w:i w:val="false"/>
+                <w:b w:val="false"/>
+                <w:u w:val="none"/>
+                <w:strike w:val="false"/>
+                <w:sz w:val="22"/>
+                <w:szCs w:val="22"/>
+                <w:color w:val="000000"/>
+              </w:rPr>
+            </w:pPr>
+            <w:r>
+              <w:rPr>
+                <w:rFonts w:ascii="Arial" w:hAnsi="Arial" w:eastAsia="Arial" w:cs="Arial"/>
                 <w:i w:val="false"/>
                 <w:b w:val="false"/>
                 <w:u w:val="none"/>
@@ -2274,30 +2240,29 @@
           </w:tcPr>
           <w:p>
             <w:pPr>
-              <w:pStyle w:val="Normal"/>
-              <w:jc w:val="left"/>
-              <w:pBdr>
-                <w:bottom w:val="none" w:sz="0" w:space="0" w:color="000000"/>
-                <w:top w:val="none" w:sz="0" w:space="0" w:color="000000"/>
-                <w:left w:val="none" w:sz="0" w:space="0" w:color="000000"/>
-                <w:right w:val="none" w:sz="0" w:space="0" w:color="000000"/>
-              </w:pBdr>
-              <w:spacing w:after="100" w:before="100" w:line="240"/>
-              <w:ind w:left="100" w:right="100" w:firstLine="0" w:firstLineChars="0"/>
-              <w:rPr>
-                <w:rFonts w:ascii="Helvetica" w:hAnsi="Helvetica" w:eastAsia="Helvetica" w:cs="Helvetica"/>
-                <w:i w:val="false"/>
-                <w:b w:val="false"/>
-                <w:u w:val="none"/>
-                <w:strike w:val="false"/>
-                <w:sz w:val="22"/>
-                <w:szCs w:val="22"/>
-                <w:color w:val="000000"/>
-              </w:rPr>
-            </w:pPr>
-            <w:r>
-              <w:rPr>
-                <w:rFonts w:ascii="Helvetica" w:hAnsi="Helvetica" w:eastAsia="Helvetica" w:cs="Helvetica"/>
+              <w:jc w:val="left"/>
+              <w:pBdr>
+                <w:bottom w:val="none" w:sz="0" w:space="0" w:color="000000"/>
+                <w:top w:val="none" w:sz="0" w:space="0" w:color="000000"/>
+                <w:left w:val="none" w:sz="0" w:space="0" w:color="000000"/>
+                <w:right w:val="none" w:sz="0" w:space="0" w:color="000000"/>
+              </w:pBdr>
+              <w:spacing w:after="100" w:before="100" w:line="240"/>
+              <w:ind w:left="100" w:right="100" w:firstLine="0" w:firstLineChars="0"/>
+              <w:rPr>
+                <w:rFonts w:ascii="Arial" w:hAnsi="Arial" w:eastAsia="Arial" w:cs="Arial"/>
+                <w:i w:val="false"/>
+                <w:b w:val="false"/>
+                <w:u w:val="none"/>
+                <w:strike w:val="false"/>
+                <w:sz w:val="22"/>
+                <w:szCs w:val="22"/>
+                <w:color w:val="000000"/>
+              </w:rPr>
+            </w:pPr>
+            <w:r>
+              <w:rPr>
+                <w:rFonts w:ascii="Arial" w:hAnsi="Arial" w:eastAsia="Arial" w:cs="Arial"/>
                 <w:i w:val="false"/>
                 <w:b w:val="false"/>
                 <w:u w:val="none"/>
@@ -2329,30 +2294,29 @@
           </w:tcPr>
           <w:p>
             <w:pPr>
-              <w:pStyle w:val="Normal"/>
-              <w:jc w:val="left"/>
-              <w:pBdr>
-                <w:bottom w:val="none" w:sz="0" w:space="0" w:color="000000"/>
-                <w:top w:val="none" w:sz="0" w:space="0" w:color="000000"/>
-                <w:left w:val="none" w:sz="0" w:space="0" w:color="000000"/>
-                <w:right w:val="none" w:sz="0" w:space="0" w:color="000000"/>
-              </w:pBdr>
-              <w:spacing w:after="100" w:before="100" w:line="240"/>
-              <w:ind w:left="100" w:right="100" w:firstLine="0" w:firstLineChars="0"/>
-              <w:rPr>
-                <w:rFonts w:ascii="Helvetica" w:hAnsi="Helvetica" w:eastAsia="Helvetica" w:cs="Helvetica"/>
-                <w:i w:val="false"/>
-                <w:b w:val="false"/>
-                <w:u w:val="none"/>
-                <w:strike w:val="false"/>
-                <w:sz w:val="22"/>
-                <w:szCs w:val="22"/>
-                <w:color w:val="000000"/>
-              </w:rPr>
-            </w:pPr>
-            <w:r>
-              <w:rPr>
-                <w:rFonts w:ascii="Helvetica" w:hAnsi="Helvetica" w:eastAsia="Helvetica" w:cs="Helvetica"/>
+              <w:jc w:val="left"/>
+              <w:pBdr>
+                <w:bottom w:val="none" w:sz="0" w:space="0" w:color="000000"/>
+                <w:top w:val="none" w:sz="0" w:space="0" w:color="000000"/>
+                <w:left w:val="none" w:sz="0" w:space="0" w:color="000000"/>
+                <w:right w:val="none" w:sz="0" w:space="0" w:color="000000"/>
+              </w:pBdr>
+              <w:spacing w:after="100" w:before="100" w:line="240"/>
+              <w:ind w:left="100" w:right="100" w:firstLine="0" w:firstLineChars="0"/>
+              <w:rPr>
+                <w:rFonts w:ascii="Arial" w:hAnsi="Arial" w:eastAsia="Arial" w:cs="Arial"/>
+                <w:i w:val="false"/>
+                <w:b w:val="false"/>
+                <w:u w:val="none"/>
+                <w:strike w:val="false"/>
+                <w:sz w:val="22"/>
+                <w:szCs w:val="22"/>
+                <w:color w:val="000000"/>
+              </w:rPr>
+            </w:pPr>
+            <w:r>
+              <w:rPr>
+                <w:rFonts w:ascii="Arial" w:hAnsi="Arial" w:eastAsia="Arial" w:cs="Arial"/>
                 <w:i w:val="false"/>
                 <w:b w:val="false"/>
                 <w:u w:val="none"/>
@@ -2368,8 +2332,9 @@
       </w:tr>
       <w:tr>
         <w:trPr>
-          <w:trHeight w:val="623" w:hRule="auto"/>
+          <w:trHeight w:val="617" w:hRule="auto"/>
         </w:trPr>
+        body6
         <w:tc>
           <w:tcPr>
             <w:tcBorders>
@@ -2389,30 +2354,29 @@
           </w:tcPr>
           <w:p>
             <w:pPr>
-              <w:pStyle w:val="Normal"/>
-              <w:jc w:val="left"/>
-              <w:pBdr>
-                <w:bottom w:val="none" w:sz="0" w:space="0" w:color="000000"/>
-                <w:top w:val="none" w:sz="0" w:space="0" w:color="000000"/>
-                <w:left w:val="none" w:sz="0" w:space="0" w:color="000000"/>
-                <w:right w:val="none" w:sz="0" w:space="0" w:color="000000"/>
-              </w:pBdr>
-              <w:spacing w:after="100" w:before="100" w:line="240"/>
-              <w:ind w:left="100" w:right="100" w:firstLine="0" w:firstLineChars="0"/>
-              <w:rPr>
-                <w:rFonts w:ascii="Helvetica" w:hAnsi="Helvetica" w:eastAsia="Helvetica" w:cs="Helvetica"/>
-                <w:i w:val="false"/>
-                <w:b w:val="false"/>
-                <w:u w:val="none"/>
-                <w:strike w:val="false"/>
-                <w:sz w:val="22"/>
-                <w:szCs w:val="22"/>
-                <w:color w:val="000000"/>
-              </w:rPr>
-            </w:pPr>
-            <w:r>
-              <w:rPr>
-                <w:rFonts w:ascii="Helvetica" w:hAnsi="Helvetica" w:eastAsia="Helvetica" w:cs="Helvetica"/>
+              <w:jc w:val="left"/>
+              <w:pBdr>
+                <w:bottom w:val="none" w:sz="0" w:space="0" w:color="000000"/>
+                <w:top w:val="none" w:sz="0" w:space="0" w:color="000000"/>
+                <w:left w:val="none" w:sz="0" w:space="0" w:color="000000"/>
+                <w:right w:val="none" w:sz="0" w:space="0" w:color="000000"/>
+              </w:pBdr>
+              <w:spacing w:after="100" w:before="100" w:line="240"/>
+              <w:ind w:left="100" w:right="100" w:firstLine="0" w:firstLineChars="0"/>
+              <w:rPr>
+                <w:rFonts w:ascii="Arial" w:hAnsi="Arial" w:eastAsia="Arial" w:cs="Arial"/>
+                <w:i w:val="false"/>
+                <w:b w:val="false"/>
+                <w:u w:val="none"/>
+                <w:strike w:val="false"/>
+                <w:sz w:val="22"/>
+                <w:szCs w:val="22"/>
+                <w:color w:val="000000"/>
+              </w:rPr>
+            </w:pPr>
+            <w:r>
+              <w:rPr>
+                <w:rFonts w:ascii="Arial" w:hAnsi="Arial" w:eastAsia="Arial" w:cs="Arial"/>
                 <w:i w:val="false"/>
                 <w:b w:val="false"/>
                 <w:u w:val="none"/>
@@ -2444,39 +2408,38 @@
           </w:tcPr>
           <w:p>
             <w:pPr>
-              <w:pStyle w:val="Normal"/>
-              <w:jc w:val="left"/>
-              <w:pBdr>
-                <w:bottom w:val="none" w:sz="0" w:space="0" w:color="000000"/>
-                <w:top w:val="none" w:sz="0" w:space="0" w:color="000000"/>
-                <w:left w:val="none" w:sz="0" w:space="0" w:color="000000"/>
-                <w:right w:val="none" w:sz="0" w:space="0" w:color="000000"/>
-              </w:pBdr>
-              <w:spacing w:after="100" w:before="100" w:line="240"/>
-              <w:ind w:left="100" w:right="100" w:firstLine="0" w:firstLineChars="0"/>
-              <w:rPr>
-                <w:rFonts w:ascii="Helvetica" w:hAnsi="Helvetica" w:eastAsia="Helvetica" w:cs="Helvetica"/>
-                <w:i w:val="false"/>
-                <w:b w:val="false"/>
-                <w:u w:val="none"/>
-                <w:strike w:val="false"/>
-                <w:sz w:val="22"/>
-                <w:szCs w:val="22"/>
-                <w:color w:val="000000"/>
-              </w:rPr>
-            </w:pPr>
-            <w:r>
-              <w:rPr>
-                <w:rFonts w:ascii="Helvetica" w:hAnsi="Helvetica" w:eastAsia="Helvetica" w:cs="Helvetica"/>
-                <w:i w:val="false"/>
-                <w:b w:val="false"/>
-                <w:u w:val="none"/>
-                <w:strike w:val="false"/>
-                <w:sz w:val="22"/>
-                <w:szCs w:val="22"/>
-                <w:color w:val="000000"/>
-              </w:rPr>
-              <w:t xml:space="preserve">-0.021</w:t>
+              <w:jc w:val="left"/>
+              <w:pBdr>
+                <w:bottom w:val="none" w:sz="0" w:space="0" w:color="000000"/>
+                <w:top w:val="none" w:sz="0" w:space="0" w:color="000000"/>
+                <w:left w:val="none" w:sz="0" w:space="0" w:color="000000"/>
+                <w:right w:val="none" w:sz="0" w:space="0" w:color="000000"/>
+              </w:pBdr>
+              <w:spacing w:after="100" w:before="100" w:line="240"/>
+              <w:ind w:left="100" w:right="100" w:firstLine="0" w:firstLineChars="0"/>
+              <w:rPr>
+                <w:rFonts w:ascii="Arial" w:hAnsi="Arial" w:eastAsia="Arial" w:cs="Arial"/>
+                <w:i w:val="false"/>
+                <w:b w:val="false"/>
+                <w:u w:val="none"/>
+                <w:strike w:val="false"/>
+                <w:sz w:val="22"/>
+                <w:szCs w:val="22"/>
+                <w:color w:val="000000"/>
+              </w:rPr>
+            </w:pPr>
+            <w:r>
+              <w:rPr>
+                <w:rFonts w:ascii="Arial" w:hAnsi="Arial" w:eastAsia="Arial" w:cs="Arial"/>
+                <w:i w:val="false"/>
+                <w:b w:val="false"/>
+                <w:u w:val="none"/>
+                <w:strike w:val="false"/>
+                <w:sz w:val="22"/>
+                <w:szCs w:val="22"/>
+                <w:color w:val="000000"/>
+              </w:rPr>
+              <w:t xml:space="preserve">-0.034</w:t>
             </w:r>
           </w:p>
         </w:tc>
@@ -2499,39 +2462,38 @@
           </w:tcPr>
           <w:p>
             <w:pPr>
-              <w:pStyle w:val="Normal"/>
-              <w:jc w:val="left"/>
-              <w:pBdr>
-                <w:bottom w:val="none" w:sz="0" w:space="0" w:color="000000"/>
-                <w:top w:val="none" w:sz="0" w:space="0" w:color="000000"/>
-                <w:left w:val="none" w:sz="0" w:space="0" w:color="000000"/>
-                <w:right w:val="none" w:sz="0" w:space="0" w:color="000000"/>
-              </w:pBdr>
-              <w:spacing w:after="100" w:before="100" w:line="240"/>
-              <w:ind w:left="100" w:right="100" w:firstLine="0" w:firstLineChars="0"/>
-              <w:rPr>
-                <w:rFonts w:ascii="Helvetica" w:hAnsi="Helvetica" w:eastAsia="Helvetica" w:cs="Helvetica"/>
-                <w:i w:val="false"/>
-                <w:b w:val="false"/>
-                <w:u w:val="none"/>
-                <w:strike w:val="false"/>
-                <w:sz w:val="22"/>
-                <w:szCs w:val="22"/>
-                <w:color w:val="000000"/>
-              </w:rPr>
-            </w:pPr>
-            <w:r>
-              <w:rPr>
-                <w:rFonts w:ascii="Helvetica" w:hAnsi="Helvetica" w:eastAsia="Helvetica" w:cs="Helvetica"/>
-                <w:i w:val="false"/>
-                <w:b w:val="false"/>
-                <w:u w:val="none"/>
-                <w:strike w:val="false"/>
-                <w:sz w:val="22"/>
-                <w:szCs w:val="22"/>
-                <w:color w:val="000000"/>
-              </w:rPr>
-              <w:t xml:space="preserve">-0.034</w:t>
+              <w:jc w:val="left"/>
+              <w:pBdr>
+                <w:bottom w:val="none" w:sz="0" w:space="0" w:color="000000"/>
+                <w:top w:val="none" w:sz="0" w:space="0" w:color="000000"/>
+                <w:left w:val="none" w:sz="0" w:space="0" w:color="000000"/>
+                <w:right w:val="none" w:sz="0" w:space="0" w:color="000000"/>
+              </w:pBdr>
+              <w:spacing w:after="100" w:before="100" w:line="240"/>
+              <w:ind w:left="100" w:right="100" w:firstLine="0" w:firstLineChars="0"/>
+              <w:rPr>
+                <w:rFonts w:ascii="Arial" w:hAnsi="Arial" w:eastAsia="Arial" w:cs="Arial"/>
+                <w:i w:val="false"/>
+                <w:b w:val="false"/>
+                <w:u w:val="none"/>
+                <w:strike w:val="false"/>
+                <w:sz w:val="22"/>
+                <w:szCs w:val="22"/>
+                <w:color w:val="000000"/>
+              </w:rPr>
+            </w:pPr>
+            <w:r>
+              <w:rPr>
+                <w:rFonts w:ascii="Arial" w:hAnsi="Arial" w:eastAsia="Arial" w:cs="Arial"/>
+                <w:i w:val="false"/>
+                <w:b w:val="false"/>
+                <w:u w:val="none"/>
+                <w:strike w:val="false"/>
+                <w:sz w:val="22"/>
+                <w:szCs w:val="22"/>
+                <w:color w:val="000000"/>
+              </w:rPr>
+              <w:t xml:space="preserve">-0.050</w:t>
             </w:r>
           </w:p>
         </w:tc>
@@ -2554,39 +2516,38 @@
           </w:tcPr>
           <w:p>
             <w:pPr>
-              <w:pStyle w:val="Normal"/>
-              <w:jc w:val="left"/>
-              <w:pBdr>
-                <w:bottom w:val="none" w:sz="0" w:space="0" w:color="000000"/>
-                <w:top w:val="none" w:sz="0" w:space="0" w:color="000000"/>
-                <w:left w:val="none" w:sz="0" w:space="0" w:color="000000"/>
-                <w:right w:val="none" w:sz="0" w:space="0" w:color="000000"/>
-              </w:pBdr>
-              <w:spacing w:after="100" w:before="100" w:line="240"/>
-              <w:ind w:left="100" w:right="100" w:firstLine="0" w:firstLineChars="0"/>
-              <w:rPr>
-                <w:rFonts w:ascii="Helvetica" w:hAnsi="Helvetica" w:eastAsia="Helvetica" w:cs="Helvetica"/>
-                <w:i w:val="false"/>
-                <w:b w:val="false"/>
-                <w:u w:val="none"/>
-                <w:strike w:val="false"/>
-                <w:sz w:val="22"/>
-                <w:szCs w:val="22"/>
-                <w:color w:val="000000"/>
-              </w:rPr>
-            </w:pPr>
-            <w:r>
-              <w:rPr>
-                <w:rFonts w:ascii="Helvetica" w:hAnsi="Helvetica" w:eastAsia="Helvetica" w:cs="Helvetica"/>
-                <w:i w:val="false"/>
-                <w:b w:val="false"/>
-                <w:u w:val="none"/>
-                <w:strike w:val="false"/>
-                <w:sz w:val="22"/>
-                <w:szCs w:val="22"/>
-                <w:color w:val="000000"/>
-              </w:rPr>
-              <w:t xml:space="preserve">-0.050</w:t>
+              <w:jc w:val="left"/>
+              <w:pBdr>
+                <w:bottom w:val="none" w:sz="0" w:space="0" w:color="000000"/>
+                <w:top w:val="none" w:sz="0" w:space="0" w:color="000000"/>
+                <w:left w:val="none" w:sz="0" w:space="0" w:color="000000"/>
+                <w:right w:val="none" w:sz="0" w:space="0" w:color="000000"/>
+              </w:pBdr>
+              <w:spacing w:after="100" w:before="100" w:line="240"/>
+              <w:ind w:left="100" w:right="100" w:firstLine="0" w:firstLineChars="0"/>
+              <w:rPr>
+                <w:rFonts w:ascii="Arial" w:hAnsi="Arial" w:eastAsia="Arial" w:cs="Arial"/>
+                <w:i w:val="false"/>
+                <w:b w:val="false"/>
+                <w:u w:val="none"/>
+                <w:strike w:val="false"/>
+                <w:sz w:val="22"/>
+                <w:szCs w:val="22"/>
+                <w:color w:val="000000"/>
+              </w:rPr>
+            </w:pPr>
+            <w:r>
+              <w:rPr>
+                <w:rFonts w:ascii="Arial" w:hAnsi="Arial" w:eastAsia="Arial" w:cs="Arial"/>
+                <w:i w:val="false"/>
+                <w:b w:val="false"/>
+                <w:u w:val="none"/>
+                <w:strike w:val="false"/>
+                <w:sz w:val="22"/>
+                <w:szCs w:val="22"/>
+                <w:color w:val="000000"/>
+              </w:rPr>
+              <w:t xml:space="preserve">-0.021</w:t>
             </w:r>
           </w:p>
         </w:tc>
@@ -2609,30 +2570,29 @@
           </w:tcPr>
           <w:p>
             <w:pPr>
-              <w:pStyle w:val="Normal"/>
-              <w:jc w:val="left"/>
-              <w:pBdr>
-                <w:bottom w:val="none" w:sz="0" w:space="0" w:color="000000"/>
-                <w:top w:val="none" w:sz="0" w:space="0" w:color="000000"/>
-                <w:left w:val="none" w:sz="0" w:space="0" w:color="000000"/>
-                <w:right w:val="none" w:sz="0" w:space="0" w:color="000000"/>
-              </w:pBdr>
-              <w:spacing w:after="100" w:before="100" w:line="240"/>
-              <w:ind w:left="100" w:right="100" w:firstLine="0" w:firstLineChars="0"/>
-              <w:rPr>
-                <w:rFonts w:ascii="Helvetica" w:hAnsi="Helvetica" w:eastAsia="Helvetica" w:cs="Helvetica"/>
-                <w:i w:val="false"/>
-                <w:b w:val="false"/>
-                <w:u w:val="none"/>
-                <w:strike w:val="false"/>
-                <w:sz w:val="22"/>
-                <w:szCs w:val="22"/>
-                <w:color w:val="000000"/>
-              </w:rPr>
-            </w:pPr>
-            <w:r>
-              <w:rPr>
-                <w:rFonts w:ascii="Helvetica" w:hAnsi="Helvetica" w:eastAsia="Helvetica" w:cs="Helvetica"/>
+              <w:jc w:val="left"/>
+              <w:pBdr>
+                <w:bottom w:val="none" w:sz="0" w:space="0" w:color="000000"/>
+                <w:top w:val="none" w:sz="0" w:space="0" w:color="000000"/>
+                <w:left w:val="none" w:sz="0" w:space="0" w:color="000000"/>
+                <w:right w:val="none" w:sz="0" w:space="0" w:color="000000"/>
+              </w:pBdr>
+              <w:spacing w:after="100" w:before="100" w:line="240"/>
+              <w:ind w:left="100" w:right="100" w:firstLine="0" w:firstLineChars="0"/>
+              <w:rPr>
+                <w:rFonts w:ascii="Arial" w:hAnsi="Arial" w:eastAsia="Arial" w:cs="Arial"/>
+                <w:i w:val="false"/>
+                <w:b w:val="false"/>
+                <w:u w:val="none"/>
+                <w:strike w:val="false"/>
+                <w:sz w:val="22"/>
+                <w:szCs w:val="22"/>
+                <w:color w:val="000000"/>
+              </w:rPr>
+            </w:pPr>
+            <w:r>
+              <w:rPr>
+                <w:rFonts w:ascii="Arial" w:hAnsi="Arial" w:eastAsia="Arial" w:cs="Arial"/>
                 <w:i w:val="false"/>
                 <w:b w:val="false"/>
                 <w:u w:val="none"/>
@@ -2664,30 +2624,29 @@
           </w:tcPr>
           <w:p>
             <w:pPr>
-              <w:pStyle w:val="Normal"/>
-              <w:jc w:val="left"/>
-              <w:pBdr>
-                <w:bottom w:val="none" w:sz="0" w:space="0" w:color="000000"/>
-                <w:top w:val="none" w:sz="0" w:space="0" w:color="000000"/>
-                <w:left w:val="none" w:sz="0" w:space="0" w:color="000000"/>
-                <w:right w:val="none" w:sz="0" w:space="0" w:color="000000"/>
-              </w:pBdr>
-              <w:spacing w:after="100" w:before="100" w:line="240"/>
-              <w:ind w:left="100" w:right="100" w:firstLine="0" w:firstLineChars="0"/>
-              <w:rPr>
-                <w:rFonts w:ascii="Helvetica" w:hAnsi="Helvetica" w:eastAsia="Helvetica" w:cs="Helvetica"/>
-                <w:i w:val="false"/>
-                <w:b w:val="false"/>
-                <w:u w:val="none"/>
-                <w:strike w:val="false"/>
-                <w:sz w:val="22"/>
-                <w:szCs w:val="22"/>
-                <w:color w:val="000000"/>
-              </w:rPr>
-            </w:pPr>
-            <w:r>
-              <w:rPr>
-                <w:rFonts w:ascii="Helvetica" w:hAnsi="Helvetica" w:eastAsia="Helvetica" w:cs="Helvetica"/>
+              <w:jc w:val="left"/>
+              <w:pBdr>
+                <w:bottom w:val="none" w:sz="0" w:space="0" w:color="000000"/>
+                <w:top w:val="none" w:sz="0" w:space="0" w:color="000000"/>
+                <w:left w:val="none" w:sz="0" w:space="0" w:color="000000"/>
+                <w:right w:val="none" w:sz="0" w:space="0" w:color="000000"/>
+              </w:pBdr>
+              <w:spacing w:after="100" w:before="100" w:line="240"/>
+              <w:ind w:left="100" w:right="100" w:firstLine="0" w:firstLineChars="0"/>
+              <w:rPr>
+                <w:rFonts w:ascii="Arial" w:hAnsi="Arial" w:eastAsia="Arial" w:cs="Arial"/>
+                <w:i w:val="false"/>
+                <w:b w:val="false"/>
+                <w:u w:val="none"/>
+                <w:strike w:val="false"/>
+                <w:sz w:val="22"/>
+                <w:szCs w:val="22"/>
+                <w:color w:val="000000"/>
+              </w:rPr>
+            </w:pPr>
+            <w:r>
+              <w:rPr>
+                <w:rFonts w:ascii="Arial" w:hAnsi="Arial" w:eastAsia="Arial" w:cs="Arial"/>
                 <w:i w:val="false"/>
                 <w:b w:val="false"/>
                 <w:u w:val="none"/>
@@ -2719,30 +2678,29 @@
           </w:tcPr>
           <w:p>
             <w:pPr>
-              <w:pStyle w:val="Normal"/>
-              <w:jc w:val="left"/>
-              <w:pBdr>
-                <w:bottom w:val="none" w:sz="0" w:space="0" w:color="000000"/>
-                <w:top w:val="none" w:sz="0" w:space="0" w:color="000000"/>
-                <w:left w:val="none" w:sz="0" w:space="0" w:color="000000"/>
-                <w:right w:val="none" w:sz="0" w:space="0" w:color="000000"/>
-              </w:pBdr>
-              <w:spacing w:after="100" w:before="100" w:line="240"/>
-              <w:ind w:left="100" w:right="100" w:firstLine="0" w:firstLineChars="0"/>
-              <w:rPr>
-                <w:rFonts w:ascii="Helvetica" w:hAnsi="Helvetica" w:eastAsia="Helvetica" w:cs="Helvetica"/>
-                <w:i w:val="false"/>
-                <w:b w:val="false"/>
-                <w:u w:val="none"/>
-                <w:strike w:val="false"/>
-                <w:sz w:val="22"/>
-                <w:szCs w:val="22"/>
-                <w:color w:val="000000"/>
-              </w:rPr>
-            </w:pPr>
-            <w:r>
-              <w:rPr>
-                <w:rFonts w:ascii="Helvetica" w:hAnsi="Helvetica" w:eastAsia="Helvetica" w:cs="Helvetica"/>
+              <w:jc w:val="left"/>
+              <w:pBdr>
+                <w:bottom w:val="none" w:sz="0" w:space="0" w:color="000000"/>
+                <w:top w:val="none" w:sz="0" w:space="0" w:color="000000"/>
+                <w:left w:val="none" w:sz="0" w:space="0" w:color="000000"/>
+                <w:right w:val="none" w:sz="0" w:space="0" w:color="000000"/>
+              </w:pBdr>
+              <w:spacing w:after="100" w:before="100" w:line="240"/>
+              <w:ind w:left="100" w:right="100" w:firstLine="0" w:firstLineChars="0"/>
+              <w:rPr>
+                <w:rFonts w:ascii="Arial" w:hAnsi="Arial" w:eastAsia="Arial" w:cs="Arial"/>
+                <w:i w:val="false"/>
+                <w:b w:val="false"/>
+                <w:u w:val="none"/>
+                <w:strike w:val="false"/>
+                <w:sz w:val="22"/>
+                <w:szCs w:val="22"/>
+                <w:color w:val="000000"/>
+              </w:rPr>
+            </w:pPr>
+            <w:r>
+              <w:rPr>
+                <w:rFonts w:ascii="Arial" w:hAnsi="Arial" w:eastAsia="Arial" w:cs="Arial"/>
                 <w:i w:val="false"/>
                 <w:b w:val="false"/>
                 <w:u w:val="none"/>

--- a/Output/Table_4_Correlation_Matrix.docx
+++ b/Output/Table_4_Correlation_Matrix.docx
@@ -27,10 +27,9 @@
       </w:tblGrid>
       <w:tr>
         <w:trPr>
-          <w:trHeight w:val="572" w:hRule="auto"/>
+          <w:trHeight w:val="638" w:hRule="auto"/>
           <w:tblHeader/>
         </w:trPr>
-        header1
         <w:tc>
           <w:tcPr>
             <w:tcBorders>
@@ -50,29 +49,30 @@
           </w:tcPr>
           <w:p>
             <w:pPr>
-              <w:jc w:val="left"/>
-              <w:pBdr>
-                <w:bottom w:val="none" w:sz="0" w:space="0" w:color="000000"/>
-                <w:top w:val="none" w:sz="0" w:space="0" w:color="000000"/>
-                <w:left w:val="none" w:sz="0" w:space="0" w:color="000000"/>
-                <w:right w:val="none" w:sz="0" w:space="0" w:color="000000"/>
-              </w:pBdr>
-              <w:spacing w:after="100" w:before="100" w:line="240"/>
-              <w:ind w:left="100" w:right="100" w:firstLine="0" w:firstLineChars="0"/>
-              <w:rPr>
-                <w:rFonts w:ascii="Arial" w:hAnsi="Arial" w:eastAsia="Arial" w:cs="Arial"/>
-                <w:i w:val="false"/>
-                <w:b w:val="false"/>
-                <w:u w:val="none"/>
-                <w:strike w:val="false"/>
-                <w:sz w:val="22"/>
-                <w:szCs w:val="22"/>
-                <w:color w:val="000000"/>
-              </w:rPr>
-            </w:pPr>
-            <w:r>
-              <w:rPr>
-                <w:rFonts w:ascii="Arial" w:hAnsi="Arial" w:eastAsia="Arial" w:cs="Arial"/>
+              <w:pStyle w:val="Normal"/>
+              <w:jc w:val="left"/>
+              <w:pBdr>
+                <w:bottom w:val="none" w:sz="0" w:space="0" w:color="000000"/>
+                <w:top w:val="none" w:sz="0" w:space="0" w:color="000000"/>
+                <w:left w:val="none" w:sz="0" w:space="0" w:color="000000"/>
+                <w:right w:val="none" w:sz="0" w:space="0" w:color="000000"/>
+              </w:pBdr>
+              <w:spacing w:after="100" w:before="100" w:line="240"/>
+              <w:ind w:left="100" w:right="100" w:firstLine="0" w:firstLineChars="0"/>
+              <w:rPr>
+                <w:rFonts w:ascii="Helvetica" w:hAnsi="Helvetica" w:eastAsia="Helvetica" w:cs="Helvetica"/>
+                <w:i w:val="false"/>
+                <w:b w:val="false"/>
+                <w:u w:val="none"/>
+                <w:strike w:val="false"/>
+                <w:sz w:val="22"/>
+                <w:szCs w:val="22"/>
+                <w:color w:val="000000"/>
+              </w:rPr>
+            </w:pPr>
+            <w:r>
+              <w:rPr>
+                <w:rFonts w:ascii="Helvetica" w:hAnsi="Helvetica" w:eastAsia="Helvetica" w:cs="Helvetica"/>
                 <w:i w:val="false"/>
                 <w:b w:val="false"/>
                 <w:u w:val="none"/>
@@ -104,29 +104,30 @@
           </w:tcPr>
           <w:p>
             <w:pPr>
-              <w:jc w:val="left"/>
-              <w:pBdr>
-                <w:bottom w:val="none" w:sz="0" w:space="0" w:color="000000"/>
-                <w:top w:val="none" w:sz="0" w:space="0" w:color="000000"/>
-                <w:left w:val="none" w:sz="0" w:space="0" w:color="000000"/>
-                <w:right w:val="none" w:sz="0" w:space="0" w:color="000000"/>
-              </w:pBdr>
-              <w:spacing w:after="100" w:before="100" w:line="240"/>
-              <w:ind w:left="100" w:right="100" w:firstLine="0" w:firstLineChars="0"/>
-              <w:rPr>
-                <w:rFonts w:ascii="Arial" w:hAnsi="Arial" w:eastAsia="Arial" w:cs="Arial"/>
-                <w:i w:val="false"/>
-                <w:b w:val="false"/>
-                <w:u w:val="none"/>
-                <w:strike w:val="false"/>
-                <w:sz w:val="22"/>
-                <w:szCs w:val="22"/>
-                <w:color w:val="000000"/>
-              </w:rPr>
-            </w:pPr>
-            <w:r>
-              <w:rPr>
-                <w:rFonts w:ascii="Arial" w:hAnsi="Arial" w:eastAsia="Arial" w:cs="Arial"/>
+              <w:pStyle w:val="Normal"/>
+              <w:jc w:val="left"/>
+              <w:pBdr>
+                <w:bottom w:val="none" w:sz="0" w:space="0" w:color="000000"/>
+                <w:top w:val="none" w:sz="0" w:space="0" w:color="000000"/>
+                <w:left w:val="none" w:sz="0" w:space="0" w:color="000000"/>
+                <w:right w:val="none" w:sz="0" w:space="0" w:color="000000"/>
+              </w:pBdr>
+              <w:spacing w:after="100" w:before="100" w:line="240"/>
+              <w:ind w:left="100" w:right="100" w:firstLine="0" w:firstLineChars="0"/>
+              <w:rPr>
+                <w:rFonts w:ascii="Helvetica" w:hAnsi="Helvetica" w:eastAsia="Helvetica" w:cs="Helvetica"/>
+                <w:i w:val="false"/>
+                <w:b w:val="false"/>
+                <w:u w:val="none"/>
+                <w:strike w:val="false"/>
+                <w:sz w:val="22"/>
+                <w:szCs w:val="22"/>
+                <w:color w:val="000000"/>
+              </w:rPr>
+            </w:pPr>
+            <w:r>
+              <w:rPr>
+                <w:rFonts w:ascii="Helvetica" w:hAnsi="Helvetica" w:eastAsia="Helvetica" w:cs="Helvetica"/>
                 <w:i w:val="false"/>
                 <w:b w:val="false"/>
                 <w:u w:val="none"/>
@@ -158,29 +159,30 @@
           </w:tcPr>
           <w:p>
             <w:pPr>
-              <w:jc w:val="left"/>
-              <w:pBdr>
-                <w:bottom w:val="none" w:sz="0" w:space="0" w:color="000000"/>
-                <w:top w:val="none" w:sz="0" w:space="0" w:color="000000"/>
-                <w:left w:val="none" w:sz="0" w:space="0" w:color="000000"/>
-                <w:right w:val="none" w:sz="0" w:space="0" w:color="000000"/>
-              </w:pBdr>
-              <w:spacing w:after="100" w:before="100" w:line="240"/>
-              <w:ind w:left="100" w:right="100" w:firstLine="0" w:firstLineChars="0"/>
-              <w:rPr>
-                <w:rFonts w:ascii="Arial" w:hAnsi="Arial" w:eastAsia="Arial" w:cs="Arial"/>
-                <w:i w:val="false"/>
-                <w:b w:val="false"/>
-                <w:u w:val="none"/>
-                <w:strike w:val="false"/>
-                <w:sz w:val="22"/>
-                <w:szCs w:val="22"/>
-                <w:color w:val="000000"/>
-              </w:rPr>
-            </w:pPr>
-            <w:r>
-              <w:rPr>
-                <w:rFonts w:ascii="Arial" w:hAnsi="Arial" w:eastAsia="Arial" w:cs="Arial"/>
+              <w:pStyle w:val="Normal"/>
+              <w:jc w:val="left"/>
+              <w:pBdr>
+                <w:bottom w:val="none" w:sz="0" w:space="0" w:color="000000"/>
+                <w:top w:val="none" w:sz="0" w:space="0" w:color="000000"/>
+                <w:left w:val="none" w:sz="0" w:space="0" w:color="000000"/>
+                <w:right w:val="none" w:sz="0" w:space="0" w:color="000000"/>
+              </w:pBdr>
+              <w:spacing w:after="100" w:before="100" w:line="240"/>
+              <w:ind w:left="100" w:right="100" w:firstLine="0" w:firstLineChars="0"/>
+              <w:rPr>
+                <w:rFonts w:ascii="Helvetica" w:hAnsi="Helvetica" w:eastAsia="Helvetica" w:cs="Helvetica"/>
+                <w:i w:val="false"/>
+                <w:b w:val="false"/>
+                <w:u w:val="none"/>
+                <w:strike w:val="false"/>
+                <w:sz w:val="22"/>
+                <w:szCs w:val="22"/>
+                <w:color w:val="000000"/>
+              </w:rPr>
+            </w:pPr>
+            <w:r>
+              <w:rPr>
+                <w:rFonts w:ascii="Helvetica" w:hAnsi="Helvetica" w:eastAsia="Helvetica" w:cs="Helvetica"/>
                 <w:i w:val="false"/>
                 <w:b w:val="false"/>
                 <w:u w:val="none"/>
@@ -212,29 +214,30 @@
           </w:tcPr>
           <w:p>
             <w:pPr>
-              <w:jc w:val="left"/>
-              <w:pBdr>
-                <w:bottom w:val="none" w:sz="0" w:space="0" w:color="000000"/>
-                <w:top w:val="none" w:sz="0" w:space="0" w:color="000000"/>
-                <w:left w:val="none" w:sz="0" w:space="0" w:color="000000"/>
-                <w:right w:val="none" w:sz="0" w:space="0" w:color="000000"/>
-              </w:pBdr>
-              <w:spacing w:after="100" w:before="100" w:line="240"/>
-              <w:ind w:left="100" w:right="100" w:firstLine="0" w:firstLineChars="0"/>
-              <w:rPr>
-                <w:rFonts w:ascii="Arial" w:hAnsi="Arial" w:eastAsia="Arial" w:cs="Arial"/>
-                <w:i w:val="false"/>
-                <w:b w:val="false"/>
-                <w:u w:val="none"/>
-                <w:strike w:val="false"/>
-                <w:sz w:val="22"/>
-                <w:szCs w:val="22"/>
-                <w:color w:val="000000"/>
-              </w:rPr>
-            </w:pPr>
-            <w:r>
-              <w:rPr>
-                <w:rFonts w:ascii="Arial" w:hAnsi="Arial" w:eastAsia="Arial" w:cs="Arial"/>
+              <w:pStyle w:val="Normal"/>
+              <w:jc w:val="left"/>
+              <w:pBdr>
+                <w:bottom w:val="none" w:sz="0" w:space="0" w:color="000000"/>
+                <w:top w:val="none" w:sz="0" w:space="0" w:color="000000"/>
+                <w:left w:val="none" w:sz="0" w:space="0" w:color="000000"/>
+                <w:right w:val="none" w:sz="0" w:space="0" w:color="000000"/>
+              </w:pBdr>
+              <w:spacing w:after="100" w:before="100" w:line="240"/>
+              <w:ind w:left="100" w:right="100" w:firstLine="0" w:firstLineChars="0"/>
+              <w:rPr>
+                <w:rFonts w:ascii="Helvetica" w:hAnsi="Helvetica" w:eastAsia="Helvetica" w:cs="Helvetica"/>
+                <w:i w:val="false"/>
+                <w:b w:val="false"/>
+                <w:u w:val="none"/>
+                <w:strike w:val="false"/>
+                <w:sz w:val="22"/>
+                <w:szCs w:val="22"/>
+                <w:color w:val="000000"/>
+              </w:rPr>
+            </w:pPr>
+            <w:r>
+              <w:rPr>
+                <w:rFonts w:ascii="Helvetica" w:hAnsi="Helvetica" w:eastAsia="Helvetica" w:cs="Helvetica"/>
                 <w:i w:val="false"/>
                 <w:b w:val="false"/>
                 <w:u w:val="none"/>
@@ -266,29 +269,30 @@
           </w:tcPr>
           <w:p>
             <w:pPr>
-              <w:jc w:val="left"/>
-              <w:pBdr>
-                <w:bottom w:val="none" w:sz="0" w:space="0" w:color="000000"/>
-                <w:top w:val="none" w:sz="0" w:space="0" w:color="000000"/>
-                <w:left w:val="none" w:sz="0" w:space="0" w:color="000000"/>
-                <w:right w:val="none" w:sz="0" w:space="0" w:color="000000"/>
-              </w:pBdr>
-              <w:spacing w:after="100" w:before="100" w:line="240"/>
-              <w:ind w:left="100" w:right="100" w:firstLine="0" w:firstLineChars="0"/>
-              <w:rPr>
-                <w:rFonts w:ascii="Arial" w:hAnsi="Arial" w:eastAsia="Arial" w:cs="Arial"/>
-                <w:i w:val="false"/>
-                <w:b w:val="false"/>
-                <w:u w:val="none"/>
-                <w:strike w:val="false"/>
-                <w:sz w:val="22"/>
-                <w:szCs w:val="22"/>
-                <w:color w:val="000000"/>
-              </w:rPr>
-            </w:pPr>
-            <w:r>
-              <w:rPr>
-                <w:rFonts w:ascii="Arial" w:hAnsi="Arial" w:eastAsia="Arial" w:cs="Arial"/>
+              <w:pStyle w:val="Normal"/>
+              <w:jc w:val="left"/>
+              <w:pBdr>
+                <w:bottom w:val="none" w:sz="0" w:space="0" w:color="000000"/>
+                <w:top w:val="none" w:sz="0" w:space="0" w:color="000000"/>
+                <w:left w:val="none" w:sz="0" w:space="0" w:color="000000"/>
+                <w:right w:val="none" w:sz="0" w:space="0" w:color="000000"/>
+              </w:pBdr>
+              <w:spacing w:after="100" w:before="100" w:line="240"/>
+              <w:ind w:left="100" w:right="100" w:firstLine="0" w:firstLineChars="0"/>
+              <w:rPr>
+                <w:rFonts w:ascii="Helvetica" w:hAnsi="Helvetica" w:eastAsia="Helvetica" w:cs="Helvetica"/>
+                <w:i w:val="false"/>
+                <w:b w:val="false"/>
+                <w:u w:val="none"/>
+                <w:strike w:val="false"/>
+                <w:sz w:val="22"/>
+                <w:szCs w:val="22"/>
+                <w:color w:val="000000"/>
+              </w:rPr>
+            </w:pPr>
+            <w:r>
+              <w:rPr>
+                <w:rFonts w:ascii="Helvetica" w:hAnsi="Helvetica" w:eastAsia="Helvetica" w:cs="Helvetica"/>
                 <w:i w:val="false"/>
                 <w:b w:val="false"/>
                 <w:u w:val="none"/>
@@ -320,29 +324,30 @@
           </w:tcPr>
           <w:p>
             <w:pPr>
-              <w:jc w:val="left"/>
-              <w:pBdr>
-                <w:bottom w:val="none" w:sz="0" w:space="0" w:color="000000"/>
-                <w:top w:val="none" w:sz="0" w:space="0" w:color="000000"/>
-                <w:left w:val="none" w:sz="0" w:space="0" w:color="000000"/>
-                <w:right w:val="none" w:sz="0" w:space="0" w:color="000000"/>
-              </w:pBdr>
-              <w:spacing w:after="100" w:before="100" w:line="240"/>
-              <w:ind w:left="100" w:right="100" w:firstLine="0" w:firstLineChars="0"/>
-              <w:rPr>
-                <w:rFonts w:ascii="Arial" w:hAnsi="Arial" w:eastAsia="Arial" w:cs="Arial"/>
-                <w:i w:val="false"/>
-                <w:b w:val="false"/>
-                <w:u w:val="none"/>
-                <w:strike w:val="false"/>
-                <w:sz w:val="22"/>
-                <w:szCs w:val="22"/>
-                <w:color w:val="000000"/>
-              </w:rPr>
-            </w:pPr>
-            <w:r>
-              <w:rPr>
-                <w:rFonts w:ascii="Arial" w:hAnsi="Arial" w:eastAsia="Arial" w:cs="Arial"/>
+              <w:pStyle w:val="Normal"/>
+              <w:jc w:val="left"/>
+              <w:pBdr>
+                <w:bottom w:val="none" w:sz="0" w:space="0" w:color="000000"/>
+                <w:top w:val="none" w:sz="0" w:space="0" w:color="000000"/>
+                <w:left w:val="none" w:sz="0" w:space="0" w:color="000000"/>
+                <w:right w:val="none" w:sz="0" w:space="0" w:color="000000"/>
+              </w:pBdr>
+              <w:spacing w:after="100" w:before="100" w:line="240"/>
+              <w:ind w:left="100" w:right="100" w:firstLine="0" w:firstLineChars="0"/>
+              <w:rPr>
+                <w:rFonts w:ascii="Helvetica" w:hAnsi="Helvetica" w:eastAsia="Helvetica" w:cs="Helvetica"/>
+                <w:i w:val="false"/>
+                <w:b w:val="false"/>
+                <w:u w:val="none"/>
+                <w:strike w:val="false"/>
+                <w:sz w:val="22"/>
+                <w:szCs w:val="22"/>
+                <w:color w:val="000000"/>
+              </w:rPr>
+            </w:pPr>
+            <w:r>
+              <w:rPr>
+                <w:rFonts w:ascii="Helvetica" w:hAnsi="Helvetica" w:eastAsia="Helvetica" w:cs="Helvetica"/>
                 <w:i w:val="false"/>
                 <w:b w:val="false"/>
                 <w:u w:val="none"/>
@@ -374,29 +379,30 @@
           </w:tcPr>
           <w:p>
             <w:pPr>
-              <w:jc w:val="left"/>
-              <w:pBdr>
-                <w:bottom w:val="none" w:sz="0" w:space="0" w:color="000000"/>
-                <w:top w:val="none" w:sz="0" w:space="0" w:color="000000"/>
-                <w:left w:val="none" w:sz="0" w:space="0" w:color="000000"/>
-                <w:right w:val="none" w:sz="0" w:space="0" w:color="000000"/>
-              </w:pBdr>
-              <w:spacing w:after="100" w:before="100" w:line="240"/>
-              <w:ind w:left="100" w:right="100" w:firstLine="0" w:firstLineChars="0"/>
-              <w:rPr>
-                <w:rFonts w:ascii="Arial" w:hAnsi="Arial" w:eastAsia="Arial" w:cs="Arial"/>
-                <w:i w:val="false"/>
-                <w:b w:val="false"/>
-                <w:u w:val="none"/>
-                <w:strike w:val="false"/>
-                <w:sz w:val="22"/>
-                <w:szCs w:val="22"/>
-                <w:color w:val="000000"/>
-              </w:rPr>
-            </w:pPr>
-            <w:r>
-              <w:rPr>
-                <w:rFonts w:ascii="Arial" w:hAnsi="Arial" w:eastAsia="Arial" w:cs="Arial"/>
+              <w:pStyle w:val="Normal"/>
+              <w:jc w:val="left"/>
+              <w:pBdr>
+                <w:bottom w:val="none" w:sz="0" w:space="0" w:color="000000"/>
+                <w:top w:val="none" w:sz="0" w:space="0" w:color="000000"/>
+                <w:left w:val="none" w:sz="0" w:space="0" w:color="000000"/>
+                <w:right w:val="none" w:sz="0" w:space="0" w:color="000000"/>
+              </w:pBdr>
+              <w:spacing w:after="100" w:before="100" w:line="240"/>
+              <w:ind w:left="100" w:right="100" w:firstLine="0" w:firstLineChars="0"/>
+              <w:rPr>
+                <w:rFonts w:ascii="Helvetica" w:hAnsi="Helvetica" w:eastAsia="Helvetica" w:cs="Helvetica"/>
+                <w:i w:val="false"/>
+                <w:b w:val="false"/>
+                <w:u w:val="none"/>
+                <w:strike w:val="false"/>
+                <w:sz w:val="22"/>
+                <w:szCs w:val="22"/>
+                <w:color w:val="000000"/>
+              </w:rPr>
+            </w:pPr>
+            <w:r>
+              <w:rPr>
+                <w:rFonts w:ascii="Helvetica" w:hAnsi="Helvetica" w:eastAsia="Helvetica" w:cs="Helvetica"/>
                 <w:i w:val="false"/>
                 <w:b w:val="false"/>
                 <w:u w:val="none"/>
@@ -412,9 +418,8 @@
       </w:tr>
       <w:tr>
         <w:trPr>
-          <w:trHeight w:val="615" w:hRule="auto"/>
+          <w:trHeight w:val="608" w:hRule="auto"/>
         </w:trPr>
-        body1
         <w:tc>
           <w:tcPr>
             <w:tcBorders>
@@ -434,29 +439,30 @@
           </w:tcPr>
           <w:p>
             <w:pPr>
-              <w:jc w:val="left"/>
-              <w:pBdr>
-                <w:bottom w:val="none" w:sz="0" w:space="0" w:color="000000"/>
-                <w:top w:val="none" w:sz="0" w:space="0" w:color="000000"/>
-                <w:left w:val="none" w:sz="0" w:space="0" w:color="000000"/>
-                <w:right w:val="none" w:sz="0" w:space="0" w:color="000000"/>
-              </w:pBdr>
-              <w:spacing w:after="100" w:before="100" w:line="240"/>
-              <w:ind w:left="100" w:right="100" w:firstLine="0" w:firstLineChars="0"/>
-              <w:rPr>
-                <w:rFonts w:ascii="Arial" w:hAnsi="Arial" w:eastAsia="Arial" w:cs="Arial"/>
-                <w:i w:val="false"/>
-                <w:b w:val="false"/>
-                <w:u w:val="none"/>
-                <w:strike w:val="false"/>
-                <w:sz w:val="22"/>
-                <w:szCs w:val="22"/>
-                <w:color w:val="000000"/>
-              </w:rPr>
-            </w:pPr>
-            <w:r>
-              <w:rPr>
-                <w:rFonts w:ascii="Arial" w:hAnsi="Arial" w:eastAsia="Arial" w:cs="Arial"/>
+              <w:pStyle w:val="Normal"/>
+              <w:jc w:val="left"/>
+              <w:pBdr>
+                <w:bottom w:val="none" w:sz="0" w:space="0" w:color="000000"/>
+                <w:top w:val="none" w:sz="0" w:space="0" w:color="000000"/>
+                <w:left w:val="none" w:sz="0" w:space="0" w:color="000000"/>
+                <w:right w:val="none" w:sz="0" w:space="0" w:color="000000"/>
+              </w:pBdr>
+              <w:spacing w:after="100" w:before="100" w:line="240"/>
+              <w:ind w:left="100" w:right="100" w:firstLine="0" w:firstLineChars="0"/>
+              <w:rPr>
+                <w:rFonts w:ascii="Helvetica" w:hAnsi="Helvetica" w:eastAsia="Helvetica" w:cs="Helvetica"/>
+                <w:i w:val="false"/>
+                <w:b w:val="false"/>
+                <w:u w:val="none"/>
+                <w:strike w:val="false"/>
+                <w:sz w:val="22"/>
+                <w:szCs w:val="22"/>
+                <w:color w:val="000000"/>
+              </w:rPr>
+            </w:pPr>
+            <w:r>
+              <w:rPr>
+                <w:rFonts w:ascii="Helvetica" w:hAnsi="Helvetica" w:eastAsia="Helvetica" w:cs="Helvetica"/>
                 <w:i w:val="false"/>
                 <w:b w:val="false"/>
                 <w:u w:val="none"/>
@@ -488,29 +494,30 @@
           </w:tcPr>
           <w:p>
             <w:pPr>
-              <w:jc w:val="left"/>
-              <w:pBdr>
-                <w:bottom w:val="none" w:sz="0" w:space="0" w:color="000000"/>
-                <w:top w:val="none" w:sz="0" w:space="0" w:color="000000"/>
-                <w:left w:val="none" w:sz="0" w:space="0" w:color="000000"/>
-                <w:right w:val="none" w:sz="0" w:space="0" w:color="000000"/>
-              </w:pBdr>
-              <w:spacing w:after="100" w:before="100" w:line="240"/>
-              <w:ind w:left="100" w:right="100" w:firstLine="0" w:firstLineChars="0"/>
-              <w:rPr>
-                <w:rFonts w:ascii="Arial" w:hAnsi="Arial" w:eastAsia="Arial" w:cs="Arial"/>
-                <w:i w:val="false"/>
-                <w:b w:val="false"/>
-                <w:u w:val="none"/>
-                <w:strike w:val="false"/>
-                <w:sz w:val="22"/>
-                <w:szCs w:val="22"/>
-                <w:color w:val="000000"/>
-              </w:rPr>
-            </w:pPr>
-            <w:r>
-              <w:rPr>
-                <w:rFonts w:ascii="Arial" w:hAnsi="Arial" w:eastAsia="Arial" w:cs="Arial"/>
+              <w:pStyle w:val="Normal"/>
+              <w:jc w:val="left"/>
+              <w:pBdr>
+                <w:bottom w:val="none" w:sz="0" w:space="0" w:color="000000"/>
+                <w:top w:val="none" w:sz="0" w:space="0" w:color="000000"/>
+                <w:left w:val="none" w:sz="0" w:space="0" w:color="000000"/>
+                <w:right w:val="none" w:sz="0" w:space="0" w:color="000000"/>
+              </w:pBdr>
+              <w:spacing w:after="100" w:before="100" w:line="240"/>
+              <w:ind w:left="100" w:right="100" w:firstLine="0" w:firstLineChars="0"/>
+              <w:rPr>
+                <w:rFonts w:ascii="Helvetica" w:hAnsi="Helvetica" w:eastAsia="Helvetica" w:cs="Helvetica"/>
+                <w:i w:val="false"/>
+                <w:b w:val="false"/>
+                <w:u w:val="none"/>
+                <w:strike w:val="false"/>
+                <w:sz w:val="22"/>
+                <w:szCs w:val="22"/>
+                <w:color w:val="000000"/>
+              </w:rPr>
+            </w:pPr>
+            <w:r>
+              <w:rPr>
+                <w:rFonts w:ascii="Helvetica" w:hAnsi="Helvetica" w:eastAsia="Helvetica" w:cs="Helvetica"/>
                 <w:i w:val="false"/>
                 <w:b w:val="false"/>
                 <w:u w:val="none"/>
@@ -542,29 +549,30 @@
           </w:tcPr>
           <w:p>
             <w:pPr>
-              <w:jc w:val="left"/>
-              <w:pBdr>
-                <w:bottom w:val="none" w:sz="0" w:space="0" w:color="000000"/>
-                <w:top w:val="none" w:sz="0" w:space="0" w:color="000000"/>
-                <w:left w:val="none" w:sz="0" w:space="0" w:color="000000"/>
-                <w:right w:val="none" w:sz="0" w:space="0" w:color="000000"/>
-              </w:pBdr>
-              <w:spacing w:after="100" w:before="100" w:line="240"/>
-              <w:ind w:left="100" w:right="100" w:firstLine="0" w:firstLineChars="0"/>
-              <w:rPr>
-                <w:rFonts w:ascii="Arial" w:hAnsi="Arial" w:eastAsia="Arial" w:cs="Arial"/>
-                <w:i w:val="false"/>
-                <w:b w:val="false"/>
-                <w:u w:val="none"/>
-                <w:strike w:val="false"/>
-                <w:sz w:val="22"/>
-                <w:szCs w:val="22"/>
-                <w:color w:val="000000"/>
-              </w:rPr>
-            </w:pPr>
-            <w:r>
-              <w:rPr>
-                <w:rFonts w:ascii="Arial" w:hAnsi="Arial" w:eastAsia="Arial" w:cs="Arial"/>
+              <w:pStyle w:val="Normal"/>
+              <w:jc w:val="left"/>
+              <w:pBdr>
+                <w:bottom w:val="none" w:sz="0" w:space="0" w:color="000000"/>
+                <w:top w:val="none" w:sz="0" w:space="0" w:color="000000"/>
+                <w:left w:val="none" w:sz="0" w:space="0" w:color="000000"/>
+                <w:right w:val="none" w:sz="0" w:space="0" w:color="000000"/>
+              </w:pBdr>
+              <w:spacing w:after="100" w:before="100" w:line="240"/>
+              <w:ind w:left="100" w:right="100" w:firstLine="0" w:firstLineChars="0"/>
+              <w:rPr>
+                <w:rFonts w:ascii="Helvetica" w:hAnsi="Helvetica" w:eastAsia="Helvetica" w:cs="Helvetica"/>
+                <w:i w:val="false"/>
+                <w:b w:val="false"/>
+                <w:u w:val="none"/>
+                <w:strike w:val="false"/>
+                <w:sz w:val="22"/>
+                <w:szCs w:val="22"/>
+                <w:color w:val="000000"/>
+              </w:rPr>
+            </w:pPr>
+            <w:r>
+              <w:rPr>
+                <w:rFonts w:ascii="Helvetica" w:hAnsi="Helvetica" w:eastAsia="Helvetica" w:cs="Helvetica"/>
                 <w:i w:val="false"/>
                 <w:b w:val="false"/>
                 <w:u w:val="none"/>
@@ -596,29 +604,30 @@
           </w:tcPr>
           <w:p>
             <w:pPr>
-              <w:jc w:val="left"/>
-              <w:pBdr>
-                <w:bottom w:val="none" w:sz="0" w:space="0" w:color="000000"/>
-                <w:top w:val="none" w:sz="0" w:space="0" w:color="000000"/>
-                <w:left w:val="none" w:sz="0" w:space="0" w:color="000000"/>
-                <w:right w:val="none" w:sz="0" w:space="0" w:color="000000"/>
-              </w:pBdr>
-              <w:spacing w:after="100" w:before="100" w:line="240"/>
-              <w:ind w:left="100" w:right="100" w:firstLine="0" w:firstLineChars="0"/>
-              <w:rPr>
-                <w:rFonts w:ascii="Arial" w:hAnsi="Arial" w:eastAsia="Arial" w:cs="Arial"/>
-                <w:i w:val="false"/>
-                <w:b w:val="false"/>
-                <w:u w:val="none"/>
-                <w:strike w:val="false"/>
-                <w:sz w:val="22"/>
-                <w:szCs w:val="22"/>
-                <w:color w:val="000000"/>
-              </w:rPr>
-            </w:pPr>
-            <w:r>
-              <w:rPr>
-                <w:rFonts w:ascii="Arial" w:hAnsi="Arial" w:eastAsia="Arial" w:cs="Arial"/>
+              <w:pStyle w:val="Normal"/>
+              <w:jc w:val="left"/>
+              <w:pBdr>
+                <w:bottom w:val="none" w:sz="0" w:space="0" w:color="000000"/>
+                <w:top w:val="none" w:sz="0" w:space="0" w:color="000000"/>
+                <w:left w:val="none" w:sz="0" w:space="0" w:color="000000"/>
+                <w:right w:val="none" w:sz="0" w:space="0" w:color="000000"/>
+              </w:pBdr>
+              <w:spacing w:after="100" w:before="100" w:line="240"/>
+              <w:ind w:left="100" w:right="100" w:firstLine="0" w:firstLineChars="0"/>
+              <w:rPr>
+                <w:rFonts w:ascii="Helvetica" w:hAnsi="Helvetica" w:eastAsia="Helvetica" w:cs="Helvetica"/>
+                <w:i w:val="false"/>
+                <w:b w:val="false"/>
+                <w:u w:val="none"/>
+                <w:strike w:val="false"/>
+                <w:sz w:val="22"/>
+                <w:szCs w:val="22"/>
+                <w:color w:val="000000"/>
+              </w:rPr>
+            </w:pPr>
+            <w:r>
+              <w:rPr>
+                <w:rFonts w:ascii="Helvetica" w:hAnsi="Helvetica" w:eastAsia="Helvetica" w:cs="Helvetica"/>
                 <w:i w:val="false"/>
                 <w:b w:val="false"/>
                 <w:u w:val="none"/>
@@ -650,29 +659,30 @@
           </w:tcPr>
           <w:p>
             <w:pPr>
-              <w:jc w:val="left"/>
-              <w:pBdr>
-                <w:bottom w:val="none" w:sz="0" w:space="0" w:color="000000"/>
-                <w:top w:val="none" w:sz="0" w:space="0" w:color="000000"/>
-                <w:left w:val="none" w:sz="0" w:space="0" w:color="000000"/>
-                <w:right w:val="none" w:sz="0" w:space="0" w:color="000000"/>
-              </w:pBdr>
-              <w:spacing w:after="100" w:before="100" w:line="240"/>
-              <w:ind w:left="100" w:right="100" w:firstLine="0" w:firstLineChars="0"/>
-              <w:rPr>
-                <w:rFonts w:ascii="Arial" w:hAnsi="Arial" w:eastAsia="Arial" w:cs="Arial"/>
-                <w:i w:val="false"/>
-                <w:b w:val="false"/>
-                <w:u w:val="none"/>
-                <w:strike w:val="false"/>
-                <w:sz w:val="22"/>
-                <w:szCs w:val="22"/>
-                <w:color w:val="000000"/>
-              </w:rPr>
-            </w:pPr>
-            <w:r>
-              <w:rPr>
-                <w:rFonts w:ascii="Arial" w:hAnsi="Arial" w:eastAsia="Arial" w:cs="Arial"/>
+              <w:pStyle w:val="Normal"/>
+              <w:jc w:val="left"/>
+              <w:pBdr>
+                <w:bottom w:val="none" w:sz="0" w:space="0" w:color="000000"/>
+                <w:top w:val="none" w:sz="0" w:space="0" w:color="000000"/>
+                <w:left w:val="none" w:sz="0" w:space="0" w:color="000000"/>
+                <w:right w:val="none" w:sz="0" w:space="0" w:color="000000"/>
+              </w:pBdr>
+              <w:spacing w:after="100" w:before="100" w:line="240"/>
+              <w:ind w:left="100" w:right="100" w:firstLine="0" w:firstLineChars="0"/>
+              <w:rPr>
+                <w:rFonts w:ascii="Helvetica" w:hAnsi="Helvetica" w:eastAsia="Helvetica" w:cs="Helvetica"/>
+                <w:i w:val="false"/>
+                <w:b w:val="false"/>
+                <w:u w:val="none"/>
+                <w:strike w:val="false"/>
+                <w:sz w:val="22"/>
+                <w:szCs w:val="22"/>
+                <w:color w:val="000000"/>
+              </w:rPr>
+            </w:pPr>
+            <w:r>
+              <w:rPr>
+                <w:rFonts w:ascii="Helvetica" w:hAnsi="Helvetica" w:eastAsia="Helvetica" w:cs="Helvetica"/>
                 <w:i w:val="false"/>
                 <w:b w:val="false"/>
                 <w:u w:val="none"/>
@@ -704,29 +714,30 @@
           </w:tcPr>
           <w:p>
             <w:pPr>
-              <w:jc w:val="left"/>
-              <w:pBdr>
-                <w:bottom w:val="none" w:sz="0" w:space="0" w:color="000000"/>
-                <w:top w:val="none" w:sz="0" w:space="0" w:color="000000"/>
-                <w:left w:val="none" w:sz="0" w:space="0" w:color="000000"/>
-                <w:right w:val="none" w:sz="0" w:space="0" w:color="000000"/>
-              </w:pBdr>
-              <w:spacing w:after="100" w:before="100" w:line="240"/>
-              <w:ind w:left="100" w:right="100" w:firstLine="0" w:firstLineChars="0"/>
-              <w:rPr>
-                <w:rFonts w:ascii="Arial" w:hAnsi="Arial" w:eastAsia="Arial" w:cs="Arial"/>
-                <w:i w:val="false"/>
-                <w:b w:val="false"/>
-                <w:u w:val="none"/>
-                <w:strike w:val="false"/>
-                <w:sz w:val="22"/>
-                <w:szCs w:val="22"/>
-                <w:color w:val="000000"/>
-              </w:rPr>
-            </w:pPr>
-            <w:r>
-              <w:rPr>
-                <w:rFonts w:ascii="Arial" w:hAnsi="Arial" w:eastAsia="Arial" w:cs="Arial"/>
+              <w:pStyle w:val="Normal"/>
+              <w:jc w:val="left"/>
+              <w:pBdr>
+                <w:bottom w:val="none" w:sz="0" w:space="0" w:color="000000"/>
+                <w:top w:val="none" w:sz="0" w:space="0" w:color="000000"/>
+                <w:left w:val="none" w:sz="0" w:space="0" w:color="000000"/>
+                <w:right w:val="none" w:sz="0" w:space="0" w:color="000000"/>
+              </w:pBdr>
+              <w:spacing w:after="100" w:before="100" w:line="240"/>
+              <w:ind w:left="100" w:right="100" w:firstLine="0" w:firstLineChars="0"/>
+              <w:rPr>
+                <w:rFonts w:ascii="Helvetica" w:hAnsi="Helvetica" w:eastAsia="Helvetica" w:cs="Helvetica"/>
+                <w:i w:val="false"/>
+                <w:b w:val="false"/>
+                <w:u w:val="none"/>
+                <w:strike w:val="false"/>
+                <w:sz w:val="22"/>
+                <w:szCs w:val="22"/>
+                <w:color w:val="000000"/>
+              </w:rPr>
+            </w:pPr>
+            <w:r>
+              <w:rPr>
+                <w:rFonts w:ascii="Helvetica" w:hAnsi="Helvetica" w:eastAsia="Helvetica" w:cs="Helvetica"/>
                 <w:i w:val="false"/>
                 <w:b w:val="false"/>
                 <w:u w:val="none"/>
@@ -758,29 +769,30 @@
           </w:tcPr>
           <w:p>
             <w:pPr>
-              <w:jc w:val="left"/>
-              <w:pBdr>
-                <w:bottom w:val="none" w:sz="0" w:space="0" w:color="000000"/>
-                <w:top w:val="none" w:sz="0" w:space="0" w:color="000000"/>
-                <w:left w:val="none" w:sz="0" w:space="0" w:color="000000"/>
-                <w:right w:val="none" w:sz="0" w:space="0" w:color="000000"/>
-              </w:pBdr>
-              <w:spacing w:after="100" w:before="100" w:line="240"/>
-              <w:ind w:left="100" w:right="100" w:firstLine="0" w:firstLineChars="0"/>
-              <w:rPr>
-                <w:rFonts w:ascii="Arial" w:hAnsi="Arial" w:eastAsia="Arial" w:cs="Arial"/>
-                <w:i w:val="false"/>
-                <w:b w:val="false"/>
-                <w:u w:val="none"/>
-                <w:strike w:val="false"/>
-                <w:sz w:val="22"/>
-                <w:szCs w:val="22"/>
-                <w:color w:val="000000"/>
-              </w:rPr>
-            </w:pPr>
-            <w:r>
-              <w:rPr>
-                <w:rFonts w:ascii="Arial" w:hAnsi="Arial" w:eastAsia="Arial" w:cs="Arial"/>
+              <w:pStyle w:val="Normal"/>
+              <w:jc w:val="left"/>
+              <w:pBdr>
+                <w:bottom w:val="none" w:sz="0" w:space="0" w:color="000000"/>
+                <w:top w:val="none" w:sz="0" w:space="0" w:color="000000"/>
+                <w:left w:val="none" w:sz="0" w:space="0" w:color="000000"/>
+                <w:right w:val="none" w:sz="0" w:space="0" w:color="000000"/>
+              </w:pBdr>
+              <w:spacing w:after="100" w:before="100" w:line="240"/>
+              <w:ind w:left="100" w:right="100" w:firstLine="0" w:firstLineChars="0"/>
+              <w:rPr>
+                <w:rFonts w:ascii="Helvetica" w:hAnsi="Helvetica" w:eastAsia="Helvetica" w:cs="Helvetica"/>
+                <w:i w:val="false"/>
+                <w:b w:val="false"/>
+                <w:u w:val="none"/>
+                <w:strike w:val="false"/>
+                <w:sz w:val="22"/>
+                <w:szCs w:val="22"/>
+                <w:color w:val="000000"/>
+              </w:rPr>
+            </w:pPr>
+            <w:r>
+              <w:rPr>
+                <w:rFonts w:ascii="Helvetica" w:hAnsi="Helvetica" w:eastAsia="Helvetica" w:cs="Helvetica"/>
                 <w:i w:val="false"/>
                 <w:b w:val="false"/>
                 <w:u w:val="none"/>
@@ -796,9 +808,8 @@
       </w:tr>
       <w:tr>
         <w:trPr>
-          <w:trHeight w:val="612" w:hRule="auto"/>
+          <w:trHeight w:val="608" w:hRule="auto"/>
         </w:trPr>
-        body2
         <w:tc>
           <w:tcPr>
             <w:tcBorders>
@@ -818,29 +829,30 @@
           </w:tcPr>
           <w:p>
             <w:pPr>
-              <w:jc w:val="left"/>
-              <w:pBdr>
-                <w:bottom w:val="none" w:sz="0" w:space="0" w:color="000000"/>
-                <w:top w:val="none" w:sz="0" w:space="0" w:color="000000"/>
-                <w:left w:val="none" w:sz="0" w:space="0" w:color="000000"/>
-                <w:right w:val="none" w:sz="0" w:space="0" w:color="000000"/>
-              </w:pBdr>
-              <w:spacing w:after="100" w:before="100" w:line="240"/>
-              <w:ind w:left="100" w:right="100" w:firstLine="0" w:firstLineChars="0"/>
-              <w:rPr>
-                <w:rFonts w:ascii="Arial" w:hAnsi="Arial" w:eastAsia="Arial" w:cs="Arial"/>
-                <w:i w:val="false"/>
-                <w:b w:val="false"/>
-                <w:u w:val="none"/>
-                <w:strike w:val="false"/>
-                <w:sz w:val="22"/>
-                <w:szCs w:val="22"/>
-                <w:color w:val="000000"/>
-              </w:rPr>
-            </w:pPr>
-            <w:r>
-              <w:rPr>
-                <w:rFonts w:ascii="Arial" w:hAnsi="Arial" w:eastAsia="Arial" w:cs="Arial"/>
+              <w:pStyle w:val="Normal"/>
+              <w:jc w:val="left"/>
+              <w:pBdr>
+                <w:bottom w:val="none" w:sz="0" w:space="0" w:color="000000"/>
+                <w:top w:val="none" w:sz="0" w:space="0" w:color="000000"/>
+                <w:left w:val="none" w:sz="0" w:space="0" w:color="000000"/>
+                <w:right w:val="none" w:sz="0" w:space="0" w:color="000000"/>
+              </w:pBdr>
+              <w:spacing w:after="100" w:before="100" w:line="240"/>
+              <w:ind w:left="100" w:right="100" w:firstLine="0" w:firstLineChars="0"/>
+              <w:rPr>
+                <w:rFonts w:ascii="Helvetica" w:hAnsi="Helvetica" w:eastAsia="Helvetica" w:cs="Helvetica"/>
+                <w:i w:val="false"/>
+                <w:b w:val="false"/>
+                <w:u w:val="none"/>
+                <w:strike w:val="false"/>
+                <w:sz w:val="22"/>
+                <w:szCs w:val="22"/>
+                <w:color w:val="000000"/>
+              </w:rPr>
+            </w:pPr>
+            <w:r>
+              <w:rPr>
+                <w:rFonts w:ascii="Helvetica" w:hAnsi="Helvetica" w:eastAsia="Helvetica" w:cs="Helvetica"/>
                 <w:i w:val="false"/>
                 <w:b w:val="false"/>
                 <w:u w:val="none"/>
@@ -872,29 +884,30 @@
           </w:tcPr>
           <w:p>
             <w:pPr>
-              <w:jc w:val="left"/>
-              <w:pBdr>
-                <w:bottom w:val="none" w:sz="0" w:space="0" w:color="000000"/>
-                <w:top w:val="none" w:sz="0" w:space="0" w:color="000000"/>
-                <w:left w:val="none" w:sz="0" w:space="0" w:color="000000"/>
-                <w:right w:val="none" w:sz="0" w:space="0" w:color="000000"/>
-              </w:pBdr>
-              <w:spacing w:after="100" w:before="100" w:line="240"/>
-              <w:ind w:left="100" w:right="100" w:firstLine="0" w:firstLineChars="0"/>
-              <w:rPr>
-                <w:rFonts w:ascii="Arial" w:hAnsi="Arial" w:eastAsia="Arial" w:cs="Arial"/>
-                <w:i w:val="false"/>
-                <w:b w:val="false"/>
-                <w:u w:val="none"/>
-                <w:strike w:val="false"/>
-                <w:sz w:val="22"/>
-                <w:szCs w:val="22"/>
-                <w:color w:val="000000"/>
-              </w:rPr>
-            </w:pPr>
-            <w:r>
-              <w:rPr>
-                <w:rFonts w:ascii="Arial" w:hAnsi="Arial" w:eastAsia="Arial" w:cs="Arial"/>
+              <w:pStyle w:val="Normal"/>
+              <w:jc w:val="left"/>
+              <w:pBdr>
+                <w:bottom w:val="none" w:sz="0" w:space="0" w:color="000000"/>
+                <w:top w:val="none" w:sz="0" w:space="0" w:color="000000"/>
+                <w:left w:val="none" w:sz="0" w:space="0" w:color="000000"/>
+                <w:right w:val="none" w:sz="0" w:space="0" w:color="000000"/>
+              </w:pBdr>
+              <w:spacing w:after="100" w:before="100" w:line="240"/>
+              <w:ind w:left="100" w:right="100" w:firstLine="0" w:firstLineChars="0"/>
+              <w:rPr>
+                <w:rFonts w:ascii="Helvetica" w:hAnsi="Helvetica" w:eastAsia="Helvetica" w:cs="Helvetica"/>
+                <w:i w:val="false"/>
+                <w:b w:val="false"/>
+                <w:u w:val="none"/>
+                <w:strike w:val="false"/>
+                <w:sz w:val="22"/>
+                <w:szCs w:val="22"/>
+                <w:color w:val="000000"/>
+              </w:rPr>
+            </w:pPr>
+            <w:r>
+              <w:rPr>
+                <w:rFonts w:ascii="Helvetica" w:hAnsi="Helvetica" w:eastAsia="Helvetica" w:cs="Helvetica"/>
                 <w:i w:val="false"/>
                 <w:b w:val="false"/>
                 <w:u w:val="none"/>
@@ -926,29 +939,30 @@
           </w:tcPr>
           <w:p>
             <w:pPr>
-              <w:jc w:val="left"/>
-              <w:pBdr>
-                <w:bottom w:val="none" w:sz="0" w:space="0" w:color="000000"/>
-                <w:top w:val="none" w:sz="0" w:space="0" w:color="000000"/>
-                <w:left w:val="none" w:sz="0" w:space="0" w:color="000000"/>
-                <w:right w:val="none" w:sz="0" w:space="0" w:color="000000"/>
-              </w:pBdr>
-              <w:spacing w:after="100" w:before="100" w:line="240"/>
-              <w:ind w:left="100" w:right="100" w:firstLine="0" w:firstLineChars="0"/>
-              <w:rPr>
-                <w:rFonts w:ascii="Arial" w:hAnsi="Arial" w:eastAsia="Arial" w:cs="Arial"/>
-                <w:i w:val="false"/>
-                <w:b w:val="false"/>
-                <w:u w:val="none"/>
-                <w:strike w:val="false"/>
-                <w:sz w:val="22"/>
-                <w:szCs w:val="22"/>
-                <w:color w:val="000000"/>
-              </w:rPr>
-            </w:pPr>
-            <w:r>
-              <w:rPr>
-                <w:rFonts w:ascii="Arial" w:hAnsi="Arial" w:eastAsia="Arial" w:cs="Arial"/>
+              <w:pStyle w:val="Normal"/>
+              <w:jc w:val="left"/>
+              <w:pBdr>
+                <w:bottom w:val="none" w:sz="0" w:space="0" w:color="000000"/>
+                <w:top w:val="none" w:sz="0" w:space="0" w:color="000000"/>
+                <w:left w:val="none" w:sz="0" w:space="0" w:color="000000"/>
+                <w:right w:val="none" w:sz="0" w:space="0" w:color="000000"/>
+              </w:pBdr>
+              <w:spacing w:after="100" w:before="100" w:line="240"/>
+              <w:ind w:left="100" w:right="100" w:firstLine="0" w:firstLineChars="0"/>
+              <w:rPr>
+                <w:rFonts w:ascii="Helvetica" w:hAnsi="Helvetica" w:eastAsia="Helvetica" w:cs="Helvetica"/>
+                <w:i w:val="false"/>
+                <w:b w:val="false"/>
+                <w:u w:val="none"/>
+                <w:strike w:val="false"/>
+                <w:sz w:val="22"/>
+                <w:szCs w:val="22"/>
+                <w:color w:val="000000"/>
+              </w:rPr>
+            </w:pPr>
+            <w:r>
+              <w:rPr>
+                <w:rFonts w:ascii="Helvetica" w:hAnsi="Helvetica" w:eastAsia="Helvetica" w:cs="Helvetica"/>
                 <w:i w:val="false"/>
                 <w:b w:val="false"/>
                 <w:u w:val="none"/>
@@ -980,29 +994,30 @@
           </w:tcPr>
           <w:p>
             <w:pPr>
-              <w:jc w:val="left"/>
-              <w:pBdr>
-                <w:bottom w:val="none" w:sz="0" w:space="0" w:color="000000"/>
-                <w:top w:val="none" w:sz="0" w:space="0" w:color="000000"/>
-                <w:left w:val="none" w:sz="0" w:space="0" w:color="000000"/>
-                <w:right w:val="none" w:sz="0" w:space="0" w:color="000000"/>
-              </w:pBdr>
-              <w:spacing w:after="100" w:before="100" w:line="240"/>
-              <w:ind w:left="100" w:right="100" w:firstLine="0" w:firstLineChars="0"/>
-              <w:rPr>
-                <w:rFonts w:ascii="Arial" w:hAnsi="Arial" w:eastAsia="Arial" w:cs="Arial"/>
-                <w:i w:val="false"/>
-                <w:b w:val="false"/>
-                <w:u w:val="none"/>
-                <w:strike w:val="false"/>
-                <w:sz w:val="22"/>
-                <w:szCs w:val="22"/>
-                <w:color w:val="000000"/>
-              </w:rPr>
-            </w:pPr>
-            <w:r>
-              <w:rPr>
-                <w:rFonts w:ascii="Arial" w:hAnsi="Arial" w:eastAsia="Arial" w:cs="Arial"/>
+              <w:pStyle w:val="Normal"/>
+              <w:jc w:val="left"/>
+              <w:pBdr>
+                <w:bottom w:val="none" w:sz="0" w:space="0" w:color="000000"/>
+                <w:top w:val="none" w:sz="0" w:space="0" w:color="000000"/>
+                <w:left w:val="none" w:sz="0" w:space="0" w:color="000000"/>
+                <w:right w:val="none" w:sz="0" w:space="0" w:color="000000"/>
+              </w:pBdr>
+              <w:spacing w:after="100" w:before="100" w:line="240"/>
+              <w:ind w:left="100" w:right="100" w:firstLine="0" w:firstLineChars="0"/>
+              <w:rPr>
+                <w:rFonts w:ascii="Helvetica" w:hAnsi="Helvetica" w:eastAsia="Helvetica" w:cs="Helvetica"/>
+                <w:i w:val="false"/>
+                <w:b w:val="false"/>
+                <w:u w:val="none"/>
+                <w:strike w:val="false"/>
+                <w:sz w:val="22"/>
+                <w:szCs w:val="22"/>
+                <w:color w:val="000000"/>
+              </w:rPr>
+            </w:pPr>
+            <w:r>
+              <w:rPr>
+                <w:rFonts w:ascii="Helvetica" w:hAnsi="Helvetica" w:eastAsia="Helvetica" w:cs="Helvetica"/>
                 <w:i w:val="false"/>
                 <w:b w:val="false"/>
                 <w:u w:val="none"/>
@@ -1034,29 +1049,30 @@
           </w:tcPr>
           <w:p>
             <w:pPr>
-              <w:jc w:val="left"/>
-              <w:pBdr>
-                <w:bottom w:val="none" w:sz="0" w:space="0" w:color="000000"/>
-                <w:top w:val="none" w:sz="0" w:space="0" w:color="000000"/>
-                <w:left w:val="none" w:sz="0" w:space="0" w:color="000000"/>
-                <w:right w:val="none" w:sz="0" w:space="0" w:color="000000"/>
-              </w:pBdr>
-              <w:spacing w:after="100" w:before="100" w:line="240"/>
-              <w:ind w:left="100" w:right="100" w:firstLine="0" w:firstLineChars="0"/>
-              <w:rPr>
-                <w:rFonts w:ascii="Arial" w:hAnsi="Arial" w:eastAsia="Arial" w:cs="Arial"/>
-                <w:i w:val="false"/>
-                <w:b w:val="false"/>
-                <w:u w:val="none"/>
-                <w:strike w:val="false"/>
-                <w:sz w:val="22"/>
-                <w:szCs w:val="22"/>
-                <w:color w:val="000000"/>
-              </w:rPr>
-            </w:pPr>
-            <w:r>
-              <w:rPr>
-                <w:rFonts w:ascii="Arial" w:hAnsi="Arial" w:eastAsia="Arial" w:cs="Arial"/>
+              <w:pStyle w:val="Normal"/>
+              <w:jc w:val="left"/>
+              <w:pBdr>
+                <w:bottom w:val="none" w:sz="0" w:space="0" w:color="000000"/>
+                <w:top w:val="none" w:sz="0" w:space="0" w:color="000000"/>
+                <w:left w:val="none" w:sz="0" w:space="0" w:color="000000"/>
+                <w:right w:val="none" w:sz="0" w:space="0" w:color="000000"/>
+              </w:pBdr>
+              <w:spacing w:after="100" w:before="100" w:line="240"/>
+              <w:ind w:left="100" w:right="100" w:firstLine="0" w:firstLineChars="0"/>
+              <w:rPr>
+                <w:rFonts w:ascii="Helvetica" w:hAnsi="Helvetica" w:eastAsia="Helvetica" w:cs="Helvetica"/>
+                <w:i w:val="false"/>
+                <w:b w:val="false"/>
+                <w:u w:val="none"/>
+                <w:strike w:val="false"/>
+                <w:sz w:val="22"/>
+                <w:szCs w:val="22"/>
+                <w:color w:val="000000"/>
+              </w:rPr>
+            </w:pPr>
+            <w:r>
+              <w:rPr>
+                <w:rFonts w:ascii="Helvetica" w:hAnsi="Helvetica" w:eastAsia="Helvetica" w:cs="Helvetica"/>
                 <w:i w:val="false"/>
                 <w:b w:val="false"/>
                 <w:u w:val="none"/>
@@ -1088,29 +1104,30 @@
           </w:tcPr>
           <w:p>
             <w:pPr>
-              <w:jc w:val="left"/>
-              <w:pBdr>
-                <w:bottom w:val="none" w:sz="0" w:space="0" w:color="000000"/>
-                <w:top w:val="none" w:sz="0" w:space="0" w:color="000000"/>
-                <w:left w:val="none" w:sz="0" w:space="0" w:color="000000"/>
-                <w:right w:val="none" w:sz="0" w:space="0" w:color="000000"/>
-              </w:pBdr>
-              <w:spacing w:after="100" w:before="100" w:line="240"/>
-              <w:ind w:left="100" w:right="100" w:firstLine="0" w:firstLineChars="0"/>
-              <w:rPr>
-                <w:rFonts w:ascii="Arial" w:hAnsi="Arial" w:eastAsia="Arial" w:cs="Arial"/>
-                <w:i w:val="false"/>
-                <w:b w:val="false"/>
-                <w:u w:val="none"/>
-                <w:strike w:val="false"/>
-                <w:sz w:val="22"/>
-                <w:szCs w:val="22"/>
-                <w:color w:val="000000"/>
-              </w:rPr>
-            </w:pPr>
-            <w:r>
-              <w:rPr>
-                <w:rFonts w:ascii="Arial" w:hAnsi="Arial" w:eastAsia="Arial" w:cs="Arial"/>
+              <w:pStyle w:val="Normal"/>
+              <w:jc w:val="left"/>
+              <w:pBdr>
+                <w:bottom w:val="none" w:sz="0" w:space="0" w:color="000000"/>
+                <w:top w:val="none" w:sz="0" w:space="0" w:color="000000"/>
+                <w:left w:val="none" w:sz="0" w:space="0" w:color="000000"/>
+                <w:right w:val="none" w:sz="0" w:space="0" w:color="000000"/>
+              </w:pBdr>
+              <w:spacing w:after="100" w:before="100" w:line="240"/>
+              <w:ind w:left="100" w:right="100" w:firstLine="0" w:firstLineChars="0"/>
+              <w:rPr>
+                <w:rFonts w:ascii="Helvetica" w:hAnsi="Helvetica" w:eastAsia="Helvetica" w:cs="Helvetica"/>
+                <w:i w:val="false"/>
+                <w:b w:val="false"/>
+                <w:u w:val="none"/>
+                <w:strike w:val="false"/>
+                <w:sz w:val="22"/>
+                <w:szCs w:val="22"/>
+                <w:color w:val="000000"/>
+              </w:rPr>
+            </w:pPr>
+            <w:r>
+              <w:rPr>
+                <w:rFonts w:ascii="Helvetica" w:hAnsi="Helvetica" w:eastAsia="Helvetica" w:cs="Helvetica"/>
                 <w:i w:val="false"/>
                 <w:b w:val="false"/>
                 <w:u w:val="none"/>
@@ -1142,29 +1159,30 @@
           </w:tcPr>
           <w:p>
             <w:pPr>
-              <w:jc w:val="left"/>
-              <w:pBdr>
-                <w:bottom w:val="none" w:sz="0" w:space="0" w:color="000000"/>
-                <w:top w:val="none" w:sz="0" w:space="0" w:color="000000"/>
-                <w:left w:val="none" w:sz="0" w:space="0" w:color="000000"/>
-                <w:right w:val="none" w:sz="0" w:space="0" w:color="000000"/>
-              </w:pBdr>
-              <w:spacing w:after="100" w:before="100" w:line="240"/>
-              <w:ind w:left="100" w:right="100" w:firstLine="0" w:firstLineChars="0"/>
-              <w:rPr>
-                <w:rFonts w:ascii="Arial" w:hAnsi="Arial" w:eastAsia="Arial" w:cs="Arial"/>
-                <w:i w:val="false"/>
-                <w:b w:val="false"/>
-                <w:u w:val="none"/>
-                <w:strike w:val="false"/>
-                <w:sz w:val="22"/>
-                <w:szCs w:val="22"/>
-                <w:color w:val="000000"/>
-              </w:rPr>
-            </w:pPr>
-            <w:r>
-              <w:rPr>
-                <w:rFonts w:ascii="Arial" w:hAnsi="Arial" w:eastAsia="Arial" w:cs="Arial"/>
+              <w:pStyle w:val="Normal"/>
+              <w:jc w:val="left"/>
+              <w:pBdr>
+                <w:bottom w:val="none" w:sz="0" w:space="0" w:color="000000"/>
+                <w:top w:val="none" w:sz="0" w:space="0" w:color="000000"/>
+                <w:left w:val="none" w:sz="0" w:space="0" w:color="000000"/>
+                <w:right w:val="none" w:sz="0" w:space="0" w:color="000000"/>
+              </w:pBdr>
+              <w:spacing w:after="100" w:before="100" w:line="240"/>
+              <w:ind w:left="100" w:right="100" w:firstLine="0" w:firstLineChars="0"/>
+              <w:rPr>
+                <w:rFonts w:ascii="Helvetica" w:hAnsi="Helvetica" w:eastAsia="Helvetica" w:cs="Helvetica"/>
+                <w:i w:val="false"/>
+                <w:b w:val="false"/>
+                <w:u w:val="none"/>
+                <w:strike w:val="false"/>
+                <w:sz w:val="22"/>
+                <w:szCs w:val="22"/>
+                <w:color w:val="000000"/>
+              </w:rPr>
+            </w:pPr>
+            <w:r>
+              <w:rPr>
+                <w:rFonts w:ascii="Helvetica" w:hAnsi="Helvetica" w:eastAsia="Helvetica" w:cs="Helvetica"/>
                 <w:i w:val="false"/>
                 <w:b w:val="false"/>
                 <w:u w:val="none"/>
@@ -1180,9 +1198,8 @@
       </w:tr>
       <w:tr>
         <w:trPr>
-          <w:trHeight w:val="574" w:hRule="auto"/>
+          <w:trHeight w:val="608" w:hRule="auto"/>
         </w:trPr>
-        body3
         <w:tc>
           <w:tcPr>
             <w:tcBorders>
@@ -1202,29 +1219,30 @@
           </w:tcPr>
           <w:p>
             <w:pPr>
-              <w:jc w:val="left"/>
-              <w:pBdr>
-                <w:bottom w:val="none" w:sz="0" w:space="0" w:color="000000"/>
-                <w:top w:val="none" w:sz="0" w:space="0" w:color="000000"/>
-                <w:left w:val="none" w:sz="0" w:space="0" w:color="000000"/>
-                <w:right w:val="none" w:sz="0" w:space="0" w:color="000000"/>
-              </w:pBdr>
-              <w:spacing w:after="100" w:before="100" w:line="240"/>
-              <w:ind w:left="100" w:right="100" w:firstLine="0" w:firstLineChars="0"/>
-              <w:rPr>
-                <w:rFonts w:ascii="Arial" w:hAnsi="Arial" w:eastAsia="Arial" w:cs="Arial"/>
-                <w:i w:val="false"/>
-                <w:b w:val="false"/>
-                <w:u w:val="none"/>
-                <w:strike w:val="false"/>
-                <w:sz w:val="22"/>
-                <w:szCs w:val="22"/>
-                <w:color w:val="000000"/>
-              </w:rPr>
-            </w:pPr>
-            <w:r>
-              <w:rPr>
-                <w:rFonts w:ascii="Arial" w:hAnsi="Arial" w:eastAsia="Arial" w:cs="Arial"/>
+              <w:pStyle w:val="Normal"/>
+              <w:jc w:val="left"/>
+              <w:pBdr>
+                <w:bottom w:val="none" w:sz="0" w:space="0" w:color="000000"/>
+                <w:top w:val="none" w:sz="0" w:space="0" w:color="000000"/>
+                <w:left w:val="none" w:sz="0" w:space="0" w:color="000000"/>
+                <w:right w:val="none" w:sz="0" w:space="0" w:color="000000"/>
+              </w:pBdr>
+              <w:spacing w:after="100" w:before="100" w:line="240"/>
+              <w:ind w:left="100" w:right="100" w:firstLine="0" w:firstLineChars="0"/>
+              <w:rPr>
+                <w:rFonts w:ascii="Helvetica" w:hAnsi="Helvetica" w:eastAsia="Helvetica" w:cs="Helvetica"/>
+                <w:i w:val="false"/>
+                <w:b w:val="false"/>
+                <w:u w:val="none"/>
+                <w:strike w:val="false"/>
+                <w:sz w:val="22"/>
+                <w:szCs w:val="22"/>
+                <w:color w:val="000000"/>
+              </w:rPr>
+            </w:pPr>
+            <w:r>
+              <w:rPr>
+                <w:rFonts w:ascii="Helvetica" w:hAnsi="Helvetica" w:eastAsia="Helvetica" w:cs="Helvetica"/>
                 <w:i w:val="false"/>
                 <w:b w:val="false"/>
                 <w:u w:val="none"/>
@@ -1256,29 +1274,30 @@
           </w:tcPr>
           <w:p>
             <w:pPr>
-              <w:jc w:val="left"/>
-              <w:pBdr>
-                <w:bottom w:val="none" w:sz="0" w:space="0" w:color="000000"/>
-                <w:top w:val="none" w:sz="0" w:space="0" w:color="000000"/>
-                <w:left w:val="none" w:sz="0" w:space="0" w:color="000000"/>
-                <w:right w:val="none" w:sz="0" w:space="0" w:color="000000"/>
-              </w:pBdr>
-              <w:spacing w:after="100" w:before="100" w:line="240"/>
-              <w:ind w:left="100" w:right="100" w:firstLine="0" w:firstLineChars="0"/>
-              <w:rPr>
-                <w:rFonts w:ascii="Arial" w:hAnsi="Arial" w:eastAsia="Arial" w:cs="Arial"/>
-                <w:i w:val="false"/>
-                <w:b w:val="false"/>
-                <w:u w:val="none"/>
-                <w:strike w:val="false"/>
-                <w:sz w:val="22"/>
-                <w:szCs w:val="22"/>
-                <w:color w:val="000000"/>
-              </w:rPr>
-            </w:pPr>
-            <w:r>
-              <w:rPr>
-                <w:rFonts w:ascii="Arial" w:hAnsi="Arial" w:eastAsia="Arial" w:cs="Arial"/>
+              <w:pStyle w:val="Normal"/>
+              <w:jc w:val="left"/>
+              <w:pBdr>
+                <w:bottom w:val="none" w:sz="0" w:space="0" w:color="000000"/>
+                <w:top w:val="none" w:sz="0" w:space="0" w:color="000000"/>
+                <w:left w:val="none" w:sz="0" w:space="0" w:color="000000"/>
+                <w:right w:val="none" w:sz="0" w:space="0" w:color="000000"/>
+              </w:pBdr>
+              <w:spacing w:after="100" w:before="100" w:line="240"/>
+              <w:ind w:left="100" w:right="100" w:firstLine="0" w:firstLineChars="0"/>
+              <w:rPr>
+                <w:rFonts w:ascii="Helvetica" w:hAnsi="Helvetica" w:eastAsia="Helvetica" w:cs="Helvetica"/>
+                <w:i w:val="false"/>
+                <w:b w:val="false"/>
+                <w:u w:val="none"/>
+                <w:strike w:val="false"/>
+                <w:sz w:val="22"/>
+                <w:szCs w:val="22"/>
+                <w:color w:val="000000"/>
+              </w:rPr>
+            </w:pPr>
+            <w:r>
+              <w:rPr>
+                <w:rFonts w:ascii="Helvetica" w:hAnsi="Helvetica" w:eastAsia="Helvetica" w:cs="Helvetica"/>
                 <w:i w:val="false"/>
                 <w:b w:val="false"/>
                 <w:u w:val="none"/>
@@ -1310,29 +1329,30 @@
           </w:tcPr>
           <w:p>
             <w:pPr>
-              <w:jc w:val="left"/>
-              <w:pBdr>
-                <w:bottom w:val="none" w:sz="0" w:space="0" w:color="000000"/>
-                <w:top w:val="none" w:sz="0" w:space="0" w:color="000000"/>
-                <w:left w:val="none" w:sz="0" w:space="0" w:color="000000"/>
-                <w:right w:val="none" w:sz="0" w:space="0" w:color="000000"/>
-              </w:pBdr>
-              <w:spacing w:after="100" w:before="100" w:line="240"/>
-              <w:ind w:left="100" w:right="100" w:firstLine="0" w:firstLineChars="0"/>
-              <w:rPr>
-                <w:rFonts w:ascii="Arial" w:hAnsi="Arial" w:eastAsia="Arial" w:cs="Arial"/>
-                <w:i w:val="false"/>
-                <w:b w:val="false"/>
-                <w:u w:val="none"/>
-                <w:strike w:val="false"/>
-                <w:sz w:val="22"/>
-                <w:szCs w:val="22"/>
-                <w:color w:val="000000"/>
-              </w:rPr>
-            </w:pPr>
-            <w:r>
-              <w:rPr>
-                <w:rFonts w:ascii="Arial" w:hAnsi="Arial" w:eastAsia="Arial" w:cs="Arial"/>
+              <w:pStyle w:val="Normal"/>
+              <w:jc w:val="left"/>
+              <w:pBdr>
+                <w:bottom w:val="none" w:sz="0" w:space="0" w:color="000000"/>
+                <w:top w:val="none" w:sz="0" w:space="0" w:color="000000"/>
+                <w:left w:val="none" w:sz="0" w:space="0" w:color="000000"/>
+                <w:right w:val="none" w:sz="0" w:space="0" w:color="000000"/>
+              </w:pBdr>
+              <w:spacing w:after="100" w:before="100" w:line="240"/>
+              <w:ind w:left="100" w:right="100" w:firstLine="0" w:firstLineChars="0"/>
+              <w:rPr>
+                <w:rFonts w:ascii="Helvetica" w:hAnsi="Helvetica" w:eastAsia="Helvetica" w:cs="Helvetica"/>
+                <w:i w:val="false"/>
+                <w:b w:val="false"/>
+                <w:u w:val="none"/>
+                <w:strike w:val="false"/>
+                <w:sz w:val="22"/>
+                <w:szCs w:val="22"/>
+                <w:color w:val="000000"/>
+              </w:rPr>
+            </w:pPr>
+            <w:r>
+              <w:rPr>
+                <w:rFonts w:ascii="Helvetica" w:hAnsi="Helvetica" w:eastAsia="Helvetica" w:cs="Helvetica"/>
                 <w:i w:val="false"/>
                 <w:b w:val="false"/>
                 <w:u w:val="none"/>
@@ -1364,29 +1384,30 @@
           </w:tcPr>
           <w:p>
             <w:pPr>
-              <w:jc w:val="left"/>
-              <w:pBdr>
-                <w:bottom w:val="none" w:sz="0" w:space="0" w:color="000000"/>
-                <w:top w:val="none" w:sz="0" w:space="0" w:color="000000"/>
-                <w:left w:val="none" w:sz="0" w:space="0" w:color="000000"/>
-                <w:right w:val="none" w:sz="0" w:space="0" w:color="000000"/>
-              </w:pBdr>
-              <w:spacing w:after="100" w:before="100" w:line="240"/>
-              <w:ind w:left="100" w:right="100" w:firstLine="0" w:firstLineChars="0"/>
-              <w:rPr>
-                <w:rFonts w:ascii="Arial" w:hAnsi="Arial" w:eastAsia="Arial" w:cs="Arial"/>
-                <w:i w:val="false"/>
-                <w:b w:val="false"/>
-                <w:u w:val="none"/>
-                <w:strike w:val="false"/>
-                <w:sz w:val="22"/>
-                <w:szCs w:val="22"/>
-                <w:color w:val="000000"/>
-              </w:rPr>
-            </w:pPr>
-            <w:r>
-              <w:rPr>
-                <w:rFonts w:ascii="Arial" w:hAnsi="Arial" w:eastAsia="Arial" w:cs="Arial"/>
+              <w:pStyle w:val="Normal"/>
+              <w:jc w:val="left"/>
+              <w:pBdr>
+                <w:bottom w:val="none" w:sz="0" w:space="0" w:color="000000"/>
+                <w:top w:val="none" w:sz="0" w:space="0" w:color="000000"/>
+                <w:left w:val="none" w:sz="0" w:space="0" w:color="000000"/>
+                <w:right w:val="none" w:sz="0" w:space="0" w:color="000000"/>
+              </w:pBdr>
+              <w:spacing w:after="100" w:before="100" w:line="240"/>
+              <w:ind w:left="100" w:right="100" w:firstLine="0" w:firstLineChars="0"/>
+              <w:rPr>
+                <w:rFonts w:ascii="Helvetica" w:hAnsi="Helvetica" w:eastAsia="Helvetica" w:cs="Helvetica"/>
+                <w:i w:val="false"/>
+                <w:b w:val="false"/>
+                <w:u w:val="none"/>
+                <w:strike w:val="false"/>
+                <w:sz w:val="22"/>
+                <w:szCs w:val="22"/>
+                <w:color w:val="000000"/>
+              </w:rPr>
+            </w:pPr>
+            <w:r>
+              <w:rPr>
+                <w:rFonts w:ascii="Helvetica" w:hAnsi="Helvetica" w:eastAsia="Helvetica" w:cs="Helvetica"/>
                 <w:i w:val="false"/>
                 <w:b w:val="false"/>
                 <w:u w:val="none"/>
@@ -1418,29 +1439,30 @@
           </w:tcPr>
           <w:p>
             <w:pPr>
-              <w:jc w:val="left"/>
-              <w:pBdr>
-                <w:bottom w:val="none" w:sz="0" w:space="0" w:color="000000"/>
-                <w:top w:val="none" w:sz="0" w:space="0" w:color="000000"/>
-                <w:left w:val="none" w:sz="0" w:space="0" w:color="000000"/>
-                <w:right w:val="none" w:sz="0" w:space="0" w:color="000000"/>
-              </w:pBdr>
-              <w:spacing w:after="100" w:before="100" w:line="240"/>
-              <w:ind w:left="100" w:right="100" w:firstLine="0" w:firstLineChars="0"/>
-              <w:rPr>
-                <w:rFonts w:ascii="Arial" w:hAnsi="Arial" w:eastAsia="Arial" w:cs="Arial"/>
-                <w:i w:val="false"/>
-                <w:b w:val="false"/>
-                <w:u w:val="none"/>
-                <w:strike w:val="false"/>
-                <w:sz w:val="22"/>
-                <w:szCs w:val="22"/>
-                <w:color w:val="000000"/>
-              </w:rPr>
-            </w:pPr>
-            <w:r>
-              <w:rPr>
-                <w:rFonts w:ascii="Arial" w:hAnsi="Arial" w:eastAsia="Arial" w:cs="Arial"/>
+              <w:pStyle w:val="Normal"/>
+              <w:jc w:val="left"/>
+              <w:pBdr>
+                <w:bottom w:val="none" w:sz="0" w:space="0" w:color="000000"/>
+                <w:top w:val="none" w:sz="0" w:space="0" w:color="000000"/>
+                <w:left w:val="none" w:sz="0" w:space="0" w:color="000000"/>
+                <w:right w:val="none" w:sz="0" w:space="0" w:color="000000"/>
+              </w:pBdr>
+              <w:spacing w:after="100" w:before="100" w:line="240"/>
+              <w:ind w:left="100" w:right="100" w:firstLine="0" w:firstLineChars="0"/>
+              <w:rPr>
+                <w:rFonts w:ascii="Helvetica" w:hAnsi="Helvetica" w:eastAsia="Helvetica" w:cs="Helvetica"/>
+                <w:i w:val="false"/>
+                <w:b w:val="false"/>
+                <w:u w:val="none"/>
+                <w:strike w:val="false"/>
+                <w:sz w:val="22"/>
+                <w:szCs w:val="22"/>
+                <w:color w:val="000000"/>
+              </w:rPr>
+            </w:pPr>
+            <w:r>
+              <w:rPr>
+                <w:rFonts w:ascii="Helvetica" w:hAnsi="Helvetica" w:eastAsia="Helvetica" w:cs="Helvetica"/>
                 <w:i w:val="false"/>
                 <w:b w:val="false"/>
                 <w:u w:val="none"/>
@@ -1472,29 +1494,30 @@
           </w:tcPr>
           <w:p>
             <w:pPr>
-              <w:jc w:val="left"/>
-              <w:pBdr>
-                <w:bottom w:val="none" w:sz="0" w:space="0" w:color="000000"/>
-                <w:top w:val="none" w:sz="0" w:space="0" w:color="000000"/>
-                <w:left w:val="none" w:sz="0" w:space="0" w:color="000000"/>
-                <w:right w:val="none" w:sz="0" w:space="0" w:color="000000"/>
-              </w:pBdr>
-              <w:spacing w:after="100" w:before="100" w:line="240"/>
-              <w:ind w:left="100" w:right="100" w:firstLine="0" w:firstLineChars="0"/>
-              <w:rPr>
-                <w:rFonts w:ascii="Arial" w:hAnsi="Arial" w:eastAsia="Arial" w:cs="Arial"/>
-                <w:i w:val="false"/>
-                <w:b w:val="false"/>
-                <w:u w:val="none"/>
-                <w:strike w:val="false"/>
-                <w:sz w:val="22"/>
-                <w:szCs w:val="22"/>
-                <w:color w:val="000000"/>
-              </w:rPr>
-            </w:pPr>
-            <w:r>
-              <w:rPr>
-                <w:rFonts w:ascii="Arial" w:hAnsi="Arial" w:eastAsia="Arial" w:cs="Arial"/>
+              <w:pStyle w:val="Normal"/>
+              <w:jc w:val="left"/>
+              <w:pBdr>
+                <w:bottom w:val="none" w:sz="0" w:space="0" w:color="000000"/>
+                <w:top w:val="none" w:sz="0" w:space="0" w:color="000000"/>
+                <w:left w:val="none" w:sz="0" w:space="0" w:color="000000"/>
+                <w:right w:val="none" w:sz="0" w:space="0" w:color="000000"/>
+              </w:pBdr>
+              <w:spacing w:after="100" w:before="100" w:line="240"/>
+              <w:ind w:left="100" w:right="100" w:firstLine="0" w:firstLineChars="0"/>
+              <w:rPr>
+                <w:rFonts w:ascii="Helvetica" w:hAnsi="Helvetica" w:eastAsia="Helvetica" w:cs="Helvetica"/>
+                <w:i w:val="false"/>
+                <w:b w:val="false"/>
+                <w:u w:val="none"/>
+                <w:strike w:val="false"/>
+                <w:sz w:val="22"/>
+                <w:szCs w:val="22"/>
+                <w:color w:val="000000"/>
+              </w:rPr>
+            </w:pPr>
+            <w:r>
+              <w:rPr>
+                <w:rFonts w:ascii="Helvetica" w:hAnsi="Helvetica" w:eastAsia="Helvetica" w:cs="Helvetica"/>
                 <w:i w:val="false"/>
                 <w:b w:val="false"/>
                 <w:u w:val="none"/>
@@ -1526,29 +1549,30 @@
           </w:tcPr>
           <w:p>
             <w:pPr>
-              <w:jc w:val="left"/>
-              <w:pBdr>
-                <w:bottom w:val="none" w:sz="0" w:space="0" w:color="000000"/>
-                <w:top w:val="none" w:sz="0" w:space="0" w:color="000000"/>
-                <w:left w:val="none" w:sz="0" w:space="0" w:color="000000"/>
-                <w:right w:val="none" w:sz="0" w:space="0" w:color="000000"/>
-              </w:pBdr>
-              <w:spacing w:after="100" w:before="100" w:line="240"/>
-              <w:ind w:left="100" w:right="100" w:firstLine="0" w:firstLineChars="0"/>
-              <w:rPr>
-                <w:rFonts w:ascii="Arial" w:hAnsi="Arial" w:eastAsia="Arial" w:cs="Arial"/>
-                <w:i w:val="false"/>
-                <w:b w:val="false"/>
-                <w:u w:val="none"/>
-                <w:strike w:val="false"/>
-                <w:sz w:val="22"/>
-                <w:szCs w:val="22"/>
-                <w:color w:val="000000"/>
-              </w:rPr>
-            </w:pPr>
-            <w:r>
-              <w:rPr>
-                <w:rFonts w:ascii="Arial" w:hAnsi="Arial" w:eastAsia="Arial" w:cs="Arial"/>
+              <w:pStyle w:val="Normal"/>
+              <w:jc w:val="left"/>
+              <w:pBdr>
+                <w:bottom w:val="none" w:sz="0" w:space="0" w:color="000000"/>
+                <w:top w:val="none" w:sz="0" w:space="0" w:color="000000"/>
+                <w:left w:val="none" w:sz="0" w:space="0" w:color="000000"/>
+                <w:right w:val="none" w:sz="0" w:space="0" w:color="000000"/>
+              </w:pBdr>
+              <w:spacing w:after="100" w:before="100" w:line="240"/>
+              <w:ind w:left="100" w:right="100" w:firstLine="0" w:firstLineChars="0"/>
+              <w:rPr>
+                <w:rFonts w:ascii="Helvetica" w:hAnsi="Helvetica" w:eastAsia="Helvetica" w:cs="Helvetica"/>
+                <w:i w:val="false"/>
+                <w:b w:val="false"/>
+                <w:u w:val="none"/>
+                <w:strike w:val="false"/>
+                <w:sz w:val="22"/>
+                <w:szCs w:val="22"/>
+                <w:color w:val="000000"/>
+              </w:rPr>
+            </w:pPr>
+            <w:r>
+              <w:rPr>
+                <w:rFonts w:ascii="Helvetica" w:hAnsi="Helvetica" w:eastAsia="Helvetica" w:cs="Helvetica"/>
                 <w:i w:val="false"/>
                 <w:b w:val="false"/>
                 <w:u w:val="none"/>
@@ -1564,9 +1588,8 @@
       </w:tr>
       <w:tr>
         <w:trPr>
-          <w:trHeight w:val="612" w:hRule="auto"/>
+          <w:trHeight w:val="608" w:hRule="auto"/>
         </w:trPr>
-        body4
         <w:tc>
           <w:tcPr>
             <w:tcBorders>
@@ -1586,29 +1609,30 @@
           </w:tcPr>
           <w:p>
             <w:pPr>
-              <w:jc w:val="left"/>
-              <w:pBdr>
-                <w:bottom w:val="none" w:sz="0" w:space="0" w:color="000000"/>
-                <w:top w:val="none" w:sz="0" w:space="0" w:color="000000"/>
-                <w:left w:val="none" w:sz="0" w:space="0" w:color="000000"/>
-                <w:right w:val="none" w:sz="0" w:space="0" w:color="000000"/>
-              </w:pBdr>
-              <w:spacing w:after="100" w:before="100" w:line="240"/>
-              <w:ind w:left="100" w:right="100" w:firstLine="0" w:firstLineChars="0"/>
-              <w:rPr>
-                <w:rFonts w:ascii="Arial" w:hAnsi="Arial" w:eastAsia="Arial" w:cs="Arial"/>
-                <w:i w:val="false"/>
-                <w:b w:val="false"/>
-                <w:u w:val="none"/>
-                <w:strike w:val="false"/>
-                <w:sz w:val="22"/>
-                <w:szCs w:val="22"/>
-                <w:color w:val="000000"/>
-              </w:rPr>
-            </w:pPr>
-            <w:r>
-              <w:rPr>
-                <w:rFonts w:ascii="Arial" w:hAnsi="Arial" w:eastAsia="Arial" w:cs="Arial"/>
+              <w:pStyle w:val="Normal"/>
+              <w:jc w:val="left"/>
+              <w:pBdr>
+                <w:bottom w:val="none" w:sz="0" w:space="0" w:color="000000"/>
+                <w:top w:val="none" w:sz="0" w:space="0" w:color="000000"/>
+                <w:left w:val="none" w:sz="0" w:space="0" w:color="000000"/>
+                <w:right w:val="none" w:sz="0" w:space="0" w:color="000000"/>
+              </w:pBdr>
+              <w:spacing w:after="100" w:before="100" w:line="240"/>
+              <w:ind w:left="100" w:right="100" w:firstLine="0" w:firstLineChars="0"/>
+              <w:rPr>
+                <w:rFonts w:ascii="Helvetica" w:hAnsi="Helvetica" w:eastAsia="Helvetica" w:cs="Helvetica"/>
+                <w:i w:val="false"/>
+                <w:b w:val="false"/>
+                <w:u w:val="none"/>
+                <w:strike w:val="false"/>
+                <w:sz w:val="22"/>
+                <w:szCs w:val="22"/>
+                <w:color w:val="000000"/>
+              </w:rPr>
+            </w:pPr>
+            <w:r>
+              <w:rPr>
+                <w:rFonts w:ascii="Helvetica" w:hAnsi="Helvetica" w:eastAsia="Helvetica" w:cs="Helvetica"/>
                 <w:i w:val="false"/>
                 <w:b w:val="false"/>
                 <w:u w:val="none"/>
@@ -1640,29 +1664,30 @@
           </w:tcPr>
           <w:p>
             <w:pPr>
-              <w:jc w:val="left"/>
-              <w:pBdr>
-                <w:bottom w:val="none" w:sz="0" w:space="0" w:color="000000"/>
-                <w:top w:val="none" w:sz="0" w:space="0" w:color="000000"/>
-                <w:left w:val="none" w:sz="0" w:space="0" w:color="000000"/>
-                <w:right w:val="none" w:sz="0" w:space="0" w:color="000000"/>
-              </w:pBdr>
-              <w:spacing w:after="100" w:before="100" w:line="240"/>
-              <w:ind w:left="100" w:right="100" w:firstLine="0" w:firstLineChars="0"/>
-              <w:rPr>
-                <w:rFonts w:ascii="Arial" w:hAnsi="Arial" w:eastAsia="Arial" w:cs="Arial"/>
-                <w:i w:val="false"/>
-                <w:b w:val="false"/>
-                <w:u w:val="none"/>
-                <w:strike w:val="false"/>
-                <w:sz w:val="22"/>
-                <w:szCs w:val="22"/>
-                <w:color w:val="000000"/>
-              </w:rPr>
-            </w:pPr>
-            <w:r>
-              <w:rPr>
-                <w:rFonts w:ascii="Arial" w:hAnsi="Arial" w:eastAsia="Arial" w:cs="Arial"/>
+              <w:pStyle w:val="Normal"/>
+              <w:jc w:val="left"/>
+              <w:pBdr>
+                <w:bottom w:val="none" w:sz="0" w:space="0" w:color="000000"/>
+                <w:top w:val="none" w:sz="0" w:space="0" w:color="000000"/>
+                <w:left w:val="none" w:sz="0" w:space="0" w:color="000000"/>
+                <w:right w:val="none" w:sz="0" w:space="0" w:color="000000"/>
+              </w:pBdr>
+              <w:spacing w:after="100" w:before="100" w:line="240"/>
+              <w:ind w:left="100" w:right="100" w:firstLine="0" w:firstLineChars="0"/>
+              <w:rPr>
+                <w:rFonts w:ascii="Helvetica" w:hAnsi="Helvetica" w:eastAsia="Helvetica" w:cs="Helvetica"/>
+                <w:i w:val="false"/>
+                <w:b w:val="false"/>
+                <w:u w:val="none"/>
+                <w:strike w:val="false"/>
+                <w:sz w:val="22"/>
+                <w:szCs w:val="22"/>
+                <w:color w:val="000000"/>
+              </w:rPr>
+            </w:pPr>
+            <w:r>
+              <w:rPr>
+                <w:rFonts w:ascii="Helvetica" w:hAnsi="Helvetica" w:eastAsia="Helvetica" w:cs="Helvetica"/>
                 <w:i w:val="false"/>
                 <w:b w:val="false"/>
                 <w:u w:val="none"/>
@@ -1694,29 +1719,30 @@
           </w:tcPr>
           <w:p>
             <w:pPr>
-              <w:jc w:val="left"/>
-              <w:pBdr>
-                <w:bottom w:val="none" w:sz="0" w:space="0" w:color="000000"/>
-                <w:top w:val="none" w:sz="0" w:space="0" w:color="000000"/>
-                <w:left w:val="none" w:sz="0" w:space="0" w:color="000000"/>
-                <w:right w:val="none" w:sz="0" w:space="0" w:color="000000"/>
-              </w:pBdr>
-              <w:spacing w:after="100" w:before="100" w:line="240"/>
-              <w:ind w:left="100" w:right="100" w:firstLine="0" w:firstLineChars="0"/>
-              <w:rPr>
-                <w:rFonts w:ascii="Arial" w:hAnsi="Arial" w:eastAsia="Arial" w:cs="Arial"/>
-                <w:i w:val="false"/>
-                <w:b w:val="false"/>
-                <w:u w:val="none"/>
-                <w:strike w:val="false"/>
-                <w:sz w:val="22"/>
-                <w:szCs w:val="22"/>
-                <w:color w:val="000000"/>
-              </w:rPr>
-            </w:pPr>
-            <w:r>
-              <w:rPr>
-                <w:rFonts w:ascii="Arial" w:hAnsi="Arial" w:eastAsia="Arial" w:cs="Arial"/>
+              <w:pStyle w:val="Normal"/>
+              <w:jc w:val="left"/>
+              <w:pBdr>
+                <w:bottom w:val="none" w:sz="0" w:space="0" w:color="000000"/>
+                <w:top w:val="none" w:sz="0" w:space="0" w:color="000000"/>
+                <w:left w:val="none" w:sz="0" w:space="0" w:color="000000"/>
+                <w:right w:val="none" w:sz="0" w:space="0" w:color="000000"/>
+              </w:pBdr>
+              <w:spacing w:after="100" w:before="100" w:line="240"/>
+              <w:ind w:left="100" w:right="100" w:firstLine="0" w:firstLineChars="0"/>
+              <w:rPr>
+                <w:rFonts w:ascii="Helvetica" w:hAnsi="Helvetica" w:eastAsia="Helvetica" w:cs="Helvetica"/>
+                <w:i w:val="false"/>
+                <w:b w:val="false"/>
+                <w:u w:val="none"/>
+                <w:strike w:val="false"/>
+                <w:sz w:val="22"/>
+                <w:szCs w:val="22"/>
+                <w:color w:val="000000"/>
+              </w:rPr>
+            </w:pPr>
+            <w:r>
+              <w:rPr>
+                <w:rFonts w:ascii="Helvetica" w:hAnsi="Helvetica" w:eastAsia="Helvetica" w:cs="Helvetica"/>
                 <w:i w:val="false"/>
                 <w:b w:val="false"/>
                 <w:u w:val="none"/>
@@ -1748,29 +1774,30 @@
           </w:tcPr>
           <w:p>
             <w:pPr>
-              <w:jc w:val="left"/>
-              <w:pBdr>
-                <w:bottom w:val="none" w:sz="0" w:space="0" w:color="000000"/>
-                <w:top w:val="none" w:sz="0" w:space="0" w:color="000000"/>
-                <w:left w:val="none" w:sz="0" w:space="0" w:color="000000"/>
-                <w:right w:val="none" w:sz="0" w:space="0" w:color="000000"/>
-              </w:pBdr>
-              <w:spacing w:after="100" w:before="100" w:line="240"/>
-              <w:ind w:left="100" w:right="100" w:firstLine="0" w:firstLineChars="0"/>
-              <w:rPr>
-                <w:rFonts w:ascii="Arial" w:hAnsi="Arial" w:eastAsia="Arial" w:cs="Arial"/>
-                <w:i w:val="false"/>
-                <w:b w:val="false"/>
-                <w:u w:val="none"/>
-                <w:strike w:val="false"/>
-                <w:sz w:val="22"/>
-                <w:szCs w:val="22"/>
-                <w:color w:val="000000"/>
-              </w:rPr>
-            </w:pPr>
-            <w:r>
-              <w:rPr>
-                <w:rFonts w:ascii="Arial" w:hAnsi="Arial" w:eastAsia="Arial" w:cs="Arial"/>
+              <w:pStyle w:val="Normal"/>
+              <w:jc w:val="left"/>
+              <w:pBdr>
+                <w:bottom w:val="none" w:sz="0" w:space="0" w:color="000000"/>
+                <w:top w:val="none" w:sz="0" w:space="0" w:color="000000"/>
+                <w:left w:val="none" w:sz="0" w:space="0" w:color="000000"/>
+                <w:right w:val="none" w:sz="0" w:space="0" w:color="000000"/>
+              </w:pBdr>
+              <w:spacing w:after="100" w:before="100" w:line="240"/>
+              <w:ind w:left="100" w:right="100" w:firstLine="0" w:firstLineChars="0"/>
+              <w:rPr>
+                <w:rFonts w:ascii="Helvetica" w:hAnsi="Helvetica" w:eastAsia="Helvetica" w:cs="Helvetica"/>
+                <w:i w:val="false"/>
+                <w:b w:val="false"/>
+                <w:u w:val="none"/>
+                <w:strike w:val="false"/>
+                <w:sz w:val="22"/>
+                <w:szCs w:val="22"/>
+                <w:color w:val="000000"/>
+              </w:rPr>
+            </w:pPr>
+            <w:r>
+              <w:rPr>
+                <w:rFonts w:ascii="Helvetica" w:hAnsi="Helvetica" w:eastAsia="Helvetica" w:cs="Helvetica"/>
                 <w:i w:val="false"/>
                 <w:b w:val="false"/>
                 <w:u w:val="none"/>
@@ -1802,29 +1829,30 @@
           </w:tcPr>
           <w:p>
             <w:pPr>
-              <w:jc w:val="left"/>
-              <w:pBdr>
-                <w:bottom w:val="none" w:sz="0" w:space="0" w:color="000000"/>
-                <w:top w:val="none" w:sz="0" w:space="0" w:color="000000"/>
-                <w:left w:val="none" w:sz="0" w:space="0" w:color="000000"/>
-                <w:right w:val="none" w:sz="0" w:space="0" w:color="000000"/>
-              </w:pBdr>
-              <w:spacing w:after="100" w:before="100" w:line="240"/>
-              <w:ind w:left="100" w:right="100" w:firstLine="0" w:firstLineChars="0"/>
-              <w:rPr>
-                <w:rFonts w:ascii="Arial" w:hAnsi="Arial" w:eastAsia="Arial" w:cs="Arial"/>
-                <w:i w:val="false"/>
-                <w:b w:val="false"/>
-                <w:u w:val="none"/>
-                <w:strike w:val="false"/>
-                <w:sz w:val="22"/>
-                <w:szCs w:val="22"/>
-                <w:color w:val="000000"/>
-              </w:rPr>
-            </w:pPr>
-            <w:r>
-              <w:rPr>
-                <w:rFonts w:ascii="Arial" w:hAnsi="Arial" w:eastAsia="Arial" w:cs="Arial"/>
+              <w:pStyle w:val="Normal"/>
+              <w:jc w:val="left"/>
+              <w:pBdr>
+                <w:bottom w:val="none" w:sz="0" w:space="0" w:color="000000"/>
+                <w:top w:val="none" w:sz="0" w:space="0" w:color="000000"/>
+                <w:left w:val="none" w:sz="0" w:space="0" w:color="000000"/>
+                <w:right w:val="none" w:sz="0" w:space="0" w:color="000000"/>
+              </w:pBdr>
+              <w:spacing w:after="100" w:before="100" w:line="240"/>
+              <w:ind w:left="100" w:right="100" w:firstLine="0" w:firstLineChars="0"/>
+              <w:rPr>
+                <w:rFonts w:ascii="Helvetica" w:hAnsi="Helvetica" w:eastAsia="Helvetica" w:cs="Helvetica"/>
+                <w:i w:val="false"/>
+                <w:b w:val="false"/>
+                <w:u w:val="none"/>
+                <w:strike w:val="false"/>
+                <w:sz w:val="22"/>
+                <w:szCs w:val="22"/>
+                <w:color w:val="000000"/>
+              </w:rPr>
+            </w:pPr>
+            <w:r>
+              <w:rPr>
+                <w:rFonts w:ascii="Helvetica" w:hAnsi="Helvetica" w:eastAsia="Helvetica" w:cs="Helvetica"/>
                 <w:i w:val="false"/>
                 <w:b w:val="false"/>
                 <w:u w:val="none"/>
@@ -1856,29 +1884,30 @@
           </w:tcPr>
           <w:p>
             <w:pPr>
-              <w:jc w:val="left"/>
-              <w:pBdr>
-                <w:bottom w:val="none" w:sz="0" w:space="0" w:color="000000"/>
-                <w:top w:val="none" w:sz="0" w:space="0" w:color="000000"/>
-                <w:left w:val="none" w:sz="0" w:space="0" w:color="000000"/>
-                <w:right w:val="none" w:sz="0" w:space="0" w:color="000000"/>
-              </w:pBdr>
-              <w:spacing w:after="100" w:before="100" w:line="240"/>
-              <w:ind w:left="100" w:right="100" w:firstLine="0" w:firstLineChars="0"/>
-              <w:rPr>
-                <w:rFonts w:ascii="Arial" w:hAnsi="Arial" w:eastAsia="Arial" w:cs="Arial"/>
-                <w:i w:val="false"/>
-                <w:b w:val="false"/>
-                <w:u w:val="none"/>
-                <w:strike w:val="false"/>
-                <w:sz w:val="22"/>
-                <w:szCs w:val="22"/>
-                <w:color w:val="000000"/>
-              </w:rPr>
-            </w:pPr>
-            <w:r>
-              <w:rPr>
-                <w:rFonts w:ascii="Arial" w:hAnsi="Arial" w:eastAsia="Arial" w:cs="Arial"/>
+              <w:pStyle w:val="Normal"/>
+              <w:jc w:val="left"/>
+              <w:pBdr>
+                <w:bottom w:val="none" w:sz="0" w:space="0" w:color="000000"/>
+                <w:top w:val="none" w:sz="0" w:space="0" w:color="000000"/>
+                <w:left w:val="none" w:sz="0" w:space="0" w:color="000000"/>
+                <w:right w:val="none" w:sz="0" w:space="0" w:color="000000"/>
+              </w:pBdr>
+              <w:spacing w:after="100" w:before="100" w:line="240"/>
+              <w:ind w:left="100" w:right="100" w:firstLine="0" w:firstLineChars="0"/>
+              <w:rPr>
+                <w:rFonts w:ascii="Helvetica" w:hAnsi="Helvetica" w:eastAsia="Helvetica" w:cs="Helvetica"/>
+                <w:i w:val="false"/>
+                <w:b w:val="false"/>
+                <w:u w:val="none"/>
+                <w:strike w:val="false"/>
+                <w:sz w:val="22"/>
+                <w:szCs w:val="22"/>
+                <w:color w:val="000000"/>
+              </w:rPr>
+            </w:pPr>
+            <w:r>
+              <w:rPr>
+                <w:rFonts w:ascii="Helvetica" w:hAnsi="Helvetica" w:eastAsia="Helvetica" w:cs="Helvetica"/>
                 <w:i w:val="false"/>
                 <w:b w:val="false"/>
                 <w:u w:val="none"/>
@@ -1910,29 +1939,30 @@
           </w:tcPr>
           <w:p>
             <w:pPr>
-              <w:jc w:val="left"/>
-              <w:pBdr>
-                <w:bottom w:val="none" w:sz="0" w:space="0" w:color="000000"/>
-                <w:top w:val="none" w:sz="0" w:space="0" w:color="000000"/>
-                <w:left w:val="none" w:sz="0" w:space="0" w:color="000000"/>
-                <w:right w:val="none" w:sz="0" w:space="0" w:color="000000"/>
-              </w:pBdr>
-              <w:spacing w:after="100" w:before="100" w:line="240"/>
-              <w:ind w:left="100" w:right="100" w:firstLine="0" w:firstLineChars="0"/>
-              <w:rPr>
-                <w:rFonts w:ascii="Arial" w:hAnsi="Arial" w:eastAsia="Arial" w:cs="Arial"/>
-                <w:i w:val="false"/>
-                <w:b w:val="false"/>
-                <w:u w:val="none"/>
-                <w:strike w:val="false"/>
-                <w:sz w:val="22"/>
-                <w:szCs w:val="22"/>
-                <w:color w:val="000000"/>
-              </w:rPr>
-            </w:pPr>
-            <w:r>
-              <w:rPr>
-                <w:rFonts w:ascii="Arial" w:hAnsi="Arial" w:eastAsia="Arial" w:cs="Arial"/>
+              <w:pStyle w:val="Normal"/>
+              <w:jc w:val="left"/>
+              <w:pBdr>
+                <w:bottom w:val="none" w:sz="0" w:space="0" w:color="000000"/>
+                <w:top w:val="none" w:sz="0" w:space="0" w:color="000000"/>
+                <w:left w:val="none" w:sz="0" w:space="0" w:color="000000"/>
+                <w:right w:val="none" w:sz="0" w:space="0" w:color="000000"/>
+              </w:pBdr>
+              <w:spacing w:after="100" w:before="100" w:line="240"/>
+              <w:ind w:left="100" w:right="100" w:firstLine="0" w:firstLineChars="0"/>
+              <w:rPr>
+                <w:rFonts w:ascii="Helvetica" w:hAnsi="Helvetica" w:eastAsia="Helvetica" w:cs="Helvetica"/>
+                <w:i w:val="false"/>
+                <w:b w:val="false"/>
+                <w:u w:val="none"/>
+                <w:strike w:val="false"/>
+                <w:sz w:val="22"/>
+                <w:szCs w:val="22"/>
+                <w:color w:val="000000"/>
+              </w:rPr>
+            </w:pPr>
+            <w:r>
+              <w:rPr>
+                <w:rFonts w:ascii="Helvetica" w:hAnsi="Helvetica" w:eastAsia="Helvetica" w:cs="Helvetica"/>
                 <w:i w:val="false"/>
                 <w:b w:val="false"/>
                 <w:u w:val="none"/>
@@ -1948,9 +1978,8 @@
       </w:tr>
       <w:tr>
         <w:trPr>
-          <w:trHeight w:val="615" w:hRule="auto"/>
+          <w:trHeight w:val="608" w:hRule="auto"/>
         </w:trPr>
-        body5
         <w:tc>
           <w:tcPr>
             <w:tcBorders>
@@ -1970,29 +1999,30 @@
           </w:tcPr>
           <w:p>
             <w:pPr>
-              <w:jc w:val="left"/>
-              <w:pBdr>
-                <w:bottom w:val="none" w:sz="0" w:space="0" w:color="000000"/>
-                <w:top w:val="none" w:sz="0" w:space="0" w:color="000000"/>
-                <w:left w:val="none" w:sz="0" w:space="0" w:color="000000"/>
-                <w:right w:val="none" w:sz="0" w:space="0" w:color="000000"/>
-              </w:pBdr>
-              <w:spacing w:after="100" w:before="100" w:line="240"/>
-              <w:ind w:left="100" w:right="100" w:firstLine="0" w:firstLineChars="0"/>
-              <w:rPr>
-                <w:rFonts w:ascii="Arial" w:hAnsi="Arial" w:eastAsia="Arial" w:cs="Arial"/>
-                <w:i w:val="false"/>
-                <w:b w:val="false"/>
-                <w:u w:val="none"/>
-                <w:strike w:val="false"/>
-                <w:sz w:val="22"/>
-                <w:szCs w:val="22"/>
-                <w:color w:val="000000"/>
-              </w:rPr>
-            </w:pPr>
-            <w:r>
-              <w:rPr>
-                <w:rFonts w:ascii="Arial" w:hAnsi="Arial" w:eastAsia="Arial" w:cs="Arial"/>
+              <w:pStyle w:val="Normal"/>
+              <w:jc w:val="left"/>
+              <w:pBdr>
+                <w:bottom w:val="none" w:sz="0" w:space="0" w:color="000000"/>
+                <w:top w:val="none" w:sz="0" w:space="0" w:color="000000"/>
+                <w:left w:val="none" w:sz="0" w:space="0" w:color="000000"/>
+                <w:right w:val="none" w:sz="0" w:space="0" w:color="000000"/>
+              </w:pBdr>
+              <w:spacing w:after="100" w:before="100" w:line="240"/>
+              <w:ind w:left="100" w:right="100" w:firstLine="0" w:firstLineChars="0"/>
+              <w:rPr>
+                <w:rFonts w:ascii="Helvetica" w:hAnsi="Helvetica" w:eastAsia="Helvetica" w:cs="Helvetica"/>
+                <w:i w:val="false"/>
+                <w:b w:val="false"/>
+                <w:u w:val="none"/>
+                <w:strike w:val="false"/>
+                <w:sz w:val="22"/>
+                <w:szCs w:val="22"/>
+                <w:color w:val="000000"/>
+              </w:rPr>
+            </w:pPr>
+            <w:r>
+              <w:rPr>
+                <w:rFonts w:ascii="Helvetica" w:hAnsi="Helvetica" w:eastAsia="Helvetica" w:cs="Helvetica"/>
                 <w:i w:val="false"/>
                 <w:b w:val="false"/>
                 <w:u w:val="none"/>
@@ -2024,29 +2054,30 @@
           </w:tcPr>
           <w:p>
             <w:pPr>
-              <w:jc w:val="left"/>
-              <w:pBdr>
-                <w:bottom w:val="none" w:sz="0" w:space="0" w:color="000000"/>
-                <w:top w:val="none" w:sz="0" w:space="0" w:color="000000"/>
-                <w:left w:val="none" w:sz="0" w:space="0" w:color="000000"/>
-                <w:right w:val="none" w:sz="0" w:space="0" w:color="000000"/>
-              </w:pBdr>
-              <w:spacing w:after="100" w:before="100" w:line="240"/>
-              <w:ind w:left="100" w:right="100" w:firstLine="0" w:firstLineChars="0"/>
-              <w:rPr>
-                <w:rFonts w:ascii="Arial" w:hAnsi="Arial" w:eastAsia="Arial" w:cs="Arial"/>
-                <w:i w:val="false"/>
-                <w:b w:val="false"/>
-                <w:u w:val="none"/>
-                <w:strike w:val="false"/>
-                <w:sz w:val="22"/>
-                <w:szCs w:val="22"/>
-                <w:color w:val="000000"/>
-              </w:rPr>
-            </w:pPr>
-            <w:r>
-              <w:rPr>
-                <w:rFonts w:ascii="Arial" w:hAnsi="Arial" w:eastAsia="Arial" w:cs="Arial"/>
+              <w:pStyle w:val="Normal"/>
+              <w:jc w:val="left"/>
+              <w:pBdr>
+                <w:bottom w:val="none" w:sz="0" w:space="0" w:color="000000"/>
+                <w:top w:val="none" w:sz="0" w:space="0" w:color="000000"/>
+                <w:left w:val="none" w:sz="0" w:space="0" w:color="000000"/>
+                <w:right w:val="none" w:sz="0" w:space="0" w:color="000000"/>
+              </w:pBdr>
+              <w:spacing w:after="100" w:before="100" w:line="240"/>
+              <w:ind w:left="100" w:right="100" w:firstLine="0" w:firstLineChars="0"/>
+              <w:rPr>
+                <w:rFonts w:ascii="Helvetica" w:hAnsi="Helvetica" w:eastAsia="Helvetica" w:cs="Helvetica"/>
+                <w:i w:val="false"/>
+                <w:b w:val="false"/>
+                <w:u w:val="none"/>
+                <w:strike w:val="false"/>
+                <w:sz w:val="22"/>
+                <w:szCs w:val="22"/>
+                <w:color w:val="000000"/>
+              </w:rPr>
+            </w:pPr>
+            <w:r>
+              <w:rPr>
+                <w:rFonts w:ascii="Helvetica" w:hAnsi="Helvetica" w:eastAsia="Helvetica" w:cs="Helvetica"/>
                 <w:i w:val="false"/>
                 <w:b w:val="false"/>
                 <w:u w:val="none"/>
@@ -2078,29 +2109,30 @@
           </w:tcPr>
           <w:p>
             <w:pPr>
-              <w:jc w:val="left"/>
-              <w:pBdr>
-                <w:bottom w:val="none" w:sz="0" w:space="0" w:color="000000"/>
-                <w:top w:val="none" w:sz="0" w:space="0" w:color="000000"/>
-                <w:left w:val="none" w:sz="0" w:space="0" w:color="000000"/>
-                <w:right w:val="none" w:sz="0" w:space="0" w:color="000000"/>
-              </w:pBdr>
-              <w:spacing w:after="100" w:before="100" w:line="240"/>
-              <w:ind w:left="100" w:right="100" w:firstLine="0" w:firstLineChars="0"/>
-              <w:rPr>
-                <w:rFonts w:ascii="Arial" w:hAnsi="Arial" w:eastAsia="Arial" w:cs="Arial"/>
-                <w:i w:val="false"/>
-                <w:b w:val="false"/>
-                <w:u w:val="none"/>
-                <w:strike w:val="false"/>
-                <w:sz w:val="22"/>
-                <w:szCs w:val="22"/>
-                <w:color w:val="000000"/>
-              </w:rPr>
-            </w:pPr>
-            <w:r>
-              <w:rPr>
-                <w:rFonts w:ascii="Arial" w:hAnsi="Arial" w:eastAsia="Arial" w:cs="Arial"/>
+              <w:pStyle w:val="Normal"/>
+              <w:jc w:val="left"/>
+              <w:pBdr>
+                <w:bottom w:val="none" w:sz="0" w:space="0" w:color="000000"/>
+                <w:top w:val="none" w:sz="0" w:space="0" w:color="000000"/>
+                <w:left w:val="none" w:sz="0" w:space="0" w:color="000000"/>
+                <w:right w:val="none" w:sz="0" w:space="0" w:color="000000"/>
+              </w:pBdr>
+              <w:spacing w:after="100" w:before="100" w:line="240"/>
+              <w:ind w:left="100" w:right="100" w:firstLine="0" w:firstLineChars="0"/>
+              <w:rPr>
+                <w:rFonts w:ascii="Helvetica" w:hAnsi="Helvetica" w:eastAsia="Helvetica" w:cs="Helvetica"/>
+                <w:i w:val="false"/>
+                <w:b w:val="false"/>
+                <w:u w:val="none"/>
+                <w:strike w:val="false"/>
+                <w:sz w:val="22"/>
+                <w:szCs w:val="22"/>
+                <w:color w:val="000000"/>
+              </w:rPr>
+            </w:pPr>
+            <w:r>
+              <w:rPr>
+                <w:rFonts w:ascii="Helvetica" w:hAnsi="Helvetica" w:eastAsia="Helvetica" w:cs="Helvetica"/>
                 <w:i w:val="false"/>
                 <w:b w:val="false"/>
                 <w:u w:val="none"/>
@@ -2132,29 +2164,30 @@
           </w:tcPr>
           <w:p>
             <w:pPr>
-              <w:jc w:val="left"/>
-              <w:pBdr>
-                <w:bottom w:val="none" w:sz="0" w:space="0" w:color="000000"/>
-                <w:top w:val="none" w:sz="0" w:space="0" w:color="000000"/>
-                <w:left w:val="none" w:sz="0" w:space="0" w:color="000000"/>
-                <w:right w:val="none" w:sz="0" w:space="0" w:color="000000"/>
-              </w:pBdr>
-              <w:spacing w:after="100" w:before="100" w:line="240"/>
-              <w:ind w:left="100" w:right="100" w:firstLine="0" w:firstLineChars="0"/>
-              <w:rPr>
-                <w:rFonts w:ascii="Arial" w:hAnsi="Arial" w:eastAsia="Arial" w:cs="Arial"/>
-                <w:i w:val="false"/>
-                <w:b w:val="false"/>
-                <w:u w:val="none"/>
-                <w:strike w:val="false"/>
-                <w:sz w:val="22"/>
-                <w:szCs w:val="22"/>
-                <w:color w:val="000000"/>
-              </w:rPr>
-            </w:pPr>
-            <w:r>
-              <w:rPr>
-                <w:rFonts w:ascii="Arial" w:hAnsi="Arial" w:eastAsia="Arial" w:cs="Arial"/>
+              <w:pStyle w:val="Normal"/>
+              <w:jc w:val="left"/>
+              <w:pBdr>
+                <w:bottom w:val="none" w:sz="0" w:space="0" w:color="000000"/>
+                <w:top w:val="none" w:sz="0" w:space="0" w:color="000000"/>
+                <w:left w:val="none" w:sz="0" w:space="0" w:color="000000"/>
+                <w:right w:val="none" w:sz="0" w:space="0" w:color="000000"/>
+              </w:pBdr>
+              <w:spacing w:after="100" w:before="100" w:line="240"/>
+              <w:ind w:left="100" w:right="100" w:firstLine="0" w:firstLineChars="0"/>
+              <w:rPr>
+                <w:rFonts w:ascii="Helvetica" w:hAnsi="Helvetica" w:eastAsia="Helvetica" w:cs="Helvetica"/>
+                <w:i w:val="false"/>
+                <w:b w:val="false"/>
+                <w:u w:val="none"/>
+                <w:strike w:val="false"/>
+                <w:sz w:val="22"/>
+                <w:szCs w:val="22"/>
+                <w:color w:val="000000"/>
+              </w:rPr>
+            </w:pPr>
+            <w:r>
+              <w:rPr>
+                <w:rFonts w:ascii="Helvetica" w:hAnsi="Helvetica" w:eastAsia="Helvetica" w:cs="Helvetica"/>
                 <w:i w:val="false"/>
                 <w:b w:val="false"/>
                 <w:u w:val="none"/>
@@ -2186,29 +2219,30 @@
           </w:tcPr>
           <w:p>
             <w:pPr>
-              <w:jc w:val="left"/>
-              <w:pBdr>
-                <w:bottom w:val="none" w:sz="0" w:space="0" w:color="000000"/>
-                <w:top w:val="none" w:sz="0" w:space="0" w:color="000000"/>
-                <w:left w:val="none" w:sz="0" w:space="0" w:color="000000"/>
-                <w:right w:val="none" w:sz="0" w:space="0" w:color="000000"/>
-              </w:pBdr>
-              <w:spacing w:after="100" w:before="100" w:line="240"/>
-              <w:ind w:left="100" w:right="100" w:firstLine="0" w:firstLineChars="0"/>
-              <w:rPr>
-                <w:rFonts w:ascii="Arial" w:hAnsi="Arial" w:eastAsia="Arial" w:cs="Arial"/>
-                <w:i w:val="false"/>
-                <w:b w:val="false"/>
-                <w:u w:val="none"/>
-                <w:strike w:val="false"/>
-                <w:sz w:val="22"/>
-                <w:szCs w:val="22"/>
-                <w:color w:val="000000"/>
-              </w:rPr>
-            </w:pPr>
-            <w:r>
-              <w:rPr>
-                <w:rFonts w:ascii="Arial" w:hAnsi="Arial" w:eastAsia="Arial" w:cs="Arial"/>
+              <w:pStyle w:val="Normal"/>
+              <w:jc w:val="left"/>
+              <w:pBdr>
+                <w:bottom w:val="none" w:sz="0" w:space="0" w:color="000000"/>
+                <w:top w:val="none" w:sz="0" w:space="0" w:color="000000"/>
+                <w:left w:val="none" w:sz="0" w:space="0" w:color="000000"/>
+                <w:right w:val="none" w:sz="0" w:space="0" w:color="000000"/>
+              </w:pBdr>
+              <w:spacing w:after="100" w:before="100" w:line="240"/>
+              <w:ind w:left="100" w:right="100" w:firstLine="0" w:firstLineChars="0"/>
+              <w:rPr>
+                <w:rFonts w:ascii="Helvetica" w:hAnsi="Helvetica" w:eastAsia="Helvetica" w:cs="Helvetica"/>
+                <w:i w:val="false"/>
+                <w:b w:val="false"/>
+                <w:u w:val="none"/>
+                <w:strike w:val="false"/>
+                <w:sz w:val="22"/>
+                <w:szCs w:val="22"/>
+                <w:color w:val="000000"/>
+              </w:rPr>
+            </w:pPr>
+            <w:r>
+              <w:rPr>
+                <w:rFonts w:ascii="Helvetica" w:hAnsi="Helvetica" w:eastAsia="Helvetica" w:cs="Helvetica"/>
                 <w:i w:val="false"/>
                 <w:b w:val="false"/>
                 <w:u w:val="none"/>
@@ -2240,29 +2274,30 @@
           </w:tcPr>
           <w:p>
             <w:pPr>
-              <w:jc w:val="left"/>
-              <w:pBdr>
-                <w:bottom w:val="none" w:sz="0" w:space="0" w:color="000000"/>
-                <w:top w:val="none" w:sz="0" w:space="0" w:color="000000"/>
-                <w:left w:val="none" w:sz="0" w:space="0" w:color="000000"/>
-                <w:right w:val="none" w:sz="0" w:space="0" w:color="000000"/>
-              </w:pBdr>
-              <w:spacing w:after="100" w:before="100" w:line="240"/>
-              <w:ind w:left="100" w:right="100" w:firstLine="0" w:firstLineChars="0"/>
-              <w:rPr>
-                <w:rFonts w:ascii="Arial" w:hAnsi="Arial" w:eastAsia="Arial" w:cs="Arial"/>
-                <w:i w:val="false"/>
-                <w:b w:val="false"/>
-                <w:u w:val="none"/>
-                <w:strike w:val="false"/>
-                <w:sz w:val="22"/>
-                <w:szCs w:val="22"/>
-                <w:color w:val="000000"/>
-              </w:rPr>
-            </w:pPr>
-            <w:r>
-              <w:rPr>
-                <w:rFonts w:ascii="Arial" w:hAnsi="Arial" w:eastAsia="Arial" w:cs="Arial"/>
+              <w:pStyle w:val="Normal"/>
+              <w:jc w:val="left"/>
+              <w:pBdr>
+                <w:bottom w:val="none" w:sz="0" w:space="0" w:color="000000"/>
+                <w:top w:val="none" w:sz="0" w:space="0" w:color="000000"/>
+                <w:left w:val="none" w:sz="0" w:space="0" w:color="000000"/>
+                <w:right w:val="none" w:sz="0" w:space="0" w:color="000000"/>
+              </w:pBdr>
+              <w:spacing w:after="100" w:before="100" w:line="240"/>
+              <w:ind w:left="100" w:right="100" w:firstLine="0" w:firstLineChars="0"/>
+              <w:rPr>
+                <w:rFonts w:ascii="Helvetica" w:hAnsi="Helvetica" w:eastAsia="Helvetica" w:cs="Helvetica"/>
+                <w:i w:val="false"/>
+                <w:b w:val="false"/>
+                <w:u w:val="none"/>
+                <w:strike w:val="false"/>
+                <w:sz w:val="22"/>
+                <w:szCs w:val="22"/>
+                <w:color w:val="000000"/>
+              </w:rPr>
+            </w:pPr>
+            <w:r>
+              <w:rPr>
+                <w:rFonts w:ascii="Helvetica" w:hAnsi="Helvetica" w:eastAsia="Helvetica" w:cs="Helvetica"/>
                 <w:i w:val="false"/>
                 <w:b w:val="false"/>
                 <w:u w:val="none"/>
@@ -2294,29 +2329,30 @@
           </w:tcPr>
           <w:p>
             <w:pPr>
-              <w:jc w:val="left"/>
-              <w:pBdr>
-                <w:bottom w:val="none" w:sz="0" w:space="0" w:color="000000"/>
-                <w:top w:val="none" w:sz="0" w:space="0" w:color="000000"/>
-                <w:left w:val="none" w:sz="0" w:space="0" w:color="000000"/>
-                <w:right w:val="none" w:sz="0" w:space="0" w:color="000000"/>
-              </w:pBdr>
-              <w:spacing w:after="100" w:before="100" w:line="240"/>
-              <w:ind w:left="100" w:right="100" w:firstLine="0" w:firstLineChars="0"/>
-              <w:rPr>
-                <w:rFonts w:ascii="Arial" w:hAnsi="Arial" w:eastAsia="Arial" w:cs="Arial"/>
-                <w:i w:val="false"/>
-                <w:b w:val="false"/>
-                <w:u w:val="none"/>
-                <w:strike w:val="false"/>
-                <w:sz w:val="22"/>
-                <w:szCs w:val="22"/>
-                <w:color w:val="000000"/>
-              </w:rPr>
-            </w:pPr>
-            <w:r>
-              <w:rPr>
-                <w:rFonts w:ascii="Arial" w:hAnsi="Arial" w:eastAsia="Arial" w:cs="Arial"/>
+              <w:pStyle w:val="Normal"/>
+              <w:jc w:val="left"/>
+              <w:pBdr>
+                <w:bottom w:val="none" w:sz="0" w:space="0" w:color="000000"/>
+                <w:top w:val="none" w:sz="0" w:space="0" w:color="000000"/>
+                <w:left w:val="none" w:sz="0" w:space="0" w:color="000000"/>
+                <w:right w:val="none" w:sz="0" w:space="0" w:color="000000"/>
+              </w:pBdr>
+              <w:spacing w:after="100" w:before="100" w:line="240"/>
+              <w:ind w:left="100" w:right="100" w:firstLine="0" w:firstLineChars="0"/>
+              <w:rPr>
+                <w:rFonts w:ascii="Helvetica" w:hAnsi="Helvetica" w:eastAsia="Helvetica" w:cs="Helvetica"/>
+                <w:i w:val="false"/>
+                <w:b w:val="false"/>
+                <w:u w:val="none"/>
+                <w:strike w:val="false"/>
+                <w:sz w:val="22"/>
+                <w:szCs w:val="22"/>
+                <w:color w:val="000000"/>
+              </w:rPr>
+            </w:pPr>
+            <w:r>
+              <w:rPr>
+                <w:rFonts w:ascii="Helvetica" w:hAnsi="Helvetica" w:eastAsia="Helvetica" w:cs="Helvetica"/>
                 <w:i w:val="false"/>
                 <w:b w:val="false"/>
                 <w:u w:val="none"/>
@@ -2332,9 +2368,8 @@
       </w:tr>
       <w:tr>
         <w:trPr>
-          <w:trHeight w:val="617" w:hRule="auto"/>
+          <w:trHeight w:val="623" w:hRule="auto"/>
         </w:trPr>
-        body6
         <w:tc>
           <w:tcPr>
             <w:tcBorders>
@@ -2354,29 +2389,30 @@
           </w:tcPr>
           <w:p>
             <w:pPr>
-              <w:jc w:val="left"/>
-              <w:pBdr>
-                <w:bottom w:val="none" w:sz="0" w:space="0" w:color="000000"/>
-                <w:top w:val="none" w:sz="0" w:space="0" w:color="000000"/>
-                <w:left w:val="none" w:sz="0" w:space="0" w:color="000000"/>
-                <w:right w:val="none" w:sz="0" w:space="0" w:color="000000"/>
-              </w:pBdr>
-              <w:spacing w:after="100" w:before="100" w:line="240"/>
-              <w:ind w:left="100" w:right="100" w:firstLine="0" w:firstLineChars="0"/>
-              <w:rPr>
-                <w:rFonts w:ascii="Arial" w:hAnsi="Arial" w:eastAsia="Arial" w:cs="Arial"/>
-                <w:i w:val="false"/>
-                <w:b w:val="false"/>
-                <w:u w:val="none"/>
-                <w:strike w:val="false"/>
-                <w:sz w:val="22"/>
-                <w:szCs w:val="22"/>
-                <w:color w:val="000000"/>
-              </w:rPr>
-            </w:pPr>
-            <w:r>
-              <w:rPr>
-                <w:rFonts w:ascii="Arial" w:hAnsi="Arial" w:eastAsia="Arial" w:cs="Arial"/>
+              <w:pStyle w:val="Normal"/>
+              <w:jc w:val="left"/>
+              <w:pBdr>
+                <w:bottom w:val="none" w:sz="0" w:space="0" w:color="000000"/>
+                <w:top w:val="none" w:sz="0" w:space="0" w:color="000000"/>
+                <w:left w:val="none" w:sz="0" w:space="0" w:color="000000"/>
+                <w:right w:val="none" w:sz="0" w:space="0" w:color="000000"/>
+              </w:pBdr>
+              <w:spacing w:after="100" w:before="100" w:line="240"/>
+              <w:ind w:left="100" w:right="100" w:firstLine="0" w:firstLineChars="0"/>
+              <w:rPr>
+                <w:rFonts w:ascii="Helvetica" w:hAnsi="Helvetica" w:eastAsia="Helvetica" w:cs="Helvetica"/>
+                <w:i w:val="false"/>
+                <w:b w:val="false"/>
+                <w:u w:val="none"/>
+                <w:strike w:val="false"/>
+                <w:sz w:val="22"/>
+                <w:szCs w:val="22"/>
+                <w:color w:val="000000"/>
+              </w:rPr>
+            </w:pPr>
+            <w:r>
+              <w:rPr>
+                <w:rFonts w:ascii="Helvetica" w:hAnsi="Helvetica" w:eastAsia="Helvetica" w:cs="Helvetica"/>
                 <w:i w:val="false"/>
                 <w:b w:val="false"/>
                 <w:u w:val="none"/>
@@ -2408,29 +2444,30 @@
           </w:tcPr>
           <w:p>
             <w:pPr>
-              <w:jc w:val="left"/>
-              <w:pBdr>
-                <w:bottom w:val="none" w:sz="0" w:space="0" w:color="000000"/>
-                <w:top w:val="none" w:sz="0" w:space="0" w:color="000000"/>
-                <w:left w:val="none" w:sz="0" w:space="0" w:color="000000"/>
-                <w:right w:val="none" w:sz="0" w:space="0" w:color="000000"/>
-              </w:pBdr>
-              <w:spacing w:after="100" w:before="100" w:line="240"/>
-              <w:ind w:left="100" w:right="100" w:firstLine="0" w:firstLineChars="0"/>
-              <w:rPr>
-                <w:rFonts w:ascii="Arial" w:hAnsi="Arial" w:eastAsia="Arial" w:cs="Arial"/>
-                <w:i w:val="false"/>
-                <w:b w:val="false"/>
-                <w:u w:val="none"/>
-                <w:strike w:val="false"/>
-                <w:sz w:val="22"/>
-                <w:szCs w:val="22"/>
-                <w:color w:val="000000"/>
-              </w:rPr>
-            </w:pPr>
-            <w:r>
-              <w:rPr>
-                <w:rFonts w:ascii="Arial" w:hAnsi="Arial" w:eastAsia="Arial" w:cs="Arial"/>
+              <w:pStyle w:val="Normal"/>
+              <w:jc w:val="left"/>
+              <w:pBdr>
+                <w:bottom w:val="none" w:sz="0" w:space="0" w:color="000000"/>
+                <w:top w:val="none" w:sz="0" w:space="0" w:color="000000"/>
+                <w:left w:val="none" w:sz="0" w:space="0" w:color="000000"/>
+                <w:right w:val="none" w:sz="0" w:space="0" w:color="000000"/>
+              </w:pBdr>
+              <w:spacing w:after="100" w:before="100" w:line="240"/>
+              <w:ind w:left="100" w:right="100" w:firstLine="0" w:firstLineChars="0"/>
+              <w:rPr>
+                <w:rFonts w:ascii="Helvetica" w:hAnsi="Helvetica" w:eastAsia="Helvetica" w:cs="Helvetica"/>
+                <w:i w:val="false"/>
+                <w:b w:val="false"/>
+                <w:u w:val="none"/>
+                <w:strike w:val="false"/>
+                <w:sz w:val="22"/>
+                <w:szCs w:val="22"/>
+                <w:color w:val="000000"/>
+              </w:rPr>
+            </w:pPr>
+            <w:r>
+              <w:rPr>
+                <w:rFonts w:ascii="Helvetica" w:hAnsi="Helvetica" w:eastAsia="Helvetica" w:cs="Helvetica"/>
                 <w:i w:val="false"/>
                 <w:b w:val="false"/>
                 <w:u w:val="none"/>
@@ -2462,29 +2499,30 @@
           </w:tcPr>
           <w:p>
             <w:pPr>
-              <w:jc w:val="left"/>
-              <w:pBdr>
-                <w:bottom w:val="none" w:sz="0" w:space="0" w:color="000000"/>
-                <w:top w:val="none" w:sz="0" w:space="0" w:color="000000"/>
-                <w:left w:val="none" w:sz="0" w:space="0" w:color="000000"/>
-                <w:right w:val="none" w:sz="0" w:space="0" w:color="000000"/>
-              </w:pBdr>
-              <w:spacing w:after="100" w:before="100" w:line="240"/>
-              <w:ind w:left="100" w:right="100" w:firstLine="0" w:firstLineChars="0"/>
-              <w:rPr>
-                <w:rFonts w:ascii="Arial" w:hAnsi="Arial" w:eastAsia="Arial" w:cs="Arial"/>
-                <w:i w:val="false"/>
-                <w:b w:val="false"/>
-                <w:u w:val="none"/>
-                <w:strike w:val="false"/>
-                <w:sz w:val="22"/>
-                <w:szCs w:val="22"/>
-                <w:color w:val="000000"/>
-              </w:rPr>
-            </w:pPr>
-            <w:r>
-              <w:rPr>
-                <w:rFonts w:ascii="Arial" w:hAnsi="Arial" w:eastAsia="Arial" w:cs="Arial"/>
+              <w:pStyle w:val="Normal"/>
+              <w:jc w:val="left"/>
+              <w:pBdr>
+                <w:bottom w:val="none" w:sz="0" w:space="0" w:color="000000"/>
+                <w:top w:val="none" w:sz="0" w:space="0" w:color="000000"/>
+                <w:left w:val="none" w:sz="0" w:space="0" w:color="000000"/>
+                <w:right w:val="none" w:sz="0" w:space="0" w:color="000000"/>
+              </w:pBdr>
+              <w:spacing w:after="100" w:before="100" w:line="240"/>
+              <w:ind w:left="100" w:right="100" w:firstLine="0" w:firstLineChars="0"/>
+              <w:rPr>
+                <w:rFonts w:ascii="Helvetica" w:hAnsi="Helvetica" w:eastAsia="Helvetica" w:cs="Helvetica"/>
+                <w:i w:val="false"/>
+                <w:b w:val="false"/>
+                <w:u w:val="none"/>
+                <w:strike w:val="false"/>
+                <w:sz w:val="22"/>
+                <w:szCs w:val="22"/>
+                <w:color w:val="000000"/>
+              </w:rPr>
+            </w:pPr>
+            <w:r>
+              <w:rPr>
+                <w:rFonts w:ascii="Helvetica" w:hAnsi="Helvetica" w:eastAsia="Helvetica" w:cs="Helvetica"/>
                 <w:i w:val="false"/>
                 <w:b w:val="false"/>
                 <w:u w:val="none"/>
@@ -2516,29 +2554,30 @@
           </w:tcPr>
           <w:p>
             <w:pPr>
-              <w:jc w:val="left"/>
-              <w:pBdr>
-                <w:bottom w:val="none" w:sz="0" w:space="0" w:color="000000"/>
-                <w:top w:val="none" w:sz="0" w:space="0" w:color="000000"/>
-                <w:left w:val="none" w:sz="0" w:space="0" w:color="000000"/>
-                <w:right w:val="none" w:sz="0" w:space="0" w:color="000000"/>
-              </w:pBdr>
-              <w:spacing w:after="100" w:before="100" w:line="240"/>
-              <w:ind w:left="100" w:right="100" w:firstLine="0" w:firstLineChars="0"/>
-              <w:rPr>
-                <w:rFonts w:ascii="Arial" w:hAnsi="Arial" w:eastAsia="Arial" w:cs="Arial"/>
-                <w:i w:val="false"/>
-                <w:b w:val="false"/>
-                <w:u w:val="none"/>
-                <w:strike w:val="false"/>
-                <w:sz w:val="22"/>
-                <w:szCs w:val="22"/>
-                <w:color w:val="000000"/>
-              </w:rPr>
-            </w:pPr>
-            <w:r>
-              <w:rPr>
-                <w:rFonts w:ascii="Arial" w:hAnsi="Arial" w:eastAsia="Arial" w:cs="Arial"/>
+              <w:pStyle w:val="Normal"/>
+              <w:jc w:val="left"/>
+              <w:pBdr>
+                <w:bottom w:val="none" w:sz="0" w:space="0" w:color="000000"/>
+                <w:top w:val="none" w:sz="0" w:space="0" w:color="000000"/>
+                <w:left w:val="none" w:sz="0" w:space="0" w:color="000000"/>
+                <w:right w:val="none" w:sz="0" w:space="0" w:color="000000"/>
+              </w:pBdr>
+              <w:spacing w:after="100" w:before="100" w:line="240"/>
+              <w:ind w:left="100" w:right="100" w:firstLine="0" w:firstLineChars="0"/>
+              <w:rPr>
+                <w:rFonts w:ascii="Helvetica" w:hAnsi="Helvetica" w:eastAsia="Helvetica" w:cs="Helvetica"/>
+                <w:i w:val="false"/>
+                <w:b w:val="false"/>
+                <w:u w:val="none"/>
+                <w:strike w:val="false"/>
+                <w:sz w:val="22"/>
+                <w:szCs w:val="22"/>
+                <w:color w:val="000000"/>
+              </w:rPr>
+            </w:pPr>
+            <w:r>
+              <w:rPr>
+                <w:rFonts w:ascii="Helvetica" w:hAnsi="Helvetica" w:eastAsia="Helvetica" w:cs="Helvetica"/>
                 <w:i w:val="false"/>
                 <w:b w:val="false"/>
                 <w:u w:val="none"/>
@@ -2570,29 +2609,30 @@
           </w:tcPr>
           <w:p>
             <w:pPr>
-              <w:jc w:val="left"/>
-              <w:pBdr>
-                <w:bottom w:val="none" w:sz="0" w:space="0" w:color="000000"/>
-                <w:top w:val="none" w:sz="0" w:space="0" w:color="000000"/>
-                <w:left w:val="none" w:sz="0" w:space="0" w:color="000000"/>
-                <w:right w:val="none" w:sz="0" w:space="0" w:color="000000"/>
-              </w:pBdr>
-              <w:spacing w:after="100" w:before="100" w:line="240"/>
-              <w:ind w:left="100" w:right="100" w:firstLine="0" w:firstLineChars="0"/>
-              <w:rPr>
-                <w:rFonts w:ascii="Arial" w:hAnsi="Arial" w:eastAsia="Arial" w:cs="Arial"/>
-                <w:i w:val="false"/>
-                <w:b w:val="false"/>
-                <w:u w:val="none"/>
-                <w:strike w:val="false"/>
-                <w:sz w:val="22"/>
-                <w:szCs w:val="22"/>
-                <w:color w:val="000000"/>
-              </w:rPr>
-            </w:pPr>
-            <w:r>
-              <w:rPr>
-                <w:rFonts w:ascii="Arial" w:hAnsi="Arial" w:eastAsia="Arial" w:cs="Arial"/>
+              <w:pStyle w:val="Normal"/>
+              <w:jc w:val="left"/>
+              <w:pBdr>
+                <w:bottom w:val="none" w:sz="0" w:space="0" w:color="000000"/>
+                <w:top w:val="none" w:sz="0" w:space="0" w:color="000000"/>
+                <w:left w:val="none" w:sz="0" w:space="0" w:color="000000"/>
+                <w:right w:val="none" w:sz="0" w:space="0" w:color="000000"/>
+              </w:pBdr>
+              <w:spacing w:after="100" w:before="100" w:line="240"/>
+              <w:ind w:left="100" w:right="100" w:firstLine="0" w:firstLineChars="0"/>
+              <w:rPr>
+                <w:rFonts w:ascii="Helvetica" w:hAnsi="Helvetica" w:eastAsia="Helvetica" w:cs="Helvetica"/>
+                <w:i w:val="false"/>
+                <w:b w:val="false"/>
+                <w:u w:val="none"/>
+                <w:strike w:val="false"/>
+                <w:sz w:val="22"/>
+                <w:szCs w:val="22"/>
+                <w:color w:val="000000"/>
+              </w:rPr>
+            </w:pPr>
+            <w:r>
+              <w:rPr>
+                <w:rFonts w:ascii="Helvetica" w:hAnsi="Helvetica" w:eastAsia="Helvetica" w:cs="Helvetica"/>
                 <w:i w:val="false"/>
                 <w:b w:val="false"/>
                 <w:u w:val="none"/>
@@ -2624,29 +2664,30 @@
           </w:tcPr>
           <w:p>
             <w:pPr>
-              <w:jc w:val="left"/>
-              <w:pBdr>
-                <w:bottom w:val="none" w:sz="0" w:space="0" w:color="000000"/>
-                <w:top w:val="none" w:sz="0" w:space="0" w:color="000000"/>
-                <w:left w:val="none" w:sz="0" w:space="0" w:color="000000"/>
-                <w:right w:val="none" w:sz="0" w:space="0" w:color="000000"/>
-              </w:pBdr>
-              <w:spacing w:after="100" w:before="100" w:line="240"/>
-              <w:ind w:left="100" w:right="100" w:firstLine="0" w:firstLineChars="0"/>
-              <w:rPr>
-                <w:rFonts w:ascii="Arial" w:hAnsi="Arial" w:eastAsia="Arial" w:cs="Arial"/>
-                <w:i w:val="false"/>
-                <w:b w:val="false"/>
-                <w:u w:val="none"/>
-                <w:strike w:val="false"/>
-                <w:sz w:val="22"/>
-                <w:szCs w:val="22"/>
-                <w:color w:val="000000"/>
-              </w:rPr>
-            </w:pPr>
-            <w:r>
-              <w:rPr>
-                <w:rFonts w:ascii="Arial" w:hAnsi="Arial" w:eastAsia="Arial" w:cs="Arial"/>
+              <w:pStyle w:val="Normal"/>
+              <w:jc w:val="left"/>
+              <w:pBdr>
+                <w:bottom w:val="none" w:sz="0" w:space="0" w:color="000000"/>
+                <w:top w:val="none" w:sz="0" w:space="0" w:color="000000"/>
+                <w:left w:val="none" w:sz="0" w:space="0" w:color="000000"/>
+                <w:right w:val="none" w:sz="0" w:space="0" w:color="000000"/>
+              </w:pBdr>
+              <w:spacing w:after="100" w:before="100" w:line="240"/>
+              <w:ind w:left="100" w:right="100" w:firstLine="0" w:firstLineChars="0"/>
+              <w:rPr>
+                <w:rFonts w:ascii="Helvetica" w:hAnsi="Helvetica" w:eastAsia="Helvetica" w:cs="Helvetica"/>
+                <w:i w:val="false"/>
+                <w:b w:val="false"/>
+                <w:u w:val="none"/>
+                <w:strike w:val="false"/>
+                <w:sz w:val="22"/>
+                <w:szCs w:val="22"/>
+                <w:color w:val="000000"/>
+              </w:rPr>
+            </w:pPr>
+            <w:r>
+              <w:rPr>
+                <w:rFonts w:ascii="Helvetica" w:hAnsi="Helvetica" w:eastAsia="Helvetica" w:cs="Helvetica"/>
                 <w:i w:val="false"/>
                 <w:b w:val="false"/>
                 <w:u w:val="none"/>
@@ -2678,29 +2719,30 @@
           </w:tcPr>
           <w:p>
             <w:pPr>
-              <w:jc w:val="left"/>
-              <w:pBdr>
-                <w:bottom w:val="none" w:sz="0" w:space="0" w:color="000000"/>
-                <w:top w:val="none" w:sz="0" w:space="0" w:color="000000"/>
-                <w:left w:val="none" w:sz="0" w:space="0" w:color="000000"/>
-                <w:right w:val="none" w:sz="0" w:space="0" w:color="000000"/>
-              </w:pBdr>
-              <w:spacing w:after="100" w:before="100" w:line="240"/>
-              <w:ind w:left="100" w:right="100" w:firstLine="0" w:firstLineChars="0"/>
-              <w:rPr>
-                <w:rFonts w:ascii="Arial" w:hAnsi="Arial" w:eastAsia="Arial" w:cs="Arial"/>
-                <w:i w:val="false"/>
-                <w:b w:val="false"/>
-                <w:u w:val="none"/>
-                <w:strike w:val="false"/>
-                <w:sz w:val="22"/>
-                <w:szCs w:val="22"/>
-                <w:color w:val="000000"/>
-              </w:rPr>
-            </w:pPr>
-            <w:r>
-              <w:rPr>
-                <w:rFonts w:ascii="Arial" w:hAnsi="Arial" w:eastAsia="Arial" w:cs="Arial"/>
+              <w:pStyle w:val="Normal"/>
+              <w:jc w:val="left"/>
+              <w:pBdr>
+                <w:bottom w:val="none" w:sz="0" w:space="0" w:color="000000"/>
+                <w:top w:val="none" w:sz="0" w:space="0" w:color="000000"/>
+                <w:left w:val="none" w:sz="0" w:space="0" w:color="000000"/>
+                <w:right w:val="none" w:sz="0" w:space="0" w:color="000000"/>
+              </w:pBdr>
+              <w:spacing w:after="100" w:before="100" w:line="240"/>
+              <w:ind w:left="100" w:right="100" w:firstLine="0" w:firstLineChars="0"/>
+              <w:rPr>
+                <w:rFonts w:ascii="Helvetica" w:hAnsi="Helvetica" w:eastAsia="Helvetica" w:cs="Helvetica"/>
+                <w:i w:val="false"/>
+                <w:b w:val="false"/>
+                <w:u w:val="none"/>
+                <w:strike w:val="false"/>
+                <w:sz w:val="22"/>
+                <w:szCs w:val="22"/>
+                <w:color w:val="000000"/>
+              </w:rPr>
+            </w:pPr>
+            <w:r>
+              <w:rPr>
+                <w:rFonts w:ascii="Helvetica" w:hAnsi="Helvetica" w:eastAsia="Helvetica" w:cs="Helvetica"/>
                 <w:i w:val="false"/>
                 <w:b w:val="false"/>
                 <w:u w:val="none"/>

--- a/Output/Table_4_Correlation_Matrix.docx
+++ b/Output/Table_4_Correlation_Matrix.docx
@@ -17,21 +17,22 @@
         <w:tblLook w:firstRow="1" w:lastRow="0" w:firstColumn="0" w:lastColumn="0" w:noHBand="0" w:noVBand="1"/>
       </w:tblPr>
       <w:tblGrid>
-        <w:gridCol w:w="1975"/>
-        <w:gridCol w:w="1034"/>
-        <w:gridCol w:w="1034"/>
-        <w:gridCol w:w="1034"/>
-        <w:gridCol w:w="1034"/>
-        <w:gridCol w:w="1034"/>
-        <w:gridCol w:w="533"/>
+        <w:gridCol w:w="3112"/>
+        <w:gridCol w:w="1056"/>
+        <w:gridCol w:w="1056"/>
+        <w:gridCol w:w="1067"/>
+        <w:gridCol w:w="1056"/>
+        <w:gridCol w:w="1067"/>
+        <w:gridCol w:w="378"/>
       </w:tblGrid>
       <w:tr>
         <w:trPr>
-          <w:trHeight w:val="638" w:hRule="auto"/>
+          <w:trHeight w:val="470" w:hRule="auto"/>
           <w:tblHeader/>
         </w:trPr>
         <w:tc>
           <w:tcPr>
+            <w:gridSpan w:val="7"/>
             <w:tcBorders>
               <w:bottom w:val="single" w:sz="12" w:space="0" w:color="666666"/>
               <w:top w:val="single" w:sz="12" w:space="0" w:color="666666"/>
@@ -60,370 +61,41 @@
               <w:spacing w:after="100" w:before="100" w:line="240"/>
               <w:ind w:left="100" w:right="100" w:firstLine="0" w:firstLineChars="0"/>
               <w:rPr>
-                <w:rFonts w:ascii="Helvetica" w:hAnsi="Helvetica" w:eastAsia="Helvetica" w:cs="Helvetica"/>
-                <w:i w:val="false"/>
-                <w:b w:val="false"/>
-                <w:u w:val="none"/>
-                <w:strike w:val="false"/>
-                <w:sz w:val="22"/>
-                <w:szCs w:val="22"/>
-                <w:color w:val="000000"/>
-              </w:rPr>
-            </w:pPr>
-            <w:r>
-              <w:rPr>
-                <w:rFonts w:ascii="Helvetica" w:hAnsi="Helvetica" w:eastAsia="Helvetica" w:cs="Helvetica"/>
-                <w:i w:val="false"/>
-                <w:b w:val="false"/>
-                <w:u w:val="none"/>
-                <w:strike w:val="false"/>
-                <w:sz w:val="22"/>
-                <w:szCs w:val="22"/>
-                <w:color w:val="000000"/>
-              </w:rPr>
-              <w:t xml:space="preserve">term</w:t>
-            </w:r>
-          </w:p>
-        </w:tc>
-        <w:tc>
-          <w:tcPr>
-            <w:tcBorders>
-              <w:bottom w:val="single" w:sz="12" w:space="0" w:color="666666"/>
-              <w:top w:val="single" w:sz="12" w:space="0" w:color="666666"/>
-              <w:left w:val="none" w:sz="0" w:space="0" w:color="000000"/>
-              <w:right w:val="none" w:sz="0" w:space="0" w:color="000000"/>
-            </w:tcBorders>
-            <w:shd w:val="clear" w:color="auto" w:fill="FFFFFF"/>
-            <w:tcMar>
-              <w:top w:w="0" w:type="dxa"/>
-              <w:bottom w:w="0" w:type="dxa"/>
-              <w:left w:w="0" w:type="dxa"/>
-              <w:right w:w="0" w:type="dxa"/>
-            </w:tcMar>
-            <w:vAlign w:val="center"/>
-          </w:tcPr>
-          <w:p>
-            <w:pPr>
-              <w:pStyle w:val="Normal"/>
-              <w:jc w:val="left"/>
-              <w:pBdr>
-                <w:bottom w:val="none" w:sz="0" w:space="0" w:color="000000"/>
-                <w:top w:val="none" w:sz="0" w:space="0" w:color="000000"/>
-                <w:left w:val="none" w:sz="0" w:space="0" w:color="000000"/>
-                <w:right w:val="none" w:sz="0" w:space="0" w:color="000000"/>
-              </w:pBdr>
-              <w:spacing w:after="100" w:before="100" w:line="240"/>
-              <w:ind w:left="100" w:right="100" w:firstLine="0" w:firstLineChars="0"/>
-              <w:rPr>
-                <w:rFonts w:ascii="Helvetica" w:hAnsi="Helvetica" w:eastAsia="Helvetica" w:cs="Helvetica"/>
-                <w:i w:val="false"/>
-                <w:b w:val="false"/>
-                <w:u w:val="none"/>
-                <w:strike w:val="false"/>
-                <w:sz w:val="22"/>
-                <w:szCs w:val="22"/>
-                <w:color w:val="000000"/>
-              </w:rPr>
-            </w:pPr>
-            <w:r>
-              <w:rPr>
-                <w:rFonts w:ascii="Helvetica" w:hAnsi="Helvetica" w:eastAsia="Helvetica" w:cs="Helvetica"/>
-                <w:i w:val="false"/>
-                <w:b w:val="false"/>
-                <w:u w:val="none"/>
-                <w:strike w:val="false"/>
-                <w:sz w:val="22"/>
-                <w:szCs w:val="22"/>
-                <w:color w:val="000000"/>
-              </w:rPr>
-              <w:t xml:space="preserve">1</w:t>
-            </w:r>
-          </w:p>
-        </w:tc>
-        <w:tc>
-          <w:tcPr>
-            <w:tcBorders>
-              <w:bottom w:val="single" w:sz="12" w:space="0" w:color="666666"/>
-              <w:top w:val="single" w:sz="12" w:space="0" w:color="666666"/>
-              <w:left w:val="none" w:sz="0" w:space="0" w:color="000000"/>
-              <w:right w:val="none" w:sz="0" w:space="0" w:color="000000"/>
-            </w:tcBorders>
-            <w:shd w:val="clear" w:color="auto" w:fill="FFFFFF"/>
-            <w:tcMar>
-              <w:top w:w="0" w:type="dxa"/>
-              <w:bottom w:w="0" w:type="dxa"/>
-              <w:left w:w="0" w:type="dxa"/>
-              <w:right w:w="0" w:type="dxa"/>
-            </w:tcMar>
-            <w:vAlign w:val="center"/>
-          </w:tcPr>
-          <w:p>
-            <w:pPr>
-              <w:pStyle w:val="Normal"/>
-              <w:jc w:val="left"/>
-              <w:pBdr>
-                <w:bottom w:val="none" w:sz="0" w:space="0" w:color="000000"/>
-                <w:top w:val="none" w:sz="0" w:space="0" w:color="000000"/>
-                <w:left w:val="none" w:sz="0" w:space="0" w:color="000000"/>
-                <w:right w:val="none" w:sz="0" w:space="0" w:color="000000"/>
-              </w:pBdr>
-              <w:spacing w:after="100" w:before="100" w:line="240"/>
-              <w:ind w:left="100" w:right="100" w:firstLine="0" w:firstLineChars="0"/>
-              <w:rPr>
-                <w:rFonts w:ascii="Helvetica" w:hAnsi="Helvetica" w:eastAsia="Helvetica" w:cs="Helvetica"/>
-                <w:i w:val="false"/>
-                <w:b w:val="false"/>
-                <w:u w:val="none"/>
-                <w:strike w:val="false"/>
-                <w:sz w:val="22"/>
-                <w:szCs w:val="22"/>
-                <w:color w:val="000000"/>
-              </w:rPr>
-            </w:pPr>
-            <w:r>
-              <w:rPr>
-                <w:rFonts w:ascii="Helvetica" w:hAnsi="Helvetica" w:eastAsia="Helvetica" w:cs="Helvetica"/>
-                <w:i w:val="false"/>
-                <w:b w:val="false"/>
-                <w:u w:val="none"/>
-                <w:strike w:val="false"/>
-                <w:sz w:val="22"/>
-                <w:szCs w:val="22"/>
-                <w:color w:val="000000"/>
-              </w:rPr>
-              <w:t xml:space="preserve">2</w:t>
-            </w:r>
-          </w:p>
-        </w:tc>
-        <w:tc>
-          <w:tcPr>
-            <w:tcBorders>
-              <w:bottom w:val="single" w:sz="12" w:space="0" w:color="666666"/>
-              <w:top w:val="single" w:sz="12" w:space="0" w:color="666666"/>
-              <w:left w:val="none" w:sz="0" w:space="0" w:color="000000"/>
-              <w:right w:val="none" w:sz="0" w:space="0" w:color="000000"/>
-            </w:tcBorders>
-            <w:shd w:val="clear" w:color="auto" w:fill="FFFFFF"/>
-            <w:tcMar>
-              <w:top w:w="0" w:type="dxa"/>
-              <w:bottom w:w="0" w:type="dxa"/>
-              <w:left w:w="0" w:type="dxa"/>
-              <w:right w:w="0" w:type="dxa"/>
-            </w:tcMar>
-            <w:vAlign w:val="center"/>
-          </w:tcPr>
-          <w:p>
-            <w:pPr>
-              <w:pStyle w:val="Normal"/>
-              <w:jc w:val="left"/>
-              <w:pBdr>
-                <w:bottom w:val="none" w:sz="0" w:space="0" w:color="000000"/>
-                <w:top w:val="none" w:sz="0" w:space="0" w:color="000000"/>
-                <w:left w:val="none" w:sz="0" w:space="0" w:color="000000"/>
-                <w:right w:val="none" w:sz="0" w:space="0" w:color="000000"/>
-              </w:pBdr>
-              <w:spacing w:after="100" w:before="100" w:line="240"/>
-              <w:ind w:left="100" w:right="100" w:firstLine="0" w:firstLineChars="0"/>
-              <w:rPr>
-                <w:rFonts w:ascii="Helvetica" w:hAnsi="Helvetica" w:eastAsia="Helvetica" w:cs="Helvetica"/>
-                <w:i w:val="false"/>
-                <w:b w:val="false"/>
-                <w:u w:val="none"/>
-                <w:strike w:val="false"/>
-                <w:sz w:val="22"/>
-                <w:szCs w:val="22"/>
-                <w:color w:val="000000"/>
-              </w:rPr>
-            </w:pPr>
-            <w:r>
-              <w:rPr>
-                <w:rFonts w:ascii="Helvetica" w:hAnsi="Helvetica" w:eastAsia="Helvetica" w:cs="Helvetica"/>
-                <w:i w:val="false"/>
-                <w:b w:val="false"/>
-                <w:u w:val="none"/>
-                <w:strike w:val="false"/>
-                <w:sz w:val="22"/>
-                <w:szCs w:val="22"/>
-                <w:color w:val="000000"/>
-              </w:rPr>
-              <w:t xml:space="preserve">3</w:t>
-            </w:r>
-          </w:p>
-        </w:tc>
-        <w:tc>
-          <w:tcPr>
-            <w:tcBorders>
-              <w:bottom w:val="single" w:sz="12" w:space="0" w:color="666666"/>
-              <w:top w:val="single" w:sz="12" w:space="0" w:color="666666"/>
-              <w:left w:val="none" w:sz="0" w:space="0" w:color="000000"/>
-              <w:right w:val="none" w:sz="0" w:space="0" w:color="000000"/>
-            </w:tcBorders>
-            <w:shd w:val="clear" w:color="auto" w:fill="FFFFFF"/>
-            <w:tcMar>
-              <w:top w:w="0" w:type="dxa"/>
-              <w:bottom w:w="0" w:type="dxa"/>
-              <w:left w:w="0" w:type="dxa"/>
-              <w:right w:w="0" w:type="dxa"/>
-            </w:tcMar>
-            <w:vAlign w:val="center"/>
-          </w:tcPr>
-          <w:p>
-            <w:pPr>
-              <w:pStyle w:val="Normal"/>
-              <w:jc w:val="left"/>
-              <w:pBdr>
-                <w:bottom w:val="none" w:sz="0" w:space="0" w:color="000000"/>
-                <w:top w:val="none" w:sz="0" w:space="0" w:color="000000"/>
-                <w:left w:val="none" w:sz="0" w:space="0" w:color="000000"/>
-                <w:right w:val="none" w:sz="0" w:space="0" w:color="000000"/>
-              </w:pBdr>
-              <w:spacing w:after="100" w:before="100" w:line="240"/>
-              <w:ind w:left="100" w:right="100" w:firstLine="0" w:firstLineChars="0"/>
-              <w:rPr>
-                <w:rFonts w:ascii="Helvetica" w:hAnsi="Helvetica" w:eastAsia="Helvetica" w:cs="Helvetica"/>
-                <w:i w:val="false"/>
-                <w:b w:val="false"/>
-                <w:u w:val="none"/>
-                <w:strike w:val="false"/>
-                <w:sz w:val="22"/>
-                <w:szCs w:val="22"/>
-                <w:color w:val="000000"/>
-              </w:rPr>
-            </w:pPr>
-            <w:r>
-              <w:rPr>
-                <w:rFonts w:ascii="Helvetica" w:hAnsi="Helvetica" w:eastAsia="Helvetica" w:cs="Helvetica"/>
-                <w:i w:val="false"/>
-                <w:b w:val="false"/>
-                <w:u w:val="none"/>
-                <w:strike w:val="false"/>
-                <w:sz w:val="22"/>
-                <w:szCs w:val="22"/>
-                <w:color w:val="000000"/>
-              </w:rPr>
-              <w:t xml:space="preserve">4</w:t>
-            </w:r>
-          </w:p>
-        </w:tc>
-        <w:tc>
-          <w:tcPr>
-            <w:tcBorders>
-              <w:bottom w:val="single" w:sz="12" w:space="0" w:color="666666"/>
-              <w:top w:val="single" w:sz="12" w:space="0" w:color="666666"/>
-              <w:left w:val="none" w:sz="0" w:space="0" w:color="000000"/>
-              <w:right w:val="none" w:sz="0" w:space="0" w:color="000000"/>
-            </w:tcBorders>
-            <w:shd w:val="clear" w:color="auto" w:fill="FFFFFF"/>
-            <w:tcMar>
-              <w:top w:w="0" w:type="dxa"/>
-              <w:bottom w:w="0" w:type="dxa"/>
-              <w:left w:w="0" w:type="dxa"/>
-              <w:right w:w="0" w:type="dxa"/>
-            </w:tcMar>
-            <w:vAlign w:val="center"/>
-          </w:tcPr>
-          <w:p>
-            <w:pPr>
-              <w:pStyle w:val="Normal"/>
-              <w:jc w:val="left"/>
-              <w:pBdr>
-                <w:bottom w:val="none" w:sz="0" w:space="0" w:color="000000"/>
-                <w:top w:val="none" w:sz="0" w:space="0" w:color="000000"/>
-                <w:left w:val="none" w:sz="0" w:space="0" w:color="000000"/>
-                <w:right w:val="none" w:sz="0" w:space="0" w:color="000000"/>
-              </w:pBdr>
-              <w:spacing w:after="100" w:before="100" w:line="240"/>
-              <w:ind w:left="100" w:right="100" w:firstLine="0" w:firstLineChars="0"/>
-              <w:rPr>
-                <w:rFonts w:ascii="Helvetica" w:hAnsi="Helvetica" w:eastAsia="Helvetica" w:cs="Helvetica"/>
-                <w:i w:val="false"/>
-                <w:b w:val="false"/>
-                <w:u w:val="none"/>
-                <w:strike w:val="false"/>
-                <w:sz w:val="22"/>
-                <w:szCs w:val="22"/>
-                <w:color w:val="000000"/>
-              </w:rPr>
-            </w:pPr>
-            <w:r>
-              <w:rPr>
-                <w:rFonts w:ascii="Helvetica" w:hAnsi="Helvetica" w:eastAsia="Helvetica" w:cs="Helvetica"/>
-                <w:i w:val="false"/>
-                <w:b w:val="false"/>
-                <w:u w:val="none"/>
-                <w:strike w:val="false"/>
-                <w:sz w:val="22"/>
-                <w:szCs w:val="22"/>
-                <w:color w:val="000000"/>
-              </w:rPr>
-              <w:t xml:space="preserve">5</w:t>
-            </w:r>
-          </w:p>
-        </w:tc>
-        <w:tc>
-          <w:tcPr>
-            <w:tcBorders>
-              <w:bottom w:val="single" w:sz="12" w:space="0" w:color="666666"/>
-              <w:top w:val="single" w:sz="12" w:space="0" w:color="666666"/>
-              <w:left w:val="none" w:sz="0" w:space="0" w:color="000000"/>
-              <w:right w:val="none" w:sz="0" w:space="0" w:color="000000"/>
-            </w:tcBorders>
-            <w:shd w:val="clear" w:color="auto" w:fill="FFFFFF"/>
-            <w:tcMar>
-              <w:top w:w="0" w:type="dxa"/>
-              <w:bottom w:w="0" w:type="dxa"/>
-              <w:left w:w="0" w:type="dxa"/>
-              <w:right w:w="0" w:type="dxa"/>
-            </w:tcMar>
-            <w:vAlign w:val="center"/>
-          </w:tcPr>
-          <w:p>
-            <w:pPr>
-              <w:pStyle w:val="Normal"/>
-              <w:jc w:val="left"/>
-              <w:pBdr>
-                <w:bottom w:val="none" w:sz="0" w:space="0" w:color="000000"/>
-                <w:top w:val="none" w:sz="0" w:space="0" w:color="000000"/>
-                <w:left w:val="none" w:sz="0" w:space="0" w:color="000000"/>
-                <w:right w:val="none" w:sz="0" w:space="0" w:color="000000"/>
-              </w:pBdr>
-              <w:spacing w:after="100" w:before="100" w:line="240"/>
-              <w:ind w:left="100" w:right="100" w:firstLine="0" w:firstLineChars="0"/>
-              <w:rPr>
-                <w:rFonts w:ascii="Helvetica" w:hAnsi="Helvetica" w:eastAsia="Helvetica" w:cs="Helvetica"/>
-                <w:i w:val="false"/>
-                <w:b w:val="false"/>
-                <w:u w:val="none"/>
-                <w:strike w:val="false"/>
-                <w:sz w:val="22"/>
-                <w:szCs w:val="22"/>
-                <w:color w:val="000000"/>
-              </w:rPr>
-            </w:pPr>
-            <w:r>
-              <w:rPr>
-                <w:rFonts w:ascii="Helvetica" w:hAnsi="Helvetica" w:eastAsia="Helvetica" w:cs="Helvetica"/>
-                <w:i w:val="false"/>
-                <w:b w:val="false"/>
-                <w:u w:val="none"/>
-                <w:strike w:val="false"/>
-                <w:sz w:val="22"/>
-                <w:szCs w:val="22"/>
-                <w:color w:val="000000"/>
-              </w:rPr>
-              <w:t xml:space="preserve">6</w:t>
+                <w:rFonts w:ascii="Arial" w:hAnsi="Arial" w:eastAsia="Arial" w:cs="Arial"/>
+                <w:i w:val="false"/>
+                <w:b w:val="true"/>
+                <w:u w:val="none"/>
+                <w:strike w:val="false"/>
+                <w:sz w:val="20"/>
+                <w:szCs w:val="20"/>
+                <w:color w:val="000000"/>
+              </w:rPr>
+            </w:pPr>
+            <w:r>
+              <w:rPr>
+                <w:rFonts w:ascii="Arial" w:hAnsi="Arial" w:eastAsia="Arial" w:cs="Arial"/>
+                <w:i w:val="false"/>
+                <w:b w:val="true"/>
+                <w:u w:val="none"/>
+                <w:strike w:val="false"/>
+                <w:sz w:val="20"/>
+                <w:szCs w:val="20"/>
+                <w:color w:val="000000"/>
+              </w:rPr>
+              <w:t xml:space="preserve">1.1. Table 3. Zero-order correlations among epigenetic aging measures, perceived cancer risk, age, self-efficacy, and chronic conditions.</w:t>
             </w:r>
           </w:p>
         </w:tc>
       </w:tr>
       <w:tr>
         <w:trPr>
-          <w:trHeight w:val="608" w:hRule="auto"/>
+          <w:trHeight w:val="470" w:hRule="auto"/>
+          <w:tblHeader/>
         </w:trPr>
         <w:tc>
           <w:tcPr>
             <w:tcBorders>
-              <w:bottom w:val="none" w:sz="0" w:space="0" w:color="000000"/>
+              <w:bottom w:val="single" w:sz="12" w:space="0" w:color="666666"/>
               <w:top w:val="single" w:sz="12" w:space="0" w:color="666666"/>
               <w:left w:val="none" w:sz="0" w:space="0" w:color="000000"/>
               <w:right w:val="none" w:sz="0" w:space="0" w:color="000000"/>
@@ -450,35 +122,35 @@
               <w:spacing w:after="100" w:before="100" w:line="240"/>
               <w:ind w:left="100" w:right="100" w:firstLine="0" w:firstLineChars="0"/>
               <w:rPr>
-                <w:rFonts w:ascii="Helvetica" w:hAnsi="Helvetica" w:eastAsia="Helvetica" w:cs="Helvetica"/>
-                <w:i w:val="false"/>
-                <w:b w:val="false"/>
-                <w:u w:val="none"/>
-                <w:strike w:val="false"/>
-                <w:sz w:val="22"/>
-                <w:szCs w:val="22"/>
-                <w:color w:val="000000"/>
-              </w:rPr>
-            </w:pPr>
-            <w:r>
-              <w:rPr>
-                <w:rFonts w:ascii="Helvetica" w:hAnsi="Helvetica" w:eastAsia="Helvetica" w:cs="Helvetica"/>
-                <w:i w:val="false"/>
-                <w:b w:val="false"/>
-                <w:u w:val="none"/>
-                <w:strike w:val="false"/>
-                <w:sz w:val="22"/>
-                <w:szCs w:val="22"/>
-                <w:color w:val="000000"/>
-              </w:rPr>
-              <w:t xml:space="preserve">grimage2</w:t>
-            </w:r>
-          </w:p>
-        </w:tc>
-        <w:tc>
-          <w:tcPr>
-            <w:tcBorders>
-              <w:bottom w:val="none" w:sz="0" w:space="0" w:color="000000"/>
+                <w:rFonts w:ascii="Arial" w:hAnsi="Arial" w:eastAsia="Arial" w:cs="Arial"/>
+                <w:i w:val="false"/>
+                <w:b w:val="true"/>
+                <w:u w:val="none"/>
+                <w:strike w:val="false"/>
+                <w:sz w:val="20"/>
+                <w:szCs w:val="20"/>
+                <w:color w:val="000000"/>
+              </w:rPr>
+            </w:pPr>
+            <w:r>
+              <w:rPr>
+                <w:rFonts w:ascii="Arial" w:hAnsi="Arial" w:eastAsia="Arial" w:cs="Arial"/>
+                <w:i w:val="false"/>
+                <w:b w:val="true"/>
+                <w:u w:val="none"/>
+                <w:strike w:val="false"/>
+                <w:sz w:val="20"/>
+                <w:szCs w:val="20"/>
+                <w:color w:val="000000"/>
+              </w:rPr>
+              <w:t xml:space="preserve">Variable</w:t>
+            </w:r>
+          </w:p>
+        </w:tc>
+        <w:tc>
+          <w:tcPr>
+            <w:tcBorders>
+              <w:bottom w:val="single" w:sz="12" w:space="0" w:color="666666"/>
               <w:top w:val="single" w:sz="12" w:space="0" w:color="666666"/>
               <w:left w:val="none" w:sz="0" w:space="0" w:color="000000"/>
               <w:right w:val="none" w:sz="0" w:space="0" w:color="000000"/>
@@ -495,45 +167,45 @@
           <w:p>
             <w:pPr>
               <w:pStyle w:val="Normal"/>
-              <w:jc w:val="left"/>
-              <w:pBdr>
-                <w:bottom w:val="none" w:sz="0" w:space="0" w:color="000000"/>
-                <w:top w:val="none" w:sz="0" w:space="0" w:color="000000"/>
-                <w:left w:val="none" w:sz="0" w:space="0" w:color="000000"/>
-                <w:right w:val="none" w:sz="0" w:space="0" w:color="000000"/>
-              </w:pBdr>
-              <w:spacing w:after="100" w:before="100" w:line="240"/>
-              <w:ind w:left="100" w:right="100" w:firstLine="0" w:firstLineChars="0"/>
-              <w:rPr>
-                <w:rFonts w:ascii="Helvetica" w:hAnsi="Helvetica" w:eastAsia="Helvetica" w:cs="Helvetica"/>
-                <w:i w:val="false"/>
-                <w:b w:val="false"/>
-                <w:u w:val="none"/>
-                <w:strike w:val="false"/>
-                <w:sz w:val="22"/>
-                <w:szCs w:val="22"/>
-                <w:color w:val="000000"/>
-              </w:rPr>
-            </w:pPr>
-            <w:r>
-              <w:rPr>
-                <w:rFonts w:ascii="Helvetica" w:hAnsi="Helvetica" w:eastAsia="Helvetica" w:cs="Helvetica"/>
-                <w:i w:val="false"/>
-                <w:b w:val="false"/>
-                <w:u w:val="none"/>
-                <w:strike w:val="false"/>
-                <w:sz w:val="22"/>
-                <w:szCs w:val="22"/>
-                <w:color w:val="000000"/>
-              </w:rPr>
-              <w:t xml:space="preserve"/>
-            </w:r>
-          </w:p>
-        </w:tc>
-        <w:tc>
-          <w:tcPr>
-            <w:tcBorders>
-              <w:bottom w:val="none" w:sz="0" w:space="0" w:color="000000"/>
+              <w:jc w:val="center"/>
+              <w:pBdr>
+                <w:bottom w:val="none" w:sz="0" w:space="0" w:color="000000"/>
+                <w:top w:val="none" w:sz="0" w:space="0" w:color="000000"/>
+                <w:left w:val="none" w:sz="0" w:space="0" w:color="000000"/>
+                <w:right w:val="none" w:sz="0" w:space="0" w:color="000000"/>
+              </w:pBdr>
+              <w:spacing w:after="100" w:before="100" w:line="240"/>
+              <w:ind w:left="100" w:right="100" w:firstLine="0" w:firstLineChars="0"/>
+              <w:rPr>
+                <w:rFonts w:ascii="Arial" w:hAnsi="Arial" w:eastAsia="Arial" w:cs="Arial"/>
+                <w:i w:val="false"/>
+                <w:b w:val="true"/>
+                <w:u w:val="none"/>
+                <w:strike w:val="false"/>
+                <w:sz w:val="20"/>
+                <w:szCs w:val="20"/>
+                <w:color w:val="000000"/>
+              </w:rPr>
+            </w:pPr>
+            <w:r>
+              <w:rPr>
+                <w:rFonts w:ascii="Arial" w:hAnsi="Arial" w:eastAsia="Arial" w:cs="Arial"/>
+                <w:i w:val="false"/>
+                <w:b w:val="true"/>
+                <w:u w:val="none"/>
+                <w:strike w:val="false"/>
+                <w:sz w:val="20"/>
+                <w:szCs w:val="20"/>
+                <w:color w:val="000000"/>
+              </w:rPr>
+              <w:t xml:space="preserve">1</w:t>
+            </w:r>
+          </w:p>
+        </w:tc>
+        <w:tc>
+          <w:tcPr>
+            <w:tcBorders>
+              <w:bottom w:val="single" w:sz="12" w:space="0" w:color="666666"/>
               <w:top w:val="single" w:sz="12" w:space="0" w:color="666666"/>
               <w:left w:val="none" w:sz="0" w:space="0" w:color="000000"/>
               <w:right w:val="none" w:sz="0" w:space="0" w:color="000000"/>
@@ -550,45 +222,45 @@
           <w:p>
             <w:pPr>
               <w:pStyle w:val="Normal"/>
-              <w:jc w:val="left"/>
-              <w:pBdr>
-                <w:bottom w:val="none" w:sz="0" w:space="0" w:color="000000"/>
-                <w:top w:val="none" w:sz="0" w:space="0" w:color="000000"/>
-                <w:left w:val="none" w:sz="0" w:space="0" w:color="000000"/>
-                <w:right w:val="none" w:sz="0" w:space="0" w:color="000000"/>
-              </w:pBdr>
-              <w:spacing w:after="100" w:before="100" w:line="240"/>
-              <w:ind w:left="100" w:right="100" w:firstLine="0" w:firstLineChars="0"/>
-              <w:rPr>
-                <w:rFonts w:ascii="Helvetica" w:hAnsi="Helvetica" w:eastAsia="Helvetica" w:cs="Helvetica"/>
-                <w:i w:val="false"/>
-                <w:b w:val="false"/>
-                <w:u w:val="none"/>
-                <w:strike w:val="false"/>
-                <w:sz w:val="22"/>
-                <w:szCs w:val="22"/>
-                <w:color w:val="000000"/>
-              </w:rPr>
-            </w:pPr>
-            <w:r>
-              <w:rPr>
-                <w:rFonts w:ascii="Helvetica" w:hAnsi="Helvetica" w:eastAsia="Helvetica" w:cs="Helvetica"/>
-                <w:i w:val="false"/>
-                <w:b w:val="false"/>
-                <w:u w:val="none"/>
-                <w:strike w:val="false"/>
-                <w:sz w:val="22"/>
-                <w:szCs w:val="22"/>
-                <w:color w:val="000000"/>
-              </w:rPr>
-              <w:t xml:space="preserve"/>
-            </w:r>
-          </w:p>
-        </w:tc>
-        <w:tc>
-          <w:tcPr>
-            <w:tcBorders>
-              <w:bottom w:val="none" w:sz="0" w:space="0" w:color="000000"/>
+              <w:jc w:val="center"/>
+              <w:pBdr>
+                <w:bottom w:val="none" w:sz="0" w:space="0" w:color="000000"/>
+                <w:top w:val="none" w:sz="0" w:space="0" w:color="000000"/>
+                <w:left w:val="none" w:sz="0" w:space="0" w:color="000000"/>
+                <w:right w:val="none" w:sz="0" w:space="0" w:color="000000"/>
+              </w:pBdr>
+              <w:spacing w:after="100" w:before="100" w:line="240"/>
+              <w:ind w:left="100" w:right="100" w:firstLine="0" w:firstLineChars="0"/>
+              <w:rPr>
+                <w:rFonts w:ascii="Arial" w:hAnsi="Arial" w:eastAsia="Arial" w:cs="Arial"/>
+                <w:i w:val="false"/>
+                <w:b w:val="true"/>
+                <w:u w:val="none"/>
+                <w:strike w:val="false"/>
+                <w:sz w:val="20"/>
+                <w:szCs w:val="20"/>
+                <w:color w:val="000000"/>
+              </w:rPr>
+            </w:pPr>
+            <w:r>
+              <w:rPr>
+                <w:rFonts w:ascii="Arial" w:hAnsi="Arial" w:eastAsia="Arial" w:cs="Arial"/>
+                <w:i w:val="false"/>
+                <w:b w:val="true"/>
+                <w:u w:val="none"/>
+                <w:strike w:val="false"/>
+                <w:sz w:val="20"/>
+                <w:szCs w:val="20"/>
+                <w:color w:val="000000"/>
+              </w:rPr>
+              <w:t xml:space="preserve">2</w:t>
+            </w:r>
+          </w:p>
+        </w:tc>
+        <w:tc>
+          <w:tcPr>
+            <w:tcBorders>
+              <w:bottom w:val="single" w:sz="12" w:space="0" w:color="666666"/>
               <w:top w:val="single" w:sz="12" w:space="0" w:color="666666"/>
               <w:left w:val="none" w:sz="0" w:space="0" w:color="000000"/>
               <w:right w:val="none" w:sz="0" w:space="0" w:color="000000"/>
@@ -605,45 +277,45 @@
           <w:p>
             <w:pPr>
               <w:pStyle w:val="Normal"/>
-              <w:jc w:val="left"/>
-              <w:pBdr>
-                <w:bottom w:val="none" w:sz="0" w:space="0" w:color="000000"/>
-                <w:top w:val="none" w:sz="0" w:space="0" w:color="000000"/>
-                <w:left w:val="none" w:sz="0" w:space="0" w:color="000000"/>
-                <w:right w:val="none" w:sz="0" w:space="0" w:color="000000"/>
-              </w:pBdr>
-              <w:spacing w:after="100" w:before="100" w:line="240"/>
-              <w:ind w:left="100" w:right="100" w:firstLine="0" w:firstLineChars="0"/>
-              <w:rPr>
-                <w:rFonts w:ascii="Helvetica" w:hAnsi="Helvetica" w:eastAsia="Helvetica" w:cs="Helvetica"/>
-                <w:i w:val="false"/>
-                <w:b w:val="false"/>
-                <w:u w:val="none"/>
-                <w:strike w:val="false"/>
-                <w:sz w:val="22"/>
-                <w:szCs w:val="22"/>
-                <w:color w:val="000000"/>
-              </w:rPr>
-            </w:pPr>
-            <w:r>
-              <w:rPr>
-                <w:rFonts w:ascii="Helvetica" w:hAnsi="Helvetica" w:eastAsia="Helvetica" w:cs="Helvetica"/>
-                <w:i w:val="false"/>
-                <w:b w:val="false"/>
-                <w:u w:val="none"/>
-                <w:strike w:val="false"/>
-                <w:sz w:val="22"/>
-                <w:szCs w:val="22"/>
-                <w:color w:val="000000"/>
-              </w:rPr>
-              <w:t xml:space="preserve"/>
-            </w:r>
-          </w:p>
-        </w:tc>
-        <w:tc>
-          <w:tcPr>
-            <w:tcBorders>
-              <w:bottom w:val="none" w:sz="0" w:space="0" w:color="000000"/>
+              <w:jc w:val="center"/>
+              <w:pBdr>
+                <w:bottom w:val="none" w:sz="0" w:space="0" w:color="000000"/>
+                <w:top w:val="none" w:sz="0" w:space="0" w:color="000000"/>
+                <w:left w:val="none" w:sz="0" w:space="0" w:color="000000"/>
+                <w:right w:val="none" w:sz="0" w:space="0" w:color="000000"/>
+              </w:pBdr>
+              <w:spacing w:after="100" w:before="100" w:line="240"/>
+              <w:ind w:left="100" w:right="100" w:firstLine="0" w:firstLineChars="0"/>
+              <w:rPr>
+                <w:rFonts w:ascii="Arial" w:hAnsi="Arial" w:eastAsia="Arial" w:cs="Arial"/>
+                <w:i w:val="false"/>
+                <w:b w:val="true"/>
+                <w:u w:val="none"/>
+                <w:strike w:val="false"/>
+                <w:sz w:val="20"/>
+                <w:szCs w:val="20"/>
+                <w:color w:val="000000"/>
+              </w:rPr>
+            </w:pPr>
+            <w:r>
+              <w:rPr>
+                <w:rFonts w:ascii="Arial" w:hAnsi="Arial" w:eastAsia="Arial" w:cs="Arial"/>
+                <w:i w:val="false"/>
+                <w:b w:val="true"/>
+                <w:u w:val="none"/>
+                <w:strike w:val="false"/>
+                <w:sz w:val="20"/>
+                <w:szCs w:val="20"/>
+                <w:color w:val="000000"/>
+              </w:rPr>
+              <w:t xml:space="preserve">3</w:t>
+            </w:r>
+          </w:p>
+        </w:tc>
+        <w:tc>
+          <w:tcPr>
+            <w:tcBorders>
+              <w:bottom w:val="single" w:sz="12" w:space="0" w:color="666666"/>
               <w:top w:val="single" w:sz="12" w:space="0" w:color="666666"/>
               <w:left w:val="none" w:sz="0" w:space="0" w:color="000000"/>
               <w:right w:val="none" w:sz="0" w:space="0" w:color="000000"/>
@@ -660,45 +332,45 @@
           <w:p>
             <w:pPr>
               <w:pStyle w:val="Normal"/>
-              <w:jc w:val="left"/>
-              <w:pBdr>
-                <w:bottom w:val="none" w:sz="0" w:space="0" w:color="000000"/>
-                <w:top w:val="none" w:sz="0" w:space="0" w:color="000000"/>
-                <w:left w:val="none" w:sz="0" w:space="0" w:color="000000"/>
-                <w:right w:val="none" w:sz="0" w:space="0" w:color="000000"/>
-              </w:pBdr>
-              <w:spacing w:after="100" w:before="100" w:line="240"/>
-              <w:ind w:left="100" w:right="100" w:firstLine="0" w:firstLineChars="0"/>
-              <w:rPr>
-                <w:rFonts w:ascii="Helvetica" w:hAnsi="Helvetica" w:eastAsia="Helvetica" w:cs="Helvetica"/>
-                <w:i w:val="false"/>
-                <w:b w:val="false"/>
-                <w:u w:val="none"/>
-                <w:strike w:val="false"/>
-                <w:sz w:val="22"/>
-                <w:szCs w:val="22"/>
-                <w:color w:val="000000"/>
-              </w:rPr>
-            </w:pPr>
-            <w:r>
-              <w:rPr>
-                <w:rFonts w:ascii="Helvetica" w:hAnsi="Helvetica" w:eastAsia="Helvetica" w:cs="Helvetica"/>
-                <w:i w:val="false"/>
-                <w:b w:val="false"/>
-                <w:u w:val="none"/>
-                <w:strike w:val="false"/>
-                <w:sz w:val="22"/>
-                <w:szCs w:val="22"/>
-                <w:color w:val="000000"/>
-              </w:rPr>
-              <w:t xml:space="preserve"/>
-            </w:r>
-          </w:p>
-        </w:tc>
-        <w:tc>
-          <w:tcPr>
-            <w:tcBorders>
-              <w:bottom w:val="none" w:sz="0" w:space="0" w:color="000000"/>
+              <w:jc w:val="center"/>
+              <w:pBdr>
+                <w:bottom w:val="none" w:sz="0" w:space="0" w:color="000000"/>
+                <w:top w:val="none" w:sz="0" w:space="0" w:color="000000"/>
+                <w:left w:val="none" w:sz="0" w:space="0" w:color="000000"/>
+                <w:right w:val="none" w:sz="0" w:space="0" w:color="000000"/>
+              </w:pBdr>
+              <w:spacing w:after="100" w:before="100" w:line="240"/>
+              <w:ind w:left="100" w:right="100" w:firstLine="0" w:firstLineChars="0"/>
+              <w:rPr>
+                <w:rFonts w:ascii="Arial" w:hAnsi="Arial" w:eastAsia="Arial" w:cs="Arial"/>
+                <w:i w:val="false"/>
+                <w:b w:val="true"/>
+                <w:u w:val="none"/>
+                <w:strike w:val="false"/>
+                <w:sz w:val="20"/>
+                <w:szCs w:val="20"/>
+                <w:color w:val="000000"/>
+              </w:rPr>
+            </w:pPr>
+            <w:r>
+              <w:rPr>
+                <w:rFonts w:ascii="Arial" w:hAnsi="Arial" w:eastAsia="Arial" w:cs="Arial"/>
+                <w:i w:val="false"/>
+                <w:b w:val="true"/>
+                <w:u w:val="none"/>
+                <w:strike w:val="false"/>
+                <w:sz w:val="20"/>
+                <w:szCs w:val="20"/>
+                <w:color w:val="000000"/>
+              </w:rPr>
+              <w:t xml:space="preserve">4</w:t>
+            </w:r>
+          </w:p>
+        </w:tc>
+        <w:tc>
+          <w:tcPr>
+            <w:tcBorders>
+              <w:bottom w:val="single" w:sz="12" w:space="0" w:color="666666"/>
               <w:top w:val="single" w:sz="12" w:space="0" w:color="666666"/>
               <w:left w:val="none" w:sz="0" w:space="0" w:color="000000"/>
               <w:right w:val="none" w:sz="0" w:space="0" w:color="000000"/>
@@ -715,45 +387,45 @@
           <w:p>
             <w:pPr>
               <w:pStyle w:val="Normal"/>
-              <w:jc w:val="left"/>
-              <w:pBdr>
-                <w:bottom w:val="none" w:sz="0" w:space="0" w:color="000000"/>
-                <w:top w:val="none" w:sz="0" w:space="0" w:color="000000"/>
-                <w:left w:val="none" w:sz="0" w:space="0" w:color="000000"/>
-                <w:right w:val="none" w:sz="0" w:space="0" w:color="000000"/>
-              </w:pBdr>
-              <w:spacing w:after="100" w:before="100" w:line="240"/>
-              <w:ind w:left="100" w:right="100" w:firstLine="0" w:firstLineChars="0"/>
-              <w:rPr>
-                <w:rFonts w:ascii="Helvetica" w:hAnsi="Helvetica" w:eastAsia="Helvetica" w:cs="Helvetica"/>
-                <w:i w:val="false"/>
-                <w:b w:val="false"/>
-                <w:u w:val="none"/>
-                <w:strike w:val="false"/>
-                <w:sz w:val="22"/>
-                <w:szCs w:val="22"/>
-                <w:color w:val="000000"/>
-              </w:rPr>
-            </w:pPr>
-            <w:r>
-              <w:rPr>
-                <w:rFonts w:ascii="Helvetica" w:hAnsi="Helvetica" w:eastAsia="Helvetica" w:cs="Helvetica"/>
-                <w:i w:val="false"/>
-                <w:b w:val="false"/>
-                <w:u w:val="none"/>
-                <w:strike w:val="false"/>
-                <w:sz w:val="22"/>
-                <w:szCs w:val="22"/>
-                <w:color w:val="000000"/>
-              </w:rPr>
-              <w:t xml:space="preserve"/>
-            </w:r>
-          </w:p>
-        </w:tc>
-        <w:tc>
-          <w:tcPr>
-            <w:tcBorders>
-              <w:bottom w:val="none" w:sz="0" w:space="0" w:color="000000"/>
+              <w:jc w:val="center"/>
+              <w:pBdr>
+                <w:bottom w:val="none" w:sz="0" w:space="0" w:color="000000"/>
+                <w:top w:val="none" w:sz="0" w:space="0" w:color="000000"/>
+                <w:left w:val="none" w:sz="0" w:space="0" w:color="000000"/>
+                <w:right w:val="none" w:sz="0" w:space="0" w:color="000000"/>
+              </w:pBdr>
+              <w:spacing w:after="100" w:before="100" w:line="240"/>
+              <w:ind w:left="100" w:right="100" w:firstLine="0" w:firstLineChars="0"/>
+              <w:rPr>
+                <w:rFonts w:ascii="Arial" w:hAnsi="Arial" w:eastAsia="Arial" w:cs="Arial"/>
+                <w:i w:val="false"/>
+                <w:b w:val="true"/>
+                <w:u w:val="none"/>
+                <w:strike w:val="false"/>
+                <w:sz w:val="20"/>
+                <w:szCs w:val="20"/>
+                <w:color w:val="000000"/>
+              </w:rPr>
+            </w:pPr>
+            <w:r>
+              <w:rPr>
+                <w:rFonts w:ascii="Arial" w:hAnsi="Arial" w:eastAsia="Arial" w:cs="Arial"/>
+                <w:i w:val="false"/>
+                <w:b w:val="true"/>
+                <w:u w:val="none"/>
+                <w:strike w:val="false"/>
+                <w:sz w:val="20"/>
+                <w:szCs w:val="20"/>
+                <w:color w:val="000000"/>
+              </w:rPr>
+              <w:t xml:space="preserve">5</w:t>
+            </w:r>
+          </w:p>
+        </w:tc>
+        <w:tc>
+          <w:tcPr>
+            <w:tcBorders>
+              <w:bottom w:val="single" w:sz="12" w:space="0" w:color="666666"/>
               <w:top w:val="single" w:sz="12" w:space="0" w:color="666666"/>
               <w:left w:val="none" w:sz="0" w:space="0" w:color="000000"/>
               <w:right w:val="none" w:sz="0" w:space="0" w:color="000000"/>
@@ -770,51 +442,51 @@
           <w:p>
             <w:pPr>
               <w:pStyle w:val="Normal"/>
-              <w:jc w:val="left"/>
-              <w:pBdr>
-                <w:bottom w:val="none" w:sz="0" w:space="0" w:color="000000"/>
-                <w:top w:val="none" w:sz="0" w:space="0" w:color="000000"/>
-                <w:left w:val="none" w:sz="0" w:space="0" w:color="000000"/>
-                <w:right w:val="none" w:sz="0" w:space="0" w:color="000000"/>
-              </w:pBdr>
-              <w:spacing w:after="100" w:before="100" w:line="240"/>
-              <w:ind w:left="100" w:right="100" w:firstLine="0" w:firstLineChars="0"/>
-              <w:rPr>
-                <w:rFonts w:ascii="Helvetica" w:hAnsi="Helvetica" w:eastAsia="Helvetica" w:cs="Helvetica"/>
-                <w:i w:val="false"/>
-                <w:b w:val="false"/>
-                <w:u w:val="none"/>
-                <w:strike w:val="false"/>
-                <w:sz w:val="22"/>
-                <w:szCs w:val="22"/>
-                <w:color w:val="000000"/>
-              </w:rPr>
-            </w:pPr>
-            <w:r>
-              <w:rPr>
-                <w:rFonts w:ascii="Helvetica" w:hAnsi="Helvetica" w:eastAsia="Helvetica" w:cs="Helvetica"/>
-                <w:i w:val="false"/>
-                <w:b w:val="false"/>
-                <w:u w:val="none"/>
-                <w:strike w:val="false"/>
-                <w:sz w:val="22"/>
-                <w:szCs w:val="22"/>
-                <w:color w:val="000000"/>
-              </w:rPr>
-              <w:t xml:space="preserve"/>
+              <w:jc w:val="center"/>
+              <w:pBdr>
+                <w:bottom w:val="none" w:sz="0" w:space="0" w:color="000000"/>
+                <w:top w:val="none" w:sz="0" w:space="0" w:color="000000"/>
+                <w:left w:val="none" w:sz="0" w:space="0" w:color="000000"/>
+                <w:right w:val="none" w:sz="0" w:space="0" w:color="000000"/>
+              </w:pBdr>
+              <w:spacing w:after="100" w:before="100" w:line="240"/>
+              <w:ind w:left="100" w:right="100" w:firstLine="0" w:firstLineChars="0"/>
+              <w:rPr>
+                <w:rFonts w:ascii="Arial" w:hAnsi="Arial" w:eastAsia="Arial" w:cs="Arial"/>
+                <w:i w:val="false"/>
+                <w:b w:val="true"/>
+                <w:u w:val="none"/>
+                <w:strike w:val="false"/>
+                <w:sz w:val="20"/>
+                <w:szCs w:val="20"/>
+                <w:color w:val="000000"/>
+              </w:rPr>
+            </w:pPr>
+            <w:r>
+              <w:rPr>
+                <w:rFonts w:ascii="Arial" w:hAnsi="Arial" w:eastAsia="Arial" w:cs="Arial"/>
+                <w:i w:val="false"/>
+                <w:b w:val="true"/>
+                <w:u w:val="none"/>
+                <w:strike w:val="false"/>
+                <w:sz w:val="20"/>
+                <w:szCs w:val="20"/>
+                <w:color w:val="000000"/>
+              </w:rPr>
+              <w:t xml:space="preserve">6</w:t>
             </w:r>
           </w:p>
         </w:tc>
       </w:tr>
       <w:tr>
         <w:trPr>
-          <w:trHeight w:val="608" w:hRule="auto"/>
+          <w:trHeight w:val="440" w:hRule="auto"/>
         </w:trPr>
         <w:tc>
           <w:tcPr>
             <w:tcBorders>
               <w:bottom w:val="none" w:sz="0" w:space="0" w:color="000000"/>
-              <w:top w:val="none" w:sz="0" w:space="0" w:color="000000"/>
+              <w:top w:val="single" w:sz="12" w:space="0" w:color="666666"/>
               <w:left w:val="none" w:sz="0" w:space="0" w:color="000000"/>
               <w:right w:val="none" w:sz="0" w:space="0" w:color="000000"/>
             </w:tcBorders>
@@ -840,28 +512,28 @@
               <w:spacing w:after="100" w:before="100" w:line="240"/>
               <w:ind w:left="100" w:right="100" w:firstLine="0" w:firstLineChars="0"/>
               <w:rPr>
-                <w:rFonts w:ascii="Helvetica" w:hAnsi="Helvetica" w:eastAsia="Helvetica" w:cs="Helvetica"/>
-                <w:i w:val="false"/>
-                <w:b w:val="false"/>
-                <w:u w:val="none"/>
-                <w:strike w:val="false"/>
-                <w:sz w:val="22"/>
-                <w:szCs w:val="22"/>
-                <w:color w:val="000000"/>
-              </w:rPr>
-            </w:pPr>
-            <w:r>
-              <w:rPr>
-                <w:rFonts w:ascii="Helvetica" w:hAnsi="Helvetica" w:eastAsia="Helvetica" w:cs="Helvetica"/>
-                <w:i w:val="false"/>
-                <w:b w:val="false"/>
-                <w:u w:val="none"/>
-                <w:strike w:val="false"/>
-                <w:sz w:val="22"/>
-                <w:szCs w:val="22"/>
-                <w:color w:val="000000"/>
-              </w:rPr>
-              <w:t xml:space="preserve">dunedinpace</w:t>
+                <w:rFonts w:ascii="Arial" w:hAnsi="Arial" w:eastAsia="Arial" w:cs="Arial"/>
+                <w:i w:val="false"/>
+                <w:b w:val="false"/>
+                <w:u w:val="none"/>
+                <w:strike w:val="false"/>
+                <w:sz w:val="20"/>
+                <w:szCs w:val="20"/>
+                <w:color w:val="000000"/>
+              </w:rPr>
+            </w:pPr>
+            <w:r>
+              <w:rPr>
+                <w:rFonts w:ascii="Arial" w:hAnsi="Arial" w:eastAsia="Arial" w:cs="Arial"/>
+                <w:i w:val="false"/>
+                <w:b w:val="false"/>
+                <w:u w:val="none"/>
+                <w:strike w:val="false"/>
+                <w:sz w:val="20"/>
+                <w:szCs w:val="20"/>
+                <w:color w:val="000000"/>
+              </w:rPr>
+              <w:t xml:space="preserve">1. GrimAge2</w:t>
             </w:r>
           </w:p>
         </w:tc>
@@ -869,54 +541,54 @@
           <w:tcPr>
             <w:tcBorders>
               <w:bottom w:val="none" w:sz="0" w:space="0" w:color="000000"/>
-              <w:top w:val="none" w:sz="0" w:space="0" w:color="000000"/>
-              <w:left w:val="none" w:sz="0" w:space="0" w:color="000000"/>
-              <w:right w:val="none" w:sz="0" w:space="0" w:color="000000"/>
-            </w:tcBorders>
-            <w:shd w:val="clear" w:color="auto" w:fill="FFFFFF"/>
-            <w:tcMar>
-              <w:top w:w="0" w:type="dxa"/>
-              <w:bottom w:w="0" w:type="dxa"/>
-              <w:left w:w="0" w:type="dxa"/>
-              <w:right w:w="0" w:type="dxa"/>
-            </w:tcMar>
-            <w:vAlign w:val="center"/>
-          </w:tcPr>
-          <w:p>
-            <w:pPr>
-              <w:pStyle w:val="Normal"/>
-              <w:jc w:val="left"/>
-              <w:pBdr>
-                <w:bottom w:val="none" w:sz="0" w:space="0" w:color="000000"/>
-                <w:top w:val="none" w:sz="0" w:space="0" w:color="000000"/>
-                <w:left w:val="none" w:sz="0" w:space="0" w:color="000000"/>
-                <w:right w:val="none" w:sz="0" w:space="0" w:color="000000"/>
-              </w:pBdr>
-              <w:spacing w:after="100" w:before="100" w:line="240"/>
-              <w:ind w:left="100" w:right="100" w:firstLine="0" w:firstLineChars="0"/>
-              <w:rPr>
-                <w:rFonts w:ascii="Helvetica" w:hAnsi="Helvetica" w:eastAsia="Helvetica" w:cs="Helvetica"/>
-                <w:i w:val="false"/>
-                <w:b w:val="false"/>
-                <w:u w:val="none"/>
-                <w:strike w:val="false"/>
-                <w:sz w:val="22"/>
-                <w:szCs w:val="22"/>
-                <w:color w:val="000000"/>
-              </w:rPr>
-            </w:pPr>
-            <w:r>
-              <w:rPr>
-                <w:rFonts w:ascii="Helvetica" w:hAnsi="Helvetica" w:eastAsia="Helvetica" w:cs="Helvetica"/>
-                <w:i w:val="false"/>
-                <w:b w:val="false"/>
-                <w:u w:val="none"/>
-                <w:strike w:val="false"/>
-                <w:sz w:val="22"/>
-                <w:szCs w:val="22"/>
-                <w:color w:val="000000"/>
-              </w:rPr>
-              <w:t xml:space="preserve">0.539</w:t>
+              <w:top w:val="single" w:sz="12" w:space="0" w:color="666666"/>
+              <w:left w:val="none" w:sz="0" w:space="0" w:color="000000"/>
+              <w:right w:val="none" w:sz="0" w:space="0" w:color="000000"/>
+            </w:tcBorders>
+            <w:shd w:val="clear" w:color="auto" w:fill="FFFFFF"/>
+            <w:tcMar>
+              <w:top w:w="0" w:type="dxa"/>
+              <w:bottom w:w="0" w:type="dxa"/>
+              <w:left w:w="0" w:type="dxa"/>
+              <w:right w:w="0" w:type="dxa"/>
+            </w:tcMar>
+            <w:vAlign w:val="center"/>
+          </w:tcPr>
+          <w:p>
+            <w:pPr>
+              <w:pStyle w:val="Normal"/>
+              <w:jc w:val="center"/>
+              <w:pBdr>
+                <w:bottom w:val="none" w:sz="0" w:space="0" w:color="000000"/>
+                <w:top w:val="none" w:sz="0" w:space="0" w:color="000000"/>
+                <w:left w:val="none" w:sz="0" w:space="0" w:color="000000"/>
+                <w:right w:val="none" w:sz="0" w:space="0" w:color="000000"/>
+              </w:pBdr>
+              <w:spacing w:after="100" w:before="100" w:line="240"/>
+              <w:ind w:left="100" w:right="100" w:firstLine="0" w:firstLineChars="0"/>
+              <w:rPr>
+                <w:rFonts w:ascii="Arial" w:hAnsi="Arial" w:eastAsia="Arial" w:cs="Arial"/>
+                <w:i w:val="false"/>
+                <w:b w:val="false"/>
+                <w:u w:val="none"/>
+                <w:strike w:val="false"/>
+                <w:sz w:val="20"/>
+                <w:szCs w:val="20"/>
+                <w:color w:val="000000"/>
+              </w:rPr>
+            </w:pPr>
+            <w:r>
+              <w:rPr>
+                <w:rFonts w:ascii="Arial" w:hAnsi="Arial" w:eastAsia="Arial" w:cs="Arial"/>
+                <w:i w:val="false"/>
+                <w:b w:val="false"/>
+                <w:u w:val="none"/>
+                <w:strike w:val="false"/>
+                <w:sz w:val="20"/>
+                <w:szCs w:val="20"/>
+                <w:color w:val="000000"/>
+              </w:rPr>
+              <w:t xml:space="preserve"/>
             </w:r>
           </w:p>
         </w:tc>
@@ -924,51 +596,51 @@
           <w:tcPr>
             <w:tcBorders>
               <w:bottom w:val="none" w:sz="0" w:space="0" w:color="000000"/>
-              <w:top w:val="none" w:sz="0" w:space="0" w:color="000000"/>
-              <w:left w:val="none" w:sz="0" w:space="0" w:color="000000"/>
-              <w:right w:val="none" w:sz="0" w:space="0" w:color="000000"/>
-            </w:tcBorders>
-            <w:shd w:val="clear" w:color="auto" w:fill="FFFFFF"/>
-            <w:tcMar>
-              <w:top w:w="0" w:type="dxa"/>
-              <w:bottom w:w="0" w:type="dxa"/>
-              <w:left w:w="0" w:type="dxa"/>
-              <w:right w:w="0" w:type="dxa"/>
-            </w:tcMar>
-            <w:vAlign w:val="center"/>
-          </w:tcPr>
-          <w:p>
-            <w:pPr>
-              <w:pStyle w:val="Normal"/>
-              <w:jc w:val="left"/>
-              <w:pBdr>
-                <w:bottom w:val="none" w:sz="0" w:space="0" w:color="000000"/>
-                <w:top w:val="none" w:sz="0" w:space="0" w:color="000000"/>
-                <w:left w:val="none" w:sz="0" w:space="0" w:color="000000"/>
-                <w:right w:val="none" w:sz="0" w:space="0" w:color="000000"/>
-              </w:pBdr>
-              <w:spacing w:after="100" w:before="100" w:line="240"/>
-              <w:ind w:left="100" w:right="100" w:firstLine="0" w:firstLineChars="0"/>
-              <w:rPr>
-                <w:rFonts w:ascii="Helvetica" w:hAnsi="Helvetica" w:eastAsia="Helvetica" w:cs="Helvetica"/>
-                <w:i w:val="false"/>
-                <w:b w:val="false"/>
-                <w:u w:val="none"/>
-                <w:strike w:val="false"/>
-                <w:sz w:val="22"/>
-                <w:szCs w:val="22"/>
-                <w:color w:val="000000"/>
-              </w:rPr>
-            </w:pPr>
-            <w:r>
-              <w:rPr>
-                <w:rFonts w:ascii="Helvetica" w:hAnsi="Helvetica" w:eastAsia="Helvetica" w:cs="Helvetica"/>
-                <w:i w:val="false"/>
-                <w:b w:val="false"/>
-                <w:u w:val="none"/>
-                <w:strike w:val="false"/>
-                <w:sz w:val="22"/>
-                <w:szCs w:val="22"/>
+              <w:top w:val="single" w:sz="12" w:space="0" w:color="666666"/>
+              <w:left w:val="none" w:sz="0" w:space="0" w:color="000000"/>
+              <w:right w:val="none" w:sz="0" w:space="0" w:color="000000"/>
+            </w:tcBorders>
+            <w:shd w:val="clear" w:color="auto" w:fill="FFFFFF"/>
+            <w:tcMar>
+              <w:top w:w="0" w:type="dxa"/>
+              <w:bottom w:w="0" w:type="dxa"/>
+              <w:left w:w="0" w:type="dxa"/>
+              <w:right w:w="0" w:type="dxa"/>
+            </w:tcMar>
+            <w:vAlign w:val="center"/>
+          </w:tcPr>
+          <w:p>
+            <w:pPr>
+              <w:pStyle w:val="Normal"/>
+              <w:jc w:val="center"/>
+              <w:pBdr>
+                <w:bottom w:val="none" w:sz="0" w:space="0" w:color="000000"/>
+                <w:top w:val="none" w:sz="0" w:space="0" w:color="000000"/>
+                <w:left w:val="none" w:sz="0" w:space="0" w:color="000000"/>
+                <w:right w:val="none" w:sz="0" w:space="0" w:color="000000"/>
+              </w:pBdr>
+              <w:spacing w:after="100" w:before="100" w:line="240"/>
+              <w:ind w:left="100" w:right="100" w:firstLine="0" w:firstLineChars="0"/>
+              <w:rPr>
+                <w:rFonts w:ascii="Arial" w:hAnsi="Arial" w:eastAsia="Arial" w:cs="Arial"/>
+                <w:i w:val="false"/>
+                <w:b w:val="false"/>
+                <w:u w:val="none"/>
+                <w:strike w:val="false"/>
+                <w:sz w:val="20"/>
+                <w:szCs w:val="20"/>
+                <w:color w:val="000000"/>
+              </w:rPr>
+            </w:pPr>
+            <w:r>
+              <w:rPr>
+                <w:rFonts w:ascii="Arial" w:hAnsi="Arial" w:eastAsia="Arial" w:cs="Arial"/>
+                <w:i w:val="false"/>
+                <w:b w:val="false"/>
+                <w:u w:val="none"/>
+                <w:strike w:val="false"/>
+                <w:sz w:val="20"/>
+                <w:szCs w:val="20"/>
                 <w:color w:val="000000"/>
               </w:rPr>
               <w:t xml:space="preserve"/>
@@ -979,51 +651,51 @@
           <w:tcPr>
             <w:tcBorders>
               <w:bottom w:val="none" w:sz="0" w:space="0" w:color="000000"/>
-              <w:top w:val="none" w:sz="0" w:space="0" w:color="000000"/>
-              <w:left w:val="none" w:sz="0" w:space="0" w:color="000000"/>
-              <w:right w:val="none" w:sz="0" w:space="0" w:color="000000"/>
-            </w:tcBorders>
-            <w:shd w:val="clear" w:color="auto" w:fill="FFFFFF"/>
-            <w:tcMar>
-              <w:top w:w="0" w:type="dxa"/>
-              <w:bottom w:w="0" w:type="dxa"/>
-              <w:left w:w="0" w:type="dxa"/>
-              <w:right w:w="0" w:type="dxa"/>
-            </w:tcMar>
-            <w:vAlign w:val="center"/>
-          </w:tcPr>
-          <w:p>
-            <w:pPr>
-              <w:pStyle w:val="Normal"/>
-              <w:jc w:val="left"/>
-              <w:pBdr>
-                <w:bottom w:val="none" w:sz="0" w:space="0" w:color="000000"/>
-                <w:top w:val="none" w:sz="0" w:space="0" w:color="000000"/>
-                <w:left w:val="none" w:sz="0" w:space="0" w:color="000000"/>
-                <w:right w:val="none" w:sz="0" w:space="0" w:color="000000"/>
-              </w:pBdr>
-              <w:spacing w:after="100" w:before="100" w:line="240"/>
-              <w:ind w:left="100" w:right="100" w:firstLine="0" w:firstLineChars="0"/>
-              <w:rPr>
-                <w:rFonts w:ascii="Helvetica" w:hAnsi="Helvetica" w:eastAsia="Helvetica" w:cs="Helvetica"/>
-                <w:i w:val="false"/>
-                <w:b w:val="false"/>
-                <w:u w:val="none"/>
-                <w:strike w:val="false"/>
-                <w:sz w:val="22"/>
-                <w:szCs w:val="22"/>
-                <w:color w:val="000000"/>
-              </w:rPr>
-            </w:pPr>
-            <w:r>
-              <w:rPr>
-                <w:rFonts w:ascii="Helvetica" w:hAnsi="Helvetica" w:eastAsia="Helvetica" w:cs="Helvetica"/>
-                <w:i w:val="false"/>
-                <w:b w:val="false"/>
-                <w:u w:val="none"/>
-                <w:strike w:val="false"/>
-                <w:sz w:val="22"/>
-                <w:szCs w:val="22"/>
+              <w:top w:val="single" w:sz="12" w:space="0" w:color="666666"/>
+              <w:left w:val="none" w:sz="0" w:space="0" w:color="000000"/>
+              <w:right w:val="none" w:sz="0" w:space="0" w:color="000000"/>
+            </w:tcBorders>
+            <w:shd w:val="clear" w:color="auto" w:fill="FFFFFF"/>
+            <w:tcMar>
+              <w:top w:w="0" w:type="dxa"/>
+              <w:bottom w:w="0" w:type="dxa"/>
+              <w:left w:w="0" w:type="dxa"/>
+              <w:right w:w="0" w:type="dxa"/>
+            </w:tcMar>
+            <w:vAlign w:val="center"/>
+          </w:tcPr>
+          <w:p>
+            <w:pPr>
+              <w:pStyle w:val="Normal"/>
+              <w:jc w:val="center"/>
+              <w:pBdr>
+                <w:bottom w:val="none" w:sz="0" w:space="0" w:color="000000"/>
+                <w:top w:val="none" w:sz="0" w:space="0" w:color="000000"/>
+                <w:left w:val="none" w:sz="0" w:space="0" w:color="000000"/>
+                <w:right w:val="none" w:sz="0" w:space="0" w:color="000000"/>
+              </w:pBdr>
+              <w:spacing w:after="100" w:before="100" w:line="240"/>
+              <w:ind w:left="100" w:right="100" w:firstLine="0" w:firstLineChars="0"/>
+              <w:rPr>
+                <w:rFonts w:ascii="Arial" w:hAnsi="Arial" w:eastAsia="Arial" w:cs="Arial"/>
+                <w:i w:val="false"/>
+                <w:b w:val="false"/>
+                <w:u w:val="none"/>
+                <w:strike w:val="false"/>
+                <w:sz w:val="20"/>
+                <w:szCs w:val="20"/>
+                <w:color w:val="000000"/>
+              </w:rPr>
+            </w:pPr>
+            <w:r>
+              <w:rPr>
+                <w:rFonts w:ascii="Arial" w:hAnsi="Arial" w:eastAsia="Arial" w:cs="Arial"/>
+                <w:i w:val="false"/>
+                <w:b w:val="false"/>
+                <w:u w:val="none"/>
+                <w:strike w:val="false"/>
+                <w:sz w:val="20"/>
+                <w:szCs w:val="20"/>
                 <w:color w:val="000000"/>
               </w:rPr>
               <w:t xml:space="preserve"/>
@@ -1034,51 +706,51 @@
           <w:tcPr>
             <w:tcBorders>
               <w:bottom w:val="none" w:sz="0" w:space="0" w:color="000000"/>
-              <w:top w:val="none" w:sz="0" w:space="0" w:color="000000"/>
-              <w:left w:val="none" w:sz="0" w:space="0" w:color="000000"/>
-              <w:right w:val="none" w:sz="0" w:space="0" w:color="000000"/>
-            </w:tcBorders>
-            <w:shd w:val="clear" w:color="auto" w:fill="FFFFFF"/>
-            <w:tcMar>
-              <w:top w:w="0" w:type="dxa"/>
-              <w:bottom w:w="0" w:type="dxa"/>
-              <w:left w:w="0" w:type="dxa"/>
-              <w:right w:w="0" w:type="dxa"/>
-            </w:tcMar>
-            <w:vAlign w:val="center"/>
-          </w:tcPr>
-          <w:p>
-            <w:pPr>
-              <w:pStyle w:val="Normal"/>
-              <w:jc w:val="left"/>
-              <w:pBdr>
-                <w:bottom w:val="none" w:sz="0" w:space="0" w:color="000000"/>
-                <w:top w:val="none" w:sz="0" w:space="0" w:color="000000"/>
-                <w:left w:val="none" w:sz="0" w:space="0" w:color="000000"/>
-                <w:right w:val="none" w:sz="0" w:space="0" w:color="000000"/>
-              </w:pBdr>
-              <w:spacing w:after="100" w:before="100" w:line="240"/>
-              <w:ind w:left="100" w:right="100" w:firstLine="0" w:firstLineChars="0"/>
-              <w:rPr>
-                <w:rFonts w:ascii="Helvetica" w:hAnsi="Helvetica" w:eastAsia="Helvetica" w:cs="Helvetica"/>
-                <w:i w:val="false"/>
-                <w:b w:val="false"/>
-                <w:u w:val="none"/>
-                <w:strike w:val="false"/>
-                <w:sz w:val="22"/>
-                <w:szCs w:val="22"/>
-                <w:color w:val="000000"/>
-              </w:rPr>
-            </w:pPr>
-            <w:r>
-              <w:rPr>
-                <w:rFonts w:ascii="Helvetica" w:hAnsi="Helvetica" w:eastAsia="Helvetica" w:cs="Helvetica"/>
-                <w:i w:val="false"/>
-                <w:b w:val="false"/>
-                <w:u w:val="none"/>
-                <w:strike w:val="false"/>
-                <w:sz w:val="22"/>
-                <w:szCs w:val="22"/>
+              <w:top w:val="single" w:sz="12" w:space="0" w:color="666666"/>
+              <w:left w:val="none" w:sz="0" w:space="0" w:color="000000"/>
+              <w:right w:val="none" w:sz="0" w:space="0" w:color="000000"/>
+            </w:tcBorders>
+            <w:shd w:val="clear" w:color="auto" w:fill="FFFFFF"/>
+            <w:tcMar>
+              <w:top w:w="0" w:type="dxa"/>
+              <w:bottom w:w="0" w:type="dxa"/>
+              <w:left w:w="0" w:type="dxa"/>
+              <w:right w:w="0" w:type="dxa"/>
+            </w:tcMar>
+            <w:vAlign w:val="center"/>
+          </w:tcPr>
+          <w:p>
+            <w:pPr>
+              <w:pStyle w:val="Normal"/>
+              <w:jc w:val="center"/>
+              <w:pBdr>
+                <w:bottom w:val="none" w:sz="0" w:space="0" w:color="000000"/>
+                <w:top w:val="none" w:sz="0" w:space="0" w:color="000000"/>
+                <w:left w:val="none" w:sz="0" w:space="0" w:color="000000"/>
+                <w:right w:val="none" w:sz="0" w:space="0" w:color="000000"/>
+              </w:pBdr>
+              <w:spacing w:after="100" w:before="100" w:line="240"/>
+              <w:ind w:left="100" w:right="100" w:firstLine="0" w:firstLineChars="0"/>
+              <w:rPr>
+                <w:rFonts w:ascii="Arial" w:hAnsi="Arial" w:eastAsia="Arial" w:cs="Arial"/>
+                <w:i w:val="false"/>
+                <w:b w:val="false"/>
+                <w:u w:val="none"/>
+                <w:strike w:val="false"/>
+                <w:sz w:val="20"/>
+                <w:szCs w:val="20"/>
+                <w:color w:val="000000"/>
+              </w:rPr>
+            </w:pPr>
+            <w:r>
+              <w:rPr>
+                <w:rFonts w:ascii="Arial" w:hAnsi="Arial" w:eastAsia="Arial" w:cs="Arial"/>
+                <w:i w:val="false"/>
+                <w:b w:val="false"/>
+                <w:u w:val="none"/>
+                <w:strike w:val="false"/>
+                <w:sz w:val="20"/>
+                <w:szCs w:val="20"/>
                 <w:color w:val="000000"/>
               </w:rPr>
               <w:t xml:space="preserve"/>
@@ -1089,51 +761,51 @@
           <w:tcPr>
             <w:tcBorders>
               <w:bottom w:val="none" w:sz="0" w:space="0" w:color="000000"/>
-              <w:top w:val="none" w:sz="0" w:space="0" w:color="000000"/>
-              <w:left w:val="none" w:sz="0" w:space="0" w:color="000000"/>
-              <w:right w:val="none" w:sz="0" w:space="0" w:color="000000"/>
-            </w:tcBorders>
-            <w:shd w:val="clear" w:color="auto" w:fill="FFFFFF"/>
-            <w:tcMar>
-              <w:top w:w="0" w:type="dxa"/>
-              <w:bottom w:w="0" w:type="dxa"/>
-              <w:left w:w="0" w:type="dxa"/>
-              <w:right w:w="0" w:type="dxa"/>
-            </w:tcMar>
-            <w:vAlign w:val="center"/>
-          </w:tcPr>
-          <w:p>
-            <w:pPr>
-              <w:pStyle w:val="Normal"/>
-              <w:jc w:val="left"/>
-              <w:pBdr>
-                <w:bottom w:val="none" w:sz="0" w:space="0" w:color="000000"/>
-                <w:top w:val="none" w:sz="0" w:space="0" w:color="000000"/>
-                <w:left w:val="none" w:sz="0" w:space="0" w:color="000000"/>
-                <w:right w:val="none" w:sz="0" w:space="0" w:color="000000"/>
-              </w:pBdr>
-              <w:spacing w:after="100" w:before="100" w:line="240"/>
-              <w:ind w:left="100" w:right="100" w:firstLine="0" w:firstLineChars="0"/>
-              <w:rPr>
-                <w:rFonts w:ascii="Helvetica" w:hAnsi="Helvetica" w:eastAsia="Helvetica" w:cs="Helvetica"/>
-                <w:i w:val="false"/>
-                <w:b w:val="false"/>
-                <w:u w:val="none"/>
-                <w:strike w:val="false"/>
-                <w:sz w:val="22"/>
-                <w:szCs w:val="22"/>
-                <w:color w:val="000000"/>
-              </w:rPr>
-            </w:pPr>
-            <w:r>
-              <w:rPr>
-                <w:rFonts w:ascii="Helvetica" w:hAnsi="Helvetica" w:eastAsia="Helvetica" w:cs="Helvetica"/>
-                <w:i w:val="false"/>
-                <w:b w:val="false"/>
-                <w:u w:val="none"/>
-                <w:strike w:val="false"/>
-                <w:sz w:val="22"/>
-                <w:szCs w:val="22"/>
+              <w:top w:val="single" w:sz="12" w:space="0" w:color="666666"/>
+              <w:left w:val="none" w:sz="0" w:space="0" w:color="000000"/>
+              <w:right w:val="none" w:sz="0" w:space="0" w:color="000000"/>
+            </w:tcBorders>
+            <w:shd w:val="clear" w:color="auto" w:fill="FFFFFF"/>
+            <w:tcMar>
+              <w:top w:w="0" w:type="dxa"/>
+              <w:bottom w:w="0" w:type="dxa"/>
+              <w:left w:w="0" w:type="dxa"/>
+              <w:right w:w="0" w:type="dxa"/>
+            </w:tcMar>
+            <w:vAlign w:val="center"/>
+          </w:tcPr>
+          <w:p>
+            <w:pPr>
+              <w:pStyle w:val="Normal"/>
+              <w:jc w:val="center"/>
+              <w:pBdr>
+                <w:bottom w:val="none" w:sz="0" w:space="0" w:color="000000"/>
+                <w:top w:val="none" w:sz="0" w:space="0" w:color="000000"/>
+                <w:left w:val="none" w:sz="0" w:space="0" w:color="000000"/>
+                <w:right w:val="none" w:sz="0" w:space="0" w:color="000000"/>
+              </w:pBdr>
+              <w:spacing w:after="100" w:before="100" w:line="240"/>
+              <w:ind w:left="100" w:right="100" w:firstLine="0" w:firstLineChars="0"/>
+              <w:rPr>
+                <w:rFonts w:ascii="Arial" w:hAnsi="Arial" w:eastAsia="Arial" w:cs="Arial"/>
+                <w:i w:val="false"/>
+                <w:b w:val="false"/>
+                <w:u w:val="none"/>
+                <w:strike w:val="false"/>
+                <w:sz w:val="20"/>
+                <w:szCs w:val="20"/>
+                <w:color w:val="000000"/>
+              </w:rPr>
+            </w:pPr>
+            <w:r>
+              <w:rPr>
+                <w:rFonts w:ascii="Arial" w:hAnsi="Arial" w:eastAsia="Arial" w:cs="Arial"/>
+                <w:i w:val="false"/>
+                <w:b w:val="false"/>
+                <w:u w:val="none"/>
+                <w:strike w:val="false"/>
+                <w:sz w:val="20"/>
+                <w:szCs w:val="20"/>
                 <w:color w:val="000000"/>
               </w:rPr>
               <w:t xml:space="preserve"/>
@@ -1144,51 +816,51 @@
           <w:tcPr>
             <w:tcBorders>
               <w:bottom w:val="none" w:sz="0" w:space="0" w:color="000000"/>
-              <w:top w:val="none" w:sz="0" w:space="0" w:color="000000"/>
-              <w:left w:val="none" w:sz="0" w:space="0" w:color="000000"/>
-              <w:right w:val="none" w:sz="0" w:space="0" w:color="000000"/>
-            </w:tcBorders>
-            <w:shd w:val="clear" w:color="auto" w:fill="FFFFFF"/>
-            <w:tcMar>
-              <w:top w:w="0" w:type="dxa"/>
-              <w:bottom w:w="0" w:type="dxa"/>
-              <w:left w:w="0" w:type="dxa"/>
-              <w:right w:w="0" w:type="dxa"/>
-            </w:tcMar>
-            <w:vAlign w:val="center"/>
-          </w:tcPr>
-          <w:p>
-            <w:pPr>
-              <w:pStyle w:val="Normal"/>
-              <w:jc w:val="left"/>
-              <w:pBdr>
-                <w:bottom w:val="none" w:sz="0" w:space="0" w:color="000000"/>
-                <w:top w:val="none" w:sz="0" w:space="0" w:color="000000"/>
-                <w:left w:val="none" w:sz="0" w:space="0" w:color="000000"/>
-                <w:right w:val="none" w:sz="0" w:space="0" w:color="000000"/>
-              </w:pBdr>
-              <w:spacing w:after="100" w:before="100" w:line="240"/>
-              <w:ind w:left="100" w:right="100" w:firstLine="0" w:firstLineChars="0"/>
-              <w:rPr>
-                <w:rFonts w:ascii="Helvetica" w:hAnsi="Helvetica" w:eastAsia="Helvetica" w:cs="Helvetica"/>
-                <w:i w:val="false"/>
-                <w:b w:val="false"/>
-                <w:u w:val="none"/>
-                <w:strike w:val="false"/>
-                <w:sz w:val="22"/>
-                <w:szCs w:val="22"/>
-                <w:color w:val="000000"/>
-              </w:rPr>
-            </w:pPr>
-            <w:r>
-              <w:rPr>
-                <w:rFonts w:ascii="Helvetica" w:hAnsi="Helvetica" w:eastAsia="Helvetica" w:cs="Helvetica"/>
-                <w:i w:val="false"/>
-                <w:b w:val="false"/>
-                <w:u w:val="none"/>
-                <w:strike w:val="false"/>
-                <w:sz w:val="22"/>
-                <w:szCs w:val="22"/>
+              <w:top w:val="single" w:sz="12" w:space="0" w:color="666666"/>
+              <w:left w:val="none" w:sz="0" w:space="0" w:color="000000"/>
+              <w:right w:val="none" w:sz="0" w:space="0" w:color="000000"/>
+            </w:tcBorders>
+            <w:shd w:val="clear" w:color="auto" w:fill="FFFFFF"/>
+            <w:tcMar>
+              <w:top w:w="0" w:type="dxa"/>
+              <w:bottom w:w="0" w:type="dxa"/>
+              <w:left w:w="0" w:type="dxa"/>
+              <w:right w:w="0" w:type="dxa"/>
+            </w:tcMar>
+            <w:vAlign w:val="center"/>
+          </w:tcPr>
+          <w:p>
+            <w:pPr>
+              <w:pStyle w:val="Normal"/>
+              <w:jc w:val="center"/>
+              <w:pBdr>
+                <w:bottom w:val="none" w:sz="0" w:space="0" w:color="000000"/>
+                <w:top w:val="none" w:sz="0" w:space="0" w:color="000000"/>
+                <w:left w:val="none" w:sz="0" w:space="0" w:color="000000"/>
+                <w:right w:val="none" w:sz="0" w:space="0" w:color="000000"/>
+              </w:pBdr>
+              <w:spacing w:after="100" w:before="100" w:line="240"/>
+              <w:ind w:left="100" w:right="100" w:firstLine="0" w:firstLineChars="0"/>
+              <w:rPr>
+                <w:rFonts w:ascii="Arial" w:hAnsi="Arial" w:eastAsia="Arial" w:cs="Arial"/>
+                <w:i w:val="false"/>
+                <w:b w:val="false"/>
+                <w:u w:val="none"/>
+                <w:strike w:val="false"/>
+                <w:sz w:val="20"/>
+                <w:szCs w:val="20"/>
+                <w:color w:val="000000"/>
+              </w:rPr>
+            </w:pPr>
+            <w:r>
+              <w:rPr>
+                <w:rFonts w:ascii="Arial" w:hAnsi="Arial" w:eastAsia="Arial" w:cs="Arial"/>
+                <w:i w:val="false"/>
+                <w:b w:val="false"/>
+                <w:u w:val="none"/>
+                <w:strike w:val="false"/>
+                <w:sz w:val="20"/>
+                <w:szCs w:val="20"/>
                 <w:color w:val="000000"/>
               </w:rPr>
               <w:t xml:space="preserve"/>
@@ -1198,7 +870,7 @@
       </w:tr>
       <w:tr>
         <w:trPr>
-          <w:trHeight w:val="608" w:hRule="auto"/>
+          <w:trHeight w:val="440" w:hRule="auto"/>
         </w:trPr>
         <w:tc>
           <w:tcPr>
@@ -1230,28 +902,28 @@
               <w:spacing w:after="100" w:before="100" w:line="240"/>
               <w:ind w:left="100" w:right="100" w:firstLine="0" w:firstLineChars="0"/>
               <w:rPr>
-                <w:rFonts w:ascii="Helvetica" w:hAnsi="Helvetica" w:eastAsia="Helvetica" w:cs="Helvetica"/>
-                <w:i w:val="false"/>
-                <w:b w:val="false"/>
-                <w:u w:val="none"/>
-                <w:strike w:val="false"/>
-                <w:sz w:val="22"/>
-                <w:szCs w:val="22"/>
-                <w:color w:val="000000"/>
-              </w:rPr>
-            </w:pPr>
-            <w:r>
-              <w:rPr>
-                <w:rFonts w:ascii="Helvetica" w:hAnsi="Helvetica" w:eastAsia="Helvetica" w:cs="Helvetica"/>
-                <w:i w:val="false"/>
-                <w:b w:val="false"/>
-                <w:u w:val="none"/>
-                <w:strike w:val="false"/>
-                <w:sz w:val="22"/>
-                <w:szCs w:val="22"/>
-                <w:color w:val="000000"/>
-              </w:rPr>
-              <w:t xml:space="preserve">age</w:t>
+                <w:rFonts w:ascii="Arial" w:hAnsi="Arial" w:eastAsia="Arial" w:cs="Arial"/>
+                <w:i w:val="false"/>
+                <w:b w:val="false"/>
+                <w:u w:val="none"/>
+                <w:strike w:val="false"/>
+                <w:sz w:val="20"/>
+                <w:szCs w:val="20"/>
+                <w:color w:val="000000"/>
+              </w:rPr>
+            </w:pPr>
+            <w:r>
+              <w:rPr>
+                <w:rFonts w:ascii="Arial" w:hAnsi="Arial" w:eastAsia="Arial" w:cs="Arial"/>
+                <w:i w:val="false"/>
+                <w:b w:val="false"/>
+                <w:u w:val="none"/>
+                <w:strike w:val="false"/>
+                <w:sz w:val="20"/>
+                <w:szCs w:val="20"/>
+                <w:color w:val="000000"/>
+              </w:rPr>
+              <w:t xml:space="preserve">2. DunedinPACE</w:t>
             </w:r>
           </w:p>
         </w:tc>
@@ -1275,38 +947,38 @@
           <w:p>
             <w:pPr>
               <w:pStyle w:val="Normal"/>
-              <w:jc w:val="left"/>
-              <w:pBdr>
-                <w:bottom w:val="none" w:sz="0" w:space="0" w:color="000000"/>
-                <w:top w:val="none" w:sz="0" w:space="0" w:color="000000"/>
-                <w:left w:val="none" w:sz="0" w:space="0" w:color="000000"/>
-                <w:right w:val="none" w:sz="0" w:space="0" w:color="000000"/>
-              </w:pBdr>
-              <w:spacing w:after="100" w:before="100" w:line="240"/>
-              <w:ind w:left="100" w:right="100" w:firstLine="0" w:firstLineChars="0"/>
-              <w:rPr>
-                <w:rFonts w:ascii="Helvetica" w:hAnsi="Helvetica" w:eastAsia="Helvetica" w:cs="Helvetica"/>
-                <w:i w:val="false"/>
-                <w:b w:val="false"/>
-                <w:u w:val="none"/>
-                <w:strike w:val="false"/>
-                <w:sz w:val="22"/>
-                <w:szCs w:val="22"/>
-                <w:color w:val="000000"/>
-              </w:rPr>
-            </w:pPr>
-            <w:r>
-              <w:rPr>
-                <w:rFonts w:ascii="Helvetica" w:hAnsi="Helvetica" w:eastAsia="Helvetica" w:cs="Helvetica"/>
-                <w:i w:val="false"/>
-                <w:b w:val="false"/>
-                <w:u w:val="none"/>
-                <w:strike w:val="false"/>
-                <w:sz w:val="22"/>
-                <w:szCs w:val="22"/>
-                <w:color w:val="000000"/>
-              </w:rPr>
-              <w:t xml:space="preserve">0.861</w:t>
+              <w:jc w:val="center"/>
+              <w:pBdr>
+                <w:bottom w:val="none" w:sz="0" w:space="0" w:color="000000"/>
+                <w:top w:val="none" w:sz="0" w:space="0" w:color="000000"/>
+                <w:left w:val="none" w:sz="0" w:space="0" w:color="000000"/>
+                <w:right w:val="none" w:sz="0" w:space="0" w:color="000000"/>
+              </w:pBdr>
+              <w:spacing w:after="100" w:before="100" w:line="240"/>
+              <w:ind w:left="100" w:right="100" w:firstLine="0" w:firstLineChars="0"/>
+              <w:rPr>
+                <w:rFonts w:ascii="Arial" w:hAnsi="Arial" w:eastAsia="Arial" w:cs="Arial"/>
+                <w:i w:val="false"/>
+                <w:b w:val="false"/>
+                <w:u w:val="none"/>
+                <w:strike w:val="false"/>
+                <w:sz w:val="20"/>
+                <w:szCs w:val="20"/>
+                <w:color w:val="000000"/>
+              </w:rPr>
+            </w:pPr>
+            <w:r>
+              <w:rPr>
+                <w:rFonts w:ascii="Arial" w:hAnsi="Arial" w:eastAsia="Arial" w:cs="Arial"/>
+                <w:i w:val="false"/>
+                <w:b w:val="false"/>
+                <w:u w:val="none"/>
+                <w:strike w:val="false"/>
+                <w:sz w:val="20"/>
+                <w:szCs w:val="20"/>
+                <w:color w:val="000000"/>
+              </w:rPr>
+              <w:t xml:space="preserve"> 0.539***</w:t>
             </w:r>
           </w:p>
         </w:tc>
@@ -1330,38 +1002,38 @@
           <w:p>
             <w:pPr>
               <w:pStyle w:val="Normal"/>
-              <w:jc w:val="left"/>
-              <w:pBdr>
-                <w:bottom w:val="none" w:sz="0" w:space="0" w:color="000000"/>
-                <w:top w:val="none" w:sz="0" w:space="0" w:color="000000"/>
-                <w:left w:val="none" w:sz="0" w:space="0" w:color="000000"/>
-                <w:right w:val="none" w:sz="0" w:space="0" w:color="000000"/>
-              </w:pBdr>
-              <w:spacing w:after="100" w:before="100" w:line="240"/>
-              <w:ind w:left="100" w:right="100" w:firstLine="0" w:firstLineChars="0"/>
-              <w:rPr>
-                <w:rFonts w:ascii="Helvetica" w:hAnsi="Helvetica" w:eastAsia="Helvetica" w:cs="Helvetica"/>
-                <w:i w:val="false"/>
-                <w:b w:val="false"/>
-                <w:u w:val="none"/>
-                <w:strike w:val="false"/>
-                <w:sz w:val="22"/>
-                <w:szCs w:val="22"/>
-                <w:color w:val="000000"/>
-              </w:rPr>
-            </w:pPr>
-            <w:r>
-              <w:rPr>
-                <w:rFonts w:ascii="Helvetica" w:hAnsi="Helvetica" w:eastAsia="Helvetica" w:cs="Helvetica"/>
-                <w:i w:val="false"/>
-                <w:b w:val="false"/>
-                <w:u w:val="none"/>
-                <w:strike w:val="false"/>
-                <w:sz w:val="22"/>
-                <w:szCs w:val="22"/>
-                <w:color w:val="000000"/>
-              </w:rPr>
-              <w:t xml:space="preserve">0.190</w:t>
+              <w:jc w:val="center"/>
+              <w:pBdr>
+                <w:bottom w:val="none" w:sz="0" w:space="0" w:color="000000"/>
+                <w:top w:val="none" w:sz="0" w:space="0" w:color="000000"/>
+                <w:left w:val="none" w:sz="0" w:space="0" w:color="000000"/>
+                <w:right w:val="none" w:sz="0" w:space="0" w:color="000000"/>
+              </w:pBdr>
+              <w:spacing w:after="100" w:before="100" w:line="240"/>
+              <w:ind w:left="100" w:right="100" w:firstLine="0" w:firstLineChars="0"/>
+              <w:rPr>
+                <w:rFonts w:ascii="Arial" w:hAnsi="Arial" w:eastAsia="Arial" w:cs="Arial"/>
+                <w:i w:val="false"/>
+                <w:b w:val="false"/>
+                <w:u w:val="none"/>
+                <w:strike w:val="false"/>
+                <w:sz w:val="20"/>
+                <w:szCs w:val="20"/>
+                <w:color w:val="000000"/>
+              </w:rPr>
+            </w:pPr>
+            <w:r>
+              <w:rPr>
+                <w:rFonts w:ascii="Arial" w:hAnsi="Arial" w:eastAsia="Arial" w:cs="Arial"/>
+                <w:i w:val="false"/>
+                <w:b w:val="false"/>
+                <w:u w:val="none"/>
+                <w:strike w:val="false"/>
+                <w:sz w:val="20"/>
+                <w:szCs w:val="20"/>
+                <w:color w:val="000000"/>
+              </w:rPr>
+              <w:t xml:space="preserve"/>
             </w:r>
           </w:p>
         </w:tc>
@@ -1385,35 +1057,35 @@
           <w:p>
             <w:pPr>
               <w:pStyle w:val="Normal"/>
-              <w:jc w:val="left"/>
-              <w:pBdr>
-                <w:bottom w:val="none" w:sz="0" w:space="0" w:color="000000"/>
-                <w:top w:val="none" w:sz="0" w:space="0" w:color="000000"/>
-                <w:left w:val="none" w:sz="0" w:space="0" w:color="000000"/>
-                <w:right w:val="none" w:sz="0" w:space="0" w:color="000000"/>
-              </w:pBdr>
-              <w:spacing w:after="100" w:before="100" w:line="240"/>
-              <w:ind w:left="100" w:right="100" w:firstLine="0" w:firstLineChars="0"/>
-              <w:rPr>
-                <w:rFonts w:ascii="Helvetica" w:hAnsi="Helvetica" w:eastAsia="Helvetica" w:cs="Helvetica"/>
-                <w:i w:val="false"/>
-                <w:b w:val="false"/>
-                <w:u w:val="none"/>
-                <w:strike w:val="false"/>
-                <w:sz w:val="22"/>
-                <w:szCs w:val="22"/>
-                <w:color w:val="000000"/>
-              </w:rPr>
-            </w:pPr>
-            <w:r>
-              <w:rPr>
-                <w:rFonts w:ascii="Helvetica" w:hAnsi="Helvetica" w:eastAsia="Helvetica" w:cs="Helvetica"/>
-                <w:i w:val="false"/>
-                <w:b w:val="false"/>
-                <w:u w:val="none"/>
-                <w:strike w:val="false"/>
-                <w:sz w:val="22"/>
-                <w:szCs w:val="22"/>
+              <w:jc w:val="center"/>
+              <w:pBdr>
+                <w:bottom w:val="none" w:sz="0" w:space="0" w:color="000000"/>
+                <w:top w:val="none" w:sz="0" w:space="0" w:color="000000"/>
+                <w:left w:val="none" w:sz="0" w:space="0" w:color="000000"/>
+                <w:right w:val="none" w:sz="0" w:space="0" w:color="000000"/>
+              </w:pBdr>
+              <w:spacing w:after="100" w:before="100" w:line="240"/>
+              <w:ind w:left="100" w:right="100" w:firstLine="0" w:firstLineChars="0"/>
+              <w:rPr>
+                <w:rFonts w:ascii="Arial" w:hAnsi="Arial" w:eastAsia="Arial" w:cs="Arial"/>
+                <w:i w:val="false"/>
+                <w:b w:val="false"/>
+                <w:u w:val="none"/>
+                <w:strike w:val="false"/>
+                <w:sz w:val="20"/>
+                <w:szCs w:val="20"/>
+                <w:color w:val="000000"/>
+              </w:rPr>
+            </w:pPr>
+            <w:r>
+              <w:rPr>
+                <w:rFonts w:ascii="Arial" w:hAnsi="Arial" w:eastAsia="Arial" w:cs="Arial"/>
+                <w:i w:val="false"/>
+                <w:b w:val="false"/>
+                <w:u w:val="none"/>
+                <w:strike w:val="false"/>
+                <w:sz w:val="20"/>
+                <w:szCs w:val="20"/>
                 <w:color w:val="000000"/>
               </w:rPr>
               <w:t xml:space="preserve"/>
@@ -1440,35 +1112,35 @@
           <w:p>
             <w:pPr>
               <w:pStyle w:val="Normal"/>
-              <w:jc w:val="left"/>
-              <w:pBdr>
-                <w:bottom w:val="none" w:sz="0" w:space="0" w:color="000000"/>
-                <w:top w:val="none" w:sz="0" w:space="0" w:color="000000"/>
-                <w:left w:val="none" w:sz="0" w:space="0" w:color="000000"/>
-                <w:right w:val="none" w:sz="0" w:space="0" w:color="000000"/>
-              </w:pBdr>
-              <w:spacing w:after="100" w:before="100" w:line="240"/>
-              <w:ind w:left="100" w:right="100" w:firstLine="0" w:firstLineChars="0"/>
-              <w:rPr>
-                <w:rFonts w:ascii="Helvetica" w:hAnsi="Helvetica" w:eastAsia="Helvetica" w:cs="Helvetica"/>
-                <w:i w:val="false"/>
-                <w:b w:val="false"/>
-                <w:u w:val="none"/>
-                <w:strike w:val="false"/>
-                <w:sz w:val="22"/>
-                <w:szCs w:val="22"/>
-                <w:color w:val="000000"/>
-              </w:rPr>
-            </w:pPr>
-            <w:r>
-              <w:rPr>
-                <w:rFonts w:ascii="Helvetica" w:hAnsi="Helvetica" w:eastAsia="Helvetica" w:cs="Helvetica"/>
-                <w:i w:val="false"/>
-                <w:b w:val="false"/>
-                <w:u w:val="none"/>
-                <w:strike w:val="false"/>
-                <w:sz w:val="22"/>
-                <w:szCs w:val="22"/>
+              <w:jc w:val="center"/>
+              <w:pBdr>
+                <w:bottom w:val="none" w:sz="0" w:space="0" w:color="000000"/>
+                <w:top w:val="none" w:sz="0" w:space="0" w:color="000000"/>
+                <w:left w:val="none" w:sz="0" w:space="0" w:color="000000"/>
+                <w:right w:val="none" w:sz="0" w:space="0" w:color="000000"/>
+              </w:pBdr>
+              <w:spacing w:after="100" w:before="100" w:line="240"/>
+              <w:ind w:left="100" w:right="100" w:firstLine="0" w:firstLineChars="0"/>
+              <w:rPr>
+                <w:rFonts w:ascii="Arial" w:hAnsi="Arial" w:eastAsia="Arial" w:cs="Arial"/>
+                <w:i w:val="false"/>
+                <w:b w:val="false"/>
+                <w:u w:val="none"/>
+                <w:strike w:val="false"/>
+                <w:sz w:val="20"/>
+                <w:szCs w:val="20"/>
+                <w:color w:val="000000"/>
+              </w:rPr>
+            </w:pPr>
+            <w:r>
+              <w:rPr>
+                <w:rFonts w:ascii="Arial" w:hAnsi="Arial" w:eastAsia="Arial" w:cs="Arial"/>
+                <w:i w:val="false"/>
+                <w:b w:val="false"/>
+                <w:u w:val="none"/>
+                <w:strike w:val="false"/>
+                <w:sz w:val="20"/>
+                <w:szCs w:val="20"/>
                 <w:color w:val="000000"/>
               </w:rPr>
               <w:t xml:space="preserve"/>
@@ -1495,35 +1167,35 @@
           <w:p>
             <w:pPr>
               <w:pStyle w:val="Normal"/>
-              <w:jc w:val="left"/>
-              <w:pBdr>
-                <w:bottom w:val="none" w:sz="0" w:space="0" w:color="000000"/>
-                <w:top w:val="none" w:sz="0" w:space="0" w:color="000000"/>
-                <w:left w:val="none" w:sz="0" w:space="0" w:color="000000"/>
-                <w:right w:val="none" w:sz="0" w:space="0" w:color="000000"/>
-              </w:pBdr>
-              <w:spacing w:after="100" w:before="100" w:line="240"/>
-              <w:ind w:left="100" w:right="100" w:firstLine="0" w:firstLineChars="0"/>
-              <w:rPr>
-                <w:rFonts w:ascii="Helvetica" w:hAnsi="Helvetica" w:eastAsia="Helvetica" w:cs="Helvetica"/>
-                <w:i w:val="false"/>
-                <w:b w:val="false"/>
-                <w:u w:val="none"/>
-                <w:strike w:val="false"/>
-                <w:sz w:val="22"/>
-                <w:szCs w:val="22"/>
-                <w:color w:val="000000"/>
-              </w:rPr>
-            </w:pPr>
-            <w:r>
-              <w:rPr>
-                <w:rFonts w:ascii="Helvetica" w:hAnsi="Helvetica" w:eastAsia="Helvetica" w:cs="Helvetica"/>
-                <w:i w:val="false"/>
-                <w:b w:val="false"/>
-                <w:u w:val="none"/>
-                <w:strike w:val="false"/>
-                <w:sz w:val="22"/>
-                <w:szCs w:val="22"/>
+              <w:jc w:val="center"/>
+              <w:pBdr>
+                <w:bottom w:val="none" w:sz="0" w:space="0" w:color="000000"/>
+                <w:top w:val="none" w:sz="0" w:space="0" w:color="000000"/>
+                <w:left w:val="none" w:sz="0" w:space="0" w:color="000000"/>
+                <w:right w:val="none" w:sz="0" w:space="0" w:color="000000"/>
+              </w:pBdr>
+              <w:spacing w:after="100" w:before="100" w:line="240"/>
+              <w:ind w:left="100" w:right="100" w:firstLine="0" w:firstLineChars="0"/>
+              <w:rPr>
+                <w:rFonts w:ascii="Arial" w:hAnsi="Arial" w:eastAsia="Arial" w:cs="Arial"/>
+                <w:i w:val="false"/>
+                <w:b w:val="false"/>
+                <w:u w:val="none"/>
+                <w:strike w:val="false"/>
+                <w:sz w:val="20"/>
+                <w:szCs w:val="20"/>
+                <w:color w:val="000000"/>
+              </w:rPr>
+            </w:pPr>
+            <w:r>
+              <w:rPr>
+                <w:rFonts w:ascii="Arial" w:hAnsi="Arial" w:eastAsia="Arial" w:cs="Arial"/>
+                <w:i w:val="false"/>
+                <w:b w:val="false"/>
+                <w:u w:val="none"/>
+                <w:strike w:val="false"/>
+                <w:sz w:val="20"/>
+                <w:szCs w:val="20"/>
                 <w:color w:val="000000"/>
               </w:rPr>
               <w:t xml:space="preserve"/>
@@ -1550,35 +1222,35 @@
           <w:p>
             <w:pPr>
               <w:pStyle w:val="Normal"/>
-              <w:jc w:val="left"/>
-              <w:pBdr>
-                <w:bottom w:val="none" w:sz="0" w:space="0" w:color="000000"/>
-                <w:top w:val="none" w:sz="0" w:space="0" w:color="000000"/>
-                <w:left w:val="none" w:sz="0" w:space="0" w:color="000000"/>
-                <w:right w:val="none" w:sz="0" w:space="0" w:color="000000"/>
-              </w:pBdr>
-              <w:spacing w:after="100" w:before="100" w:line="240"/>
-              <w:ind w:left="100" w:right="100" w:firstLine="0" w:firstLineChars="0"/>
-              <w:rPr>
-                <w:rFonts w:ascii="Helvetica" w:hAnsi="Helvetica" w:eastAsia="Helvetica" w:cs="Helvetica"/>
-                <w:i w:val="false"/>
-                <w:b w:val="false"/>
-                <w:u w:val="none"/>
-                <w:strike w:val="false"/>
-                <w:sz w:val="22"/>
-                <w:szCs w:val="22"/>
-                <w:color w:val="000000"/>
-              </w:rPr>
-            </w:pPr>
-            <w:r>
-              <w:rPr>
-                <w:rFonts w:ascii="Helvetica" w:hAnsi="Helvetica" w:eastAsia="Helvetica" w:cs="Helvetica"/>
-                <w:i w:val="false"/>
-                <w:b w:val="false"/>
-                <w:u w:val="none"/>
-                <w:strike w:val="false"/>
-                <w:sz w:val="22"/>
-                <w:szCs w:val="22"/>
+              <w:jc w:val="center"/>
+              <w:pBdr>
+                <w:bottom w:val="none" w:sz="0" w:space="0" w:color="000000"/>
+                <w:top w:val="none" w:sz="0" w:space="0" w:color="000000"/>
+                <w:left w:val="none" w:sz="0" w:space="0" w:color="000000"/>
+                <w:right w:val="none" w:sz="0" w:space="0" w:color="000000"/>
+              </w:pBdr>
+              <w:spacing w:after="100" w:before="100" w:line="240"/>
+              <w:ind w:left="100" w:right="100" w:firstLine="0" w:firstLineChars="0"/>
+              <w:rPr>
+                <w:rFonts w:ascii="Arial" w:hAnsi="Arial" w:eastAsia="Arial" w:cs="Arial"/>
+                <w:i w:val="false"/>
+                <w:b w:val="false"/>
+                <w:u w:val="none"/>
+                <w:strike w:val="false"/>
+                <w:sz w:val="20"/>
+                <w:szCs w:val="20"/>
+                <w:color w:val="000000"/>
+              </w:rPr>
+            </w:pPr>
+            <w:r>
+              <w:rPr>
+                <w:rFonts w:ascii="Arial" w:hAnsi="Arial" w:eastAsia="Arial" w:cs="Arial"/>
+                <w:i w:val="false"/>
+                <w:b w:val="false"/>
+                <w:u w:val="none"/>
+                <w:strike w:val="false"/>
+                <w:sz w:val="20"/>
+                <w:szCs w:val="20"/>
                 <w:color w:val="000000"/>
               </w:rPr>
               <w:t xml:space="preserve"/>
@@ -1588,7 +1260,7 @@
       </w:tr>
       <w:tr>
         <w:trPr>
-          <w:trHeight w:val="608" w:hRule="auto"/>
+          <w:trHeight w:val="440" w:hRule="auto"/>
         </w:trPr>
         <w:tc>
           <w:tcPr>
@@ -1620,28 +1292,28 @@
               <w:spacing w:after="100" w:before="100" w:line="240"/>
               <w:ind w:left="100" w:right="100" w:firstLine="0" w:firstLineChars="0"/>
               <w:rPr>
-                <w:rFonts w:ascii="Helvetica" w:hAnsi="Helvetica" w:eastAsia="Helvetica" w:cs="Helvetica"/>
-                <w:i w:val="false"/>
-                <w:b w:val="false"/>
-                <w:u w:val="none"/>
-                <w:strike w:val="false"/>
-                <w:sz w:val="22"/>
-                <w:szCs w:val="22"/>
-                <w:color w:val="000000"/>
-              </w:rPr>
-            </w:pPr>
-            <w:r>
-              <w:rPr>
-                <w:rFonts w:ascii="Helvetica" w:hAnsi="Helvetica" w:eastAsia="Helvetica" w:cs="Helvetica"/>
-                <w:i w:val="false"/>
-                <w:b w:val="false"/>
-                <w:u w:val="none"/>
-                <w:strike w:val="false"/>
-                <w:sz w:val="22"/>
-                <w:szCs w:val="22"/>
-                <w:color w:val="000000"/>
-              </w:rPr>
-              <w:t xml:space="preserve">num_chron</w:t>
+                <w:rFonts w:ascii="Arial" w:hAnsi="Arial" w:eastAsia="Arial" w:cs="Arial"/>
+                <w:i w:val="false"/>
+                <w:b w:val="false"/>
+                <w:u w:val="none"/>
+                <w:strike w:val="false"/>
+                <w:sz w:val="20"/>
+                <w:szCs w:val="20"/>
+                <w:color w:val="000000"/>
+              </w:rPr>
+            </w:pPr>
+            <w:r>
+              <w:rPr>
+                <w:rFonts w:ascii="Arial" w:hAnsi="Arial" w:eastAsia="Arial" w:cs="Arial"/>
+                <w:i w:val="false"/>
+                <w:b w:val="false"/>
+                <w:u w:val="none"/>
+                <w:strike w:val="false"/>
+                <w:sz w:val="20"/>
+                <w:szCs w:val="20"/>
+                <w:color w:val="000000"/>
+              </w:rPr>
+              <w:t xml:space="preserve">3. Age</w:t>
             </w:r>
           </w:p>
         </w:tc>
@@ -1665,38 +1337,38 @@
           <w:p>
             <w:pPr>
               <w:pStyle w:val="Normal"/>
-              <w:jc w:val="left"/>
-              <w:pBdr>
-                <w:bottom w:val="none" w:sz="0" w:space="0" w:color="000000"/>
-                <w:top w:val="none" w:sz="0" w:space="0" w:color="000000"/>
-                <w:left w:val="none" w:sz="0" w:space="0" w:color="000000"/>
-                <w:right w:val="none" w:sz="0" w:space="0" w:color="000000"/>
-              </w:pBdr>
-              <w:spacing w:after="100" w:before="100" w:line="240"/>
-              <w:ind w:left="100" w:right="100" w:firstLine="0" w:firstLineChars="0"/>
-              <w:rPr>
-                <w:rFonts w:ascii="Helvetica" w:hAnsi="Helvetica" w:eastAsia="Helvetica" w:cs="Helvetica"/>
-                <w:i w:val="false"/>
-                <w:b w:val="false"/>
-                <w:u w:val="none"/>
-                <w:strike w:val="false"/>
-                <w:sz w:val="22"/>
-                <w:szCs w:val="22"/>
-                <w:color w:val="000000"/>
-              </w:rPr>
-            </w:pPr>
-            <w:r>
-              <w:rPr>
-                <w:rFonts w:ascii="Helvetica" w:hAnsi="Helvetica" w:eastAsia="Helvetica" w:cs="Helvetica"/>
-                <w:i w:val="false"/>
-                <w:b w:val="false"/>
-                <w:u w:val="none"/>
-                <w:strike w:val="false"/>
-                <w:sz w:val="22"/>
-                <w:szCs w:val="22"/>
-                <w:color w:val="000000"/>
-              </w:rPr>
-              <w:t xml:space="preserve">0.173</w:t>
+              <w:jc w:val="center"/>
+              <w:pBdr>
+                <w:bottom w:val="none" w:sz="0" w:space="0" w:color="000000"/>
+                <w:top w:val="none" w:sz="0" w:space="0" w:color="000000"/>
+                <w:left w:val="none" w:sz="0" w:space="0" w:color="000000"/>
+                <w:right w:val="none" w:sz="0" w:space="0" w:color="000000"/>
+              </w:pBdr>
+              <w:spacing w:after="100" w:before="100" w:line="240"/>
+              <w:ind w:left="100" w:right="100" w:firstLine="0" w:firstLineChars="0"/>
+              <w:rPr>
+                <w:rFonts w:ascii="Arial" w:hAnsi="Arial" w:eastAsia="Arial" w:cs="Arial"/>
+                <w:i w:val="false"/>
+                <w:b w:val="false"/>
+                <w:u w:val="none"/>
+                <w:strike w:val="false"/>
+                <w:sz w:val="20"/>
+                <w:szCs w:val="20"/>
+                <w:color w:val="000000"/>
+              </w:rPr>
+            </w:pPr>
+            <w:r>
+              <w:rPr>
+                <w:rFonts w:ascii="Arial" w:hAnsi="Arial" w:eastAsia="Arial" w:cs="Arial"/>
+                <w:i w:val="false"/>
+                <w:b w:val="false"/>
+                <w:u w:val="none"/>
+                <w:strike w:val="false"/>
+                <w:sz w:val="20"/>
+                <w:szCs w:val="20"/>
+                <w:color w:val="000000"/>
+              </w:rPr>
+              <w:t xml:space="preserve"> 0.861***</w:t>
             </w:r>
           </w:p>
         </w:tc>
@@ -1720,38 +1392,38 @@
           <w:p>
             <w:pPr>
               <w:pStyle w:val="Normal"/>
-              <w:jc w:val="left"/>
-              <w:pBdr>
-                <w:bottom w:val="none" w:sz="0" w:space="0" w:color="000000"/>
-                <w:top w:val="none" w:sz="0" w:space="0" w:color="000000"/>
-                <w:left w:val="none" w:sz="0" w:space="0" w:color="000000"/>
-                <w:right w:val="none" w:sz="0" w:space="0" w:color="000000"/>
-              </w:pBdr>
-              <w:spacing w:after="100" w:before="100" w:line="240"/>
-              <w:ind w:left="100" w:right="100" w:firstLine="0" w:firstLineChars="0"/>
-              <w:rPr>
-                <w:rFonts w:ascii="Helvetica" w:hAnsi="Helvetica" w:eastAsia="Helvetica" w:cs="Helvetica"/>
-                <w:i w:val="false"/>
-                <w:b w:val="false"/>
-                <w:u w:val="none"/>
-                <w:strike w:val="false"/>
-                <w:sz w:val="22"/>
-                <w:szCs w:val="22"/>
-                <w:color w:val="000000"/>
-              </w:rPr>
-            </w:pPr>
-            <w:r>
-              <w:rPr>
-                <w:rFonts w:ascii="Helvetica" w:hAnsi="Helvetica" w:eastAsia="Helvetica" w:cs="Helvetica"/>
-                <w:i w:val="false"/>
-                <w:b w:val="false"/>
-                <w:u w:val="none"/>
-                <w:strike w:val="false"/>
-                <w:sz w:val="22"/>
-                <w:szCs w:val="22"/>
-                <w:color w:val="000000"/>
-              </w:rPr>
-              <w:t xml:space="preserve">0.202</w:t>
+              <w:jc w:val="center"/>
+              <w:pBdr>
+                <w:bottom w:val="none" w:sz="0" w:space="0" w:color="000000"/>
+                <w:top w:val="none" w:sz="0" w:space="0" w:color="000000"/>
+                <w:left w:val="none" w:sz="0" w:space="0" w:color="000000"/>
+                <w:right w:val="none" w:sz="0" w:space="0" w:color="000000"/>
+              </w:pBdr>
+              <w:spacing w:after="100" w:before="100" w:line="240"/>
+              <w:ind w:left="100" w:right="100" w:firstLine="0" w:firstLineChars="0"/>
+              <w:rPr>
+                <w:rFonts w:ascii="Arial" w:hAnsi="Arial" w:eastAsia="Arial" w:cs="Arial"/>
+                <w:i w:val="false"/>
+                <w:b w:val="false"/>
+                <w:u w:val="none"/>
+                <w:strike w:val="false"/>
+                <w:sz w:val="20"/>
+                <w:szCs w:val="20"/>
+                <w:color w:val="000000"/>
+              </w:rPr>
+            </w:pPr>
+            <w:r>
+              <w:rPr>
+                <w:rFonts w:ascii="Arial" w:hAnsi="Arial" w:eastAsia="Arial" w:cs="Arial"/>
+                <w:i w:val="false"/>
+                <w:b w:val="false"/>
+                <w:u w:val="none"/>
+                <w:strike w:val="false"/>
+                <w:sz w:val="20"/>
+                <w:szCs w:val="20"/>
+                <w:color w:val="000000"/>
+              </w:rPr>
+              <w:t xml:space="preserve"> 0.190***</w:t>
             </w:r>
           </w:p>
         </w:tc>
@@ -1775,38 +1447,38 @@
           <w:p>
             <w:pPr>
               <w:pStyle w:val="Normal"/>
-              <w:jc w:val="left"/>
-              <w:pBdr>
-                <w:bottom w:val="none" w:sz="0" w:space="0" w:color="000000"/>
-                <w:top w:val="none" w:sz="0" w:space="0" w:color="000000"/>
-                <w:left w:val="none" w:sz="0" w:space="0" w:color="000000"/>
-                <w:right w:val="none" w:sz="0" w:space="0" w:color="000000"/>
-              </w:pBdr>
-              <w:spacing w:after="100" w:before="100" w:line="240"/>
-              <w:ind w:left="100" w:right="100" w:firstLine="0" w:firstLineChars="0"/>
-              <w:rPr>
-                <w:rFonts w:ascii="Helvetica" w:hAnsi="Helvetica" w:eastAsia="Helvetica" w:cs="Helvetica"/>
-                <w:i w:val="false"/>
-                <w:b w:val="false"/>
-                <w:u w:val="none"/>
-                <w:strike w:val="false"/>
-                <w:sz w:val="22"/>
-                <w:szCs w:val="22"/>
-                <w:color w:val="000000"/>
-              </w:rPr>
-            </w:pPr>
-            <w:r>
-              <w:rPr>
-                <w:rFonts w:ascii="Helvetica" w:hAnsi="Helvetica" w:eastAsia="Helvetica" w:cs="Helvetica"/>
-                <w:i w:val="false"/>
-                <w:b w:val="false"/>
-                <w:u w:val="none"/>
-                <w:strike w:val="false"/>
-                <w:sz w:val="22"/>
-                <w:szCs w:val="22"/>
-                <w:color w:val="000000"/>
-              </w:rPr>
-              <w:t xml:space="preserve">0.088</w:t>
+              <w:jc w:val="center"/>
+              <w:pBdr>
+                <w:bottom w:val="none" w:sz="0" w:space="0" w:color="000000"/>
+                <w:top w:val="none" w:sz="0" w:space="0" w:color="000000"/>
+                <w:left w:val="none" w:sz="0" w:space="0" w:color="000000"/>
+                <w:right w:val="none" w:sz="0" w:space="0" w:color="000000"/>
+              </w:pBdr>
+              <w:spacing w:after="100" w:before="100" w:line="240"/>
+              <w:ind w:left="100" w:right="100" w:firstLine="0" w:firstLineChars="0"/>
+              <w:rPr>
+                <w:rFonts w:ascii="Arial" w:hAnsi="Arial" w:eastAsia="Arial" w:cs="Arial"/>
+                <w:i w:val="false"/>
+                <w:b w:val="false"/>
+                <w:u w:val="none"/>
+                <w:strike w:val="false"/>
+                <w:sz w:val="20"/>
+                <w:szCs w:val="20"/>
+                <w:color w:val="000000"/>
+              </w:rPr>
+            </w:pPr>
+            <w:r>
+              <w:rPr>
+                <w:rFonts w:ascii="Arial" w:hAnsi="Arial" w:eastAsia="Arial" w:cs="Arial"/>
+                <w:i w:val="false"/>
+                <w:b w:val="false"/>
+                <w:u w:val="none"/>
+                <w:strike w:val="false"/>
+                <w:sz w:val="20"/>
+                <w:szCs w:val="20"/>
+                <w:color w:val="000000"/>
+              </w:rPr>
+              <w:t xml:space="preserve"/>
             </w:r>
           </w:p>
         </w:tc>
@@ -1830,35 +1502,35 @@
           <w:p>
             <w:pPr>
               <w:pStyle w:val="Normal"/>
-              <w:jc w:val="left"/>
-              <w:pBdr>
-                <w:bottom w:val="none" w:sz="0" w:space="0" w:color="000000"/>
-                <w:top w:val="none" w:sz="0" w:space="0" w:color="000000"/>
-                <w:left w:val="none" w:sz="0" w:space="0" w:color="000000"/>
-                <w:right w:val="none" w:sz="0" w:space="0" w:color="000000"/>
-              </w:pBdr>
-              <w:spacing w:after="100" w:before="100" w:line="240"/>
-              <w:ind w:left="100" w:right="100" w:firstLine="0" w:firstLineChars="0"/>
-              <w:rPr>
-                <w:rFonts w:ascii="Helvetica" w:hAnsi="Helvetica" w:eastAsia="Helvetica" w:cs="Helvetica"/>
-                <w:i w:val="false"/>
-                <w:b w:val="false"/>
-                <w:u w:val="none"/>
-                <w:strike w:val="false"/>
-                <w:sz w:val="22"/>
-                <w:szCs w:val="22"/>
-                <w:color w:val="000000"/>
-              </w:rPr>
-            </w:pPr>
-            <w:r>
-              <w:rPr>
-                <w:rFonts w:ascii="Helvetica" w:hAnsi="Helvetica" w:eastAsia="Helvetica" w:cs="Helvetica"/>
-                <w:i w:val="false"/>
-                <w:b w:val="false"/>
-                <w:u w:val="none"/>
-                <w:strike w:val="false"/>
-                <w:sz w:val="22"/>
-                <w:szCs w:val="22"/>
+              <w:jc w:val="center"/>
+              <w:pBdr>
+                <w:bottom w:val="none" w:sz="0" w:space="0" w:color="000000"/>
+                <w:top w:val="none" w:sz="0" w:space="0" w:color="000000"/>
+                <w:left w:val="none" w:sz="0" w:space="0" w:color="000000"/>
+                <w:right w:val="none" w:sz="0" w:space="0" w:color="000000"/>
+              </w:pBdr>
+              <w:spacing w:after="100" w:before="100" w:line="240"/>
+              <w:ind w:left="100" w:right="100" w:firstLine="0" w:firstLineChars="0"/>
+              <w:rPr>
+                <w:rFonts w:ascii="Arial" w:hAnsi="Arial" w:eastAsia="Arial" w:cs="Arial"/>
+                <w:i w:val="false"/>
+                <w:b w:val="false"/>
+                <w:u w:val="none"/>
+                <w:strike w:val="false"/>
+                <w:sz w:val="20"/>
+                <w:szCs w:val="20"/>
+                <w:color w:val="000000"/>
+              </w:rPr>
+            </w:pPr>
+            <w:r>
+              <w:rPr>
+                <w:rFonts w:ascii="Arial" w:hAnsi="Arial" w:eastAsia="Arial" w:cs="Arial"/>
+                <w:i w:val="false"/>
+                <w:b w:val="false"/>
+                <w:u w:val="none"/>
+                <w:strike w:val="false"/>
+                <w:sz w:val="20"/>
+                <w:szCs w:val="20"/>
                 <w:color w:val="000000"/>
               </w:rPr>
               <w:t xml:space="preserve"/>
@@ -1885,35 +1557,35 @@
           <w:p>
             <w:pPr>
               <w:pStyle w:val="Normal"/>
-              <w:jc w:val="left"/>
-              <w:pBdr>
-                <w:bottom w:val="none" w:sz="0" w:space="0" w:color="000000"/>
-                <w:top w:val="none" w:sz="0" w:space="0" w:color="000000"/>
-                <w:left w:val="none" w:sz="0" w:space="0" w:color="000000"/>
-                <w:right w:val="none" w:sz="0" w:space="0" w:color="000000"/>
-              </w:pBdr>
-              <w:spacing w:after="100" w:before="100" w:line="240"/>
-              <w:ind w:left="100" w:right="100" w:firstLine="0" w:firstLineChars="0"/>
-              <w:rPr>
-                <w:rFonts w:ascii="Helvetica" w:hAnsi="Helvetica" w:eastAsia="Helvetica" w:cs="Helvetica"/>
-                <w:i w:val="false"/>
-                <w:b w:val="false"/>
-                <w:u w:val="none"/>
-                <w:strike w:val="false"/>
-                <w:sz w:val="22"/>
-                <w:szCs w:val="22"/>
-                <w:color w:val="000000"/>
-              </w:rPr>
-            </w:pPr>
-            <w:r>
-              <w:rPr>
-                <w:rFonts w:ascii="Helvetica" w:hAnsi="Helvetica" w:eastAsia="Helvetica" w:cs="Helvetica"/>
-                <w:i w:val="false"/>
-                <w:b w:val="false"/>
-                <w:u w:val="none"/>
-                <w:strike w:val="false"/>
-                <w:sz w:val="22"/>
-                <w:szCs w:val="22"/>
+              <w:jc w:val="center"/>
+              <w:pBdr>
+                <w:bottom w:val="none" w:sz="0" w:space="0" w:color="000000"/>
+                <w:top w:val="none" w:sz="0" w:space="0" w:color="000000"/>
+                <w:left w:val="none" w:sz="0" w:space="0" w:color="000000"/>
+                <w:right w:val="none" w:sz="0" w:space="0" w:color="000000"/>
+              </w:pBdr>
+              <w:spacing w:after="100" w:before="100" w:line="240"/>
+              <w:ind w:left="100" w:right="100" w:firstLine="0" w:firstLineChars="0"/>
+              <w:rPr>
+                <w:rFonts w:ascii="Arial" w:hAnsi="Arial" w:eastAsia="Arial" w:cs="Arial"/>
+                <w:i w:val="false"/>
+                <w:b w:val="false"/>
+                <w:u w:val="none"/>
+                <w:strike w:val="false"/>
+                <w:sz w:val="20"/>
+                <w:szCs w:val="20"/>
+                <w:color w:val="000000"/>
+              </w:rPr>
+            </w:pPr>
+            <w:r>
+              <w:rPr>
+                <w:rFonts w:ascii="Arial" w:hAnsi="Arial" w:eastAsia="Arial" w:cs="Arial"/>
+                <w:i w:val="false"/>
+                <w:b w:val="false"/>
+                <w:u w:val="none"/>
+                <w:strike w:val="false"/>
+                <w:sz w:val="20"/>
+                <w:szCs w:val="20"/>
                 <w:color w:val="000000"/>
               </w:rPr>
               <w:t xml:space="preserve"/>
@@ -1940,35 +1612,35 @@
           <w:p>
             <w:pPr>
               <w:pStyle w:val="Normal"/>
-              <w:jc w:val="left"/>
-              <w:pBdr>
-                <w:bottom w:val="none" w:sz="0" w:space="0" w:color="000000"/>
-                <w:top w:val="none" w:sz="0" w:space="0" w:color="000000"/>
-                <w:left w:val="none" w:sz="0" w:space="0" w:color="000000"/>
-                <w:right w:val="none" w:sz="0" w:space="0" w:color="000000"/>
-              </w:pBdr>
-              <w:spacing w:after="100" w:before="100" w:line="240"/>
-              <w:ind w:left="100" w:right="100" w:firstLine="0" w:firstLineChars="0"/>
-              <w:rPr>
-                <w:rFonts w:ascii="Helvetica" w:hAnsi="Helvetica" w:eastAsia="Helvetica" w:cs="Helvetica"/>
-                <w:i w:val="false"/>
-                <w:b w:val="false"/>
-                <w:u w:val="none"/>
-                <w:strike w:val="false"/>
-                <w:sz w:val="22"/>
-                <w:szCs w:val="22"/>
-                <w:color w:val="000000"/>
-              </w:rPr>
-            </w:pPr>
-            <w:r>
-              <w:rPr>
-                <w:rFonts w:ascii="Helvetica" w:hAnsi="Helvetica" w:eastAsia="Helvetica" w:cs="Helvetica"/>
-                <w:i w:val="false"/>
-                <w:b w:val="false"/>
-                <w:u w:val="none"/>
-                <w:strike w:val="false"/>
-                <w:sz w:val="22"/>
-                <w:szCs w:val="22"/>
+              <w:jc w:val="center"/>
+              <w:pBdr>
+                <w:bottom w:val="none" w:sz="0" w:space="0" w:color="000000"/>
+                <w:top w:val="none" w:sz="0" w:space="0" w:color="000000"/>
+                <w:left w:val="none" w:sz="0" w:space="0" w:color="000000"/>
+                <w:right w:val="none" w:sz="0" w:space="0" w:color="000000"/>
+              </w:pBdr>
+              <w:spacing w:after="100" w:before="100" w:line="240"/>
+              <w:ind w:left="100" w:right="100" w:firstLine="0" w:firstLineChars="0"/>
+              <w:rPr>
+                <w:rFonts w:ascii="Arial" w:hAnsi="Arial" w:eastAsia="Arial" w:cs="Arial"/>
+                <w:i w:val="false"/>
+                <w:b w:val="false"/>
+                <w:u w:val="none"/>
+                <w:strike w:val="false"/>
+                <w:sz w:val="20"/>
+                <w:szCs w:val="20"/>
+                <w:color w:val="000000"/>
+              </w:rPr>
+            </w:pPr>
+            <w:r>
+              <w:rPr>
+                <w:rFonts w:ascii="Arial" w:hAnsi="Arial" w:eastAsia="Arial" w:cs="Arial"/>
+                <w:i w:val="false"/>
+                <w:b w:val="false"/>
+                <w:u w:val="none"/>
+                <w:strike w:val="false"/>
+                <w:sz w:val="20"/>
+                <w:szCs w:val="20"/>
                 <w:color w:val="000000"/>
               </w:rPr>
               <w:t xml:space="preserve"/>
@@ -1978,7 +1650,7 @@
       </w:tr>
       <w:tr>
         <w:trPr>
-          <w:trHeight w:val="608" w:hRule="auto"/>
+          <w:trHeight w:val="440" w:hRule="auto"/>
         </w:trPr>
         <w:tc>
           <w:tcPr>
@@ -2010,28 +1682,28 @@
               <w:spacing w:after="100" w:before="100" w:line="240"/>
               <w:ind w:left="100" w:right="100" w:firstLine="0" w:firstLineChars="0"/>
               <w:rPr>
-                <w:rFonts w:ascii="Helvetica" w:hAnsi="Helvetica" w:eastAsia="Helvetica" w:cs="Helvetica"/>
-                <w:i w:val="false"/>
-                <w:b w:val="false"/>
-                <w:u w:val="none"/>
-                <w:strike w:val="false"/>
-                <w:sz w:val="22"/>
-                <w:szCs w:val="22"/>
-                <w:color w:val="000000"/>
-              </w:rPr>
-            </w:pPr>
-            <w:r>
-              <w:rPr>
-                <w:rFonts w:ascii="Helvetica" w:hAnsi="Helvetica" w:eastAsia="Helvetica" w:cs="Helvetica"/>
-                <w:i w:val="false"/>
-                <w:b w:val="false"/>
-                <w:u w:val="none"/>
-                <w:strike w:val="false"/>
-                <w:sz w:val="22"/>
-                <w:szCs w:val="22"/>
-                <w:color w:val="000000"/>
-              </w:rPr>
-              <w:t xml:space="preserve">cancerrisk_STD</w:t>
+                <w:rFonts w:ascii="Arial" w:hAnsi="Arial" w:eastAsia="Arial" w:cs="Arial"/>
+                <w:i w:val="false"/>
+                <w:b w:val="false"/>
+                <w:u w:val="none"/>
+                <w:strike w:val="false"/>
+                <w:sz w:val="20"/>
+                <w:szCs w:val="20"/>
+                <w:color w:val="000000"/>
+              </w:rPr>
+            </w:pPr>
+            <w:r>
+              <w:rPr>
+                <w:rFonts w:ascii="Arial" w:hAnsi="Arial" w:eastAsia="Arial" w:cs="Arial"/>
+                <w:i w:val="false"/>
+                <w:b w:val="false"/>
+                <w:u w:val="none"/>
+                <w:strike w:val="false"/>
+                <w:sz w:val="20"/>
+                <w:szCs w:val="20"/>
+                <w:color w:val="000000"/>
+              </w:rPr>
+              <w:t xml:space="preserve">4. Number of chronic conditions</w:t>
             </w:r>
           </w:p>
         </w:tc>
@@ -2055,38 +1727,38 @@
           <w:p>
             <w:pPr>
               <w:pStyle w:val="Normal"/>
-              <w:jc w:val="left"/>
-              <w:pBdr>
-                <w:bottom w:val="none" w:sz="0" w:space="0" w:color="000000"/>
-                <w:top w:val="none" w:sz="0" w:space="0" w:color="000000"/>
-                <w:left w:val="none" w:sz="0" w:space="0" w:color="000000"/>
-                <w:right w:val="none" w:sz="0" w:space="0" w:color="000000"/>
-              </w:pBdr>
-              <w:spacing w:after="100" w:before="100" w:line="240"/>
-              <w:ind w:left="100" w:right="100" w:firstLine="0" w:firstLineChars="0"/>
-              <w:rPr>
-                <w:rFonts w:ascii="Helvetica" w:hAnsi="Helvetica" w:eastAsia="Helvetica" w:cs="Helvetica"/>
-                <w:i w:val="false"/>
-                <w:b w:val="false"/>
-                <w:u w:val="none"/>
-                <w:strike w:val="false"/>
-                <w:sz w:val="22"/>
-                <w:szCs w:val="22"/>
-                <w:color w:val="000000"/>
-              </w:rPr>
-            </w:pPr>
-            <w:r>
-              <w:rPr>
-                <w:rFonts w:ascii="Helvetica" w:hAnsi="Helvetica" w:eastAsia="Helvetica" w:cs="Helvetica"/>
-                <w:i w:val="false"/>
-                <w:b w:val="false"/>
-                <w:u w:val="none"/>
-                <w:strike w:val="false"/>
-                <w:sz w:val="22"/>
-                <w:szCs w:val="22"/>
-                <w:color w:val="000000"/>
-              </w:rPr>
-              <w:t xml:space="preserve">-0.037</w:t>
+              <w:jc w:val="center"/>
+              <w:pBdr>
+                <w:bottom w:val="none" w:sz="0" w:space="0" w:color="000000"/>
+                <w:top w:val="none" w:sz="0" w:space="0" w:color="000000"/>
+                <w:left w:val="none" w:sz="0" w:space="0" w:color="000000"/>
+                <w:right w:val="none" w:sz="0" w:space="0" w:color="000000"/>
+              </w:pBdr>
+              <w:spacing w:after="100" w:before="100" w:line="240"/>
+              <w:ind w:left="100" w:right="100" w:firstLine="0" w:firstLineChars="0"/>
+              <w:rPr>
+                <w:rFonts w:ascii="Arial" w:hAnsi="Arial" w:eastAsia="Arial" w:cs="Arial"/>
+                <w:i w:val="false"/>
+                <w:b w:val="false"/>
+                <w:u w:val="none"/>
+                <w:strike w:val="false"/>
+                <w:sz w:val="20"/>
+                <w:szCs w:val="20"/>
+                <w:color w:val="000000"/>
+              </w:rPr>
+            </w:pPr>
+            <w:r>
+              <w:rPr>
+                <w:rFonts w:ascii="Arial" w:hAnsi="Arial" w:eastAsia="Arial" w:cs="Arial"/>
+                <w:i w:val="false"/>
+                <w:b w:val="false"/>
+                <w:u w:val="none"/>
+                <w:strike w:val="false"/>
+                <w:sz w:val="20"/>
+                <w:szCs w:val="20"/>
+                <w:color w:val="000000"/>
+              </w:rPr>
+              <w:t xml:space="preserve"> 0.173***</w:t>
             </w:r>
           </w:p>
         </w:tc>
@@ -2110,38 +1782,38 @@
           <w:p>
             <w:pPr>
               <w:pStyle w:val="Normal"/>
-              <w:jc w:val="left"/>
-              <w:pBdr>
-                <w:bottom w:val="none" w:sz="0" w:space="0" w:color="000000"/>
-                <w:top w:val="none" w:sz="0" w:space="0" w:color="000000"/>
-                <w:left w:val="none" w:sz="0" w:space="0" w:color="000000"/>
-                <w:right w:val="none" w:sz="0" w:space="0" w:color="000000"/>
-              </w:pBdr>
-              <w:spacing w:after="100" w:before="100" w:line="240"/>
-              <w:ind w:left="100" w:right="100" w:firstLine="0" w:firstLineChars="0"/>
-              <w:rPr>
-                <w:rFonts w:ascii="Helvetica" w:hAnsi="Helvetica" w:eastAsia="Helvetica" w:cs="Helvetica"/>
-                <w:i w:val="false"/>
-                <w:b w:val="false"/>
-                <w:u w:val="none"/>
-                <w:strike w:val="false"/>
-                <w:sz w:val="22"/>
-                <w:szCs w:val="22"/>
-                <w:color w:val="000000"/>
-              </w:rPr>
-            </w:pPr>
-            <w:r>
-              <w:rPr>
-                <w:rFonts w:ascii="Helvetica" w:hAnsi="Helvetica" w:eastAsia="Helvetica" w:cs="Helvetica"/>
-                <w:i w:val="false"/>
-                <w:b w:val="false"/>
-                <w:u w:val="none"/>
-                <w:strike w:val="false"/>
-                <w:sz w:val="22"/>
-                <w:szCs w:val="22"/>
-                <w:color w:val="000000"/>
-              </w:rPr>
-              <w:t xml:space="preserve">0.062</w:t>
+              <w:jc w:val="center"/>
+              <w:pBdr>
+                <w:bottom w:val="none" w:sz="0" w:space="0" w:color="000000"/>
+                <w:top w:val="none" w:sz="0" w:space="0" w:color="000000"/>
+                <w:left w:val="none" w:sz="0" w:space="0" w:color="000000"/>
+                <w:right w:val="none" w:sz="0" w:space="0" w:color="000000"/>
+              </w:pBdr>
+              <w:spacing w:after="100" w:before="100" w:line="240"/>
+              <w:ind w:left="100" w:right="100" w:firstLine="0" w:firstLineChars="0"/>
+              <w:rPr>
+                <w:rFonts w:ascii="Arial" w:hAnsi="Arial" w:eastAsia="Arial" w:cs="Arial"/>
+                <w:i w:val="false"/>
+                <w:b w:val="false"/>
+                <w:u w:val="none"/>
+                <w:strike w:val="false"/>
+                <w:sz w:val="20"/>
+                <w:szCs w:val="20"/>
+                <w:color w:val="000000"/>
+              </w:rPr>
+            </w:pPr>
+            <w:r>
+              <w:rPr>
+                <w:rFonts w:ascii="Arial" w:hAnsi="Arial" w:eastAsia="Arial" w:cs="Arial"/>
+                <w:i w:val="false"/>
+                <w:b w:val="false"/>
+                <w:u w:val="none"/>
+                <w:strike w:val="false"/>
+                <w:sz w:val="20"/>
+                <w:szCs w:val="20"/>
+                <w:color w:val="000000"/>
+              </w:rPr>
+              <w:t xml:space="preserve"> 0.202***</w:t>
             </w:r>
           </w:p>
         </w:tc>
@@ -2165,38 +1837,38 @@
           <w:p>
             <w:pPr>
               <w:pStyle w:val="Normal"/>
-              <w:jc w:val="left"/>
-              <w:pBdr>
-                <w:bottom w:val="none" w:sz="0" w:space="0" w:color="000000"/>
-                <w:top w:val="none" w:sz="0" w:space="0" w:color="000000"/>
-                <w:left w:val="none" w:sz="0" w:space="0" w:color="000000"/>
-                <w:right w:val="none" w:sz="0" w:space="0" w:color="000000"/>
-              </w:pBdr>
-              <w:spacing w:after="100" w:before="100" w:line="240"/>
-              <w:ind w:left="100" w:right="100" w:firstLine="0" w:firstLineChars="0"/>
-              <w:rPr>
-                <w:rFonts w:ascii="Helvetica" w:hAnsi="Helvetica" w:eastAsia="Helvetica" w:cs="Helvetica"/>
-                <w:i w:val="false"/>
-                <w:b w:val="false"/>
-                <w:u w:val="none"/>
-                <w:strike w:val="false"/>
-                <w:sz w:val="22"/>
-                <w:szCs w:val="22"/>
-                <w:color w:val="000000"/>
-              </w:rPr>
-            </w:pPr>
-            <w:r>
-              <w:rPr>
-                <w:rFonts w:ascii="Helvetica" w:hAnsi="Helvetica" w:eastAsia="Helvetica" w:cs="Helvetica"/>
-                <w:i w:val="false"/>
-                <w:b w:val="false"/>
-                <w:u w:val="none"/>
-                <w:strike w:val="false"/>
-                <w:sz w:val="22"/>
-                <w:szCs w:val="22"/>
-                <w:color w:val="000000"/>
-              </w:rPr>
-              <w:t xml:space="preserve">-0.144</w:t>
+              <w:jc w:val="center"/>
+              <w:pBdr>
+                <w:bottom w:val="none" w:sz="0" w:space="0" w:color="000000"/>
+                <w:top w:val="none" w:sz="0" w:space="0" w:color="000000"/>
+                <w:left w:val="none" w:sz="0" w:space="0" w:color="000000"/>
+                <w:right w:val="none" w:sz="0" w:space="0" w:color="000000"/>
+              </w:pBdr>
+              <w:spacing w:after="100" w:before="100" w:line="240"/>
+              <w:ind w:left="100" w:right="100" w:firstLine="0" w:firstLineChars="0"/>
+              <w:rPr>
+                <w:rFonts w:ascii="Arial" w:hAnsi="Arial" w:eastAsia="Arial" w:cs="Arial"/>
+                <w:i w:val="false"/>
+                <w:b w:val="false"/>
+                <w:u w:val="none"/>
+                <w:strike w:val="false"/>
+                <w:sz w:val="20"/>
+                <w:szCs w:val="20"/>
+                <w:color w:val="000000"/>
+              </w:rPr>
+            </w:pPr>
+            <w:r>
+              <w:rPr>
+                <w:rFonts w:ascii="Arial" w:hAnsi="Arial" w:eastAsia="Arial" w:cs="Arial"/>
+                <w:i w:val="false"/>
+                <w:b w:val="false"/>
+                <w:u w:val="none"/>
+                <w:strike w:val="false"/>
+                <w:sz w:val="20"/>
+                <w:szCs w:val="20"/>
+                <w:color w:val="000000"/>
+              </w:rPr>
+              <w:t xml:space="preserve"> 0.088**</w:t>
             </w:r>
           </w:p>
         </w:tc>
@@ -2220,38 +1892,38 @@
           <w:p>
             <w:pPr>
               <w:pStyle w:val="Normal"/>
-              <w:jc w:val="left"/>
-              <w:pBdr>
-                <w:bottom w:val="none" w:sz="0" w:space="0" w:color="000000"/>
-                <w:top w:val="none" w:sz="0" w:space="0" w:color="000000"/>
-                <w:left w:val="none" w:sz="0" w:space="0" w:color="000000"/>
-                <w:right w:val="none" w:sz="0" w:space="0" w:color="000000"/>
-              </w:pBdr>
-              <w:spacing w:after="100" w:before="100" w:line="240"/>
-              <w:ind w:left="100" w:right="100" w:firstLine="0" w:firstLineChars="0"/>
-              <w:rPr>
-                <w:rFonts w:ascii="Helvetica" w:hAnsi="Helvetica" w:eastAsia="Helvetica" w:cs="Helvetica"/>
-                <w:i w:val="false"/>
-                <w:b w:val="false"/>
-                <w:u w:val="none"/>
-                <w:strike w:val="false"/>
-                <w:sz w:val="22"/>
-                <w:szCs w:val="22"/>
-                <w:color w:val="000000"/>
-              </w:rPr>
-            </w:pPr>
-            <w:r>
-              <w:rPr>
-                <w:rFonts w:ascii="Helvetica" w:hAnsi="Helvetica" w:eastAsia="Helvetica" w:cs="Helvetica"/>
-                <w:i w:val="false"/>
-                <w:b w:val="false"/>
-                <w:u w:val="none"/>
-                <w:strike w:val="false"/>
-                <w:sz w:val="22"/>
-                <w:szCs w:val="22"/>
-                <w:color w:val="000000"/>
-              </w:rPr>
-              <w:t xml:space="preserve">0.171</w:t>
+              <w:jc w:val="center"/>
+              <w:pBdr>
+                <w:bottom w:val="none" w:sz="0" w:space="0" w:color="000000"/>
+                <w:top w:val="none" w:sz="0" w:space="0" w:color="000000"/>
+                <w:left w:val="none" w:sz="0" w:space="0" w:color="000000"/>
+                <w:right w:val="none" w:sz="0" w:space="0" w:color="000000"/>
+              </w:pBdr>
+              <w:spacing w:after="100" w:before="100" w:line="240"/>
+              <w:ind w:left="100" w:right="100" w:firstLine="0" w:firstLineChars="0"/>
+              <w:rPr>
+                <w:rFonts w:ascii="Arial" w:hAnsi="Arial" w:eastAsia="Arial" w:cs="Arial"/>
+                <w:i w:val="false"/>
+                <w:b w:val="false"/>
+                <w:u w:val="none"/>
+                <w:strike w:val="false"/>
+                <w:sz w:val="20"/>
+                <w:szCs w:val="20"/>
+                <w:color w:val="000000"/>
+              </w:rPr>
+            </w:pPr>
+            <w:r>
+              <w:rPr>
+                <w:rFonts w:ascii="Arial" w:hAnsi="Arial" w:eastAsia="Arial" w:cs="Arial"/>
+                <w:i w:val="false"/>
+                <w:b w:val="false"/>
+                <w:u w:val="none"/>
+                <w:strike w:val="false"/>
+                <w:sz w:val="20"/>
+                <w:szCs w:val="20"/>
+                <w:color w:val="000000"/>
+              </w:rPr>
+              <w:t xml:space="preserve"/>
             </w:r>
           </w:p>
         </w:tc>
@@ -2275,35 +1947,35 @@
           <w:p>
             <w:pPr>
               <w:pStyle w:val="Normal"/>
-              <w:jc w:val="left"/>
-              <w:pBdr>
-                <w:bottom w:val="none" w:sz="0" w:space="0" w:color="000000"/>
-                <w:top w:val="none" w:sz="0" w:space="0" w:color="000000"/>
-                <w:left w:val="none" w:sz="0" w:space="0" w:color="000000"/>
-                <w:right w:val="none" w:sz="0" w:space="0" w:color="000000"/>
-              </w:pBdr>
-              <w:spacing w:after="100" w:before="100" w:line="240"/>
-              <w:ind w:left="100" w:right="100" w:firstLine="0" w:firstLineChars="0"/>
-              <w:rPr>
-                <w:rFonts w:ascii="Helvetica" w:hAnsi="Helvetica" w:eastAsia="Helvetica" w:cs="Helvetica"/>
-                <w:i w:val="false"/>
-                <w:b w:val="false"/>
-                <w:u w:val="none"/>
-                <w:strike w:val="false"/>
-                <w:sz w:val="22"/>
-                <w:szCs w:val="22"/>
-                <w:color w:val="000000"/>
-              </w:rPr>
-            </w:pPr>
-            <w:r>
-              <w:rPr>
-                <w:rFonts w:ascii="Helvetica" w:hAnsi="Helvetica" w:eastAsia="Helvetica" w:cs="Helvetica"/>
-                <w:i w:val="false"/>
-                <w:b w:val="false"/>
-                <w:u w:val="none"/>
-                <w:strike w:val="false"/>
-                <w:sz w:val="22"/>
-                <w:szCs w:val="22"/>
+              <w:jc w:val="center"/>
+              <w:pBdr>
+                <w:bottom w:val="none" w:sz="0" w:space="0" w:color="000000"/>
+                <w:top w:val="none" w:sz="0" w:space="0" w:color="000000"/>
+                <w:left w:val="none" w:sz="0" w:space="0" w:color="000000"/>
+                <w:right w:val="none" w:sz="0" w:space="0" w:color="000000"/>
+              </w:pBdr>
+              <w:spacing w:after="100" w:before="100" w:line="240"/>
+              <w:ind w:left="100" w:right="100" w:firstLine="0" w:firstLineChars="0"/>
+              <w:rPr>
+                <w:rFonts w:ascii="Arial" w:hAnsi="Arial" w:eastAsia="Arial" w:cs="Arial"/>
+                <w:i w:val="false"/>
+                <w:b w:val="false"/>
+                <w:u w:val="none"/>
+                <w:strike w:val="false"/>
+                <w:sz w:val="20"/>
+                <w:szCs w:val="20"/>
+                <w:color w:val="000000"/>
+              </w:rPr>
+            </w:pPr>
+            <w:r>
+              <w:rPr>
+                <w:rFonts w:ascii="Arial" w:hAnsi="Arial" w:eastAsia="Arial" w:cs="Arial"/>
+                <w:i w:val="false"/>
+                <w:b w:val="false"/>
+                <w:u w:val="none"/>
+                <w:strike w:val="false"/>
+                <w:sz w:val="20"/>
+                <w:szCs w:val="20"/>
                 <w:color w:val="000000"/>
               </w:rPr>
               <w:t xml:space="preserve"/>
@@ -2330,35 +2002,35 @@
           <w:p>
             <w:pPr>
               <w:pStyle w:val="Normal"/>
-              <w:jc w:val="left"/>
-              <w:pBdr>
-                <w:bottom w:val="none" w:sz="0" w:space="0" w:color="000000"/>
-                <w:top w:val="none" w:sz="0" w:space="0" w:color="000000"/>
-                <w:left w:val="none" w:sz="0" w:space="0" w:color="000000"/>
-                <w:right w:val="none" w:sz="0" w:space="0" w:color="000000"/>
-              </w:pBdr>
-              <w:spacing w:after="100" w:before="100" w:line="240"/>
-              <w:ind w:left="100" w:right="100" w:firstLine="0" w:firstLineChars="0"/>
-              <w:rPr>
-                <w:rFonts w:ascii="Helvetica" w:hAnsi="Helvetica" w:eastAsia="Helvetica" w:cs="Helvetica"/>
-                <w:i w:val="false"/>
-                <w:b w:val="false"/>
-                <w:u w:val="none"/>
-                <w:strike w:val="false"/>
-                <w:sz w:val="22"/>
-                <w:szCs w:val="22"/>
-                <w:color w:val="000000"/>
-              </w:rPr>
-            </w:pPr>
-            <w:r>
-              <w:rPr>
-                <w:rFonts w:ascii="Helvetica" w:hAnsi="Helvetica" w:eastAsia="Helvetica" w:cs="Helvetica"/>
-                <w:i w:val="false"/>
-                <w:b w:val="false"/>
-                <w:u w:val="none"/>
-                <w:strike w:val="false"/>
-                <w:sz w:val="22"/>
-                <w:szCs w:val="22"/>
+              <w:jc w:val="center"/>
+              <w:pBdr>
+                <w:bottom w:val="none" w:sz="0" w:space="0" w:color="000000"/>
+                <w:top w:val="none" w:sz="0" w:space="0" w:color="000000"/>
+                <w:left w:val="none" w:sz="0" w:space="0" w:color="000000"/>
+                <w:right w:val="none" w:sz="0" w:space="0" w:color="000000"/>
+              </w:pBdr>
+              <w:spacing w:after="100" w:before="100" w:line="240"/>
+              <w:ind w:left="100" w:right="100" w:firstLine="0" w:firstLineChars="0"/>
+              <w:rPr>
+                <w:rFonts w:ascii="Arial" w:hAnsi="Arial" w:eastAsia="Arial" w:cs="Arial"/>
+                <w:i w:val="false"/>
+                <w:b w:val="false"/>
+                <w:u w:val="none"/>
+                <w:strike w:val="false"/>
+                <w:sz w:val="20"/>
+                <w:szCs w:val="20"/>
+                <w:color w:val="000000"/>
+              </w:rPr>
+            </w:pPr>
+            <w:r>
+              <w:rPr>
+                <w:rFonts w:ascii="Arial" w:hAnsi="Arial" w:eastAsia="Arial" w:cs="Arial"/>
+                <w:i w:val="false"/>
+                <w:b w:val="false"/>
+                <w:u w:val="none"/>
+                <w:strike w:val="false"/>
+                <w:sz w:val="20"/>
+                <w:szCs w:val="20"/>
                 <w:color w:val="000000"/>
               </w:rPr>
               <w:t xml:space="preserve"/>
@@ -2368,7 +2040,397 @@
       </w:tr>
       <w:tr>
         <w:trPr>
-          <w:trHeight w:val="623" w:hRule="auto"/>
+          <w:trHeight w:val="440" w:hRule="auto"/>
+        </w:trPr>
+        <w:tc>
+          <w:tcPr>
+            <w:tcBorders>
+              <w:bottom w:val="none" w:sz="0" w:space="0" w:color="000000"/>
+              <w:top w:val="none" w:sz="0" w:space="0" w:color="000000"/>
+              <w:left w:val="none" w:sz="0" w:space="0" w:color="000000"/>
+              <w:right w:val="none" w:sz="0" w:space="0" w:color="000000"/>
+            </w:tcBorders>
+            <w:shd w:val="clear" w:color="auto" w:fill="FFFFFF"/>
+            <w:tcMar>
+              <w:top w:w="0" w:type="dxa"/>
+              <w:bottom w:w="0" w:type="dxa"/>
+              <w:left w:w="0" w:type="dxa"/>
+              <w:right w:w="0" w:type="dxa"/>
+            </w:tcMar>
+            <w:vAlign w:val="center"/>
+          </w:tcPr>
+          <w:p>
+            <w:pPr>
+              <w:pStyle w:val="Normal"/>
+              <w:jc w:val="left"/>
+              <w:pBdr>
+                <w:bottom w:val="none" w:sz="0" w:space="0" w:color="000000"/>
+                <w:top w:val="none" w:sz="0" w:space="0" w:color="000000"/>
+                <w:left w:val="none" w:sz="0" w:space="0" w:color="000000"/>
+                <w:right w:val="none" w:sz="0" w:space="0" w:color="000000"/>
+              </w:pBdr>
+              <w:spacing w:after="100" w:before="100" w:line="240"/>
+              <w:ind w:left="100" w:right="100" w:firstLine="0" w:firstLineChars="0"/>
+              <w:rPr>
+                <w:rFonts w:ascii="Arial" w:hAnsi="Arial" w:eastAsia="Arial" w:cs="Arial"/>
+                <w:i w:val="false"/>
+                <w:b w:val="false"/>
+                <w:u w:val="none"/>
+                <w:strike w:val="false"/>
+                <w:sz w:val="20"/>
+                <w:szCs w:val="20"/>
+                <w:color w:val="000000"/>
+              </w:rPr>
+            </w:pPr>
+            <w:r>
+              <w:rPr>
+                <w:rFonts w:ascii="Arial" w:hAnsi="Arial" w:eastAsia="Arial" w:cs="Arial"/>
+                <w:i w:val="false"/>
+                <w:b w:val="false"/>
+                <w:u w:val="none"/>
+                <w:strike w:val="false"/>
+                <w:sz w:val="20"/>
+                <w:szCs w:val="20"/>
+                <w:color w:val="000000"/>
+              </w:rPr>
+              <w:t xml:space="preserve">5. Perceived cancer risk z-score</w:t>
+            </w:r>
+          </w:p>
+        </w:tc>
+        <w:tc>
+          <w:tcPr>
+            <w:tcBorders>
+              <w:bottom w:val="none" w:sz="0" w:space="0" w:color="000000"/>
+              <w:top w:val="none" w:sz="0" w:space="0" w:color="000000"/>
+              <w:left w:val="none" w:sz="0" w:space="0" w:color="000000"/>
+              <w:right w:val="none" w:sz="0" w:space="0" w:color="000000"/>
+            </w:tcBorders>
+            <w:shd w:val="clear" w:color="auto" w:fill="FFFFFF"/>
+            <w:tcMar>
+              <w:top w:w="0" w:type="dxa"/>
+              <w:bottom w:w="0" w:type="dxa"/>
+              <w:left w:w="0" w:type="dxa"/>
+              <w:right w:w="0" w:type="dxa"/>
+            </w:tcMar>
+            <w:vAlign w:val="center"/>
+          </w:tcPr>
+          <w:p>
+            <w:pPr>
+              <w:pStyle w:val="Normal"/>
+              <w:jc w:val="center"/>
+              <w:pBdr>
+                <w:bottom w:val="none" w:sz="0" w:space="0" w:color="000000"/>
+                <w:top w:val="none" w:sz="0" w:space="0" w:color="000000"/>
+                <w:left w:val="none" w:sz="0" w:space="0" w:color="000000"/>
+                <w:right w:val="none" w:sz="0" w:space="0" w:color="000000"/>
+              </w:pBdr>
+              <w:spacing w:after="100" w:before="100" w:line="240"/>
+              <w:ind w:left="100" w:right="100" w:firstLine="0" w:firstLineChars="0"/>
+              <w:rPr>
+                <w:rFonts w:ascii="Arial" w:hAnsi="Arial" w:eastAsia="Arial" w:cs="Arial"/>
+                <w:i w:val="false"/>
+                <w:b w:val="false"/>
+                <w:u w:val="none"/>
+                <w:strike w:val="false"/>
+                <w:sz w:val="20"/>
+                <w:szCs w:val="20"/>
+                <w:color w:val="000000"/>
+              </w:rPr>
+            </w:pPr>
+            <w:r>
+              <w:rPr>
+                <w:rFonts w:ascii="Arial" w:hAnsi="Arial" w:eastAsia="Arial" w:cs="Arial"/>
+                <w:i w:val="false"/>
+                <w:b w:val="false"/>
+                <w:u w:val="none"/>
+                <w:strike w:val="false"/>
+                <w:sz w:val="20"/>
+                <w:szCs w:val="20"/>
+                <w:color w:val="000000"/>
+              </w:rPr>
+              <w:t xml:space="preserve">-0.037</w:t>
+            </w:r>
+          </w:p>
+        </w:tc>
+        <w:tc>
+          <w:tcPr>
+            <w:tcBorders>
+              <w:bottom w:val="none" w:sz="0" w:space="0" w:color="000000"/>
+              <w:top w:val="none" w:sz="0" w:space="0" w:color="000000"/>
+              <w:left w:val="none" w:sz="0" w:space="0" w:color="000000"/>
+              <w:right w:val="none" w:sz="0" w:space="0" w:color="000000"/>
+            </w:tcBorders>
+            <w:shd w:val="clear" w:color="auto" w:fill="FFFFFF"/>
+            <w:tcMar>
+              <w:top w:w="0" w:type="dxa"/>
+              <w:bottom w:w="0" w:type="dxa"/>
+              <w:left w:w="0" w:type="dxa"/>
+              <w:right w:w="0" w:type="dxa"/>
+            </w:tcMar>
+            <w:vAlign w:val="center"/>
+          </w:tcPr>
+          <w:p>
+            <w:pPr>
+              <w:pStyle w:val="Normal"/>
+              <w:jc w:val="center"/>
+              <w:pBdr>
+                <w:bottom w:val="none" w:sz="0" w:space="0" w:color="000000"/>
+                <w:top w:val="none" w:sz="0" w:space="0" w:color="000000"/>
+                <w:left w:val="none" w:sz="0" w:space="0" w:color="000000"/>
+                <w:right w:val="none" w:sz="0" w:space="0" w:color="000000"/>
+              </w:pBdr>
+              <w:spacing w:after="100" w:before="100" w:line="240"/>
+              <w:ind w:left="100" w:right="100" w:firstLine="0" w:firstLineChars="0"/>
+              <w:rPr>
+                <w:rFonts w:ascii="Arial" w:hAnsi="Arial" w:eastAsia="Arial" w:cs="Arial"/>
+                <w:i w:val="false"/>
+                <w:b w:val="false"/>
+                <w:u w:val="none"/>
+                <w:strike w:val="false"/>
+                <w:sz w:val="20"/>
+                <w:szCs w:val="20"/>
+                <w:color w:val="000000"/>
+              </w:rPr>
+            </w:pPr>
+            <w:r>
+              <w:rPr>
+                <w:rFonts w:ascii="Arial" w:hAnsi="Arial" w:eastAsia="Arial" w:cs="Arial"/>
+                <w:i w:val="false"/>
+                <w:b w:val="false"/>
+                <w:u w:val="none"/>
+                <w:strike w:val="false"/>
+                <w:sz w:val="20"/>
+                <w:szCs w:val="20"/>
+                <w:color w:val="000000"/>
+              </w:rPr>
+              <w:t xml:space="preserve"> 0.062*</w:t>
+            </w:r>
+          </w:p>
+        </w:tc>
+        <w:tc>
+          <w:tcPr>
+            <w:tcBorders>
+              <w:bottom w:val="none" w:sz="0" w:space="0" w:color="000000"/>
+              <w:top w:val="none" w:sz="0" w:space="0" w:color="000000"/>
+              <w:left w:val="none" w:sz="0" w:space="0" w:color="000000"/>
+              <w:right w:val="none" w:sz="0" w:space="0" w:color="000000"/>
+            </w:tcBorders>
+            <w:shd w:val="clear" w:color="auto" w:fill="FFFFFF"/>
+            <w:tcMar>
+              <w:top w:w="0" w:type="dxa"/>
+              <w:bottom w:w="0" w:type="dxa"/>
+              <w:left w:w="0" w:type="dxa"/>
+              <w:right w:w="0" w:type="dxa"/>
+            </w:tcMar>
+            <w:vAlign w:val="center"/>
+          </w:tcPr>
+          <w:p>
+            <w:pPr>
+              <w:pStyle w:val="Normal"/>
+              <w:jc w:val="center"/>
+              <w:pBdr>
+                <w:bottom w:val="none" w:sz="0" w:space="0" w:color="000000"/>
+                <w:top w:val="none" w:sz="0" w:space="0" w:color="000000"/>
+                <w:left w:val="none" w:sz="0" w:space="0" w:color="000000"/>
+                <w:right w:val="none" w:sz="0" w:space="0" w:color="000000"/>
+              </w:pBdr>
+              <w:spacing w:after="100" w:before="100" w:line="240"/>
+              <w:ind w:left="100" w:right="100" w:firstLine="0" w:firstLineChars="0"/>
+              <w:rPr>
+                <w:rFonts w:ascii="Arial" w:hAnsi="Arial" w:eastAsia="Arial" w:cs="Arial"/>
+                <w:i w:val="false"/>
+                <w:b w:val="false"/>
+                <w:u w:val="none"/>
+                <w:strike w:val="false"/>
+                <w:sz w:val="20"/>
+                <w:szCs w:val="20"/>
+                <w:color w:val="000000"/>
+              </w:rPr>
+            </w:pPr>
+            <w:r>
+              <w:rPr>
+                <w:rFonts w:ascii="Arial" w:hAnsi="Arial" w:eastAsia="Arial" w:cs="Arial"/>
+                <w:i w:val="false"/>
+                <w:b w:val="false"/>
+                <w:u w:val="none"/>
+                <w:strike w:val="false"/>
+                <w:sz w:val="20"/>
+                <w:szCs w:val="20"/>
+                <w:color w:val="000000"/>
+              </w:rPr>
+              <w:t xml:space="preserve">-0.144***</w:t>
+            </w:r>
+          </w:p>
+        </w:tc>
+        <w:tc>
+          <w:tcPr>
+            <w:tcBorders>
+              <w:bottom w:val="none" w:sz="0" w:space="0" w:color="000000"/>
+              <w:top w:val="none" w:sz="0" w:space="0" w:color="000000"/>
+              <w:left w:val="none" w:sz="0" w:space="0" w:color="000000"/>
+              <w:right w:val="none" w:sz="0" w:space="0" w:color="000000"/>
+            </w:tcBorders>
+            <w:shd w:val="clear" w:color="auto" w:fill="FFFFFF"/>
+            <w:tcMar>
+              <w:top w:w="0" w:type="dxa"/>
+              <w:bottom w:w="0" w:type="dxa"/>
+              <w:left w:w="0" w:type="dxa"/>
+              <w:right w:w="0" w:type="dxa"/>
+            </w:tcMar>
+            <w:vAlign w:val="center"/>
+          </w:tcPr>
+          <w:p>
+            <w:pPr>
+              <w:pStyle w:val="Normal"/>
+              <w:jc w:val="center"/>
+              <w:pBdr>
+                <w:bottom w:val="none" w:sz="0" w:space="0" w:color="000000"/>
+                <w:top w:val="none" w:sz="0" w:space="0" w:color="000000"/>
+                <w:left w:val="none" w:sz="0" w:space="0" w:color="000000"/>
+                <w:right w:val="none" w:sz="0" w:space="0" w:color="000000"/>
+              </w:pBdr>
+              <w:spacing w:after="100" w:before="100" w:line="240"/>
+              <w:ind w:left="100" w:right="100" w:firstLine="0" w:firstLineChars="0"/>
+              <w:rPr>
+                <w:rFonts w:ascii="Arial" w:hAnsi="Arial" w:eastAsia="Arial" w:cs="Arial"/>
+                <w:i w:val="false"/>
+                <w:b w:val="false"/>
+                <w:u w:val="none"/>
+                <w:strike w:val="false"/>
+                <w:sz w:val="20"/>
+                <w:szCs w:val="20"/>
+                <w:color w:val="000000"/>
+              </w:rPr>
+            </w:pPr>
+            <w:r>
+              <w:rPr>
+                <w:rFonts w:ascii="Arial" w:hAnsi="Arial" w:eastAsia="Arial" w:cs="Arial"/>
+                <w:i w:val="false"/>
+                <w:b w:val="false"/>
+                <w:u w:val="none"/>
+                <w:strike w:val="false"/>
+                <w:sz w:val="20"/>
+                <w:szCs w:val="20"/>
+                <w:color w:val="000000"/>
+              </w:rPr>
+              <w:t xml:space="preserve"> 0.171***</w:t>
+            </w:r>
+          </w:p>
+        </w:tc>
+        <w:tc>
+          <w:tcPr>
+            <w:tcBorders>
+              <w:bottom w:val="none" w:sz="0" w:space="0" w:color="000000"/>
+              <w:top w:val="none" w:sz="0" w:space="0" w:color="000000"/>
+              <w:left w:val="none" w:sz="0" w:space="0" w:color="000000"/>
+              <w:right w:val="none" w:sz="0" w:space="0" w:color="000000"/>
+            </w:tcBorders>
+            <w:shd w:val="clear" w:color="auto" w:fill="FFFFFF"/>
+            <w:tcMar>
+              <w:top w:w="0" w:type="dxa"/>
+              <w:bottom w:w="0" w:type="dxa"/>
+              <w:left w:w="0" w:type="dxa"/>
+              <w:right w:w="0" w:type="dxa"/>
+            </w:tcMar>
+            <w:vAlign w:val="center"/>
+          </w:tcPr>
+          <w:p>
+            <w:pPr>
+              <w:pStyle w:val="Normal"/>
+              <w:jc w:val="center"/>
+              <w:pBdr>
+                <w:bottom w:val="none" w:sz="0" w:space="0" w:color="000000"/>
+                <w:top w:val="none" w:sz="0" w:space="0" w:color="000000"/>
+                <w:left w:val="none" w:sz="0" w:space="0" w:color="000000"/>
+                <w:right w:val="none" w:sz="0" w:space="0" w:color="000000"/>
+              </w:pBdr>
+              <w:spacing w:after="100" w:before="100" w:line="240"/>
+              <w:ind w:left="100" w:right="100" w:firstLine="0" w:firstLineChars="0"/>
+              <w:rPr>
+                <w:rFonts w:ascii="Arial" w:hAnsi="Arial" w:eastAsia="Arial" w:cs="Arial"/>
+                <w:i w:val="false"/>
+                <w:b w:val="false"/>
+                <w:u w:val="none"/>
+                <w:strike w:val="false"/>
+                <w:sz w:val="20"/>
+                <w:szCs w:val="20"/>
+                <w:color w:val="000000"/>
+              </w:rPr>
+            </w:pPr>
+            <w:r>
+              <w:rPr>
+                <w:rFonts w:ascii="Arial" w:hAnsi="Arial" w:eastAsia="Arial" w:cs="Arial"/>
+                <w:i w:val="false"/>
+                <w:b w:val="false"/>
+                <w:u w:val="none"/>
+                <w:strike w:val="false"/>
+                <w:sz w:val="20"/>
+                <w:szCs w:val="20"/>
+                <w:color w:val="000000"/>
+              </w:rPr>
+              <w:t xml:space="preserve"/>
+            </w:r>
+          </w:p>
+        </w:tc>
+        <w:tc>
+          <w:tcPr>
+            <w:tcBorders>
+              <w:bottom w:val="none" w:sz="0" w:space="0" w:color="000000"/>
+              <w:top w:val="none" w:sz="0" w:space="0" w:color="000000"/>
+              <w:left w:val="none" w:sz="0" w:space="0" w:color="000000"/>
+              <w:right w:val="none" w:sz="0" w:space="0" w:color="000000"/>
+            </w:tcBorders>
+            <w:shd w:val="clear" w:color="auto" w:fill="FFFFFF"/>
+            <w:tcMar>
+              <w:top w:w="0" w:type="dxa"/>
+              <w:bottom w:w="0" w:type="dxa"/>
+              <w:left w:w="0" w:type="dxa"/>
+              <w:right w:w="0" w:type="dxa"/>
+            </w:tcMar>
+            <w:vAlign w:val="center"/>
+          </w:tcPr>
+          <w:p>
+            <w:pPr>
+              <w:pStyle w:val="Normal"/>
+              <w:jc w:val="center"/>
+              <w:pBdr>
+                <w:bottom w:val="none" w:sz="0" w:space="0" w:color="000000"/>
+                <w:top w:val="none" w:sz="0" w:space="0" w:color="000000"/>
+                <w:left w:val="none" w:sz="0" w:space="0" w:color="000000"/>
+                <w:right w:val="none" w:sz="0" w:space="0" w:color="000000"/>
+              </w:pBdr>
+              <w:spacing w:after="100" w:before="100" w:line="240"/>
+              <w:ind w:left="100" w:right="100" w:firstLine="0" w:firstLineChars="0"/>
+              <w:rPr>
+                <w:rFonts w:ascii="Arial" w:hAnsi="Arial" w:eastAsia="Arial" w:cs="Arial"/>
+                <w:i w:val="false"/>
+                <w:b w:val="false"/>
+                <w:u w:val="none"/>
+                <w:strike w:val="false"/>
+                <w:sz w:val="20"/>
+                <w:szCs w:val="20"/>
+                <w:color w:val="000000"/>
+              </w:rPr>
+            </w:pPr>
+            <w:r>
+              <w:rPr>
+                <w:rFonts w:ascii="Arial" w:hAnsi="Arial" w:eastAsia="Arial" w:cs="Arial"/>
+                <w:i w:val="false"/>
+                <w:b w:val="false"/>
+                <w:u w:val="none"/>
+                <w:strike w:val="false"/>
+                <w:sz w:val="20"/>
+                <w:szCs w:val="20"/>
+                <w:color w:val="000000"/>
+              </w:rPr>
+              <w:t xml:space="preserve"/>
+            </w:r>
+          </w:p>
+        </w:tc>
+      </w:tr>
+      <w:tr>
+        <w:trPr>
+          <w:trHeight w:val="455" w:hRule="auto"/>
         </w:trPr>
         <w:tc>
           <w:tcPr>
@@ -2400,7 +2462,398 @@
               <w:spacing w:after="100" w:before="100" w:line="240"/>
               <w:ind w:left="100" w:right="100" w:firstLine="0" w:firstLineChars="0"/>
               <w:rPr>
-                <w:rFonts w:ascii="Helvetica" w:hAnsi="Helvetica" w:eastAsia="Helvetica" w:cs="Helvetica"/>
+                <w:rFonts w:ascii="Arial" w:hAnsi="Arial" w:eastAsia="Arial" w:cs="Arial"/>
+                <w:i w:val="false"/>
+                <w:b w:val="false"/>
+                <w:u w:val="none"/>
+                <w:strike w:val="false"/>
+                <w:sz w:val="20"/>
+                <w:szCs w:val="20"/>
+                <w:color w:val="000000"/>
+              </w:rPr>
+            </w:pPr>
+            <w:r>
+              <w:rPr>
+                <w:rFonts w:ascii="Arial" w:hAnsi="Arial" w:eastAsia="Arial" w:cs="Arial"/>
+                <w:i w:val="false"/>
+                <w:b w:val="false"/>
+                <w:u w:val="none"/>
+                <w:strike w:val="false"/>
+                <w:sz w:val="20"/>
+                <w:szCs w:val="20"/>
+                <w:color w:val="000000"/>
+              </w:rPr>
+              <w:t xml:space="preserve">6. Self-efficacy</w:t>
+            </w:r>
+          </w:p>
+        </w:tc>
+        <w:tc>
+          <w:tcPr>
+            <w:tcBorders>
+              <w:bottom w:val="single" w:sz="12" w:space="0" w:color="666666"/>
+              <w:top w:val="none" w:sz="0" w:space="0" w:color="000000"/>
+              <w:left w:val="none" w:sz="0" w:space="0" w:color="000000"/>
+              <w:right w:val="none" w:sz="0" w:space="0" w:color="000000"/>
+            </w:tcBorders>
+            <w:shd w:val="clear" w:color="auto" w:fill="FFFFFF"/>
+            <w:tcMar>
+              <w:top w:w="0" w:type="dxa"/>
+              <w:bottom w:w="0" w:type="dxa"/>
+              <w:left w:w="0" w:type="dxa"/>
+              <w:right w:w="0" w:type="dxa"/>
+            </w:tcMar>
+            <w:vAlign w:val="center"/>
+          </w:tcPr>
+          <w:p>
+            <w:pPr>
+              <w:pStyle w:val="Normal"/>
+              <w:jc w:val="center"/>
+              <w:pBdr>
+                <w:bottom w:val="none" w:sz="0" w:space="0" w:color="000000"/>
+                <w:top w:val="none" w:sz="0" w:space="0" w:color="000000"/>
+                <w:left w:val="none" w:sz="0" w:space="0" w:color="000000"/>
+                <w:right w:val="none" w:sz="0" w:space="0" w:color="000000"/>
+              </w:pBdr>
+              <w:spacing w:after="100" w:before="100" w:line="240"/>
+              <w:ind w:left="100" w:right="100" w:firstLine="0" w:firstLineChars="0"/>
+              <w:rPr>
+                <w:rFonts w:ascii="Arial" w:hAnsi="Arial" w:eastAsia="Arial" w:cs="Arial"/>
+                <w:i w:val="false"/>
+                <w:b w:val="false"/>
+                <w:u w:val="none"/>
+                <w:strike w:val="false"/>
+                <w:sz w:val="20"/>
+                <w:szCs w:val="20"/>
+                <w:color w:val="000000"/>
+              </w:rPr>
+            </w:pPr>
+            <w:r>
+              <w:rPr>
+                <w:rFonts w:ascii="Arial" w:hAnsi="Arial" w:eastAsia="Arial" w:cs="Arial"/>
+                <w:i w:val="false"/>
+                <w:b w:val="false"/>
+                <w:u w:val="none"/>
+                <w:strike w:val="false"/>
+                <w:sz w:val="20"/>
+                <w:szCs w:val="20"/>
+                <w:color w:val="000000"/>
+              </w:rPr>
+              <w:t xml:space="preserve">-0.034</w:t>
+            </w:r>
+          </w:p>
+        </w:tc>
+        <w:tc>
+          <w:tcPr>
+            <w:tcBorders>
+              <w:bottom w:val="single" w:sz="12" w:space="0" w:color="666666"/>
+              <w:top w:val="none" w:sz="0" w:space="0" w:color="000000"/>
+              <w:left w:val="none" w:sz="0" w:space="0" w:color="000000"/>
+              <w:right w:val="none" w:sz="0" w:space="0" w:color="000000"/>
+            </w:tcBorders>
+            <w:shd w:val="clear" w:color="auto" w:fill="FFFFFF"/>
+            <w:tcMar>
+              <w:top w:w="0" w:type="dxa"/>
+              <w:bottom w:w="0" w:type="dxa"/>
+              <w:left w:w="0" w:type="dxa"/>
+              <w:right w:w="0" w:type="dxa"/>
+            </w:tcMar>
+            <w:vAlign w:val="center"/>
+          </w:tcPr>
+          <w:p>
+            <w:pPr>
+              <w:pStyle w:val="Normal"/>
+              <w:jc w:val="center"/>
+              <w:pBdr>
+                <w:bottom w:val="none" w:sz="0" w:space="0" w:color="000000"/>
+                <w:top w:val="none" w:sz="0" w:space="0" w:color="000000"/>
+                <w:left w:val="none" w:sz="0" w:space="0" w:color="000000"/>
+                <w:right w:val="none" w:sz="0" w:space="0" w:color="000000"/>
+              </w:pBdr>
+              <w:spacing w:after="100" w:before="100" w:line="240"/>
+              <w:ind w:left="100" w:right="100" w:firstLine="0" w:firstLineChars="0"/>
+              <w:rPr>
+                <w:rFonts w:ascii="Arial" w:hAnsi="Arial" w:eastAsia="Arial" w:cs="Arial"/>
+                <w:i w:val="false"/>
+                <w:b w:val="false"/>
+                <w:u w:val="none"/>
+                <w:strike w:val="false"/>
+                <w:sz w:val="20"/>
+                <w:szCs w:val="20"/>
+                <w:color w:val="000000"/>
+              </w:rPr>
+            </w:pPr>
+            <w:r>
+              <w:rPr>
+                <w:rFonts w:ascii="Arial" w:hAnsi="Arial" w:eastAsia="Arial" w:cs="Arial"/>
+                <w:i w:val="false"/>
+                <w:b w:val="false"/>
+                <w:u w:val="none"/>
+                <w:strike w:val="false"/>
+                <w:sz w:val="20"/>
+                <w:szCs w:val="20"/>
+                <w:color w:val="000000"/>
+              </w:rPr>
+              <w:t xml:space="preserve">-0.050</w:t>
+            </w:r>
+          </w:p>
+        </w:tc>
+        <w:tc>
+          <w:tcPr>
+            <w:tcBorders>
+              <w:bottom w:val="single" w:sz="12" w:space="0" w:color="666666"/>
+              <w:top w:val="none" w:sz="0" w:space="0" w:color="000000"/>
+              <w:left w:val="none" w:sz="0" w:space="0" w:color="000000"/>
+              <w:right w:val="none" w:sz="0" w:space="0" w:color="000000"/>
+            </w:tcBorders>
+            <w:shd w:val="clear" w:color="auto" w:fill="FFFFFF"/>
+            <w:tcMar>
+              <w:top w:w="0" w:type="dxa"/>
+              <w:bottom w:w="0" w:type="dxa"/>
+              <w:left w:w="0" w:type="dxa"/>
+              <w:right w:w="0" w:type="dxa"/>
+            </w:tcMar>
+            <w:vAlign w:val="center"/>
+          </w:tcPr>
+          <w:p>
+            <w:pPr>
+              <w:pStyle w:val="Normal"/>
+              <w:jc w:val="center"/>
+              <w:pBdr>
+                <w:bottom w:val="none" w:sz="0" w:space="0" w:color="000000"/>
+                <w:top w:val="none" w:sz="0" w:space="0" w:color="000000"/>
+                <w:left w:val="none" w:sz="0" w:space="0" w:color="000000"/>
+                <w:right w:val="none" w:sz="0" w:space="0" w:color="000000"/>
+              </w:pBdr>
+              <w:spacing w:after="100" w:before="100" w:line="240"/>
+              <w:ind w:left="100" w:right="100" w:firstLine="0" w:firstLineChars="0"/>
+              <w:rPr>
+                <w:rFonts w:ascii="Arial" w:hAnsi="Arial" w:eastAsia="Arial" w:cs="Arial"/>
+                <w:i w:val="false"/>
+                <w:b w:val="false"/>
+                <w:u w:val="none"/>
+                <w:strike w:val="false"/>
+                <w:sz w:val="20"/>
+                <w:szCs w:val="20"/>
+                <w:color w:val="000000"/>
+              </w:rPr>
+            </w:pPr>
+            <w:r>
+              <w:rPr>
+                <w:rFonts w:ascii="Arial" w:hAnsi="Arial" w:eastAsia="Arial" w:cs="Arial"/>
+                <w:i w:val="false"/>
+                <w:b w:val="false"/>
+                <w:u w:val="none"/>
+                <w:strike w:val="false"/>
+                <w:sz w:val="20"/>
+                <w:szCs w:val="20"/>
+                <w:color w:val="000000"/>
+              </w:rPr>
+              <w:t xml:space="preserve">-0.021</w:t>
+            </w:r>
+          </w:p>
+        </w:tc>
+        <w:tc>
+          <w:tcPr>
+            <w:tcBorders>
+              <w:bottom w:val="single" w:sz="12" w:space="0" w:color="666666"/>
+              <w:top w:val="none" w:sz="0" w:space="0" w:color="000000"/>
+              <w:left w:val="none" w:sz="0" w:space="0" w:color="000000"/>
+              <w:right w:val="none" w:sz="0" w:space="0" w:color="000000"/>
+            </w:tcBorders>
+            <w:shd w:val="clear" w:color="auto" w:fill="FFFFFF"/>
+            <w:tcMar>
+              <w:top w:w="0" w:type="dxa"/>
+              <w:bottom w:w="0" w:type="dxa"/>
+              <w:left w:w="0" w:type="dxa"/>
+              <w:right w:w="0" w:type="dxa"/>
+            </w:tcMar>
+            <w:vAlign w:val="center"/>
+          </w:tcPr>
+          <w:p>
+            <w:pPr>
+              <w:pStyle w:val="Normal"/>
+              <w:jc w:val="center"/>
+              <w:pBdr>
+                <w:bottom w:val="none" w:sz="0" w:space="0" w:color="000000"/>
+                <w:top w:val="none" w:sz="0" w:space="0" w:color="000000"/>
+                <w:left w:val="none" w:sz="0" w:space="0" w:color="000000"/>
+                <w:right w:val="none" w:sz="0" w:space="0" w:color="000000"/>
+              </w:pBdr>
+              <w:spacing w:after="100" w:before="100" w:line="240"/>
+              <w:ind w:left="100" w:right="100" w:firstLine="0" w:firstLineChars="0"/>
+              <w:rPr>
+                <w:rFonts w:ascii="Arial" w:hAnsi="Arial" w:eastAsia="Arial" w:cs="Arial"/>
+                <w:i w:val="false"/>
+                <w:b w:val="false"/>
+                <w:u w:val="none"/>
+                <w:strike w:val="false"/>
+                <w:sz w:val="20"/>
+                <w:szCs w:val="20"/>
+                <w:color w:val="000000"/>
+              </w:rPr>
+            </w:pPr>
+            <w:r>
+              <w:rPr>
+                <w:rFonts w:ascii="Arial" w:hAnsi="Arial" w:eastAsia="Arial" w:cs="Arial"/>
+                <w:i w:val="false"/>
+                <w:b w:val="false"/>
+                <w:u w:val="none"/>
+                <w:strike w:val="false"/>
+                <w:sz w:val="20"/>
+                <w:szCs w:val="20"/>
+                <w:color w:val="000000"/>
+              </w:rPr>
+              <w:t xml:space="preserve">-0.035</w:t>
+            </w:r>
+          </w:p>
+        </w:tc>
+        <w:tc>
+          <w:tcPr>
+            <w:tcBorders>
+              <w:bottom w:val="single" w:sz="12" w:space="0" w:color="666666"/>
+              <w:top w:val="none" w:sz="0" w:space="0" w:color="000000"/>
+              <w:left w:val="none" w:sz="0" w:space="0" w:color="000000"/>
+              <w:right w:val="none" w:sz="0" w:space="0" w:color="000000"/>
+            </w:tcBorders>
+            <w:shd w:val="clear" w:color="auto" w:fill="FFFFFF"/>
+            <w:tcMar>
+              <w:top w:w="0" w:type="dxa"/>
+              <w:bottom w:w="0" w:type="dxa"/>
+              <w:left w:w="0" w:type="dxa"/>
+              <w:right w:w="0" w:type="dxa"/>
+            </w:tcMar>
+            <w:vAlign w:val="center"/>
+          </w:tcPr>
+          <w:p>
+            <w:pPr>
+              <w:pStyle w:val="Normal"/>
+              <w:jc w:val="center"/>
+              <w:pBdr>
+                <w:bottom w:val="none" w:sz="0" w:space="0" w:color="000000"/>
+                <w:top w:val="none" w:sz="0" w:space="0" w:color="000000"/>
+                <w:left w:val="none" w:sz="0" w:space="0" w:color="000000"/>
+                <w:right w:val="none" w:sz="0" w:space="0" w:color="000000"/>
+              </w:pBdr>
+              <w:spacing w:after="100" w:before="100" w:line="240"/>
+              <w:ind w:left="100" w:right="100" w:firstLine="0" w:firstLineChars="0"/>
+              <w:rPr>
+                <w:rFonts w:ascii="Arial" w:hAnsi="Arial" w:eastAsia="Arial" w:cs="Arial"/>
+                <w:i w:val="false"/>
+                <w:b w:val="false"/>
+                <w:u w:val="none"/>
+                <w:strike w:val="false"/>
+                <w:sz w:val="20"/>
+                <w:szCs w:val="20"/>
+                <w:color w:val="000000"/>
+              </w:rPr>
+            </w:pPr>
+            <w:r>
+              <w:rPr>
+                <w:rFonts w:ascii="Arial" w:hAnsi="Arial" w:eastAsia="Arial" w:cs="Arial"/>
+                <w:i w:val="false"/>
+                <w:b w:val="false"/>
+                <w:u w:val="none"/>
+                <w:strike w:val="false"/>
+                <w:sz w:val="20"/>
+                <w:szCs w:val="20"/>
+                <w:color w:val="000000"/>
+              </w:rPr>
+              <w:t xml:space="preserve">-0.120***</w:t>
+            </w:r>
+          </w:p>
+        </w:tc>
+        <w:tc>
+          <w:tcPr>
+            <w:tcBorders>
+              <w:bottom w:val="single" w:sz="12" w:space="0" w:color="666666"/>
+              <w:top w:val="none" w:sz="0" w:space="0" w:color="000000"/>
+              <w:left w:val="none" w:sz="0" w:space="0" w:color="000000"/>
+              <w:right w:val="none" w:sz="0" w:space="0" w:color="000000"/>
+            </w:tcBorders>
+            <w:shd w:val="clear" w:color="auto" w:fill="FFFFFF"/>
+            <w:tcMar>
+              <w:top w:w="0" w:type="dxa"/>
+              <w:bottom w:w="0" w:type="dxa"/>
+              <w:left w:w="0" w:type="dxa"/>
+              <w:right w:w="0" w:type="dxa"/>
+            </w:tcMar>
+            <w:vAlign w:val="center"/>
+          </w:tcPr>
+          <w:p>
+            <w:pPr>
+              <w:pStyle w:val="Normal"/>
+              <w:jc w:val="center"/>
+              <w:pBdr>
+                <w:bottom w:val="none" w:sz="0" w:space="0" w:color="000000"/>
+                <w:top w:val="none" w:sz="0" w:space="0" w:color="000000"/>
+                <w:left w:val="none" w:sz="0" w:space="0" w:color="000000"/>
+                <w:right w:val="none" w:sz="0" w:space="0" w:color="000000"/>
+              </w:pBdr>
+              <w:spacing w:after="100" w:before="100" w:line="240"/>
+              <w:ind w:left="100" w:right="100" w:firstLine="0" w:firstLineChars="0"/>
+              <w:rPr>
+                <w:rFonts w:ascii="Arial" w:hAnsi="Arial" w:eastAsia="Arial" w:cs="Arial"/>
+                <w:i w:val="false"/>
+                <w:b w:val="false"/>
+                <w:u w:val="none"/>
+                <w:strike w:val="false"/>
+                <w:sz w:val="20"/>
+                <w:szCs w:val="20"/>
+                <w:color w:val="000000"/>
+              </w:rPr>
+            </w:pPr>
+            <w:r>
+              <w:rPr>
+                <w:rFonts w:ascii="Arial" w:hAnsi="Arial" w:eastAsia="Arial" w:cs="Arial"/>
+                <w:i w:val="false"/>
+                <w:b w:val="false"/>
+                <w:u w:val="none"/>
+                <w:strike w:val="false"/>
+                <w:sz w:val="20"/>
+                <w:szCs w:val="20"/>
+                <w:color w:val="000000"/>
+              </w:rPr>
+              <w:t xml:space="preserve"/>
+            </w:r>
+          </w:p>
+        </w:tc>
+      </w:tr>
+      <w:tr>
+        <w:trPr>
+          <w:trHeight w:val="360" w:hRule="auto"/>
+        </w:trPr>
+        <w:tc>
+          <w:tcPr>
+            <w:gridSpan w:val="7"/>
+            <w:tcBorders>
+              <w:bottom w:val="none" w:sz="0" w:space="0" w:color="FFFFFF"/>
+              <w:top w:val="single" w:sz="12" w:space="0" w:color="666666"/>
+              <w:left w:val="none" w:sz="0" w:space="0" w:color="FFFFFF"/>
+              <w:right w:val="none" w:sz="0" w:space="0" w:color="FFFFFF"/>
+            </w:tcBorders>
+            <w:shd w:val="clear" w:color="auto" w:fill="FFFFFF"/>
+            <w:tcMar>
+              <w:top w:w="0" w:type="dxa"/>
+              <w:bottom w:w="0" w:type="dxa"/>
+              <w:left w:w="0" w:type="dxa"/>
+              <w:right w:w="0" w:type="dxa"/>
+            </w:tcMar>
+            <w:vAlign w:val="center"/>
+          </w:tcPr>
+          <w:p>
+            <w:pPr>
+              <w:pStyle w:val="Normal"/>
+              <w:jc w:val="left"/>
+              <w:pBdr>
+                <w:bottom w:val="none" w:sz="0" w:space="0" w:color="000000"/>
+                <w:top w:val="none" w:sz="0" w:space="0" w:color="000000"/>
+                <w:left w:val="none" w:sz="0" w:space="0" w:color="000000"/>
+                <w:right w:val="none" w:sz="0" w:space="0" w:color="000000"/>
+              </w:pBdr>
+              <w:spacing w:after="100" w:before="100" w:line="240"/>
+              <w:ind w:left="100" w:right="100" w:firstLine="0" w:firstLineChars="0"/>
+              <w:rPr>
+                <w:rFonts w:ascii="Arial" w:hAnsi="Arial" w:eastAsia="Arial" w:cs="Arial"/>
                 <w:i w:val="false"/>
                 <w:b w:val="false"/>
                 <w:u w:val="none"/>
@@ -2412,7 +2865,7 @@
             </w:pPr>
             <w:r>
               <w:rPr>
-                <w:rFonts w:ascii="Helvetica" w:hAnsi="Helvetica" w:eastAsia="Helvetica" w:cs="Helvetica"/>
+                <w:rFonts w:ascii="Arial" w:hAnsi="Arial" w:eastAsia="Arial" w:cs="Arial"/>
                 <w:i w:val="false"/>
                 <w:b w:val="false"/>
                 <w:u w:val="none"/>
@@ -2421,337 +2874,7 @@
                 <w:szCs w:val="22"/>
                 <w:color w:val="000000"/>
               </w:rPr>
-              <w:t xml:space="preserve">efficacy</w:t>
-            </w:r>
-          </w:p>
-        </w:tc>
-        <w:tc>
-          <w:tcPr>
-            <w:tcBorders>
-              <w:bottom w:val="single" w:sz="12" w:space="0" w:color="666666"/>
-              <w:top w:val="none" w:sz="0" w:space="0" w:color="000000"/>
-              <w:left w:val="none" w:sz="0" w:space="0" w:color="000000"/>
-              <w:right w:val="none" w:sz="0" w:space="0" w:color="000000"/>
-            </w:tcBorders>
-            <w:shd w:val="clear" w:color="auto" w:fill="FFFFFF"/>
-            <w:tcMar>
-              <w:top w:w="0" w:type="dxa"/>
-              <w:bottom w:w="0" w:type="dxa"/>
-              <w:left w:w="0" w:type="dxa"/>
-              <w:right w:w="0" w:type="dxa"/>
-            </w:tcMar>
-            <w:vAlign w:val="center"/>
-          </w:tcPr>
-          <w:p>
-            <w:pPr>
-              <w:pStyle w:val="Normal"/>
-              <w:jc w:val="left"/>
-              <w:pBdr>
-                <w:bottom w:val="none" w:sz="0" w:space="0" w:color="000000"/>
-                <w:top w:val="none" w:sz="0" w:space="0" w:color="000000"/>
-                <w:left w:val="none" w:sz="0" w:space="0" w:color="000000"/>
-                <w:right w:val="none" w:sz="0" w:space="0" w:color="000000"/>
-              </w:pBdr>
-              <w:spacing w:after="100" w:before="100" w:line="240"/>
-              <w:ind w:left="100" w:right="100" w:firstLine="0" w:firstLineChars="0"/>
-              <w:rPr>
-                <w:rFonts w:ascii="Helvetica" w:hAnsi="Helvetica" w:eastAsia="Helvetica" w:cs="Helvetica"/>
-                <w:i w:val="false"/>
-                <w:b w:val="false"/>
-                <w:u w:val="none"/>
-                <w:strike w:val="false"/>
-                <w:sz w:val="22"/>
-                <w:szCs w:val="22"/>
-                <w:color w:val="000000"/>
-              </w:rPr>
-            </w:pPr>
-            <w:r>
-              <w:rPr>
-                <w:rFonts w:ascii="Helvetica" w:hAnsi="Helvetica" w:eastAsia="Helvetica" w:cs="Helvetica"/>
-                <w:i w:val="false"/>
-                <w:b w:val="false"/>
-                <w:u w:val="none"/>
-                <w:strike w:val="false"/>
-                <w:sz w:val="22"/>
-                <w:szCs w:val="22"/>
-                <w:color w:val="000000"/>
-              </w:rPr>
-              <w:t xml:space="preserve">-0.034</w:t>
-            </w:r>
-          </w:p>
-        </w:tc>
-        <w:tc>
-          <w:tcPr>
-            <w:tcBorders>
-              <w:bottom w:val="single" w:sz="12" w:space="0" w:color="666666"/>
-              <w:top w:val="none" w:sz="0" w:space="0" w:color="000000"/>
-              <w:left w:val="none" w:sz="0" w:space="0" w:color="000000"/>
-              <w:right w:val="none" w:sz="0" w:space="0" w:color="000000"/>
-            </w:tcBorders>
-            <w:shd w:val="clear" w:color="auto" w:fill="FFFFFF"/>
-            <w:tcMar>
-              <w:top w:w="0" w:type="dxa"/>
-              <w:bottom w:w="0" w:type="dxa"/>
-              <w:left w:w="0" w:type="dxa"/>
-              <w:right w:w="0" w:type="dxa"/>
-            </w:tcMar>
-            <w:vAlign w:val="center"/>
-          </w:tcPr>
-          <w:p>
-            <w:pPr>
-              <w:pStyle w:val="Normal"/>
-              <w:jc w:val="left"/>
-              <w:pBdr>
-                <w:bottom w:val="none" w:sz="0" w:space="0" w:color="000000"/>
-                <w:top w:val="none" w:sz="0" w:space="0" w:color="000000"/>
-                <w:left w:val="none" w:sz="0" w:space="0" w:color="000000"/>
-                <w:right w:val="none" w:sz="0" w:space="0" w:color="000000"/>
-              </w:pBdr>
-              <w:spacing w:after="100" w:before="100" w:line="240"/>
-              <w:ind w:left="100" w:right="100" w:firstLine="0" w:firstLineChars="0"/>
-              <w:rPr>
-                <w:rFonts w:ascii="Helvetica" w:hAnsi="Helvetica" w:eastAsia="Helvetica" w:cs="Helvetica"/>
-                <w:i w:val="false"/>
-                <w:b w:val="false"/>
-                <w:u w:val="none"/>
-                <w:strike w:val="false"/>
-                <w:sz w:val="22"/>
-                <w:szCs w:val="22"/>
-                <w:color w:val="000000"/>
-              </w:rPr>
-            </w:pPr>
-            <w:r>
-              <w:rPr>
-                <w:rFonts w:ascii="Helvetica" w:hAnsi="Helvetica" w:eastAsia="Helvetica" w:cs="Helvetica"/>
-                <w:i w:val="false"/>
-                <w:b w:val="false"/>
-                <w:u w:val="none"/>
-                <w:strike w:val="false"/>
-                <w:sz w:val="22"/>
-                <w:szCs w:val="22"/>
-                <w:color w:val="000000"/>
-              </w:rPr>
-              <w:t xml:space="preserve">-0.050</w:t>
-            </w:r>
-          </w:p>
-        </w:tc>
-        <w:tc>
-          <w:tcPr>
-            <w:tcBorders>
-              <w:bottom w:val="single" w:sz="12" w:space="0" w:color="666666"/>
-              <w:top w:val="none" w:sz="0" w:space="0" w:color="000000"/>
-              <w:left w:val="none" w:sz="0" w:space="0" w:color="000000"/>
-              <w:right w:val="none" w:sz="0" w:space="0" w:color="000000"/>
-            </w:tcBorders>
-            <w:shd w:val="clear" w:color="auto" w:fill="FFFFFF"/>
-            <w:tcMar>
-              <w:top w:w="0" w:type="dxa"/>
-              <w:bottom w:w="0" w:type="dxa"/>
-              <w:left w:w="0" w:type="dxa"/>
-              <w:right w:w="0" w:type="dxa"/>
-            </w:tcMar>
-            <w:vAlign w:val="center"/>
-          </w:tcPr>
-          <w:p>
-            <w:pPr>
-              <w:pStyle w:val="Normal"/>
-              <w:jc w:val="left"/>
-              <w:pBdr>
-                <w:bottom w:val="none" w:sz="0" w:space="0" w:color="000000"/>
-                <w:top w:val="none" w:sz="0" w:space="0" w:color="000000"/>
-                <w:left w:val="none" w:sz="0" w:space="0" w:color="000000"/>
-                <w:right w:val="none" w:sz="0" w:space="0" w:color="000000"/>
-              </w:pBdr>
-              <w:spacing w:after="100" w:before="100" w:line="240"/>
-              <w:ind w:left="100" w:right="100" w:firstLine="0" w:firstLineChars="0"/>
-              <w:rPr>
-                <w:rFonts w:ascii="Helvetica" w:hAnsi="Helvetica" w:eastAsia="Helvetica" w:cs="Helvetica"/>
-                <w:i w:val="false"/>
-                <w:b w:val="false"/>
-                <w:u w:val="none"/>
-                <w:strike w:val="false"/>
-                <w:sz w:val="22"/>
-                <w:szCs w:val="22"/>
-                <w:color w:val="000000"/>
-              </w:rPr>
-            </w:pPr>
-            <w:r>
-              <w:rPr>
-                <w:rFonts w:ascii="Helvetica" w:hAnsi="Helvetica" w:eastAsia="Helvetica" w:cs="Helvetica"/>
-                <w:i w:val="false"/>
-                <w:b w:val="false"/>
-                <w:u w:val="none"/>
-                <w:strike w:val="false"/>
-                <w:sz w:val="22"/>
-                <w:szCs w:val="22"/>
-                <w:color w:val="000000"/>
-              </w:rPr>
-              <w:t xml:space="preserve">-0.021</w:t>
-            </w:r>
-          </w:p>
-        </w:tc>
-        <w:tc>
-          <w:tcPr>
-            <w:tcBorders>
-              <w:bottom w:val="single" w:sz="12" w:space="0" w:color="666666"/>
-              <w:top w:val="none" w:sz="0" w:space="0" w:color="000000"/>
-              <w:left w:val="none" w:sz="0" w:space="0" w:color="000000"/>
-              <w:right w:val="none" w:sz="0" w:space="0" w:color="000000"/>
-            </w:tcBorders>
-            <w:shd w:val="clear" w:color="auto" w:fill="FFFFFF"/>
-            <w:tcMar>
-              <w:top w:w="0" w:type="dxa"/>
-              <w:bottom w:w="0" w:type="dxa"/>
-              <w:left w:w="0" w:type="dxa"/>
-              <w:right w:w="0" w:type="dxa"/>
-            </w:tcMar>
-            <w:vAlign w:val="center"/>
-          </w:tcPr>
-          <w:p>
-            <w:pPr>
-              <w:pStyle w:val="Normal"/>
-              <w:jc w:val="left"/>
-              <w:pBdr>
-                <w:bottom w:val="none" w:sz="0" w:space="0" w:color="000000"/>
-                <w:top w:val="none" w:sz="0" w:space="0" w:color="000000"/>
-                <w:left w:val="none" w:sz="0" w:space="0" w:color="000000"/>
-                <w:right w:val="none" w:sz="0" w:space="0" w:color="000000"/>
-              </w:pBdr>
-              <w:spacing w:after="100" w:before="100" w:line="240"/>
-              <w:ind w:left="100" w:right="100" w:firstLine="0" w:firstLineChars="0"/>
-              <w:rPr>
-                <w:rFonts w:ascii="Helvetica" w:hAnsi="Helvetica" w:eastAsia="Helvetica" w:cs="Helvetica"/>
-                <w:i w:val="false"/>
-                <w:b w:val="false"/>
-                <w:u w:val="none"/>
-                <w:strike w:val="false"/>
-                <w:sz w:val="22"/>
-                <w:szCs w:val="22"/>
-                <w:color w:val="000000"/>
-              </w:rPr>
-            </w:pPr>
-            <w:r>
-              <w:rPr>
-                <w:rFonts w:ascii="Helvetica" w:hAnsi="Helvetica" w:eastAsia="Helvetica" w:cs="Helvetica"/>
-                <w:i w:val="false"/>
-                <w:b w:val="false"/>
-                <w:u w:val="none"/>
-                <w:strike w:val="false"/>
-                <w:sz w:val="22"/>
-                <w:szCs w:val="22"/>
-                <w:color w:val="000000"/>
-              </w:rPr>
-              <w:t xml:space="preserve">-0.035</w:t>
-            </w:r>
-          </w:p>
-        </w:tc>
-        <w:tc>
-          <w:tcPr>
-            <w:tcBorders>
-              <w:bottom w:val="single" w:sz="12" w:space="0" w:color="666666"/>
-              <w:top w:val="none" w:sz="0" w:space="0" w:color="000000"/>
-              <w:left w:val="none" w:sz="0" w:space="0" w:color="000000"/>
-              <w:right w:val="none" w:sz="0" w:space="0" w:color="000000"/>
-            </w:tcBorders>
-            <w:shd w:val="clear" w:color="auto" w:fill="FFFFFF"/>
-            <w:tcMar>
-              <w:top w:w="0" w:type="dxa"/>
-              <w:bottom w:w="0" w:type="dxa"/>
-              <w:left w:w="0" w:type="dxa"/>
-              <w:right w:w="0" w:type="dxa"/>
-            </w:tcMar>
-            <w:vAlign w:val="center"/>
-          </w:tcPr>
-          <w:p>
-            <w:pPr>
-              <w:pStyle w:val="Normal"/>
-              <w:jc w:val="left"/>
-              <w:pBdr>
-                <w:bottom w:val="none" w:sz="0" w:space="0" w:color="000000"/>
-                <w:top w:val="none" w:sz="0" w:space="0" w:color="000000"/>
-                <w:left w:val="none" w:sz="0" w:space="0" w:color="000000"/>
-                <w:right w:val="none" w:sz="0" w:space="0" w:color="000000"/>
-              </w:pBdr>
-              <w:spacing w:after="100" w:before="100" w:line="240"/>
-              <w:ind w:left="100" w:right="100" w:firstLine="0" w:firstLineChars="0"/>
-              <w:rPr>
-                <w:rFonts w:ascii="Helvetica" w:hAnsi="Helvetica" w:eastAsia="Helvetica" w:cs="Helvetica"/>
-                <w:i w:val="false"/>
-                <w:b w:val="false"/>
-                <w:u w:val="none"/>
-                <w:strike w:val="false"/>
-                <w:sz w:val="22"/>
-                <w:szCs w:val="22"/>
-                <w:color w:val="000000"/>
-              </w:rPr>
-            </w:pPr>
-            <w:r>
-              <w:rPr>
-                <w:rFonts w:ascii="Helvetica" w:hAnsi="Helvetica" w:eastAsia="Helvetica" w:cs="Helvetica"/>
-                <w:i w:val="false"/>
-                <w:b w:val="false"/>
-                <w:u w:val="none"/>
-                <w:strike w:val="false"/>
-                <w:sz w:val="22"/>
-                <w:szCs w:val="22"/>
-                <w:color w:val="000000"/>
-              </w:rPr>
-              <w:t xml:space="preserve">-0.120</w:t>
-            </w:r>
-          </w:p>
-        </w:tc>
-        <w:tc>
-          <w:tcPr>
-            <w:tcBorders>
-              <w:bottom w:val="single" w:sz="12" w:space="0" w:color="666666"/>
-              <w:top w:val="none" w:sz="0" w:space="0" w:color="000000"/>
-              <w:left w:val="none" w:sz="0" w:space="0" w:color="000000"/>
-              <w:right w:val="none" w:sz="0" w:space="0" w:color="000000"/>
-            </w:tcBorders>
-            <w:shd w:val="clear" w:color="auto" w:fill="FFFFFF"/>
-            <w:tcMar>
-              <w:top w:w="0" w:type="dxa"/>
-              <w:bottom w:w="0" w:type="dxa"/>
-              <w:left w:w="0" w:type="dxa"/>
-              <w:right w:w="0" w:type="dxa"/>
-            </w:tcMar>
-            <w:vAlign w:val="center"/>
-          </w:tcPr>
-          <w:p>
-            <w:pPr>
-              <w:pStyle w:val="Normal"/>
-              <w:jc w:val="left"/>
-              <w:pBdr>
-                <w:bottom w:val="none" w:sz="0" w:space="0" w:color="000000"/>
-                <w:top w:val="none" w:sz="0" w:space="0" w:color="000000"/>
-                <w:left w:val="none" w:sz="0" w:space="0" w:color="000000"/>
-                <w:right w:val="none" w:sz="0" w:space="0" w:color="000000"/>
-              </w:pBdr>
-              <w:spacing w:after="100" w:before="100" w:line="240"/>
-              <w:ind w:left="100" w:right="100" w:firstLine="0" w:firstLineChars="0"/>
-              <w:rPr>
-                <w:rFonts w:ascii="Helvetica" w:hAnsi="Helvetica" w:eastAsia="Helvetica" w:cs="Helvetica"/>
-                <w:i w:val="false"/>
-                <w:b w:val="false"/>
-                <w:u w:val="none"/>
-                <w:strike w:val="false"/>
-                <w:sz w:val="22"/>
-                <w:szCs w:val="22"/>
-                <w:color w:val="000000"/>
-              </w:rPr>
-            </w:pPr>
-            <w:r>
-              <w:rPr>
-                <w:rFonts w:ascii="Helvetica" w:hAnsi="Helvetica" w:eastAsia="Helvetica" w:cs="Helvetica"/>
-                <w:i w:val="false"/>
-                <w:b w:val="false"/>
-                <w:u w:val="none"/>
-                <w:strike w:val="false"/>
-                <w:sz w:val="22"/>
-                <w:szCs w:val="22"/>
-                <w:color w:val="000000"/>
-              </w:rPr>
-              <w:t xml:space="preserve"/>
+              <w:t xml:space="preserve">* p &lt; 0.05, ** p &lt; 0.01, *** p &lt; 0.001</w:t>
             </w:r>
           </w:p>
         </w:tc>

--- a/Output/Table_4_Correlation_Matrix.docx
+++ b/Output/Table_4_Correlation_Matrix.docx
@@ -27,9 +27,10 @@
       </w:tblGrid>
       <w:tr>
         <w:trPr>
-          <w:trHeight w:val="470" w:hRule="auto"/>
+          <w:trHeight w:val="413" w:hRule="auto"/>
           <w:tblHeader/>
         </w:trPr>
+        header1
         <w:tc>
           <w:tcPr>
             <w:gridSpan w:val="7"/>
@@ -50,7 +51,6 @@
           </w:tcPr>
           <w:p>
             <w:pPr>
-              <w:pStyle w:val="Normal"/>
               <w:jc w:val="left"/>
               <w:pBdr>
                 <w:bottom w:val="none" w:sz="0" w:space="0" w:color="000000"/>
@@ -89,9 +89,10 @@
       </w:tr>
       <w:tr>
         <w:trPr>
-          <w:trHeight w:val="470" w:hRule="auto"/>
+          <w:trHeight w:val="413" w:hRule="auto"/>
           <w:tblHeader/>
         </w:trPr>
+        header2
         <w:tc>
           <w:tcPr>
             <w:tcBorders>
@@ -111,7 +112,6 @@
           </w:tcPr>
           <w:p>
             <w:pPr>
-              <w:pStyle w:val="Normal"/>
               <w:jc w:val="left"/>
               <w:pBdr>
                 <w:bottom w:val="none" w:sz="0" w:space="0" w:color="000000"/>
@@ -166,7 +166,6 @@
           </w:tcPr>
           <w:p>
             <w:pPr>
-              <w:pStyle w:val="Normal"/>
               <w:jc w:val="center"/>
               <w:pBdr>
                 <w:bottom w:val="none" w:sz="0" w:space="0" w:color="000000"/>
@@ -221,7 +220,6 @@
           </w:tcPr>
           <w:p>
             <w:pPr>
-              <w:pStyle w:val="Normal"/>
               <w:jc w:val="center"/>
               <w:pBdr>
                 <w:bottom w:val="none" w:sz="0" w:space="0" w:color="000000"/>
@@ -276,7 +274,6 @@
           </w:tcPr>
           <w:p>
             <w:pPr>
-              <w:pStyle w:val="Normal"/>
               <w:jc w:val="center"/>
               <w:pBdr>
                 <w:bottom w:val="none" w:sz="0" w:space="0" w:color="000000"/>
@@ -331,7 +328,6 @@
           </w:tcPr>
           <w:p>
             <w:pPr>
-              <w:pStyle w:val="Normal"/>
               <w:jc w:val="center"/>
               <w:pBdr>
                 <w:bottom w:val="none" w:sz="0" w:space="0" w:color="000000"/>
@@ -386,7 +382,6 @@
           </w:tcPr>
           <w:p>
             <w:pPr>
-              <w:pStyle w:val="Normal"/>
               <w:jc w:val="center"/>
               <w:pBdr>
                 <w:bottom w:val="none" w:sz="0" w:space="0" w:color="000000"/>
@@ -441,7 +436,6 @@
           </w:tcPr>
           <w:p>
             <w:pPr>
-              <w:pStyle w:val="Normal"/>
               <w:jc w:val="center"/>
               <w:pBdr>
                 <w:bottom w:val="none" w:sz="0" w:space="0" w:color="000000"/>
@@ -480,8 +474,9 @@
       </w:tr>
       <w:tr>
         <w:trPr>
-          <w:trHeight w:val="440" w:hRule="auto"/>
+          <w:trHeight w:val="454" w:hRule="auto"/>
         </w:trPr>
+        body1
         <w:tc>
           <w:tcPr>
             <w:tcBorders>
@@ -501,7 +496,6 @@
           </w:tcPr>
           <w:p>
             <w:pPr>
-              <w:pStyle w:val="Normal"/>
               <w:jc w:val="left"/>
               <w:pBdr>
                 <w:bottom w:val="none" w:sz="0" w:space="0" w:color="000000"/>
@@ -556,7 +550,6 @@
           </w:tcPr>
           <w:p>
             <w:pPr>
-              <w:pStyle w:val="Normal"/>
               <w:jc w:val="center"/>
               <w:pBdr>
                 <w:bottom w:val="none" w:sz="0" w:space="0" w:color="000000"/>
@@ -611,7 +604,6 @@
           </w:tcPr>
           <w:p>
             <w:pPr>
-              <w:pStyle w:val="Normal"/>
               <w:jc w:val="center"/>
               <w:pBdr>
                 <w:bottom w:val="none" w:sz="0" w:space="0" w:color="000000"/>
@@ -666,7 +658,6 @@
           </w:tcPr>
           <w:p>
             <w:pPr>
-              <w:pStyle w:val="Normal"/>
               <w:jc w:val="center"/>
               <w:pBdr>
                 <w:bottom w:val="none" w:sz="0" w:space="0" w:color="000000"/>
@@ -721,7 +712,6 @@
           </w:tcPr>
           <w:p>
             <w:pPr>
-              <w:pStyle w:val="Normal"/>
               <w:jc w:val="center"/>
               <w:pBdr>
                 <w:bottom w:val="none" w:sz="0" w:space="0" w:color="000000"/>
@@ -776,7 +766,6 @@
           </w:tcPr>
           <w:p>
             <w:pPr>
-              <w:pStyle w:val="Normal"/>
               <w:jc w:val="center"/>
               <w:pBdr>
                 <w:bottom w:val="none" w:sz="0" w:space="0" w:color="000000"/>
@@ -831,7 +820,6 @@
           </w:tcPr>
           <w:p>
             <w:pPr>
-              <w:pStyle w:val="Normal"/>
               <w:jc w:val="center"/>
               <w:pBdr>
                 <w:bottom w:val="none" w:sz="0" w:space="0" w:color="000000"/>
@@ -870,8 +858,9 @@
       </w:tr>
       <w:tr>
         <w:trPr>
-          <w:trHeight w:val="440" w:hRule="auto"/>
+          <w:trHeight w:val="415" w:hRule="auto"/>
         </w:trPr>
+        body2
         <w:tc>
           <w:tcPr>
             <w:tcBorders>
@@ -891,7 +880,6 @@
           </w:tcPr>
           <w:p>
             <w:pPr>
-              <w:pStyle w:val="Normal"/>
               <w:jc w:val="left"/>
               <w:pBdr>
                 <w:bottom w:val="none" w:sz="0" w:space="0" w:color="000000"/>
@@ -946,7 +934,6 @@
           </w:tcPr>
           <w:p>
             <w:pPr>
-              <w:pStyle w:val="Normal"/>
               <w:jc w:val="center"/>
               <w:pBdr>
                 <w:bottom w:val="none" w:sz="0" w:space="0" w:color="000000"/>
@@ -1001,7 +988,6 @@
           </w:tcPr>
           <w:p>
             <w:pPr>
-              <w:pStyle w:val="Normal"/>
               <w:jc w:val="center"/>
               <w:pBdr>
                 <w:bottom w:val="none" w:sz="0" w:space="0" w:color="000000"/>
@@ -1056,7 +1042,6 @@
           </w:tcPr>
           <w:p>
             <w:pPr>
-              <w:pStyle w:val="Normal"/>
               <w:jc w:val="center"/>
               <w:pBdr>
                 <w:bottom w:val="none" w:sz="0" w:space="0" w:color="000000"/>
@@ -1111,7 +1096,6 @@
           </w:tcPr>
           <w:p>
             <w:pPr>
-              <w:pStyle w:val="Normal"/>
               <w:jc w:val="center"/>
               <w:pBdr>
                 <w:bottom w:val="none" w:sz="0" w:space="0" w:color="000000"/>
@@ -1166,7 +1150,6 @@
           </w:tcPr>
           <w:p>
             <w:pPr>
-              <w:pStyle w:val="Normal"/>
               <w:jc w:val="center"/>
               <w:pBdr>
                 <w:bottom w:val="none" w:sz="0" w:space="0" w:color="000000"/>
@@ -1221,7 +1204,6 @@
           </w:tcPr>
           <w:p>
             <w:pPr>
-              <w:pStyle w:val="Normal"/>
               <w:jc w:val="center"/>
               <w:pBdr>
                 <w:bottom w:val="none" w:sz="0" w:space="0" w:color="000000"/>
@@ -1260,8 +1242,9 @@
       </w:tr>
       <w:tr>
         <w:trPr>
-          <w:trHeight w:val="440" w:hRule="auto"/>
+          <w:trHeight w:val="453" w:hRule="auto"/>
         </w:trPr>
+        body3
         <w:tc>
           <w:tcPr>
             <w:tcBorders>
@@ -1281,7 +1264,6 @@
           </w:tcPr>
           <w:p>
             <w:pPr>
-              <w:pStyle w:val="Normal"/>
               <w:jc w:val="left"/>
               <w:pBdr>
                 <w:bottom w:val="none" w:sz="0" w:space="0" w:color="000000"/>
@@ -1336,7 +1318,6 @@
           </w:tcPr>
           <w:p>
             <w:pPr>
-              <w:pStyle w:val="Normal"/>
               <w:jc w:val="center"/>
               <w:pBdr>
                 <w:bottom w:val="none" w:sz="0" w:space="0" w:color="000000"/>
@@ -1391,7 +1372,6 @@
           </w:tcPr>
           <w:p>
             <w:pPr>
-              <w:pStyle w:val="Normal"/>
               <w:jc w:val="center"/>
               <w:pBdr>
                 <w:bottom w:val="none" w:sz="0" w:space="0" w:color="000000"/>
@@ -1446,7 +1426,6 @@
           </w:tcPr>
           <w:p>
             <w:pPr>
-              <w:pStyle w:val="Normal"/>
               <w:jc w:val="center"/>
               <w:pBdr>
                 <w:bottom w:val="none" w:sz="0" w:space="0" w:color="000000"/>
@@ -1501,7 +1480,6 @@
           </w:tcPr>
           <w:p>
             <w:pPr>
-              <w:pStyle w:val="Normal"/>
               <w:jc w:val="center"/>
               <w:pBdr>
                 <w:bottom w:val="none" w:sz="0" w:space="0" w:color="000000"/>
@@ -1556,7 +1534,6 @@
           </w:tcPr>
           <w:p>
             <w:pPr>
-              <w:pStyle w:val="Normal"/>
               <w:jc w:val="center"/>
               <w:pBdr>
                 <w:bottom w:val="none" w:sz="0" w:space="0" w:color="000000"/>
@@ -1611,7 +1588,6 @@
           </w:tcPr>
           <w:p>
             <w:pPr>
-              <w:pStyle w:val="Normal"/>
               <w:jc w:val="center"/>
               <w:pBdr>
                 <w:bottom w:val="none" w:sz="0" w:space="0" w:color="000000"/>
@@ -1650,8 +1626,9 @@
       </w:tr>
       <w:tr>
         <w:trPr>
-          <w:trHeight w:val="440" w:hRule="auto"/>
+          <w:trHeight w:val="415" w:hRule="auto"/>
         </w:trPr>
+        body4
         <w:tc>
           <w:tcPr>
             <w:tcBorders>
@@ -1671,7 +1648,6 @@
           </w:tcPr>
           <w:p>
             <w:pPr>
-              <w:pStyle w:val="Normal"/>
               <w:jc w:val="left"/>
               <w:pBdr>
                 <w:bottom w:val="none" w:sz="0" w:space="0" w:color="000000"/>
@@ -1726,7 +1702,6 @@
           </w:tcPr>
           <w:p>
             <w:pPr>
-              <w:pStyle w:val="Normal"/>
               <w:jc w:val="center"/>
               <w:pBdr>
                 <w:bottom w:val="none" w:sz="0" w:space="0" w:color="000000"/>
@@ -1781,7 +1756,6 @@
           </w:tcPr>
           <w:p>
             <w:pPr>
-              <w:pStyle w:val="Normal"/>
               <w:jc w:val="center"/>
               <w:pBdr>
                 <w:bottom w:val="none" w:sz="0" w:space="0" w:color="000000"/>
@@ -1836,7 +1810,6 @@
           </w:tcPr>
           <w:p>
             <w:pPr>
-              <w:pStyle w:val="Normal"/>
               <w:jc w:val="center"/>
               <w:pBdr>
                 <w:bottom w:val="none" w:sz="0" w:space="0" w:color="000000"/>
@@ -1891,7 +1864,6 @@
           </w:tcPr>
           <w:p>
             <w:pPr>
-              <w:pStyle w:val="Normal"/>
               <w:jc w:val="center"/>
               <w:pBdr>
                 <w:bottom w:val="none" w:sz="0" w:space="0" w:color="000000"/>
@@ -1946,7 +1918,6 @@
           </w:tcPr>
           <w:p>
             <w:pPr>
-              <w:pStyle w:val="Normal"/>
               <w:jc w:val="center"/>
               <w:pBdr>
                 <w:bottom w:val="none" w:sz="0" w:space="0" w:color="000000"/>
@@ -2001,7 +1972,6 @@
           </w:tcPr>
           <w:p>
             <w:pPr>
-              <w:pStyle w:val="Normal"/>
               <w:jc w:val="center"/>
               <w:pBdr>
                 <w:bottom w:val="none" w:sz="0" w:space="0" w:color="000000"/>
@@ -2040,8 +2010,9 @@
       </w:tr>
       <w:tr>
         <w:trPr>
-          <w:trHeight w:val="440" w:hRule="auto"/>
+          <w:trHeight w:val="415" w:hRule="auto"/>
         </w:trPr>
+        body5
         <w:tc>
           <w:tcPr>
             <w:tcBorders>
@@ -2061,7 +2032,6 @@
           </w:tcPr>
           <w:p>
             <w:pPr>
-              <w:pStyle w:val="Normal"/>
               <w:jc w:val="left"/>
               <w:pBdr>
                 <w:bottom w:val="none" w:sz="0" w:space="0" w:color="000000"/>
@@ -2116,7 +2086,6 @@
           </w:tcPr>
           <w:p>
             <w:pPr>
-              <w:pStyle w:val="Normal"/>
               <w:jc w:val="center"/>
               <w:pBdr>
                 <w:bottom w:val="none" w:sz="0" w:space="0" w:color="000000"/>
@@ -2171,7 +2140,6 @@
           </w:tcPr>
           <w:p>
             <w:pPr>
-              <w:pStyle w:val="Normal"/>
               <w:jc w:val="center"/>
               <w:pBdr>
                 <w:bottom w:val="none" w:sz="0" w:space="0" w:color="000000"/>
@@ -2226,7 +2194,6 @@
           </w:tcPr>
           <w:p>
             <w:pPr>
-              <w:pStyle w:val="Normal"/>
               <w:jc w:val="center"/>
               <w:pBdr>
                 <w:bottom w:val="none" w:sz="0" w:space="0" w:color="000000"/>
@@ -2281,7 +2248,6 @@
           </w:tcPr>
           <w:p>
             <w:pPr>
-              <w:pStyle w:val="Normal"/>
               <w:jc w:val="center"/>
               <w:pBdr>
                 <w:bottom w:val="none" w:sz="0" w:space="0" w:color="000000"/>
@@ -2336,7 +2302,6 @@
           </w:tcPr>
           <w:p>
             <w:pPr>
-              <w:pStyle w:val="Normal"/>
               <w:jc w:val="center"/>
               <w:pBdr>
                 <w:bottom w:val="none" w:sz="0" w:space="0" w:color="000000"/>
@@ -2391,7 +2356,6 @@
           </w:tcPr>
           <w:p>
             <w:pPr>
-              <w:pStyle w:val="Normal"/>
               <w:jc w:val="center"/>
               <w:pBdr>
                 <w:bottom w:val="none" w:sz="0" w:space="0" w:color="000000"/>
@@ -2430,8 +2394,9 @@
       </w:tr>
       <w:tr>
         <w:trPr>
-          <w:trHeight w:val="455" w:hRule="auto"/>
+          <w:trHeight w:val="454" w:hRule="auto"/>
         </w:trPr>
+        body6
         <w:tc>
           <w:tcPr>
             <w:tcBorders>
@@ -2451,7 +2416,6 @@
           </w:tcPr>
           <w:p>
             <w:pPr>
-              <w:pStyle w:val="Normal"/>
               <w:jc w:val="left"/>
               <w:pBdr>
                 <w:bottom w:val="none" w:sz="0" w:space="0" w:color="000000"/>
@@ -2506,7 +2470,6 @@
           </w:tcPr>
           <w:p>
             <w:pPr>
-              <w:pStyle w:val="Normal"/>
               <w:jc w:val="center"/>
               <w:pBdr>
                 <w:bottom w:val="none" w:sz="0" w:space="0" w:color="000000"/>
@@ -2561,7 +2524,6 @@
           </w:tcPr>
           <w:p>
             <w:pPr>
-              <w:pStyle w:val="Normal"/>
               <w:jc w:val="center"/>
               <w:pBdr>
                 <w:bottom w:val="none" w:sz="0" w:space="0" w:color="000000"/>
@@ -2616,7 +2578,6 @@
           </w:tcPr>
           <w:p>
             <w:pPr>
-              <w:pStyle w:val="Normal"/>
               <w:jc w:val="center"/>
               <w:pBdr>
                 <w:bottom w:val="none" w:sz="0" w:space="0" w:color="000000"/>
@@ -2671,7 +2632,6 @@
           </w:tcPr>
           <w:p>
             <w:pPr>
-              <w:pStyle w:val="Normal"/>
               <w:jc w:val="center"/>
               <w:pBdr>
                 <w:bottom w:val="none" w:sz="0" w:space="0" w:color="000000"/>
@@ -2726,7 +2686,6 @@
           </w:tcPr>
           <w:p>
             <w:pPr>
-              <w:pStyle w:val="Normal"/>
               <w:jc w:val="center"/>
               <w:pBdr>
                 <w:bottom w:val="none" w:sz="0" w:space="0" w:color="000000"/>
@@ -2781,7 +2740,6 @@
           </w:tcPr>
           <w:p>
             <w:pPr>
-              <w:pStyle w:val="Normal"/>
               <w:jc w:val="center"/>
               <w:pBdr>
                 <w:bottom w:val="none" w:sz="0" w:space="0" w:color="000000"/>
@@ -2822,6 +2780,7 @@
         <w:trPr>
           <w:trHeight w:val="360" w:hRule="auto"/>
         </w:trPr>
+        footer1
         <w:tc>
           <w:tcPr>
             <w:gridSpan w:val="7"/>
@@ -2842,7 +2801,6 @@
           </w:tcPr>
           <w:p>
             <w:pPr>
-              <w:pStyle w:val="Normal"/>
               <w:jc w:val="left"/>
               <w:pBdr>
                 <w:bottom w:val="none" w:sz="0" w:space="0" w:color="000000"/>

--- a/Output/Table_4_Correlation_Matrix.docx
+++ b/Output/Table_4_Correlation_Matrix.docx
@@ -17,23 +17,21 @@
         <w:tblLook w:firstRow="1" w:lastRow="0" w:firstColumn="0" w:lastColumn="0" w:noHBand="0" w:noVBand="1"/>
       </w:tblPr>
       <w:tblGrid>
-        <w:gridCol w:w="3112"/>
+        <w:gridCol w:w="3579"/>
         <w:gridCol w:w="1056"/>
         <w:gridCol w:w="1056"/>
         <w:gridCol w:w="1067"/>
-        <w:gridCol w:w="1056"/>
         <w:gridCol w:w="1067"/>
         <w:gridCol w:w="378"/>
       </w:tblGrid>
       <w:tr>
         <w:trPr>
-          <w:trHeight w:val="413" w:hRule="auto"/>
+          <w:trHeight w:val="470" w:hRule="auto"/>
           <w:tblHeader/>
         </w:trPr>
-        header1
-        <w:tc>
-          <w:tcPr>
-            <w:gridSpan w:val="7"/>
+        <w:tc>
+          <w:tcPr>
+            <w:gridSpan w:val="6"/>
             <w:tcBorders>
               <w:bottom w:val="single" w:sz="12" w:space="0" w:color="666666"/>
               <w:top w:val="single" w:sz="12" w:space="0" w:color="666666"/>
@@ -51,6 +49,7 @@
           </w:tcPr>
           <w:p>
             <w:pPr>
+              <w:pStyle w:val="Normal"/>
               <w:jc w:val="left"/>
               <w:pBdr>
                 <w:bottom w:val="none" w:sz="0" w:space="0" w:color="000000"/>
@@ -89,10 +88,9 @@
       </w:tr>
       <w:tr>
         <w:trPr>
-          <w:trHeight w:val="413" w:hRule="auto"/>
+          <w:trHeight w:val="470" w:hRule="auto"/>
           <w:tblHeader/>
         </w:trPr>
-        header2
         <w:tc>
           <w:tcPr>
             <w:tcBorders>
@@ -112,6 +110,7 @@
           </w:tcPr>
           <w:p>
             <w:pPr>
+              <w:pStyle w:val="Normal"/>
               <w:jc w:val="left"/>
               <w:pBdr>
                 <w:bottom w:val="none" w:sz="0" w:space="0" w:color="000000"/>
@@ -166,6 +165,7 @@
           </w:tcPr>
           <w:p>
             <w:pPr>
+              <w:pStyle w:val="Normal"/>
               <w:jc w:val="center"/>
               <w:pBdr>
                 <w:bottom w:val="none" w:sz="0" w:space="0" w:color="000000"/>
@@ -220,6 +220,7 @@
           </w:tcPr>
           <w:p>
             <w:pPr>
+              <w:pStyle w:val="Normal"/>
               <w:jc w:val="center"/>
               <w:pBdr>
                 <w:bottom w:val="none" w:sz="0" w:space="0" w:color="000000"/>
@@ -274,6 +275,7 @@
           </w:tcPr>
           <w:p>
             <w:pPr>
+              <w:pStyle w:val="Normal"/>
               <w:jc w:val="center"/>
               <w:pBdr>
                 <w:bottom w:val="none" w:sz="0" w:space="0" w:color="000000"/>
@@ -328,6 +330,7 @@
           </w:tcPr>
           <w:p>
             <w:pPr>
+              <w:pStyle w:val="Normal"/>
               <w:jc w:val="center"/>
               <w:pBdr>
                 <w:bottom w:val="none" w:sz="0" w:space="0" w:color="000000"/>
@@ -382,6 +385,7 @@
           </w:tcPr>
           <w:p>
             <w:pPr>
+              <w:pStyle w:val="Normal"/>
               <w:jc w:val="center"/>
               <w:pBdr>
                 <w:bottom w:val="none" w:sz="0" w:space="0" w:color="000000"/>
@@ -414,69 +418,14 @@
                 <w:color w:val="000000"/>
               </w:rPr>
               <w:t xml:space="preserve">5</w:t>
-            </w:r>
-          </w:p>
-        </w:tc>
-        <w:tc>
-          <w:tcPr>
-            <w:tcBorders>
-              <w:bottom w:val="single" w:sz="12" w:space="0" w:color="666666"/>
-              <w:top w:val="single" w:sz="12" w:space="0" w:color="666666"/>
-              <w:left w:val="none" w:sz="0" w:space="0" w:color="000000"/>
-              <w:right w:val="none" w:sz="0" w:space="0" w:color="000000"/>
-            </w:tcBorders>
-            <w:shd w:val="clear" w:color="auto" w:fill="FFFFFF"/>
-            <w:tcMar>
-              <w:top w:w="0" w:type="dxa"/>
-              <w:bottom w:w="0" w:type="dxa"/>
-              <w:left w:w="0" w:type="dxa"/>
-              <w:right w:w="0" w:type="dxa"/>
-            </w:tcMar>
-            <w:vAlign w:val="center"/>
-          </w:tcPr>
-          <w:p>
-            <w:pPr>
-              <w:jc w:val="center"/>
-              <w:pBdr>
-                <w:bottom w:val="none" w:sz="0" w:space="0" w:color="000000"/>
-                <w:top w:val="none" w:sz="0" w:space="0" w:color="000000"/>
-                <w:left w:val="none" w:sz="0" w:space="0" w:color="000000"/>
-                <w:right w:val="none" w:sz="0" w:space="0" w:color="000000"/>
-              </w:pBdr>
-              <w:spacing w:after="100" w:before="100" w:line="240"/>
-              <w:ind w:left="100" w:right="100" w:firstLine="0" w:firstLineChars="0"/>
-              <w:rPr>
-                <w:rFonts w:ascii="Arial" w:hAnsi="Arial" w:eastAsia="Arial" w:cs="Arial"/>
-                <w:i w:val="false"/>
-                <w:b w:val="true"/>
-                <w:u w:val="none"/>
-                <w:strike w:val="false"/>
-                <w:sz w:val="20"/>
-                <w:szCs w:val="20"/>
-                <w:color w:val="000000"/>
-              </w:rPr>
-            </w:pPr>
-            <w:r>
-              <w:rPr>
-                <w:rFonts w:ascii="Arial" w:hAnsi="Arial" w:eastAsia="Arial" w:cs="Arial"/>
-                <w:i w:val="false"/>
-                <w:b w:val="true"/>
-                <w:u w:val="none"/>
-                <w:strike w:val="false"/>
-                <w:sz w:val="20"/>
-                <w:szCs w:val="20"/>
-                <w:color w:val="000000"/>
-              </w:rPr>
-              <w:t xml:space="preserve">6</w:t>
             </w:r>
           </w:p>
         </w:tc>
       </w:tr>
       <w:tr>
         <w:trPr>
-          <w:trHeight w:val="454" w:hRule="auto"/>
+          <w:trHeight w:val="440" w:hRule="auto"/>
         </w:trPr>
-        body1
         <w:tc>
           <w:tcPr>
             <w:tcBorders>
@@ -496,6 +445,7 @@
           </w:tcPr>
           <w:p>
             <w:pPr>
+              <w:pStyle w:val="Normal"/>
               <w:jc w:val="left"/>
               <w:pBdr>
                 <w:bottom w:val="none" w:sz="0" w:space="0" w:color="000000"/>
@@ -527,7 +477,7 @@
                 <w:szCs w:val="20"/>
                 <w:color w:val="000000"/>
               </w:rPr>
-              <w:t xml:space="preserve">1. GrimAge2</w:t>
+              <w:t xml:space="preserve">1. GrimAge2 z-score</w:t>
             </w:r>
           </w:p>
         </w:tc>
@@ -550,6 +500,7 @@
           </w:tcPr>
           <w:p>
             <w:pPr>
+              <w:pStyle w:val="Normal"/>
               <w:jc w:val="center"/>
               <w:pBdr>
                 <w:bottom w:val="none" w:sz="0" w:space="0" w:color="000000"/>
@@ -604,6 +555,7 @@
           </w:tcPr>
           <w:p>
             <w:pPr>
+              <w:pStyle w:val="Normal"/>
               <w:jc w:val="center"/>
               <w:pBdr>
                 <w:bottom w:val="none" w:sz="0" w:space="0" w:color="000000"/>
@@ -658,6 +610,7 @@
           </w:tcPr>
           <w:p>
             <w:pPr>
+              <w:pStyle w:val="Normal"/>
               <w:jc w:val="center"/>
               <w:pBdr>
                 <w:bottom w:val="none" w:sz="0" w:space="0" w:color="000000"/>
@@ -712,6 +665,7 @@
           </w:tcPr>
           <w:p>
             <w:pPr>
+              <w:pStyle w:val="Normal"/>
               <w:jc w:val="center"/>
               <w:pBdr>
                 <w:bottom w:val="none" w:sz="0" w:space="0" w:color="000000"/>
@@ -766,60 +720,7 @@
           </w:tcPr>
           <w:p>
             <w:pPr>
-              <w:jc w:val="center"/>
-              <w:pBdr>
-                <w:bottom w:val="none" w:sz="0" w:space="0" w:color="000000"/>
-                <w:top w:val="none" w:sz="0" w:space="0" w:color="000000"/>
-                <w:left w:val="none" w:sz="0" w:space="0" w:color="000000"/>
-                <w:right w:val="none" w:sz="0" w:space="0" w:color="000000"/>
-              </w:pBdr>
-              <w:spacing w:after="100" w:before="100" w:line="240"/>
-              <w:ind w:left="100" w:right="100" w:firstLine="0" w:firstLineChars="0"/>
-              <w:rPr>
-                <w:rFonts w:ascii="Arial" w:hAnsi="Arial" w:eastAsia="Arial" w:cs="Arial"/>
-                <w:i w:val="false"/>
-                <w:b w:val="false"/>
-                <w:u w:val="none"/>
-                <w:strike w:val="false"/>
-                <w:sz w:val="20"/>
-                <w:szCs w:val="20"/>
-                <w:color w:val="000000"/>
-              </w:rPr>
-            </w:pPr>
-            <w:r>
-              <w:rPr>
-                <w:rFonts w:ascii="Arial" w:hAnsi="Arial" w:eastAsia="Arial" w:cs="Arial"/>
-                <w:i w:val="false"/>
-                <w:b w:val="false"/>
-                <w:u w:val="none"/>
-                <w:strike w:val="false"/>
-                <w:sz w:val="20"/>
-                <w:szCs w:val="20"/>
-                <w:color w:val="000000"/>
-              </w:rPr>
-              <w:t xml:space="preserve"/>
-            </w:r>
-          </w:p>
-        </w:tc>
-        <w:tc>
-          <w:tcPr>
-            <w:tcBorders>
-              <w:bottom w:val="none" w:sz="0" w:space="0" w:color="000000"/>
-              <w:top w:val="single" w:sz="12" w:space="0" w:color="666666"/>
-              <w:left w:val="none" w:sz="0" w:space="0" w:color="000000"/>
-              <w:right w:val="none" w:sz="0" w:space="0" w:color="000000"/>
-            </w:tcBorders>
-            <w:shd w:val="clear" w:color="auto" w:fill="FFFFFF"/>
-            <w:tcMar>
-              <w:top w:w="0" w:type="dxa"/>
-              <w:bottom w:w="0" w:type="dxa"/>
-              <w:left w:w="0" w:type="dxa"/>
-              <w:right w:w="0" w:type="dxa"/>
-            </w:tcMar>
-            <w:vAlign w:val="center"/>
-          </w:tcPr>
-          <w:p>
-            <w:pPr>
+              <w:pStyle w:val="Normal"/>
               <w:jc w:val="center"/>
               <w:pBdr>
                 <w:bottom w:val="none" w:sz="0" w:space="0" w:color="000000"/>
@@ -858,9 +759,8 @@
       </w:tr>
       <w:tr>
         <w:trPr>
-          <w:trHeight w:val="415" w:hRule="auto"/>
+          <w:trHeight w:val="440" w:hRule="auto"/>
         </w:trPr>
-        body2
         <w:tc>
           <w:tcPr>
             <w:tcBorders>
@@ -880,6 +780,7 @@
           </w:tcPr>
           <w:p>
             <w:pPr>
+              <w:pStyle w:val="Normal"/>
               <w:jc w:val="left"/>
               <w:pBdr>
                 <w:bottom w:val="none" w:sz="0" w:space="0" w:color="000000"/>
@@ -911,7 +812,7 @@
                 <w:szCs w:val="20"/>
                 <w:color w:val="000000"/>
               </w:rPr>
-              <w:t xml:space="preserve">2. DunedinPACE</w:t>
+              <w:t xml:space="preserve">2. DunedinPACE z-score</w:t>
             </w:r>
           </w:p>
         </w:tc>
@@ -934,6 +835,7 @@
           </w:tcPr>
           <w:p>
             <w:pPr>
+              <w:pStyle w:val="Normal"/>
               <w:jc w:val="center"/>
               <w:pBdr>
                 <w:bottom w:val="none" w:sz="0" w:space="0" w:color="000000"/>
@@ -988,6 +890,7 @@
           </w:tcPr>
           <w:p>
             <w:pPr>
+              <w:pStyle w:val="Normal"/>
               <w:jc w:val="center"/>
               <w:pBdr>
                 <w:bottom w:val="none" w:sz="0" w:space="0" w:color="000000"/>
@@ -1042,6 +945,7 @@
           </w:tcPr>
           <w:p>
             <w:pPr>
+              <w:pStyle w:val="Normal"/>
               <w:jc w:val="center"/>
               <w:pBdr>
                 <w:bottom w:val="none" w:sz="0" w:space="0" w:color="000000"/>
@@ -1096,6 +1000,7 @@
           </w:tcPr>
           <w:p>
             <w:pPr>
+              <w:pStyle w:val="Normal"/>
               <w:jc w:val="center"/>
               <w:pBdr>
                 <w:bottom w:val="none" w:sz="0" w:space="0" w:color="000000"/>
@@ -1150,60 +1055,7 @@
           </w:tcPr>
           <w:p>
             <w:pPr>
-              <w:jc w:val="center"/>
-              <w:pBdr>
-                <w:bottom w:val="none" w:sz="0" w:space="0" w:color="000000"/>
-                <w:top w:val="none" w:sz="0" w:space="0" w:color="000000"/>
-                <w:left w:val="none" w:sz="0" w:space="0" w:color="000000"/>
-                <w:right w:val="none" w:sz="0" w:space="0" w:color="000000"/>
-              </w:pBdr>
-              <w:spacing w:after="100" w:before="100" w:line="240"/>
-              <w:ind w:left="100" w:right="100" w:firstLine="0" w:firstLineChars="0"/>
-              <w:rPr>
-                <w:rFonts w:ascii="Arial" w:hAnsi="Arial" w:eastAsia="Arial" w:cs="Arial"/>
-                <w:i w:val="false"/>
-                <w:b w:val="false"/>
-                <w:u w:val="none"/>
-                <w:strike w:val="false"/>
-                <w:sz w:val="20"/>
-                <w:szCs w:val="20"/>
-                <w:color w:val="000000"/>
-              </w:rPr>
-            </w:pPr>
-            <w:r>
-              <w:rPr>
-                <w:rFonts w:ascii="Arial" w:hAnsi="Arial" w:eastAsia="Arial" w:cs="Arial"/>
-                <w:i w:val="false"/>
-                <w:b w:val="false"/>
-                <w:u w:val="none"/>
-                <w:strike w:val="false"/>
-                <w:sz w:val="20"/>
-                <w:szCs w:val="20"/>
-                <w:color w:val="000000"/>
-              </w:rPr>
-              <w:t xml:space="preserve"/>
-            </w:r>
-          </w:p>
-        </w:tc>
-        <w:tc>
-          <w:tcPr>
-            <w:tcBorders>
-              <w:bottom w:val="none" w:sz="0" w:space="0" w:color="000000"/>
-              <w:top w:val="none" w:sz="0" w:space="0" w:color="000000"/>
-              <w:left w:val="none" w:sz="0" w:space="0" w:color="000000"/>
-              <w:right w:val="none" w:sz="0" w:space="0" w:color="000000"/>
-            </w:tcBorders>
-            <w:shd w:val="clear" w:color="auto" w:fill="FFFFFF"/>
-            <w:tcMar>
-              <w:top w:w="0" w:type="dxa"/>
-              <w:bottom w:w="0" w:type="dxa"/>
-              <w:left w:w="0" w:type="dxa"/>
-              <w:right w:w="0" w:type="dxa"/>
-            </w:tcMar>
-            <w:vAlign w:val="center"/>
-          </w:tcPr>
-          <w:p>
-            <w:pPr>
+              <w:pStyle w:val="Normal"/>
               <w:jc w:val="center"/>
               <w:pBdr>
                 <w:bottom w:val="none" w:sz="0" w:space="0" w:color="000000"/>
@@ -1242,9 +1094,8 @@
       </w:tr>
       <w:tr>
         <w:trPr>
-          <w:trHeight w:val="453" w:hRule="auto"/>
+          <w:trHeight w:val="440" w:hRule="auto"/>
         </w:trPr>
-        body3
         <w:tc>
           <w:tcPr>
             <w:tcBorders>
@@ -1264,6 +1115,7 @@
           </w:tcPr>
           <w:p>
             <w:pPr>
+              <w:pStyle w:val="Normal"/>
               <w:jc w:val="left"/>
               <w:pBdr>
                 <w:bottom w:val="none" w:sz="0" w:space="0" w:color="000000"/>
@@ -1318,6 +1170,7 @@
           </w:tcPr>
           <w:p>
             <w:pPr>
+              <w:pStyle w:val="Normal"/>
               <w:jc w:val="center"/>
               <w:pBdr>
                 <w:bottom w:val="none" w:sz="0" w:space="0" w:color="000000"/>
@@ -1372,6 +1225,7 @@
           </w:tcPr>
           <w:p>
             <w:pPr>
+              <w:pStyle w:val="Normal"/>
               <w:jc w:val="center"/>
               <w:pBdr>
                 <w:bottom w:val="none" w:sz="0" w:space="0" w:color="000000"/>
@@ -1426,6 +1280,7 @@
           </w:tcPr>
           <w:p>
             <w:pPr>
+              <w:pStyle w:val="Normal"/>
               <w:jc w:val="center"/>
               <w:pBdr>
                 <w:bottom w:val="none" w:sz="0" w:space="0" w:color="000000"/>
@@ -1480,6 +1335,7 @@
           </w:tcPr>
           <w:p>
             <w:pPr>
+              <w:pStyle w:val="Normal"/>
               <w:jc w:val="center"/>
               <w:pBdr>
                 <w:bottom w:val="none" w:sz="0" w:space="0" w:color="000000"/>
@@ -1534,60 +1390,7 @@
           </w:tcPr>
           <w:p>
             <w:pPr>
-              <w:jc w:val="center"/>
-              <w:pBdr>
-                <w:bottom w:val="none" w:sz="0" w:space="0" w:color="000000"/>
-                <w:top w:val="none" w:sz="0" w:space="0" w:color="000000"/>
-                <w:left w:val="none" w:sz="0" w:space="0" w:color="000000"/>
-                <w:right w:val="none" w:sz="0" w:space="0" w:color="000000"/>
-              </w:pBdr>
-              <w:spacing w:after="100" w:before="100" w:line="240"/>
-              <w:ind w:left="100" w:right="100" w:firstLine="0" w:firstLineChars="0"/>
-              <w:rPr>
-                <w:rFonts w:ascii="Arial" w:hAnsi="Arial" w:eastAsia="Arial" w:cs="Arial"/>
-                <w:i w:val="false"/>
-                <w:b w:val="false"/>
-                <w:u w:val="none"/>
-                <w:strike w:val="false"/>
-                <w:sz w:val="20"/>
-                <w:szCs w:val="20"/>
-                <w:color w:val="000000"/>
-              </w:rPr>
-            </w:pPr>
-            <w:r>
-              <w:rPr>
-                <w:rFonts w:ascii="Arial" w:hAnsi="Arial" w:eastAsia="Arial" w:cs="Arial"/>
-                <w:i w:val="false"/>
-                <w:b w:val="false"/>
-                <w:u w:val="none"/>
-                <w:strike w:val="false"/>
-                <w:sz w:val="20"/>
-                <w:szCs w:val="20"/>
-                <w:color w:val="000000"/>
-              </w:rPr>
-              <w:t xml:space="preserve"/>
-            </w:r>
-          </w:p>
-        </w:tc>
-        <w:tc>
-          <w:tcPr>
-            <w:tcBorders>
-              <w:bottom w:val="none" w:sz="0" w:space="0" w:color="000000"/>
-              <w:top w:val="none" w:sz="0" w:space="0" w:color="000000"/>
-              <w:left w:val="none" w:sz="0" w:space="0" w:color="000000"/>
-              <w:right w:val="none" w:sz="0" w:space="0" w:color="000000"/>
-            </w:tcBorders>
-            <w:shd w:val="clear" w:color="auto" w:fill="FFFFFF"/>
-            <w:tcMar>
-              <w:top w:w="0" w:type="dxa"/>
-              <w:bottom w:w="0" w:type="dxa"/>
-              <w:left w:w="0" w:type="dxa"/>
-              <w:right w:w="0" w:type="dxa"/>
-            </w:tcMar>
-            <w:vAlign w:val="center"/>
-          </w:tcPr>
-          <w:p>
-            <w:pPr>
+              <w:pStyle w:val="Normal"/>
               <w:jc w:val="center"/>
               <w:pBdr>
                 <w:bottom w:val="none" w:sz="0" w:space="0" w:color="000000"/>
@@ -1626,9 +1429,8 @@
       </w:tr>
       <w:tr>
         <w:trPr>
-          <w:trHeight w:val="415" w:hRule="auto"/>
+          <w:trHeight w:val="440" w:hRule="auto"/>
         </w:trPr>
-        body4
         <w:tc>
           <w:tcPr>
             <w:tcBorders>
@@ -1648,6 +1450,7 @@
           </w:tcPr>
           <w:p>
             <w:pPr>
+              <w:pStyle w:val="Normal"/>
               <w:jc w:val="left"/>
               <w:pBdr>
                 <w:bottom w:val="none" w:sz="0" w:space="0" w:color="000000"/>
@@ -1679,7 +1482,7 @@
                 <w:szCs w:val="20"/>
                 <w:color w:val="000000"/>
               </w:rPr>
-              <w:t xml:space="preserve">4. Number of chronic conditions</w:t>
+              <w:t xml:space="preserve">4. Perceived cancer risk z-score</w:t>
             </w:r>
           </w:p>
         </w:tc>
@@ -1702,6 +1505,7 @@
           </w:tcPr>
           <w:p>
             <w:pPr>
+              <w:pStyle w:val="Normal"/>
               <w:jc w:val="center"/>
               <w:pBdr>
                 <w:bottom w:val="none" w:sz="0" w:space="0" w:color="000000"/>
@@ -1733,7 +1537,7 @@
                 <w:szCs w:val="20"/>
                 <w:color w:val="000000"/>
               </w:rPr>
-              <w:t xml:space="preserve"> 0.173***</w:t>
+              <w:t xml:space="preserve">-0.037</w:t>
             </w:r>
           </w:p>
         </w:tc>
@@ -1756,6 +1560,7 @@
           </w:tcPr>
           <w:p>
             <w:pPr>
+              <w:pStyle w:val="Normal"/>
               <w:jc w:val="center"/>
               <w:pBdr>
                 <w:bottom w:val="none" w:sz="0" w:space="0" w:color="000000"/>
@@ -1787,7 +1592,7 @@
                 <w:szCs w:val="20"/>
                 <w:color w:val="000000"/>
               </w:rPr>
-              <w:t xml:space="preserve"> 0.202***</w:t>
+              <w:t xml:space="preserve"> 0.062*</w:t>
             </w:r>
           </w:p>
         </w:tc>
@@ -1810,6 +1615,7 @@
           </w:tcPr>
           <w:p>
             <w:pPr>
+              <w:pStyle w:val="Normal"/>
               <w:jc w:val="center"/>
               <w:pBdr>
                 <w:bottom w:val="none" w:sz="0" w:space="0" w:color="000000"/>
@@ -1841,7 +1647,7 @@
                 <w:szCs w:val="20"/>
                 <w:color w:val="000000"/>
               </w:rPr>
-              <w:t xml:space="preserve"> 0.088**</w:t>
+              <w:t xml:space="preserve">-0.144***</w:t>
             </w:r>
           </w:p>
         </w:tc>
@@ -1864,6 +1670,7 @@
           </w:tcPr>
           <w:p>
             <w:pPr>
+              <w:pStyle w:val="Normal"/>
               <w:jc w:val="center"/>
               <w:pBdr>
                 <w:bottom w:val="none" w:sz="0" w:space="0" w:color="000000"/>
@@ -1918,60 +1725,7 @@
           </w:tcPr>
           <w:p>
             <w:pPr>
-              <w:jc w:val="center"/>
-              <w:pBdr>
-                <w:bottom w:val="none" w:sz="0" w:space="0" w:color="000000"/>
-                <w:top w:val="none" w:sz="0" w:space="0" w:color="000000"/>
-                <w:left w:val="none" w:sz="0" w:space="0" w:color="000000"/>
-                <w:right w:val="none" w:sz="0" w:space="0" w:color="000000"/>
-              </w:pBdr>
-              <w:spacing w:after="100" w:before="100" w:line="240"/>
-              <w:ind w:left="100" w:right="100" w:firstLine="0" w:firstLineChars="0"/>
-              <w:rPr>
-                <w:rFonts w:ascii="Arial" w:hAnsi="Arial" w:eastAsia="Arial" w:cs="Arial"/>
-                <w:i w:val="false"/>
-                <w:b w:val="false"/>
-                <w:u w:val="none"/>
-                <w:strike w:val="false"/>
-                <w:sz w:val="20"/>
-                <w:szCs w:val="20"/>
-                <w:color w:val="000000"/>
-              </w:rPr>
-            </w:pPr>
-            <w:r>
-              <w:rPr>
-                <w:rFonts w:ascii="Arial" w:hAnsi="Arial" w:eastAsia="Arial" w:cs="Arial"/>
-                <w:i w:val="false"/>
-                <w:b w:val="false"/>
-                <w:u w:val="none"/>
-                <w:strike w:val="false"/>
-                <w:sz w:val="20"/>
-                <w:szCs w:val="20"/>
-                <w:color w:val="000000"/>
-              </w:rPr>
-              <w:t xml:space="preserve"/>
-            </w:r>
-          </w:p>
-        </w:tc>
-        <w:tc>
-          <w:tcPr>
-            <w:tcBorders>
-              <w:bottom w:val="none" w:sz="0" w:space="0" w:color="000000"/>
-              <w:top w:val="none" w:sz="0" w:space="0" w:color="000000"/>
-              <w:left w:val="none" w:sz="0" w:space="0" w:color="000000"/>
-              <w:right w:val="none" w:sz="0" w:space="0" w:color="000000"/>
-            </w:tcBorders>
-            <w:shd w:val="clear" w:color="auto" w:fill="FFFFFF"/>
-            <w:tcMar>
-              <w:top w:w="0" w:type="dxa"/>
-              <w:bottom w:w="0" w:type="dxa"/>
-              <w:left w:w="0" w:type="dxa"/>
-              <w:right w:w="0" w:type="dxa"/>
-            </w:tcMar>
-            <w:vAlign w:val="center"/>
-          </w:tcPr>
-          <w:p>
-            <w:pPr>
+              <w:pStyle w:val="Normal"/>
               <w:jc w:val="center"/>
               <w:pBdr>
                 <w:bottom w:val="none" w:sz="0" w:space="0" w:color="000000"/>
@@ -2010,393 +1764,8 @@
       </w:tr>
       <w:tr>
         <w:trPr>
-          <w:trHeight w:val="415" w:hRule="auto"/>
+          <w:trHeight w:val="455" w:hRule="auto"/>
         </w:trPr>
-        body5
-        <w:tc>
-          <w:tcPr>
-            <w:tcBorders>
-              <w:bottom w:val="none" w:sz="0" w:space="0" w:color="000000"/>
-              <w:top w:val="none" w:sz="0" w:space="0" w:color="000000"/>
-              <w:left w:val="none" w:sz="0" w:space="0" w:color="000000"/>
-              <w:right w:val="none" w:sz="0" w:space="0" w:color="000000"/>
-            </w:tcBorders>
-            <w:shd w:val="clear" w:color="auto" w:fill="FFFFFF"/>
-            <w:tcMar>
-              <w:top w:w="0" w:type="dxa"/>
-              <w:bottom w:w="0" w:type="dxa"/>
-              <w:left w:w="0" w:type="dxa"/>
-              <w:right w:w="0" w:type="dxa"/>
-            </w:tcMar>
-            <w:vAlign w:val="center"/>
-          </w:tcPr>
-          <w:p>
-            <w:pPr>
-              <w:jc w:val="left"/>
-              <w:pBdr>
-                <w:bottom w:val="none" w:sz="0" w:space="0" w:color="000000"/>
-                <w:top w:val="none" w:sz="0" w:space="0" w:color="000000"/>
-                <w:left w:val="none" w:sz="0" w:space="0" w:color="000000"/>
-                <w:right w:val="none" w:sz="0" w:space="0" w:color="000000"/>
-              </w:pBdr>
-              <w:spacing w:after="100" w:before="100" w:line="240"/>
-              <w:ind w:left="100" w:right="100" w:firstLine="0" w:firstLineChars="0"/>
-              <w:rPr>
-                <w:rFonts w:ascii="Arial" w:hAnsi="Arial" w:eastAsia="Arial" w:cs="Arial"/>
-                <w:i w:val="false"/>
-                <w:b w:val="false"/>
-                <w:u w:val="none"/>
-                <w:strike w:val="false"/>
-                <w:sz w:val="20"/>
-                <w:szCs w:val="20"/>
-                <w:color w:val="000000"/>
-              </w:rPr>
-            </w:pPr>
-            <w:r>
-              <w:rPr>
-                <w:rFonts w:ascii="Arial" w:hAnsi="Arial" w:eastAsia="Arial" w:cs="Arial"/>
-                <w:i w:val="false"/>
-                <w:b w:val="false"/>
-                <w:u w:val="none"/>
-                <w:strike w:val="false"/>
-                <w:sz w:val="20"/>
-                <w:szCs w:val="20"/>
-                <w:color w:val="000000"/>
-              </w:rPr>
-              <w:t xml:space="preserve">5. Perceived cancer risk z-score</w:t>
-            </w:r>
-          </w:p>
-        </w:tc>
-        <w:tc>
-          <w:tcPr>
-            <w:tcBorders>
-              <w:bottom w:val="none" w:sz="0" w:space="0" w:color="000000"/>
-              <w:top w:val="none" w:sz="0" w:space="0" w:color="000000"/>
-              <w:left w:val="none" w:sz="0" w:space="0" w:color="000000"/>
-              <w:right w:val="none" w:sz="0" w:space="0" w:color="000000"/>
-            </w:tcBorders>
-            <w:shd w:val="clear" w:color="auto" w:fill="FFFFFF"/>
-            <w:tcMar>
-              <w:top w:w="0" w:type="dxa"/>
-              <w:bottom w:w="0" w:type="dxa"/>
-              <w:left w:w="0" w:type="dxa"/>
-              <w:right w:w="0" w:type="dxa"/>
-            </w:tcMar>
-            <w:vAlign w:val="center"/>
-          </w:tcPr>
-          <w:p>
-            <w:pPr>
-              <w:jc w:val="center"/>
-              <w:pBdr>
-                <w:bottom w:val="none" w:sz="0" w:space="0" w:color="000000"/>
-                <w:top w:val="none" w:sz="0" w:space="0" w:color="000000"/>
-                <w:left w:val="none" w:sz="0" w:space="0" w:color="000000"/>
-                <w:right w:val="none" w:sz="0" w:space="0" w:color="000000"/>
-              </w:pBdr>
-              <w:spacing w:after="100" w:before="100" w:line="240"/>
-              <w:ind w:left="100" w:right="100" w:firstLine="0" w:firstLineChars="0"/>
-              <w:rPr>
-                <w:rFonts w:ascii="Arial" w:hAnsi="Arial" w:eastAsia="Arial" w:cs="Arial"/>
-                <w:i w:val="false"/>
-                <w:b w:val="false"/>
-                <w:u w:val="none"/>
-                <w:strike w:val="false"/>
-                <w:sz w:val="20"/>
-                <w:szCs w:val="20"/>
-                <w:color w:val="000000"/>
-              </w:rPr>
-            </w:pPr>
-            <w:r>
-              <w:rPr>
-                <w:rFonts w:ascii="Arial" w:hAnsi="Arial" w:eastAsia="Arial" w:cs="Arial"/>
-                <w:i w:val="false"/>
-                <w:b w:val="false"/>
-                <w:u w:val="none"/>
-                <w:strike w:val="false"/>
-                <w:sz w:val="20"/>
-                <w:szCs w:val="20"/>
-                <w:color w:val="000000"/>
-              </w:rPr>
-              <w:t xml:space="preserve">-0.037</w:t>
-            </w:r>
-          </w:p>
-        </w:tc>
-        <w:tc>
-          <w:tcPr>
-            <w:tcBorders>
-              <w:bottom w:val="none" w:sz="0" w:space="0" w:color="000000"/>
-              <w:top w:val="none" w:sz="0" w:space="0" w:color="000000"/>
-              <w:left w:val="none" w:sz="0" w:space="0" w:color="000000"/>
-              <w:right w:val="none" w:sz="0" w:space="0" w:color="000000"/>
-            </w:tcBorders>
-            <w:shd w:val="clear" w:color="auto" w:fill="FFFFFF"/>
-            <w:tcMar>
-              <w:top w:w="0" w:type="dxa"/>
-              <w:bottom w:w="0" w:type="dxa"/>
-              <w:left w:w="0" w:type="dxa"/>
-              <w:right w:w="0" w:type="dxa"/>
-            </w:tcMar>
-            <w:vAlign w:val="center"/>
-          </w:tcPr>
-          <w:p>
-            <w:pPr>
-              <w:jc w:val="center"/>
-              <w:pBdr>
-                <w:bottom w:val="none" w:sz="0" w:space="0" w:color="000000"/>
-                <w:top w:val="none" w:sz="0" w:space="0" w:color="000000"/>
-                <w:left w:val="none" w:sz="0" w:space="0" w:color="000000"/>
-                <w:right w:val="none" w:sz="0" w:space="0" w:color="000000"/>
-              </w:pBdr>
-              <w:spacing w:after="100" w:before="100" w:line="240"/>
-              <w:ind w:left="100" w:right="100" w:firstLine="0" w:firstLineChars="0"/>
-              <w:rPr>
-                <w:rFonts w:ascii="Arial" w:hAnsi="Arial" w:eastAsia="Arial" w:cs="Arial"/>
-                <w:i w:val="false"/>
-                <w:b w:val="false"/>
-                <w:u w:val="none"/>
-                <w:strike w:val="false"/>
-                <w:sz w:val="20"/>
-                <w:szCs w:val="20"/>
-                <w:color w:val="000000"/>
-              </w:rPr>
-            </w:pPr>
-            <w:r>
-              <w:rPr>
-                <w:rFonts w:ascii="Arial" w:hAnsi="Arial" w:eastAsia="Arial" w:cs="Arial"/>
-                <w:i w:val="false"/>
-                <w:b w:val="false"/>
-                <w:u w:val="none"/>
-                <w:strike w:val="false"/>
-                <w:sz w:val="20"/>
-                <w:szCs w:val="20"/>
-                <w:color w:val="000000"/>
-              </w:rPr>
-              <w:t xml:space="preserve"> 0.062*</w:t>
-            </w:r>
-          </w:p>
-        </w:tc>
-        <w:tc>
-          <w:tcPr>
-            <w:tcBorders>
-              <w:bottom w:val="none" w:sz="0" w:space="0" w:color="000000"/>
-              <w:top w:val="none" w:sz="0" w:space="0" w:color="000000"/>
-              <w:left w:val="none" w:sz="0" w:space="0" w:color="000000"/>
-              <w:right w:val="none" w:sz="0" w:space="0" w:color="000000"/>
-            </w:tcBorders>
-            <w:shd w:val="clear" w:color="auto" w:fill="FFFFFF"/>
-            <w:tcMar>
-              <w:top w:w="0" w:type="dxa"/>
-              <w:bottom w:w="0" w:type="dxa"/>
-              <w:left w:w="0" w:type="dxa"/>
-              <w:right w:w="0" w:type="dxa"/>
-            </w:tcMar>
-            <w:vAlign w:val="center"/>
-          </w:tcPr>
-          <w:p>
-            <w:pPr>
-              <w:jc w:val="center"/>
-              <w:pBdr>
-                <w:bottom w:val="none" w:sz="0" w:space="0" w:color="000000"/>
-                <w:top w:val="none" w:sz="0" w:space="0" w:color="000000"/>
-                <w:left w:val="none" w:sz="0" w:space="0" w:color="000000"/>
-                <w:right w:val="none" w:sz="0" w:space="0" w:color="000000"/>
-              </w:pBdr>
-              <w:spacing w:after="100" w:before="100" w:line="240"/>
-              <w:ind w:left="100" w:right="100" w:firstLine="0" w:firstLineChars="0"/>
-              <w:rPr>
-                <w:rFonts w:ascii="Arial" w:hAnsi="Arial" w:eastAsia="Arial" w:cs="Arial"/>
-                <w:i w:val="false"/>
-                <w:b w:val="false"/>
-                <w:u w:val="none"/>
-                <w:strike w:val="false"/>
-                <w:sz w:val="20"/>
-                <w:szCs w:val="20"/>
-                <w:color w:val="000000"/>
-              </w:rPr>
-            </w:pPr>
-            <w:r>
-              <w:rPr>
-                <w:rFonts w:ascii="Arial" w:hAnsi="Arial" w:eastAsia="Arial" w:cs="Arial"/>
-                <w:i w:val="false"/>
-                <w:b w:val="false"/>
-                <w:u w:val="none"/>
-                <w:strike w:val="false"/>
-                <w:sz w:val="20"/>
-                <w:szCs w:val="20"/>
-                <w:color w:val="000000"/>
-              </w:rPr>
-              <w:t xml:space="preserve">-0.144***</w:t>
-            </w:r>
-          </w:p>
-        </w:tc>
-        <w:tc>
-          <w:tcPr>
-            <w:tcBorders>
-              <w:bottom w:val="none" w:sz="0" w:space="0" w:color="000000"/>
-              <w:top w:val="none" w:sz="0" w:space="0" w:color="000000"/>
-              <w:left w:val="none" w:sz="0" w:space="0" w:color="000000"/>
-              <w:right w:val="none" w:sz="0" w:space="0" w:color="000000"/>
-            </w:tcBorders>
-            <w:shd w:val="clear" w:color="auto" w:fill="FFFFFF"/>
-            <w:tcMar>
-              <w:top w:w="0" w:type="dxa"/>
-              <w:bottom w:w="0" w:type="dxa"/>
-              <w:left w:w="0" w:type="dxa"/>
-              <w:right w:w="0" w:type="dxa"/>
-            </w:tcMar>
-            <w:vAlign w:val="center"/>
-          </w:tcPr>
-          <w:p>
-            <w:pPr>
-              <w:jc w:val="center"/>
-              <w:pBdr>
-                <w:bottom w:val="none" w:sz="0" w:space="0" w:color="000000"/>
-                <w:top w:val="none" w:sz="0" w:space="0" w:color="000000"/>
-                <w:left w:val="none" w:sz="0" w:space="0" w:color="000000"/>
-                <w:right w:val="none" w:sz="0" w:space="0" w:color="000000"/>
-              </w:pBdr>
-              <w:spacing w:after="100" w:before="100" w:line="240"/>
-              <w:ind w:left="100" w:right="100" w:firstLine="0" w:firstLineChars="0"/>
-              <w:rPr>
-                <w:rFonts w:ascii="Arial" w:hAnsi="Arial" w:eastAsia="Arial" w:cs="Arial"/>
-                <w:i w:val="false"/>
-                <w:b w:val="false"/>
-                <w:u w:val="none"/>
-                <w:strike w:val="false"/>
-                <w:sz w:val="20"/>
-                <w:szCs w:val="20"/>
-                <w:color w:val="000000"/>
-              </w:rPr>
-            </w:pPr>
-            <w:r>
-              <w:rPr>
-                <w:rFonts w:ascii="Arial" w:hAnsi="Arial" w:eastAsia="Arial" w:cs="Arial"/>
-                <w:i w:val="false"/>
-                <w:b w:val="false"/>
-                <w:u w:val="none"/>
-                <w:strike w:val="false"/>
-                <w:sz w:val="20"/>
-                <w:szCs w:val="20"/>
-                <w:color w:val="000000"/>
-              </w:rPr>
-              <w:t xml:space="preserve"> 0.171***</w:t>
-            </w:r>
-          </w:p>
-        </w:tc>
-        <w:tc>
-          <w:tcPr>
-            <w:tcBorders>
-              <w:bottom w:val="none" w:sz="0" w:space="0" w:color="000000"/>
-              <w:top w:val="none" w:sz="0" w:space="0" w:color="000000"/>
-              <w:left w:val="none" w:sz="0" w:space="0" w:color="000000"/>
-              <w:right w:val="none" w:sz="0" w:space="0" w:color="000000"/>
-            </w:tcBorders>
-            <w:shd w:val="clear" w:color="auto" w:fill="FFFFFF"/>
-            <w:tcMar>
-              <w:top w:w="0" w:type="dxa"/>
-              <w:bottom w:w="0" w:type="dxa"/>
-              <w:left w:w="0" w:type="dxa"/>
-              <w:right w:w="0" w:type="dxa"/>
-            </w:tcMar>
-            <w:vAlign w:val="center"/>
-          </w:tcPr>
-          <w:p>
-            <w:pPr>
-              <w:jc w:val="center"/>
-              <w:pBdr>
-                <w:bottom w:val="none" w:sz="0" w:space="0" w:color="000000"/>
-                <w:top w:val="none" w:sz="0" w:space="0" w:color="000000"/>
-                <w:left w:val="none" w:sz="0" w:space="0" w:color="000000"/>
-                <w:right w:val="none" w:sz="0" w:space="0" w:color="000000"/>
-              </w:pBdr>
-              <w:spacing w:after="100" w:before="100" w:line="240"/>
-              <w:ind w:left="100" w:right="100" w:firstLine="0" w:firstLineChars="0"/>
-              <w:rPr>
-                <w:rFonts w:ascii="Arial" w:hAnsi="Arial" w:eastAsia="Arial" w:cs="Arial"/>
-                <w:i w:val="false"/>
-                <w:b w:val="false"/>
-                <w:u w:val="none"/>
-                <w:strike w:val="false"/>
-                <w:sz w:val="20"/>
-                <w:szCs w:val="20"/>
-                <w:color w:val="000000"/>
-              </w:rPr>
-            </w:pPr>
-            <w:r>
-              <w:rPr>
-                <w:rFonts w:ascii="Arial" w:hAnsi="Arial" w:eastAsia="Arial" w:cs="Arial"/>
-                <w:i w:val="false"/>
-                <w:b w:val="false"/>
-                <w:u w:val="none"/>
-                <w:strike w:val="false"/>
-                <w:sz w:val="20"/>
-                <w:szCs w:val="20"/>
-                <w:color w:val="000000"/>
-              </w:rPr>
-              <w:t xml:space="preserve"/>
-            </w:r>
-          </w:p>
-        </w:tc>
-        <w:tc>
-          <w:tcPr>
-            <w:tcBorders>
-              <w:bottom w:val="none" w:sz="0" w:space="0" w:color="000000"/>
-              <w:top w:val="none" w:sz="0" w:space="0" w:color="000000"/>
-              <w:left w:val="none" w:sz="0" w:space="0" w:color="000000"/>
-              <w:right w:val="none" w:sz="0" w:space="0" w:color="000000"/>
-            </w:tcBorders>
-            <w:shd w:val="clear" w:color="auto" w:fill="FFFFFF"/>
-            <w:tcMar>
-              <w:top w:w="0" w:type="dxa"/>
-              <w:bottom w:w="0" w:type="dxa"/>
-              <w:left w:w="0" w:type="dxa"/>
-              <w:right w:w="0" w:type="dxa"/>
-            </w:tcMar>
-            <w:vAlign w:val="center"/>
-          </w:tcPr>
-          <w:p>
-            <w:pPr>
-              <w:jc w:val="center"/>
-              <w:pBdr>
-                <w:bottom w:val="none" w:sz="0" w:space="0" w:color="000000"/>
-                <w:top w:val="none" w:sz="0" w:space="0" w:color="000000"/>
-                <w:left w:val="none" w:sz="0" w:space="0" w:color="000000"/>
-                <w:right w:val="none" w:sz="0" w:space="0" w:color="000000"/>
-              </w:pBdr>
-              <w:spacing w:after="100" w:before="100" w:line="240"/>
-              <w:ind w:left="100" w:right="100" w:firstLine="0" w:firstLineChars="0"/>
-              <w:rPr>
-                <w:rFonts w:ascii="Arial" w:hAnsi="Arial" w:eastAsia="Arial" w:cs="Arial"/>
-                <w:i w:val="false"/>
-                <w:b w:val="false"/>
-                <w:u w:val="none"/>
-                <w:strike w:val="false"/>
-                <w:sz w:val="20"/>
-                <w:szCs w:val="20"/>
-                <w:color w:val="000000"/>
-              </w:rPr>
-            </w:pPr>
-            <w:r>
-              <w:rPr>
-                <w:rFonts w:ascii="Arial" w:hAnsi="Arial" w:eastAsia="Arial" w:cs="Arial"/>
-                <w:i w:val="false"/>
-                <w:b w:val="false"/>
-                <w:u w:val="none"/>
-                <w:strike w:val="false"/>
-                <w:sz w:val="20"/>
-                <w:szCs w:val="20"/>
-                <w:color w:val="000000"/>
-              </w:rPr>
-              <w:t xml:space="preserve"/>
-            </w:r>
-          </w:p>
-        </w:tc>
-      </w:tr>
-      <w:tr>
-        <w:trPr>
-          <w:trHeight w:val="454" w:hRule="auto"/>
-        </w:trPr>
-        body6
         <w:tc>
           <w:tcPr>
             <w:tcBorders>
@@ -2416,6 +1785,7 @@
           </w:tcPr>
           <w:p>
             <w:pPr>
+              <w:pStyle w:val="Normal"/>
               <w:jc w:val="left"/>
               <w:pBdr>
                 <w:bottom w:val="none" w:sz="0" w:space="0" w:color="000000"/>
@@ -2447,7 +1817,7 @@
                 <w:szCs w:val="20"/>
                 <w:color w:val="000000"/>
               </w:rPr>
-              <w:t xml:space="preserve">6. Self-efficacy</w:t>
+              <w:t xml:space="preserve">5. Self-efficacy for Cancer Prevention</w:t>
             </w:r>
           </w:p>
         </w:tc>
@@ -2470,6 +1840,7 @@
           </w:tcPr>
           <w:p>
             <w:pPr>
+              <w:pStyle w:val="Normal"/>
               <w:jc w:val="center"/>
               <w:pBdr>
                 <w:bottom w:val="none" w:sz="0" w:space="0" w:color="000000"/>
@@ -2524,6 +1895,7 @@
           </w:tcPr>
           <w:p>
             <w:pPr>
+              <w:pStyle w:val="Normal"/>
               <w:jc w:val="center"/>
               <w:pBdr>
                 <w:bottom w:val="none" w:sz="0" w:space="0" w:color="000000"/>
@@ -2578,6 +1950,7 @@
           </w:tcPr>
           <w:p>
             <w:pPr>
+              <w:pStyle w:val="Normal"/>
               <w:jc w:val="center"/>
               <w:pBdr>
                 <w:bottom w:val="none" w:sz="0" w:space="0" w:color="000000"/>
@@ -2632,6 +2005,7 @@
           </w:tcPr>
           <w:p>
             <w:pPr>
+              <w:pStyle w:val="Normal"/>
               <w:jc w:val="center"/>
               <w:pBdr>
                 <w:bottom w:val="none" w:sz="0" w:space="0" w:color="000000"/>
@@ -2663,7 +2037,7 @@
                 <w:szCs w:val="20"/>
                 <w:color w:val="000000"/>
               </w:rPr>
-              <w:t xml:space="preserve">-0.035</w:t>
+              <w:t xml:space="preserve">-0.120***</w:t>
             </w:r>
           </w:p>
         </w:tc>
@@ -2686,60 +2060,7 @@
           </w:tcPr>
           <w:p>
             <w:pPr>
-              <w:jc w:val="center"/>
-              <w:pBdr>
-                <w:bottom w:val="none" w:sz="0" w:space="0" w:color="000000"/>
-                <w:top w:val="none" w:sz="0" w:space="0" w:color="000000"/>
-                <w:left w:val="none" w:sz="0" w:space="0" w:color="000000"/>
-                <w:right w:val="none" w:sz="0" w:space="0" w:color="000000"/>
-              </w:pBdr>
-              <w:spacing w:after="100" w:before="100" w:line="240"/>
-              <w:ind w:left="100" w:right="100" w:firstLine="0" w:firstLineChars="0"/>
-              <w:rPr>
-                <w:rFonts w:ascii="Arial" w:hAnsi="Arial" w:eastAsia="Arial" w:cs="Arial"/>
-                <w:i w:val="false"/>
-                <w:b w:val="false"/>
-                <w:u w:val="none"/>
-                <w:strike w:val="false"/>
-                <w:sz w:val="20"/>
-                <w:szCs w:val="20"/>
-                <w:color w:val="000000"/>
-              </w:rPr>
-            </w:pPr>
-            <w:r>
-              <w:rPr>
-                <w:rFonts w:ascii="Arial" w:hAnsi="Arial" w:eastAsia="Arial" w:cs="Arial"/>
-                <w:i w:val="false"/>
-                <w:b w:val="false"/>
-                <w:u w:val="none"/>
-                <w:strike w:val="false"/>
-                <w:sz w:val="20"/>
-                <w:szCs w:val="20"/>
-                <w:color w:val="000000"/>
-              </w:rPr>
-              <w:t xml:space="preserve">-0.120***</w:t>
-            </w:r>
-          </w:p>
-        </w:tc>
-        <w:tc>
-          <w:tcPr>
-            <w:tcBorders>
-              <w:bottom w:val="single" w:sz="12" w:space="0" w:color="666666"/>
-              <w:top w:val="none" w:sz="0" w:space="0" w:color="000000"/>
-              <w:left w:val="none" w:sz="0" w:space="0" w:color="000000"/>
-              <w:right w:val="none" w:sz="0" w:space="0" w:color="000000"/>
-            </w:tcBorders>
-            <w:shd w:val="clear" w:color="auto" w:fill="FFFFFF"/>
-            <w:tcMar>
-              <w:top w:w="0" w:type="dxa"/>
-              <w:bottom w:w="0" w:type="dxa"/>
-              <w:left w:w="0" w:type="dxa"/>
-              <w:right w:w="0" w:type="dxa"/>
-            </w:tcMar>
-            <w:vAlign w:val="center"/>
-          </w:tcPr>
-          <w:p>
-            <w:pPr>
+              <w:pStyle w:val="Normal"/>
               <w:jc w:val="center"/>
               <w:pBdr>
                 <w:bottom w:val="none" w:sz="0" w:space="0" w:color="000000"/>
@@ -2780,10 +2101,9 @@
         <w:trPr>
           <w:trHeight w:val="360" w:hRule="auto"/>
         </w:trPr>
-        footer1
-        <w:tc>
-          <w:tcPr>
-            <w:gridSpan w:val="7"/>
+        <w:tc>
+          <w:tcPr>
+            <w:gridSpan w:val="6"/>
             <w:tcBorders>
               <w:bottom w:val="none" w:sz="0" w:space="0" w:color="FFFFFF"/>
               <w:top w:val="single" w:sz="12" w:space="0" w:color="666666"/>
@@ -2801,6 +2121,7 @@
           </w:tcPr>
           <w:p>
             <w:pPr>
+              <w:pStyle w:val="Normal"/>
               <w:jc w:val="left"/>
               <w:pBdr>
                 <w:bottom w:val="none" w:sz="0" w:space="0" w:color="000000"/>

--- a/Output/Table_4_Correlation_Matrix.docx
+++ b/Output/Table_4_Correlation_Matrix.docx
@@ -26,9 +26,10 @@
       </w:tblGrid>
       <w:tr>
         <w:trPr>
-          <w:trHeight w:val="470" w:hRule="auto"/>
+          <w:trHeight w:val="413" w:hRule="auto"/>
           <w:tblHeader/>
         </w:trPr>
+        header1
         <w:tc>
           <w:tcPr>
             <w:gridSpan w:val="6"/>
@@ -49,7 +50,6 @@
           </w:tcPr>
           <w:p>
             <w:pPr>
-              <w:pStyle w:val="Normal"/>
               <w:jc w:val="left"/>
               <w:pBdr>
                 <w:bottom w:val="none" w:sz="0" w:space="0" w:color="000000"/>
@@ -88,9 +88,10 @@
       </w:tr>
       <w:tr>
         <w:trPr>
-          <w:trHeight w:val="470" w:hRule="auto"/>
+          <w:trHeight w:val="413" w:hRule="auto"/>
           <w:tblHeader/>
         </w:trPr>
+        header2
         <w:tc>
           <w:tcPr>
             <w:tcBorders>
@@ -110,7 +111,6 @@
           </w:tcPr>
           <w:p>
             <w:pPr>
-              <w:pStyle w:val="Normal"/>
               <w:jc w:val="left"/>
               <w:pBdr>
                 <w:bottom w:val="none" w:sz="0" w:space="0" w:color="000000"/>
@@ -165,7 +165,6 @@
           </w:tcPr>
           <w:p>
             <w:pPr>
-              <w:pStyle w:val="Normal"/>
               <w:jc w:val="center"/>
               <w:pBdr>
                 <w:bottom w:val="none" w:sz="0" w:space="0" w:color="000000"/>
@@ -220,7 +219,6 @@
           </w:tcPr>
           <w:p>
             <w:pPr>
-              <w:pStyle w:val="Normal"/>
               <w:jc w:val="center"/>
               <w:pBdr>
                 <w:bottom w:val="none" w:sz="0" w:space="0" w:color="000000"/>
@@ -275,7 +273,6 @@
           </w:tcPr>
           <w:p>
             <w:pPr>
-              <w:pStyle w:val="Normal"/>
               <w:jc w:val="center"/>
               <w:pBdr>
                 <w:bottom w:val="none" w:sz="0" w:space="0" w:color="000000"/>
@@ -330,7 +327,6 @@
           </w:tcPr>
           <w:p>
             <w:pPr>
-              <w:pStyle w:val="Normal"/>
               <w:jc w:val="center"/>
               <w:pBdr>
                 <w:bottom w:val="none" w:sz="0" w:space="0" w:color="000000"/>
@@ -385,7 +381,6 @@
           </w:tcPr>
           <w:p>
             <w:pPr>
-              <w:pStyle w:val="Normal"/>
               <w:jc w:val="center"/>
               <w:pBdr>
                 <w:bottom w:val="none" w:sz="0" w:space="0" w:color="000000"/>
@@ -424,8 +419,9 @@
       </w:tr>
       <w:tr>
         <w:trPr>
-          <w:trHeight w:val="440" w:hRule="auto"/>
+          <w:trHeight w:val="454" w:hRule="auto"/>
         </w:trPr>
+        body1
         <w:tc>
           <w:tcPr>
             <w:tcBorders>
@@ -445,7 +441,6 @@
           </w:tcPr>
           <w:p>
             <w:pPr>
-              <w:pStyle w:val="Normal"/>
               <w:jc w:val="left"/>
               <w:pBdr>
                 <w:bottom w:val="none" w:sz="0" w:space="0" w:color="000000"/>
@@ -500,7 +495,6 @@
           </w:tcPr>
           <w:p>
             <w:pPr>
-              <w:pStyle w:val="Normal"/>
               <w:jc w:val="center"/>
               <w:pBdr>
                 <w:bottom w:val="none" w:sz="0" w:space="0" w:color="000000"/>
@@ -555,7 +549,6 @@
           </w:tcPr>
           <w:p>
             <w:pPr>
-              <w:pStyle w:val="Normal"/>
               <w:jc w:val="center"/>
               <w:pBdr>
                 <w:bottom w:val="none" w:sz="0" w:space="0" w:color="000000"/>
@@ -610,7 +603,6 @@
           </w:tcPr>
           <w:p>
             <w:pPr>
-              <w:pStyle w:val="Normal"/>
               <w:jc w:val="center"/>
               <w:pBdr>
                 <w:bottom w:val="none" w:sz="0" w:space="0" w:color="000000"/>
@@ -665,7 +657,6 @@
           </w:tcPr>
           <w:p>
             <w:pPr>
-              <w:pStyle w:val="Normal"/>
               <w:jc w:val="center"/>
               <w:pBdr>
                 <w:bottom w:val="none" w:sz="0" w:space="0" w:color="000000"/>
@@ -720,7 +711,6 @@
           </w:tcPr>
           <w:p>
             <w:pPr>
-              <w:pStyle w:val="Normal"/>
               <w:jc w:val="center"/>
               <w:pBdr>
                 <w:bottom w:val="none" w:sz="0" w:space="0" w:color="000000"/>
@@ -759,8 +749,9 @@
       </w:tr>
       <w:tr>
         <w:trPr>
-          <w:trHeight w:val="440" w:hRule="auto"/>
+          <w:trHeight w:val="415" w:hRule="auto"/>
         </w:trPr>
+        body2
         <w:tc>
           <w:tcPr>
             <w:tcBorders>
@@ -780,7 +771,6 @@
           </w:tcPr>
           <w:p>
             <w:pPr>
-              <w:pStyle w:val="Normal"/>
               <w:jc w:val="left"/>
               <w:pBdr>
                 <w:bottom w:val="none" w:sz="0" w:space="0" w:color="000000"/>
@@ -835,7 +825,6 @@
           </w:tcPr>
           <w:p>
             <w:pPr>
-              <w:pStyle w:val="Normal"/>
               <w:jc w:val="center"/>
               <w:pBdr>
                 <w:bottom w:val="none" w:sz="0" w:space="0" w:color="000000"/>
@@ -890,7 +879,6 @@
           </w:tcPr>
           <w:p>
             <w:pPr>
-              <w:pStyle w:val="Normal"/>
               <w:jc w:val="center"/>
               <w:pBdr>
                 <w:bottom w:val="none" w:sz="0" w:space="0" w:color="000000"/>
@@ -945,7 +933,6 @@
           </w:tcPr>
           <w:p>
             <w:pPr>
-              <w:pStyle w:val="Normal"/>
               <w:jc w:val="center"/>
               <w:pBdr>
                 <w:bottom w:val="none" w:sz="0" w:space="0" w:color="000000"/>
@@ -1000,7 +987,6 @@
           </w:tcPr>
           <w:p>
             <w:pPr>
-              <w:pStyle w:val="Normal"/>
               <w:jc w:val="center"/>
               <w:pBdr>
                 <w:bottom w:val="none" w:sz="0" w:space="0" w:color="000000"/>
@@ -1055,7 +1041,6 @@
           </w:tcPr>
           <w:p>
             <w:pPr>
-              <w:pStyle w:val="Normal"/>
               <w:jc w:val="center"/>
               <w:pBdr>
                 <w:bottom w:val="none" w:sz="0" w:space="0" w:color="000000"/>
@@ -1094,8 +1079,9 @@
       </w:tr>
       <w:tr>
         <w:trPr>
-          <w:trHeight w:val="440" w:hRule="auto"/>
+          <w:trHeight w:val="453" w:hRule="auto"/>
         </w:trPr>
+        body3
         <w:tc>
           <w:tcPr>
             <w:tcBorders>
@@ -1115,7 +1101,6 @@
           </w:tcPr>
           <w:p>
             <w:pPr>
-              <w:pStyle w:val="Normal"/>
               <w:jc w:val="left"/>
               <w:pBdr>
                 <w:bottom w:val="none" w:sz="0" w:space="0" w:color="000000"/>
@@ -1170,7 +1155,6 @@
           </w:tcPr>
           <w:p>
             <w:pPr>
-              <w:pStyle w:val="Normal"/>
               <w:jc w:val="center"/>
               <w:pBdr>
                 <w:bottom w:val="none" w:sz="0" w:space="0" w:color="000000"/>
@@ -1225,7 +1209,6 @@
           </w:tcPr>
           <w:p>
             <w:pPr>
-              <w:pStyle w:val="Normal"/>
               <w:jc w:val="center"/>
               <w:pBdr>
                 <w:bottom w:val="none" w:sz="0" w:space="0" w:color="000000"/>
@@ -1280,7 +1263,6 @@
           </w:tcPr>
           <w:p>
             <w:pPr>
-              <w:pStyle w:val="Normal"/>
               <w:jc w:val="center"/>
               <w:pBdr>
                 <w:bottom w:val="none" w:sz="0" w:space="0" w:color="000000"/>
@@ -1335,7 +1317,6 @@
           </w:tcPr>
           <w:p>
             <w:pPr>
-              <w:pStyle w:val="Normal"/>
               <w:jc w:val="center"/>
               <w:pBdr>
                 <w:bottom w:val="none" w:sz="0" w:space="0" w:color="000000"/>
@@ -1390,7 +1371,6 @@
           </w:tcPr>
           <w:p>
             <w:pPr>
-              <w:pStyle w:val="Normal"/>
               <w:jc w:val="center"/>
               <w:pBdr>
                 <w:bottom w:val="none" w:sz="0" w:space="0" w:color="000000"/>
@@ -1429,8 +1409,9 @@
       </w:tr>
       <w:tr>
         <w:trPr>
-          <w:trHeight w:val="440" w:hRule="auto"/>
+          <w:trHeight w:val="415" w:hRule="auto"/>
         </w:trPr>
+        body4
         <w:tc>
           <w:tcPr>
             <w:tcBorders>
@@ -1450,7 +1431,6 @@
           </w:tcPr>
           <w:p>
             <w:pPr>
-              <w:pStyle w:val="Normal"/>
               <w:jc w:val="left"/>
               <w:pBdr>
                 <w:bottom w:val="none" w:sz="0" w:space="0" w:color="000000"/>
@@ -1505,7 +1485,6 @@
           </w:tcPr>
           <w:p>
             <w:pPr>
-              <w:pStyle w:val="Normal"/>
               <w:jc w:val="center"/>
               <w:pBdr>
                 <w:bottom w:val="none" w:sz="0" w:space="0" w:color="000000"/>
@@ -1560,7 +1539,6 @@
           </w:tcPr>
           <w:p>
             <w:pPr>
-              <w:pStyle w:val="Normal"/>
               <w:jc w:val="center"/>
               <w:pBdr>
                 <w:bottom w:val="none" w:sz="0" w:space="0" w:color="000000"/>
@@ -1615,7 +1593,6 @@
           </w:tcPr>
           <w:p>
             <w:pPr>
-              <w:pStyle w:val="Normal"/>
               <w:jc w:val="center"/>
               <w:pBdr>
                 <w:bottom w:val="none" w:sz="0" w:space="0" w:color="000000"/>
@@ -1670,7 +1647,6 @@
           </w:tcPr>
           <w:p>
             <w:pPr>
-              <w:pStyle w:val="Normal"/>
               <w:jc w:val="center"/>
               <w:pBdr>
                 <w:bottom w:val="none" w:sz="0" w:space="0" w:color="000000"/>
@@ -1725,7 +1701,6 @@
           </w:tcPr>
           <w:p>
             <w:pPr>
-              <w:pStyle w:val="Normal"/>
               <w:jc w:val="center"/>
               <w:pBdr>
                 <w:bottom w:val="none" w:sz="0" w:space="0" w:color="000000"/>
@@ -1764,8 +1739,9 @@
       </w:tr>
       <w:tr>
         <w:trPr>
-          <w:trHeight w:val="455" w:hRule="auto"/>
+          <w:trHeight w:val="454" w:hRule="auto"/>
         </w:trPr>
+        body5
         <w:tc>
           <w:tcPr>
             <w:tcBorders>
@@ -1785,7 +1761,6 @@
           </w:tcPr>
           <w:p>
             <w:pPr>
-              <w:pStyle w:val="Normal"/>
               <w:jc w:val="left"/>
               <w:pBdr>
                 <w:bottom w:val="none" w:sz="0" w:space="0" w:color="000000"/>
@@ -1840,7 +1815,6 @@
           </w:tcPr>
           <w:p>
             <w:pPr>
-              <w:pStyle w:val="Normal"/>
               <w:jc w:val="center"/>
               <w:pBdr>
                 <w:bottom w:val="none" w:sz="0" w:space="0" w:color="000000"/>
@@ -1895,7 +1869,6 @@
           </w:tcPr>
           <w:p>
             <w:pPr>
-              <w:pStyle w:val="Normal"/>
               <w:jc w:val="center"/>
               <w:pBdr>
                 <w:bottom w:val="none" w:sz="0" w:space="0" w:color="000000"/>
@@ -1950,7 +1923,6 @@
           </w:tcPr>
           <w:p>
             <w:pPr>
-              <w:pStyle w:val="Normal"/>
               <w:jc w:val="center"/>
               <w:pBdr>
                 <w:bottom w:val="none" w:sz="0" w:space="0" w:color="000000"/>
@@ -2005,7 +1977,6 @@
           </w:tcPr>
           <w:p>
             <w:pPr>
-              <w:pStyle w:val="Normal"/>
               <w:jc w:val="center"/>
               <w:pBdr>
                 <w:bottom w:val="none" w:sz="0" w:space="0" w:color="000000"/>
@@ -2060,7 +2031,6 @@
           </w:tcPr>
           <w:p>
             <w:pPr>
-              <w:pStyle w:val="Normal"/>
               <w:jc w:val="center"/>
               <w:pBdr>
                 <w:bottom w:val="none" w:sz="0" w:space="0" w:color="000000"/>
@@ -2101,6 +2071,7 @@
         <w:trPr>
           <w:trHeight w:val="360" w:hRule="auto"/>
         </w:trPr>
+        footer1
         <w:tc>
           <w:tcPr>
             <w:gridSpan w:val="6"/>
@@ -2121,7 +2092,6 @@
           </w:tcPr>
           <w:p>
             <w:pPr>
-              <w:pStyle w:val="Normal"/>
               <w:jc w:val="left"/>
               <w:pBdr>
                 <w:bottom w:val="none" w:sz="0" w:space="0" w:color="000000"/>

--- a/Output/Table_4_Correlation_Matrix.docx
+++ b/Output/Table_4_Correlation_Matrix.docx
@@ -26,10 +26,9 @@
       </w:tblGrid>
       <w:tr>
         <w:trPr>
-          <w:trHeight w:val="413" w:hRule="auto"/>
+          <w:trHeight w:val="470" w:hRule="auto"/>
           <w:tblHeader/>
         </w:trPr>
-        header1
         <w:tc>
           <w:tcPr>
             <w:gridSpan w:val="6"/>
@@ -50,6 +49,7 @@
           </w:tcPr>
           <w:p>
             <w:pPr>
+              <w:pStyle w:val="Normal"/>
               <w:jc w:val="left"/>
               <w:pBdr>
                 <w:bottom w:val="none" w:sz="0" w:space="0" w:color="000000"/>
@@ -88,10 +88,9 @@
       </w:tr>
       <w:tr>
         <w:trPr>
-          <w:trHeight w:val="413" w:hRule="auto"/>
+          <w:trHeight w:val="470" w:hRule="auto"/>
           <w:tblHeader/>
         </w:trPr>
-        header2
         <w:tc>
           <w:tcPr>
             <w:tcBorders>
@@ -111,6 +110,7 @@
           </w:tcPr>
           <w:p>
             <w:pPr>
+              <w:pStyle w:val="Normal"/>
               <w:jc w:val="left"/>
               <w:pBdr>
                 <w:bottom w:val="none" w:sz="0" w:space="0" w:color="000000"/>
@@ -165,6 +165,7 @@
           </w:tcPr>
           <w:p>
             <w:pPr>
+              <w:pStyle w:val="Normal"/>
               <w:jc w:val="center"/>
               <w:pBdr>
                 <w:bottom w:val="none" w:sz="0" w:space="0" w:color="000000"/>
@@ -219,6 +220,7 @@
           </w:tcPr>
           <w:p>
             <w:pPr>
+              <w:pStyle w:val="Normal"/>
               <w:jc w:val="center"/>
               <w:pBdr>
                 <w:bottom w:val="none" w:sz="0" w:space="0" w:color="000000"/>
@@ -273,6 +275,7 @@
           </w:tcPr>
           <w:p>
             <w:pPr>
+              <w:pStyle w:val="Normal"/>
               <w:jc w:val="center"/>
               <w:pBdr>
                 <w:bottom w:val="none" w:sz="0" w:space="0" w:color="000000"/>
@@ -327,6 +330,7 @@
           </w:tcPr>
           <w:p>
             <w:pPr>
+              <w:pStyle w:val="Normal"/>
               <w:jc w:val="center"/>
               <w:pBdr>
                 <w:bottom w:val="none" w:sz="0" w:space="0" w:color="000000"/>
@@ -381,6 +385,7 @@
           </w:tcPr>
           <w:p>
             <w:pPr>
+              <w:pStyle w:val="Normal"/>
               <w:jc w:val="center"/>
               <w:pBdr>
                 <w:bottom w:val="none" w:sz="0" w:space="0" w:color="000000"/>
@@ -419,9 +424,8 @@
       </w:tr>
       <w:tr>
         <w:trPr>
-          <w:trHeight w:val="454" w:hRule="auto"/>
+          <w:trHeight w:val="440" w:hRule="auto"/>
         </w:trPr>
-        body1
         <w:tc>
           <w:tcPr>
             <w:tcBorders>
@@ -441,6 +445,7 @@
           </w:tcPr>
           <w:p>
             <w:pPr>
+              <w:pStyle w:val="Normal"/>
               <w:jc w:val="left"/>
               <w:pBdr>
                 <w:bottom w:val="none" w:sz="0" w:space="0" w:color="000000"/>
@@ -495,6 +500,7 @@
           </w:tcPr>
           <w:p>
             <w:pPr>
+              <w:pStyle w:val="Normal"/>
               <w:jc w:val="center"/>
               <w:pBdr>
                 <w:bottom w:val="none" w:sz="0" w:space="0" w:color="000000"/>
@@ -549,6 +555,7 @@
           </w:tcPr>
           <w:p>
             <w:pPr>
+              <w:pStyle w:val="Normal"/>
               <w:jc w:val="center"/>
               <w:pBdr>
                 <w:bottom w:val="none" w:sz="0" w:space="0" w:color="000000"/>
@@ -603,6 +610,7 @@
           </w:tcPr>
           <w:p>
             <w:pPr>
+              <w:pStyle w:val="Normal"/>
               <w:jc w:val="center"/>
               <w:pBdr>
                 <w:bottom w:val="none" w:sz="0" w:space="0" w:color="000000"/>
@@ -657,6 +665,7 @@
           </w:tcPr>
           <w:p>
             <w:pPr>
+              <w:pStyle w:val="Normal"/>
               <w:jc w:val="center"/>
               <w:pBdr>
                 <w:bottom w:val="none" w:sz="0" w:space="0" w:color="000000"/>
@@ -711,6 +720,7 @@
           </w:tcPr>
           <w:p>
             <w:pPr>
+              <w:pStyle w:val="Normal"/>
               <w:jc w:val="center"/>
               <w:pBdr>
                 <w:bottom w:val="none" w:sz="0" w:space="0" w:color="000000"/>
@@ -749,9 +759,8 @@
       </w:tr>
       <w:tr>
         <w:trPr>
-          <w:trHeight w:val="415" w:hRule="auto"/>
+          <w:trHeight w:val="440" w:hRule="auto"/>
         </w:trPr>
-        body2
         <w:tc>
           <w:tcPr>
             <w:tcBorders>
@@ -771,6 +780,7 @@
           </w:tcPr>
           <w:p>
             <w:pPr>
+              <w:pStyle w:val="Normal"/>
               <w:jc w:val="left"/>
               <w:pBdr>
                 <w:bottom w:val="none" w:sz="0" w:space="0" w:color="000000"/>
@@ -825,6 +835,7 @@
           </w:tcPr>
           <w:p>
             <w:pPr>
+              <w:pStyle w:val="Normal"/>
               <w:jc w:val="center"/>
               <w:pBdr>
                 <w:bottom w:val="none" w:sz="0" w:space="0" w:color="000000"/>
@@ -879,6 +890,7 @@
           </w:tcPr>
           <w:p>
             <w:pPr>
+              <w:pStyle w:val="Normal"/>
               <w:jc w:val="center"/>
               <w:pBdr>
                 <w:bottom w:val="none" w:sz="0" w:space="0" w:color="000000"/>
@@ -933,6 +945,7 @@
           </w:tcPr>
           <w:p>
             <w:pPr>
+              <w:pStyle w:val="Normal"/>
               <w:jc w:val="center"/>
               <w:pBdr>
                 <w:bottom w:val="none" w:sz="0" w:space="0" w:color="000000"/>
@@ -987,6 +1000,7 @@
           </w:tcPr>
           <w:p>
             <w:pPr>
+              <w:pStyle w:val="Normal"/>
               <w:jc w:val="center"/>
               <w:pBdr>
                 <w:bottom w:val="none" w:sz="0" w:space="0" w:color="000000"/>
@@ -1041,6 +1055,7 @@
           </w:tcPr>
           <w:p>
             <w:pPr>
+              <w:pStyle w:val="Normal"/>
               <w:jc w:val="center"/>
               <w:pBdr>
                 <w:bottom w:val="none" w:sz="0" w:space="0" w:color="000000"/>
@@ -1079,9 +1094,8 @@
       </w:tr>
       <w:tr>
         <w:trPr>
-          <w:trHeight w:val="453" w:hRule="auto"/>
+          <w:trHeight w:val="440" w:hRule="auto"/>
         </w:trPr>
-        body3
         <w:tc>
           <w:tcPr>
             <w:tcBorders>
@@ -1101,6 +1115,7 @@
           </w:tcPr>
           <w:p>
             <w:pPr>
+              <w:pStyle w:val="Normal"/>
               <w:jc w:val="left"/>
               <w:pBdr>
                 <w:bottom w:val="none" w:sz="0" w:space="0" w:color="000000"/>
@@ -1155,6 +1170,7 @@
           </w:tcPr>
           <w:p>
             <w:pPr>
+              <w:pStyle w:val="Normal"/>
               <w:jc w:val="center"/>
               <w:pBdr>
                 <w:bottom w:val="none" w:sz="0" w:space="0" w:color="000000"/>
@@ -1209,6 +1225,7 @@
           </w:tcPr>
           <w:p>
             <w:pPr>
+              <w:pStyle w:val="Normal"/>
               <w:jc w:val="center"/>
               <w:pBdr>
                 <w:bottom w:val="none" w:sz="0" w:space="0" w:color="000000"/>
@@ -1240,7 +1257,7 @@
                 <w:szCs w:val="20"/>
                 <w:color w:val="000000"/>
               </w:rPr>
-              <w:t xml:space="preserve"> 0.190***</w:t>
+              <w:t xml:space="preserve"> 0.189***</w:t>
             </w:r>
           </w:p>
         </w:tc>
@@ -1263,6 +1280,7 @@
           </w:tcPr>
           <w:p>
             <w:pPr>
+              <w:pStyle w:val="Normal"/>
               <w:jc w:val="center"/>
               <w:pBdr>
                 <w:bottom w:val="none" w:sz="0" w:space="0" w:color="000000"/>
@@ -1317,6 +1335,7 @@
           </w:tcPr>
           <w:p>
             <w:pPr>
+              <w:pStyle w:val="Normal"/>
               <w:jc w:val="center"/>
               <w:pBdr>
                 <w:bottom w:val="none" w:sz="0" w:space="0" w:color="000000"/>
@@ -1371,6 +1390,7 @@
           </w:tcPr>
           <w:p>
             <w:pPr>
+              <w:pStyle w:val="Normal"/>
               <w:jc w:val="center"/>
               <w:pBdr>
                 <w:bottom w:val="none" w:sz="0" w:space="0" w:color="000000"/>
@@ -1409,9 +1429,8 @@
       </w:tr>
       <w:tr>
         <w:trPr>
-          <w:trHeight w:val="415" w:hRule="auto"/>
+          <w:trHeight w:val="440" w:hRule="auto"/>
         </w:trPr>
-        body4
         <w:tc>
           <w:tcPr>
             <w:tcBorders>
@@ -1431,6 +1450,7 @@
           </w:tcPr>
           <w:p>
             <w:pPr>
+              <w:pStyle w:val="Normal"/>
               <w:jc w:val="left"/>
               <w:pBdr>
                 <w:bottom w:val="none" w:sz="0" w:space="0" w:color="000000"/>
@@ -1485,6 +1505,7 @@
           </w:tcPr>
           <w:p>
             <w:pPr>
+              <w:pStyle w:val="Normal"/>
               <w:jc w:val="center"/>
               <w:pBdr>
                 <w:bottom w:val="none" w:sz="0" w:space="0" w:color="000000"/>
@@ -1539,6 +1560,7 @@
           </w:tcPr>
           <w:p>
             <w:pPr>
+              <w:pStyle w:val="Normal"/>
               <w:jc w:val="center"/>
               <w:pBdr>
                 <w:bottom w:val="none" w:sz="0" w:space="0" w:color="000000"/>
@@ -1593,6 +1615,7 @@
           </w:tcPr>
           <w:p>
             <w:pPr>
+              <w:pStyle w:val="Normal"/>
               <w:jc w:val="center"/>
               <w:pBdr>
                 <w:bottom w:val="none" w:sz="0" w:space="0" w:color="000000"/>
@@ -1647,6 +1670,7 @@
           </w:tcPr>
           <w:p>
             <w:pPr>
+              <w:pStyle w:val="Normal"/>
               <w:jc w:val="center"/>
               <w:pBdr>
                 <w:bottom w:val="none" w:sz="0" w:space="0" w:color="000000"/>
@@ -1701,6 +1725,7 @@
           </w:tcPr>
           <w:p>
             <w:pPr>
+              <w:pStyle w:val="Normal"/>
               <w:jc w:val="center"/>
               <w:pBdr>
                 <w:bottom w:val="none" w:sz="0" w:space="0" w:color="000000"/>
@@ -1739,9 +1764,8 @@
       </w:tr>
       <w:tr>
         <w:trPr>
-          <w:trHeight w:val="454" w:hRule="auto"/>
+          <w:trHeight w:val="455" w:hRule="auto"/>
         </w:trPr>
-        body5
         <w:tc>
           <w:tcPr>
             <w:tcBorders>
@@ -1761,6 +1785,7 @@
           </w:tcPr>
           <w:p>
             <w:pPr>
+              <w:pStyle w:val="Normal"/>
               <w:jc w:val="left"/>
               <w:pBdr>
                 <w:bottom w:val="none" w:sz="0" w:space="0" w:color="000000"/>
@@ -1815,6 +1840,7 @@
           </w:tcPr>
           <w:p>
             <w:pPr>
+              <w:pStyle w:val="Normal"/>
               <w:jc w:val="center"/>
               <w:pBdr>
                 <w:bottom w:val="none" w:sz="0" w:space="0" w:color="000000"/>
@@ -1869,6 +1895,7 @@
           </w:tcPr>
           <w:p>
             <w:pPr>
+              <w:pStyle w:val="Normal"/>
               <w:jc w:val="center"/>
               <w:pBdr>
                 <w:bottom w:val="none" w:sz="0" w:space="0" w:color="000000"/>
@@ -1923,6 +1950,7 @@
           </w:tcPr>
           <w:p>
             <w:pPr>
+              <w:pStyle w:val="Normal"/>
               <w:jc w:val="center"/>
               <w:pBdr>
                 <w:bottom w:val="none" w:sz="0" w:space="0" w:color="000000"/>
@@ -1954,7 +1982,7 @@
                 <w:szCs w:val="20"/>
                 <w:color w:val="000000"/>
               </w:rPr>
-              <w:t xml:space="preserve">-0.021</w:t>
+              <w:t xml:space="preserve">-0.020</w:t>
             </w:r>
           </w:p>
         </w:tc>
@@ -1977,6 +2005,7 @@
           </w:tcPr>
           <w:p>
             <w:pPr>
+              <w:pStyle w:val="Normal"/>
               <w:jc w:val="center"/>
               <w:pBdr>
                 <w:bottom w:val="none" w:sz="0" w:space="0" w:color="000000"/>
@@ -2031,6 +2060,7 @@
           </w:tcPr>
           <w:p>
             <w:pPr>
+              <w:pStyle w:val="Normal"/>
               <w:jc w:val="center"/>
               <w:pBdr>
                 <w:bottom w:val="none" w:sz="0" w:space="0" w:color="000000"/>
@@ -2071,7 +2101,6 @@
         <w:trPr>
           <w:trHeight w:val="360" w:hRule="auto"/>
         </w:trPr>
-        footer1
         <w:tc>
           <w:tcPr>
             <w:gridSpan w:val="6"/>
@@ -2092,6 +2121,7 @@
           </w:tcPr>
           <w:p>
             <w:pPr>
+              <w:pStyle w:val="Normal"/>
               <w:jc w:val="left"/>
               <w:pBdr>
                 <w:bottom w:val="none" w:sz="0" w:space="0" w:color="000000"/>
